--- a/Tài Liệu/SCI_SE_07.ProjectTestPlan.docx
+++ b/Tài Liệu/SCI_SE_07.ProjectTestPlan.docx
@@ -1052,7 +1052,7 @@
           <w:szCs w:val="36"/>
           <w:lang w:val="vi-VN"/>
         </w:rPr>
-        <w:t>2026.</w:t>
+        <w:t>2026</w:t>
       </w:r>
     </w:p>
     <w:p>
@@ -1529,7 +1529,7 @@
                 <w:szCs w:val="26"/>
                 <w:lang w:val="vi-VN"/>
               </w:rPr>
-              <w:t>17</w:t>
+              <w:t>10</w:t>
             </w:r>
             <w:r>
               <w:rPr>
@@ -3551,7 +3551,16 @@
                 <w:szCs w:val="26"/>
                 <w:lang w:val="vi-VN"/>
               </w:rPr>
-              <w:t>13/03/2026</w:t>
+              <w:t>17</w:t>
+            </w:r>
+            <w:r>
+              <w:rPr>
+                <w:rFonts w:ascii="Times New Roman" w:hAnsi="Times New Roman" w:cs="Times New Roman"/>
+                <w:sz w:val="26"/>
+                <w:szCs w:val="26"/>
+                <w:lang w:val="vi-VN"/>
+              </w:rPr>
+              <w:t>/03/2026</w:t>
             </w:r>
           </w:p>
         </w:tc>
@@ -3700,8 +3709,18 @@
                 <w:bCs/>
                 <w:sz w:val="26"/>
                 <w:szCs w:val="26"/>
-              </w:rPr>
-              <w:t>13/03/2026</w:t>
+                <w:lang w:val="vi-VN"/>
+              </w:rPr>
+              <w:t>17</w:t>
+            </w:r>
+            <w:r>
+              <w:rPr>
+                <w:rFonts w:ascii="Times New Roman" w:eastAsia="Calibri" w:hAnsi="Times New Roman" w:cs="Times New Roman"/>
+                <w:bCs/>
+                <w:sz w:val="26"/>
+                <w:szCs w:val="26"/>
+              </w:rPr>
+              <w:t>/03/2026</w:t>
             </w:r>
           </w:p>
         </w:tc>
@@ -6719,8 +6738,6 @@
               </w:rPr>
               <w:t>1.5 Các mức kiểm thử</w:t>
             </w:r>
-            <w:bookmarkStart w:id="0" w:name="_GoBack"/>
-            <w:bookmarkEnd w:id="0"/>
             <w:r>
               <w:rPr>
                 <w:rFonts w:ascii="Times New Roman" w:hAnsi="Times New Roman" w:cs="Times New Roman"/>
@@ -8348,14 +8365,14 @@
           <w:lang w:val="en"/>
         </w:rPr>
       </w:pPr>
-      <w:bookmarkStart w:id="1" w:name="_Toc66633608"/>
-      <w:bookmarkStart w:id="2" w:name="_Toc8386568"/>
-      <w:bookmarkStart w:id="3" w:name="_Toc58795842"/>
-      <w:bookmarkStart w:id="4" w:name="_Toc59708267"/>
-      <w:bookmarkStart w:id="5" w:name="_Toc59103950"/>
-      <w:bookmarkStart w:id="6" w:name="_Toc68719786"/>
-      <w:bookmarkStart w:id="7" w:name="_Toc66633646"/>
-      <w:bookmarkStart w:id="8" w:name="_Toc177035175"/>
+      <w:bookmarkStart w:id="0" w:name="_Toc66633608"/>
+      <w:bookmarkStart w:id="1" w:name="_Toc8386568"/>
+      <w:bookmarkStart w:id="2" w:name="_Toc58795842"/>
+      <w:bookmarkStart w:id="3" w:name="_Toc59708267"/>
+      <w:bookmarkStart w:id="4" w:name="_Toc59103950"/>
+      <w:bookmarkStart w:id="5" w:name="_Toc68719786"/>
+      <w:bookmarkStart w:id="6" w:name="_Toc66633646"/>
+      <w:bookmarkStart w:id="7" w:name="_Toc177035175"/>
       <w:r>
         <w:rPr>
           <w:rFonts w:ascii="Times New Roman" w:hAnsi="Times New Roman" w:cs="Times New Roman"/>
@@ -8378,8 +8395,8 @@
           <w:rFonts w:ascii="Times New Roman" w:hAnsi="Times New Roman" w:cs="Times New Roman"/>
         </w:rPr>
       </w:pPr>
-      <w:bookmarkStart w:id="9" w:name="_Toc224506357"/>
-      <w:bookmarkStart w:id="10" w:name="_Hlk207407526"/>
+      <w:bookmarkStart w:id="8" w:name="_Toc224506357"/>
+      <w:bookmarkStart w:id="9" w:name="_Hlk207407526"/>
       <w:r>
         <w:rPr>
           <w:rFonts w:ascii="Times New Roman" w:hAnsi="Times New Roman" w:cs="Times New Roman"/>
@@ -8387,6 +8404,7 @@
         <w:lastRenderedPageBreak/>
         <w:t>GIỚI THIỆU</w:t>
       </w:r>
+      <w:bookmarkEnd w:id="0"/>
       <w:bookmarkEnd w:id="1"/>
       <w:bookmarkEnd w:id="2"/>
       <w:bookmarkEnd w:id="3"/>
@@ -8395,7 +8413,6 @@
       <w:bookmarkEnd w:id="6"/>
       <w:bookmarkEnd w:id="7"/>
       <w:bookmarkEnd w:id="8"/>
-      <w:bookmarkEnd w:id="9"/>
     </w:p>
     <w:p>
       <w:pPr>
@@ -8405,19 +8422,20 @@
           <w:lang w:val="vi-VN"/>
         </w:rPr>
       </w:pPr>
-      <w:bookmarkStart w:id="11" w:name="_Toc8386569"/>
-      <w:bookmarkStart w:id="12" w:name="_Toc58795843"/>
-      <w:bookmarkStart w:id="13" w:name="_Toc59103951"/>
-      <w:bookmarkStart w:id="14" w:name="_Toc68719787"/>
-      <w:bookmarkStart w:id="15" w:name="_Toc59708268"/>
-      <w:bookmarkStart w:id="16" w:name="_Toc66633609"/>
-      <w:bookmarkStart w:id="17" w:name="_Toc177035176"/>
-      <w:bookmarkStart w:id="18" w:name="_Toc513987700"/>
-      <w:bookmarkStart w:id="19" w:name="_Toc66633647"/>
-      <w:bookmarkStart w:id="20" w:name="_Toc224506358"/>
+      <w:bookmarkStart w:id="10" w:name="_Toc8386569"/>
+      <w:bookmarkStart w:id="11" w:name="_Toc58795843"/>
+      <w:bookmarkStart w:id="12" w:name="_Toc59103951"/>
+      <w:bookmarkStart w:id="13" w:name="_Toc68719787"/>
+      <w:bookmarkStart w:id="14" w:name="_Toc59708268"/>
+      <w:bookmarkStart w:id="15" w:name="_Toc66633609"/>
+      <w:bookmarkStart w:id="16" w:name="_Toc177035176"/>
+      <w:bookmarkStart w:id="17" w:name="_Toc513987700"/>
+      <w:bookmarkStart w:id="18" w:name="_Toc66633647"/>
+      <w:bookmarkStart w:id="19" w:name="_Toc224506358"/>
       <w:r>
         <w:t xml:space="preserve">1.1 </w:t>
       </w:r>
+      <w:bookmarkEnd w:id="10"/>
       <w:bookmarkEnd w:id="11"/>
       <w:bookmarkEnd w:id="12"/>
       <w:bookmarkEnd w:id="13"/>
@@ -8426,14 +8444,13 @@
       <w:bookmarkEnd w:id="16"/>
       <w:bookmarkEnd w:id="17"/>
       <w:bookmarkEnd w:id="18"/>
-      <w:bookmarkEnd w:id="19"/>
       <w:r>
         <w:rPr>
           <w:lang w:val="vi-VN"/>
         </w:rPr>
         <w:t>Mục tiêu</w:t>
       </w:r>
-      <w:bookmarkEnd w:id="20"/>
+      <w:bookmarkEnd w:id="19"/>
     </w:p>
     <w:p>
       <w:pPr>
@@ -8550,8 +8567,8 @@
           <w:lang w:val="vi-VN"/>
         </w:rPr>
       </w:pPr>
-      <w:bookmarkStart w:id="21" w:name="_Toc224506359"/>
-      <w:bookmarkEnd w:id="10"/>
+      <w:bookmarkStart w:id="20" w:name="_Toc224506359"/>
+      <w:bookmarkEnd w:id="9"/>
       <w:r>
         <w:rPr>
           <w:lang w:val="en"/>
@@ -8582,7 +8599,7 @@
         </w:rPr>
         <w:t xml:space="preserve"> tài liệu</w:t>
       </w:r>
-      <w:bookmarkEnd w:id="21"/>
+      <w:bookmarkEnd w:id="20"/>
       <w:r>
         <w:rPr>
           <w:lang w:val="vi-VN"/>
@@ -8710,7 +8727,7 @@
           <w:lang w:val="vi-VN"/>
         </w:rPr>
       </w:pPr>
-      <w:bookmarkStart w:id="22" w:name="_Toc224506360"/>
+      <w:bookmarkStart w:id="21" w:name="_Toc224506360"/>
       <w:r>
         <w:rPr>
           <w:lang w:val="en"/>
@@ -8723,7 +8740,7 @@
         </w:rPr>
         <w:t>Thuật ngữ tài liệu viết tắt</w:t>
       </w:r>
-      <w:bookmarkEnd w:id="22"/>
+      <w:bookmarkEnd w:id="21"/>
     </w:p>
     <w:p>
       <w:pPr>
@@ -9008,7 +9025,7 @@
           <w:lang w:val="vi-VN"/>
         </w:rPr>
       </w:pPr>
-      <w:bookmarkStart w:id="23" w:name="_Toc224506361"/>
+      <w:bookmarkStart w:id="22" w:name="_Toc224506361"/>
       <w:r>
         <w:rPr>
           <w:rFonts w:cs="Times New Roman"/>
@@ -9016,7 +9033,7 @@
         </w:rPr>
         <w:t>1.4 Tài liệu tham khảo</w:t>
       </w:r>
-      <w:bookmarkEnd w:id="23"/>
+      <w:bookmarkEnd w:id="22"/>
       <w:r>
         <w:rPr>
           <w:rFonts w:cs="Times New Roman"/>
@@ -9131,7 +9148,7 @@
           <w:lang w:val="vi-VN"/>
         </w:rPr>
       </w:pPr>
-      <w:bookmarkStart w:id="24" w:name="_Toc224506362"/>
+      <w:bookmarkStart w:id="23" w:name="_Toc224506362"/>
       <w:r>
         <w:rPr>
           <w:rFonts w:cs="Times New Roman"/>
@@ -9146,7 +9163,7 @@
         </w:rPr>
         <w:t>Các mức kiểm thử</w:t>
       </w:r>
-      <w:bookmarkEnd w:id="24"/>
+      <w:bookmarkEnd w:id="23"/>
     </w:p>
     <w:p>
       <w:pPr>
@@ -9257,7 +9274,7 @@
       <w:pPr>
         <w:pStyle w:val="Heading1"/>
       </w:pPr>
-      <w:bookmarkStart w:id="25" w:name="_Toc224506363"/>
+      <w:bookmarkStart w:id="24" w:name="_Toc224506363"/>
       <w:r>
         <w:t>2</w:t>
       </w:r>
@@ -9267,7 +9284,7 @@
       <w:r>
         <w:t>CHI TIẾT</w:t>
       </w:r>
-      <w:bookmarkEnd w:id="25"/>
+      <w:bookmarkEnd w:id="24"/>
     </w:p>
     <w:p>
       <w:pPr>
@@ -9277,7 +9294,7 @@
           <w:lang w:val="vi-VN"/>
         </w:rPr>
       </w:pPr>
-      <w:bookmarkStart w:id="26" w:name="_Toc224506364"/>
+      <w:bookmarkStart w:id="25" w:name="_Toc224506364"/>
       <w:r>
         <w:rPr>
           <w:lang w:val="en"/>
@@ -9290,7 +9307,7 @@
         </w:rPr>
         <w:t>Các chức năng kiểm thử trong Sprint 1</w:t>
       </w:r>
-      <w:bookmarkEnd w:id="26"/>
+      <w:bookmarkEnd w:id="25"/>
     </w:p>
     <w:p>
       <w:pPr>
@@ -9495,7 +9512,7 @@
         <w:pStyle w:val="Heading2"/>
         <w:spacing w:line="360" w:lineRule="auto"/>
       </w:pPr>
-      <w:bookmarkStart w:id="27" w:name="_Toc224506365"/>
+      <w:bookmarkStart w:id="26" w:name="_Toc224506365"/>
       <w:r>
         <w:rPr>
           <w:lang w:val="en"/>
@@ -9508,7 +9525,7 @@
         </w:rPr>
         <w:t>Các chức năng kiểm thử trong Sprint 2</w:t>
       </w:r>
-      <w:bookmarkEnd w:id="27"/>
+      <w:bookmarkEnd w:id="26"/>
     </w:p>
     <w:p>
       <w:pPr>
@@ -9757,7 +9774,7 @@
           <w:lang w:val="vi-VN"/>
         </w:rPr>
       </w:pPr>
-      <w:bookmarkStart w:id="28" w:name="_Toc224506366"/>
+      <w:bookmarkStart w:id="27" w:name="_Toc224506366"/>
       <w:r>
         <w:rPr>
           <w:lang w:val="en"/>
@@ -9771,7 +9788,7 @@
         </w:rPr>
         <w:t>Các chức năng kiểm thử trong Sprint 3</w:t>
       </w:r>
-      <w:bookmarkEnd w:id="28"/>
+      <w:bookmarkEnd w:id="27"/>
     </w:p>
     <w:p>
       <w:pPr>
@@ -10041,7 +10058,7 @@
         </w:rPr>
         <w:tab/>
       </w:r>
-      <w:bookmarkStart w:id="29" w:name="_Toc224506367"/>
+      <w:bookmarkStart w:id="28" w:name="_Toc224506367"/>
       <w:r>
         <w:rPr>
           <w:lang w:val="vi-VN"/>
@@ -10054,7 +10071,7 @@
         </w:rPr>
         <w:t>Các chức năng không được kiểm thử</w:t>
       </w:r>
-      <w:bookmarkEnd w:id="29"/>
+      <w:bookmarkEnd w:id="28"/>
     </w:p>
     <w:p>
       <w:pPr>
@@ -10086,7 +10103,7 @@
           <w:lang w:val="vi-VN"/>
         </w:rPr>
       </w:pPr>
-      <w:bookmarkStart w:id="30" w:name="_Toc224506368"/>
+      <w:bookmarkStart w:id="29" w:name="_Toc224506368"/>
       <w:r>
         <w:rPr>
           <w:rFonts w:cs="Times New Roman"/>
@@ -10094,7 +10111,7 @@
         </w:rPr>
         <w:t>2.5 Các tài liệu</w:t>
       </w:r>
-      <w:bookmarkEnd w:id="30"/>
+      <w:bookmarkEnd w:id="29"/>
     </w:p>
     <w:p>
       <w:pPr>
@@ -10152,7 +10169,7 @@
           <w:lang w:val="vi-VN"/>
         </w:rPr>
       </w:pPr>
-      <w:bookmarkStart w:id="31" w:name="_Toc224506369"/>
+      <w:bookmarkStart w:id="30" w:name="_Toc224506369"/>
       <w:r>
         <w:rPr>
           <w:rFonts w:cs="Times New Roman"/>
@@ -10160,7 +10177,7 @@
         </w:rPr>
         <w:t>2.6 Lịch trình kiểm thử</w:t>
       </w:r>
-      <w:bookmarkEnd w:id="31"/>
+      <w:bookmarkEnd w:id="30"/>
     </w:p>
     <w:p>
       <w:pPr>
@@ -10170,7 +10187,7 @@
           <w:lang w:val="vi-VN"/>
         </w:rPr>
       </w:pPr>
-      <w:bookmarkStart w:id="32" w:name="_Toc224506370"/>
+      <w:bookmarkStart w:id="31" w:name="_Toc224506370"/>
       <w:r>
         <w:rPr>
           <w:rFonts w:cs="Times New Roman"/>
@@ -10178,7 +10195,7 @@
         </w:rPr>
         <w:t>2.6.1 Sprint 1</w:t>
       </w:r>
-      <w:bookmarkEnd w:id="32"/>
+      <w:bookmarkEnd w:id="31"/>
     </w:p>
     <w:tbl>
       <w:tblPr>
@@ -10456,21 +10473,29 @@
               <w:spacing w:line="360" w:lineRule="auto"/>
               <w:jc w:val="center"/>
               <w:rPr>
-                <w:rFonts w:ascii="Times New Roman" w:eastAsia="Arial" w:hAnsi="Times New Roman" w:cs="Times New Roman"/>
-                <w:b/>
-                <w:bCs/>
-                <w:sz w:val="26"/>
-                <w:szCs w:val="26"/>
-              </w:rPr>
-            </w:pPr>
-            <w:r>
-              <w:rPr>
                 <w:rFonts w:ascii="Times New Roman" w:eastAsia="Times New Roman" w:hAnsi="Times New Roman" w:cs="Times New Roman"/>
                 <w:b/>
                 <w:sz w:val="26"/>
                 <w:szCs w:val="26"/>
               </w:rPr>
-              <w:t>21/03/2026</w:t>
+            </w:pPr>
+            <w:r>
+              <w:rPr>
+                <w:rFonts w:ascii="Times New Roman" w:eastAsia="Times New Roman" w:hAnsi="Times New Roman" w:cs="Times New Roman"/>
+                <w:b/>
+                <w:sz w:val="26"/>
+                <w:szCs w:val="26"/>
+              </w:rPr>
+              <w:t>18</w:t>
+            </w:r>
+            <w:r>
+              <w:rPr>
+                <w:rFonts w:ascii="Times New Roman" w:eastAsia="Times New Roman" w:hAnsi="Times New Roman" w:cs="Times New Roman"/>
+                <w:b/>
+                <w:sz w:val="26"/>
+                <w:szCs w:val="26"/>
+              </w:rPr>
+              <w:t>/03/2026</w:t>
             </w:r>
           </w:p>
         </w:tc>
@@ -10484,22 +10509,12 @@
               <w:spacing w:line="360" w:lineRule="auto"/>
               <w:jc w:val="center"/>
               <w:rPr>
-                <w:rFonts w:ascii="Times New Roman" w:eastAsia="Arial" w:hAnsi="Times New Roman" w:cs="Times New Roman"/>
-                <w:b/>
-                <w:bCs/>
-                <w:sz w:val="26"/>
-                <w:szCs w:val="26"/>
-              </w:rPr>
-            </w:pPr>
-            <w:r>
-              <w:rPr>
                 <w:rFonts w:ascii="Times New Roman" w:eastAsia="Times New Roman" w:hAnsi="Times New Roman" w:cs="Times New Roman"/>
                 <w:b/>
                 <w:sz w:val="26"/>
                 <w:szCs w:val="26"/>
               </w:rPr>
-              <w:t>07</w:t>
-            </w:r>
+            </w:pPr>
             <w:r>
               <w:rPr>
                 <w:rFonts w:ascii="Times New Roman" w:eastAsia="Times New Roman" w:hAnsi="Times New Roman" w:cs="Times New Roman"/>
@@ -10507,7 +10522,16 @@
                 <w:sz w:val="26"/>
                 <w:szCs w:val="26"/>
               </w:rPr>
-              <w:t>/04/2026</w:t>
+              <w:t>30/03</w:t>
+            </w:r>
+            <w:r>
+              <w:rPr>
+                <w:rFonts w:ascii="Times New Roman" w:eastAsia="Times New Roman" w:hAnsi="Times New Roman" w:cs="Times New Roman"/>
+                <w:b/>
+                <w:sz w:val="26"/>
+                <w:szCs w:val="26"/>
+              </w:rPr>
+              <w:t>/2026</w:t>
             </w:r>
           </w:p>
         </w:tc>
@@ -10646,18 +10670,26 @@
               <w:spacing w:line="360" w:lineRule="auto"/>
               <w:jc w:val="center"/>
               <w:rPr>
-                <w:rFonts w:ascii="Times New Roman" w:eastAsia="Arial" w:hAnsi="Times New Roman" w:cs="Times New Roman"/>
-                <w:sz w:val="26"/>
-                <w:szCs w:val="26"/>
-              </w:rPr>
-            </w:pPr>
-            <w:r>
-              <w:rPr>
-                <w:rFonts w:ascii="Times New Roman" w:eastAsia="Calibri" w:hAnsi="Times New Roman" w:cs="Times New Roman"/>
-                <w:sz w:val="26"/>
-                <w:szCs w:val="26"/>
-              </w:rPr>
-              <w:t>22/03/2026</w:t>
+                <w:rFonts w:ascii="Times New Roman" w:eastAsia="Calibri" w:hAnsi="Times New Roman" w:cs="Times New Roman"/>
+                <w:sz w:val="26"/>
+                <w:szCs w:val="26"/>
+              </w:rPr>
+            </w:pPr>
+            <w:r>
+              <w:rPr>
+                <w:rFonts w:ascii="Times New Roman" w:eastAsia="Calibri" w:hAnsi="Times New Roman" w:cs="Times New Roman"/>
+                <w:sz w:val="26"/>
+                <w:szCs w:val="26"/>
+              </w:rPr>
+              <w:t>19</w:t>
+            </w:r>
+            <w:r>
+              <w:rPr>
+                <w:rFonts w:ascii="Times New Roman" w:eastAsia="Calibri" w:hAnsi="Times New Roman" w:cs="Times New Roman"/>
+                <w:sz w:val="26"/>
+                <w:szCs w:val="26"/>
+              </w:rPr>
+              <w:t>/03/2026</w:t>
             </w:r>
           </w:p>
         </w:tc>
@@ -10671,18 +10703,26 @@
               <w:spacing w:line="360" w:lineRule="auto"/>
               <w:jc w:val="center"/>
               <w:rPr>
-                <w:rFonts w:ascii="Times New Roman" w:eastAsia="Arial" w:hAnsi="Times New Roman" w:cs="Times New Roman"/>
-                <w:sz w:val="26"/>
-                <w:szCs w:val="26"/>
-              </w:rPr>
-            </w:pPr>
-            <w:r>
-              <w:rPr>
-                <w:rFonts w:ascii="Times New Roman" w:eastAsia="Calibri" w:hAnsi="Times New Roman" w:cs="Times New Roman"/>
-                <w:sz w:val="26"/>
-                <w:szCs w:val="26"/>
-              </w:rPr>
-              <w:t>22/03/2026</w:t>
+                <w:rFonts w:ascii="Times New Roman" w:eastAsia="Calibri" w:hAnsi="Times New Roman" w:cs="Times New Roman"/>
+                <w:sz w:val="26"/>
+                <w:szCs w:val="26"/>
+              </w:rPr>
+            </w:pPr>
+            <w:r>
+              <w:rPr>
+                <w:rFonts w:ascii="Times New Roman" w:eastAsia="Calibri" w:hAnsi="Times New Roman" w:cs="Times New Roman"/>
+                <w:sz w:val="26"/>
+                <w:szCs w:val="26"/>
+              </w:rPr>
+              <w:t>19</w:t>
+            </w:r>
+            <w:r>
+              <w:rPr>
+                <w:rFonts w:ascii="Times New Roman" w:eastAsia="Calibri" w:hAnsi="Times New Roman" w:cs="Times New Roman"/>
+                <w:sz w:val="26"/>
+                <w:szCs w:val="26"/>
+              </w:rPr>
+              <w:t>/03/2026</w:t>
             </w:r>
           </w:p>
         </w:tc>
@@ -10805,19 +10845,27 @@
               <w:rPr>
                 <w:rFonts w:ascii="Times New Roman" w:eastAsia="Calibri" w:hAnsi="Times New Roman" w:cs="Times New Roman"/>
                 <w:b/>
-                <w:color w:val="FF0000"/>
-                <w:sz w:val="26"/>
-                <w:szCs w:val="26"/>
-              </w:rPr>
-            </w:pPr>
-            <w:r>
-              <w:rPr>
-                <w:rFonts w:ascii="Times New Roman" w:eastAsia="Calibri" w:hAnsi="Times New Roman" w:cs="Times New Roman"/>
-                <w:b/>
-                <w:sz w:val="26"/>
-                <w:szCs w:val="26"/>
-              </w:rPr>
-              <w:t>26/03/2026</w:t>
+                <w:sz w:val="26"/>
+                <w:szCs w:val="26"/>
+              </w:rPr>
+            </w:pPr>
+            <w:r>
+              <w:rPr>
+                <w:rFonts w:ascii="Times New Roman" w:eastAsia="Calibri" w:hAnsi="Times New Roman" w:cs="Times New Roman"/>
+                <w:b/>
+                <w:sz w:val="26"/>
+                <w:szCs w:val="26"/>
+              </w:rPr>
+              <w:t>22</w:t>
+            </w:r>
+            <w:r>
+              <w:rPr>
+                <w:rFonts w:ascii="Times New Roman" w:eastAsia="Calibri" w:hAnsi="Times New Roman" w:cs="Times New Roman"/>
+                <w:b/>
+                <w:sz w:val="26"/>
+                <w:szCs w:val="26"/>
+              </w:rPr>
+              <w:t>/03/2026</w:t>
             </w:r>
           </w:p>
         </w:tc>
@@ -10833,19 +10881,27 @@
               <w:rPr>
                 <w:rFonts w:ascii="Times New Roman" w:eastAsia="Calibri" w:hAnsi="Times New Roman" w:cs="Times New Roman"/>
                 <w:b/>
-                <w:color w:val="FF0000"/>
-                <w:sz w:val="26"/>
-                <w:szCs w:val="26"/>
-              </w:rPr>
-            </w:pPr>
-            <w:r>
-              <w:rPr>
-                <w:rFonts w:ascii="Times New Roman" w:eastAsia="Calibri" w:hAnsi="Times New Roman" w:cs="Times New Roman"/>
-                <w:b/>
-                <w:sz w:val="26"/>
-                <w:szCs w:val="26"/>
-              </w:rPr>
-              <w:t>28/03/2026</w:t>
+                <w:sz w:val="26"/>
+                <w:szCs w:val="26"/>
+              </w:rPr>
+            </w:pPr>
+            <w:r>
+              <w:rPr>
+                <w:rFonts w:ascii="Times New Roman" w:eastAsia="Calibri" w:hAnsi="Times New Roman" w:cs="Times New Roman"/>
+                <w:b/>
+                <w:sz w:val="26"/>
+                <w:szCs w:val="26"/>
+              </w:rPr>
+              <w:t>23</w:t>
+            </w:r>
+            <w:r>
+              <w:rPr>
+                <w:rFonts w:ascii="Times New Roman" w:eastAsia="Calibri" w:hAnsi="Times New Roman" w:cs="Times New Roman"/>
+                <w:b/>
+                <w:sz w:val="26"/>
+                <w:szCs w:val="26"/>
+              </w:rPr>
+              <w:t>/03/2026</w:t>
             </w:r>
           </w:p>
         </w:tc>
@@ -10873,7 +10929,7 @@
                 <w:sz w:val="26"/>
                 <w:szCs w:val="26"/>
               </w:rPr>
-              <w:t>28</w:t>
+              <w:t>20</w:t>
             </w:r>
           </w:p>
         </w:tc>
@@ -10930,7 +10986,15 @@
                 <w:sz w:val="26"/>
                 <w:szCs w:val="26"/>
               </w:rPr>
-              <w:t>Đăng nhập</w:t>
+              <w:t xml:space="preserve">Đăng </w:t>
+            </w:r>
+            <w:r>
+              <w:rPr>
+                <w:rFonts w:ascii="Times New Roman" w:eastAsia="Calibri" w:hAnsi="Times New Roman" w:cs="Times New Roman"/>
+                <w:sz w:val="26"/>
+                <w:szCs w:val="26"/>
+              </w:rPr>
+              <w:t>nhập, Đăng ký</w:t>
             </w:r>
           </w:p>
         </w:tc>
@@ -10955,7 +11019,15 @@
                 <w:sz w:val="26"/>
                 <w:szCs w:val="26"/>
               </w:rPr>
-              <w:t>26/03/2026</w:t>
+              <w:t>22</w:t>
+            </w:r>
+            <w:r>
+              <w:rPr>
+                <w:rFonts w:ascii="Times New Roman" w:eastAsia="Calibri" w:hAnsi="Times New Roman" w:cs="Times New Roman"/>
+                <w:sz w:val="26"/>
+                <w:szCs w:val="26"/>
+              </w:rPr>
+              <w:t>/03/2026</w:t>
             </w:r>
           </w:p>
         </w:tc>
@@ -10980,7 +11052,15 @@
                 <w:sz w:val="26"/>
                 <w:szCs w:val="26"/>
               </w:rPr>
-              <w:t>26/03/2026</w:t>
+              <w:t>22</w:t>
+            </w:r>
+            <w:r>
+              <w:rPr>
+                <w:rFonts w:ascii="Times New Roman" w:eastAsia="Calibri" w:hAnsi="Times New Roman" w:cs="Times New Roman"/>
+                <w:sz w:val="26"/>
+                <w:szCs w:val="26"/>
+              </w:rPr>
+              <w:t>/03/2026</w:t>
             </w:r>
           </w:p>
         </w:tc>
@@ -11071,7 +11151,15 @@
                 <w:sz w:val="26"/>
                 <w:szCs w:val="26"/>
               </w:rPr>
-              <w:t>Đăng kí</w:t>
+              <w:t xml:space="preserve">Quên mật khẩu </w:t>
+            </w:r>
+            <w:r>
+              <w:rPr>
+                <w:rFonts w:ascii="Times New Roman" w:eastAsia="Calibri" w:hAnsi="Times New Roman" w:cs="Times New Roman"/>
+                <w:sz w:val="26"/>
+                <w:szCs w:val="26"/>
+              </w:rPr>
+              <w:t>, Thống kê hệ thống</w:t>
             </w:r>
           </w:p>
         </w:tc>
@@ -11096,7 +11184,15 @@
                 <w:sz w:val="26"/>
                 <w:szCs w:val="26"/>
               </w:rPr>
-              <w:t>26/03/2026</w:t>
+              <w:t>22</w:t>
+            </w:r>
+            <w:r>
+              <w:rPr>
+                <w:rFonts w:ascii="Times New Roman" w:eastAsia="Calibri" w:hAnsi="Times New Roman" w:cs="Times New Roman"/>
+                <w:sz w:val="26"/>
+                <w:szCs w:val="26"/>
+              </w:rPr>
+              <w:t>/03/2026</w:t>
             </w:r>
           </w:p>
         </w:tc>
@@ -11121,7 +11217,15 @@
                 <w:sz w:val="26"/>
                 <w:szCs w:val="26"/>
               </w:rPr>
-              <w:t>26/03/2026</w:t>
+              <w:t>22</w:t>
+            </w:r>
+            <w:r>
+              <w:rPr>
+                <w:rFonts w:ascii="Times New Roman" w:eastAsia="Calibri" w:hAnsi="Times New Roman" w:cs="Times New Roman"/>
+                <w:sz w:val="26"/>
+                <w:szCs w:val="26"/>
+              </w:rPr>
+              <w:t>/03/2026</w:t>
             </w:r>
           </w:p>
         </w:tc>
@@ -11171,7 +11275,7 @@
                 <w:sz w:val="26"/>
                 <w:szCs w:val="26"/>
               </w:rPr>
-              <w:t>Thi</w:t>
+              <w:t>Yên</w:t>
             </w:r>
           </w:p>
         </w:tc>
@@ -11208,11 +11312,19 @@
             </w:pPr>
             <w:r>
               <w:rPr>
-                <w:rFonts w:ascii="Times New Roman" w:eastAsia="Calibri" w:hAnsi="Times New Roman" w:cs="Times New Roman"/>
-                <w:sz w:val="26"/>
-                <w:szCs w:val="26"/>
-              </w:rPr>
-              <w:t xml:space="preserve">Quên mật khẩu </w:t>
+                <w:rFonts w:ascii="Times New Roman" w:hAnsi="Times New Roman" w:cs="Times New Roman"/>
+                <w:sz w:val="26"/>
+                <w:szCs w:val="26"/>
+              </w:rPr>
+              <w:t xml:space="preserve">Quản lý đơn hàng hệ </w:t>
+            </w:r>
+            <w:r>
+              <w:rPr>
+                <w:rFonts w:ascii="Times New Roman" w:hAnsi="Times New Roman" w:cs="Times New Roman"/>
+                <w:sz w:val="26"/>
+                <w:szCs w:val="26"/>
+              </w:rPr>
+              <w:t xml:space="preserve">thống, Kiểm duyệt yêu cầu hệ thống </w:t>
             </w:r>
           </w:p>
         </w:tc>
@@ -11237,7 +11349,15 @@
                 <w:sz w:val="26"/>
                 <w:szCs w:val="26"/>
               </w:rPr>
-              <w:t>26/03/2026</w:t>
+              <w:t>22</w:t>
+            </w:r>
+            <w:r>
+              <w:rPr>
+                <w:rFonts w:ascii="Times New Roman" w:eastAsia="Calibri" w:hAnsi="Times New Roman" w:cs="Times New Roman"/>
+                <w:sz w:val="26"/>
+                <w:szCs w:val="26"/>
+              </w:rPr>
+              <w:t>/03/2026</w:t>
             </w:r>
           </w:p>
         </w:tc>
@@ -11262,7 +11382,15 @@
                 <w:sz w:val="26"/>
                 <w:szCs w:val="26"/>
               </w:rPr>
-              <w:t>26/03/2026</w:t>
+              <w:t>22</w:t>
+            </w:r>
+            <w:r>
+              <w:rPr>
+                <w:rFonts w:ascii="Times New Roman" w:eastAsia="Calibri" w:hAnsi="Times New Roman" w:cs="Times New Roman"/>
+                <w:sz w:val="26"/>
+                <w:szCs w:val="26"/>
+              </w:rPr>
+              <w:t>/03/2026</w:t>
             </w:r>
           </w:p>
         </w:tc>
@@ -11359,7 +11487,15 @@
                 <w:sz w:val="26"/>
                 <w:szCs w:val="26"/>
               </w:rPr>
-              <w:t>Thống kê hệ thống</w:t>
+              <w:t xml:space="preserve">Quản lý tài </w:t>
+            </w:r>
+            <w:r>
+              <w:rPr>
+                <w:rFonts w:ascii="Times New Roman" w:hAnsi="Times New Roman" w:cs="Times New Roman"/>
+                <w:sz w:val="26"/>
+                <w:szCs w:val="26"/>
+              </w:rPr>
+              <w:t>khoản, Quản lý doanh thu hệ thống</w:t>
             </w:r>
           </w:p>
         </w:tc>
@@ -11384,7 +11520,15 @@
                 <w:sz w:val="26"/>
                 <w:szCs w:val="26"/>
               </w:rPr>
-              <w:t>26/03/2026</w:t>
+              <w:t>22</w:t>
+            </w:r>
+            <w:r>
+              <w:rPr>
+                <w:rFonts w:ascii="Times New Roman" w:eastAsia="Calibri" w:hAnsi="Times New Roman" w:cs="Times New Roman"/>
+                <w:sz w:val="26"/>
+                <w:szCs w:val="26"/>
+              </w:rPr>
+              <w:t>/03/2026</w:t>
             </w:r>
           </w:p>
         </w:tc>
@@ -11409,7 +11553,15 @@
                 <w:sz w:val="26"/>
                 <w:szCs w:val="26"/>
               </w:rPr>
-              <w:t>26/03/2026</w:t>
+              <w:t>22</w:t>
+            </w:r>
+            <w:r>
+              <w:rPr>
+                <w:rFonts w:ascii="Times New Roman" w:eastAsia="Calibri" w:hAnsi="Times New Roman" w:cs="Times New Roman"/>
+                <w:sz w:val="26"/>
+                <w:szCs w:val="26"/>
+              </w:rPr>
+              <w:t>/03/2026</w:t>
             </w:r>
           </w:p>
         </w:tc>
@@ -11459,7 +11611,7 @@
                 <w:sz w:val="26"/>
                 <w:szCs w:val="26"/>
               </w:rPr>
-              <w:t>Yên</w:t>
+              <w:t>Thi</w:t>
             </w:r>
           </w:p>
         </w:tc>
@@ -11506,7 +11658,7 @@
                 <w:sz w:val="26"/>
                 <w:szCs w:val="26"/>
               </w:rPr>
-              <w:t>Quản lý đơn hàng hệ thống</w:t>
+              <w:t>Quản lý khuyến mãi hệ thống</w:t>
             </w:r>
           </w:p>
         </w:tc>
@@ -11531,7 +11683,15 @@
                 <w:sz w:val="26"/>
                 <w:szCs w:val="26"/>
               </w:rPr>
-              <w:t>26/03/2026</w:t>
+              <w:t>22</w:t>
+            </w:r>
+            <w:r>
+              <w:rPr>
+                <w:rFonts w:ascii="Times New Roman" w:eastAsia="Calibri" w:hAnsi="Times New Roman" w:cs="Times New Roman"/>
+                <w:sz w:val="26"/>
+                <w:szCs w:val="26"/>
+              </w:rPr>
+              <w:t>/03/2026</w:t>
             </w:r>
           </w:p>
         </w:tc>
@@ -11556,7 +11716,15 @@
                 <w:sz w:val="26"/>
                 <w:szCs w:val="26"/>
               </w:rPr>
-              <w:t>26/03/2026</w:t>
+              <w:t>22</w:t>
+            </w:r>
+            <w:r>
+              <w:rPr>
+                <w:rFonts w:ascii="Times New Roman" w:eastAsia="Calibri" w:hAnsi="Times New Roman" w:cs="Times New Roman"/>
+                <w:sz w:val="26"/>
+                <w:szCs w:val="26"/>
+              </w:rPr>
+              <w:t>/03/2026</w:t>
             </w:r>
           </w:p>
         </w:tc>
@@ -11622,6 +11790,651 @@
               <w:spacing w:line="360" w:lineRule="auto"/>
               <w:rPr>
                 <w:rFonts w:ascii="Times New Roman" w:eastAsia="Arial" w:hAnsi="Times New Roman" w:cs="Times New Roman"/>
+                <w:sz w:val="26"/>
+                <w:szCs w:val="26"/>
+              </w:rPr>
+            </w:pPr>
+          </w:p>
+        </w:tc>
+        <w:tc>
+          <w:tcPr>
+            <w:tcW w:w="3050" w:type="dxa"/>
+          </w:tcPr>
+          <w:p>
+            <w:pPr>
+              <w:spacing w:line="360" w:lineRule="auto"/>
+              <w:rPr>
+                <w:rFonts w:ascii="Times New Roman" w:eastAsia="Calibri" w:hAnsi="Times New Roman" w:cs="Times New Roman"/>
+                <w:sz w:val="26"/>
+                <w:szCs w:val="26"/>
+              </w:rPr>
+            </w:pPr>
+            <w:r>
+              <w:rPr>
+                <w:rFonts w:ascii="Times New Roman" w:eastAsia="Calibri" w:hAnsi="Times New Roman" w:cs="Times New Roman"/>
+                <w:sz w:val="26"/>
+                <w:szCs w:val="26"/>
+              </w:rPr>
+              <w:t>Review all test case of Sprint 1</w:t>
+            </w:r>
+          </w:p>
+        </w:tc>
+        <w:tc>
+          <w:tcPr>
+            <w:tcW w:w="1638" w:type="dxa"/>
+            <w:vAlign w:val="center"/>
+          </w:tcPr>
+          <w:p>
+            <w:pPr>
+              <w:spacing w:line="360" w:lineRule="auto"/>
+              <w:jc w:val="center"/>
+              <w:rPr>
+                <w:rFonts w:ascii="Times New Roman" w:eastAsia="Calibri" w:hAnsi="Times New Roman" w:cs="Times New Roman"/>
+                <w:sz w:val="26"/>
+                <w:szCs w:val="26"/>
+              </w:rPr>
+            </w:pPr>
+            <w:r>
+              <w:rPr>
+                <w:rFonts w:ascii="Times New Roman" w:eastAsia="Calibri" w:hAnsi="Times New Roman" w:cs="Times New Roman"/>
+                <w:sz w:val="26"/>
+                <w:szCs w:val="26"/>
+              </w:rPr>
+              <w:t>23</w:t>
+            </w:r>
+            <w:r>
+              <w:rPr>
+                <w:rFonts w:ascii="Times New Roman" w:eastAsia="Calibri" w:hAnsi="Times New Roman" w:cs="Times New Roman"/>
+                <w:sz w:val="26"/>
+                <w:szCs w:val="26"/>
+              </w:rPr>
+              <w:t>/03/2026</w:t>
+            </w:r>
+          </w:p>
+        </w:tc>
+        <w:tc>
+          <w:tcPr>
+            <w:tcW w:w="1401" w:type="dxa"/>
+            <w:vAlign w:val="center"/>
+          </w:tcPr>
+          <w:p>
+            <w:pPr>
+              <w:spacing w:line="360" w:lineRule="auto"/>
+              <w:jc w:val="center"/>
+              <w:rPr>
+                <w:rFonts w:ascii="Times New Roman" w:eastAsia="Calibri" w:hAnsi="Times New Roman" w:cs="Times New Roman"/>
+                <w:sz w:val="26"/>
+                <w:szCs w:val="26"/>
+              </w:rPr>
+            </w:pPr>
+            <w:r>
+              <w:rPr>
+                <w:rFonts w:ascii="Times New Roman" w:eastAsia="Calibri" w:hAnsi="Times New Roman" w:cs="Times New Roman"/>
+                <w:sz w:val="26"/>
+                <w:szCs w:val="26"/>
+              </w:rPr>
+              <w:t>23</w:t>
+            </w:r>
+            <w:r>
+              <w:rPr>
+                <w:rFonts w:ascii="Times New Roman" w:eastAsia="Calibri" w:hAnsi="Times New Roman" w:cs="Times New Roman"/>
+                <w:sz w:val="26"/>
+                <w:szCs w:val="26"/>
+              </w:rPr>
+              <w:t>/03/2026</w:t>
+            </w:r>
+          </w:p>
+        </w:tc>
+        <w:tc>
+          <w:tcPr>
+            <w:tcW w:w="635" w:type="dxa"/>
+            <w:vAlign w:val="center"/>
+          </w:tcPr>
+          <w:p>
+            <w:pPr>
+              <w:spacing w:line="360" w:lineRule="auto"/>
+              <w:jc w:val="center"/>
+              <w:rPr>
+                <w:rFonts w:ascii="Times New Roman" w:eastAsia="Calibri" w:hAnsi="Times New Roman" w:cs="Times New Roman"/>
+                <w:sz w:val="26"/>
+                <w:szCs w:val="26"/>
+              </w:rPr>
+            </w:pPr>
+            <w:r>
+              <w:rPr>
+                <w:rFonts w:ascii="Times New Roman" w:eastAsia="Calibri" w:hAnsi="Times New Roman" w:cs="Times New Roman"/>
+                <w:sz w:val="26"/>
+                <w:szCs w:val="26"/>
+              </w:rPr>
+              <w:t>10</w:t>
+            </w:r>
+          </w:p>
+        </w:tc>
+        <w:tc>
+          <w:tcPr>
+            <w:tcW w:w="1354" w:type="dxa"/>
+            <w:vAlign w:val="center"/>
+          </w:tcPr>
+          <w:p>
+            <w:pPr>
+              <w:spacing w:line="360" w:lineRule="auto"/>
+              <w:jc w:val="center"/>
+              <w:rPr>
+                <w:rFonts w:ascii="Times New Roman" w:eastAsia="Calibri" w:hAnsi="Times New Roman" w:cs="Times New Roman"/>
+                <w:sz w:val="26"/>
+                <w:szCs w:val="26"/>
+              </w:rPr>
+            </w:pPr>
+            <w:r>
+              <w:rPr>
+                <w:rFonts w:ascii="Times New Roman" w:eastAsia="Calibri" w:hAnsi="Times New Roman" w:cs="Times New Roman"/>
+                <w:sz w:val="26"/>
+                <w:szCs w:val="26"/>
+              </w:rPr>
+              <w:t>All team</w:t>
+            </w:r>
+          </w:p>
+        </w:tc>
+      </w:tr>
+      <w:tr>
+        <w:tc>
+          <w:tcPr>
+            <w:tcW w:w="710" w:type="dxa"/>
+          </w:tcPr>
+          <w:p>
+            <w:pPr>
+              <w:spacing w:line="360" w:lineRule="auto"/>
+              <w:rPr>
+                <w:rFonts w:ascii="Times New Roman" w:eastAsia="Arial" w:hAnsi="Times New Roman" w:cs="Times New Roman"/>
+                <w:b/>
+                <w:bCs/>
+                <w:sz w:val="26"/>
+                <w:szCs w:val="26"/>
+              </w:rPr>
+            </w:pPr>
+            <w:r>
+              <w:rPr>
+                <w:rFonts w:ascii="Times New Roman" w:eastAsia="Arial" w:hAnsi="Times New Roman" w:cs="Times New Roman"/>
+                <w:b/>
+                <w:bCs/>
+                <w:sz w:val="26"/>
+                <w:szCs w:val="26"/>
+              </w:rPr>
+              <w:t>1.3</w:t>
+            </w:r>
+          </w:p>
+        </w:tc>
+        <w:tc>
+          <w:tcPr>
+            <w:tcW w:w="3050" w:type="dxa"/>
+          </w:tcPr>
+          <w:p>
+            <w:pPr>
+              <w:spacing w:line="360" w:lineRule="auto"/>
+              <w:rPr>
+                <w:rFonts w:ascii="Times New Roman" w:eastAsia="Calibri" w:hAnsi="Times New Roman" w:cs="Times New Roman"/>
+                <w:b/>
+                <w:bCs/>
+                <w:sz w:val="26"/>
+                <w:szCs w:val="26"/>
+              </w:rPr>
+            </w:pPr>
+            <w:r>
+              <w:rPr>
+                <w:rFonts w:ascii="Times New Roman" w:eastAsia="Calibri" w:hAnsi="Times New Roman" w:cs="Times New Roman"/>
+                <w:b/>
+                <w:bCs/>
+                <w:sz w:val="26"/>
+                <w:szCs w:val="26"/>
+              </w:rPr>
+              <w:t>Testing</w:t>
+            </w:r>
+          </w:p>
+        </w:tc>
+        <w:tc>
+          <w:tcPr>
+            <w:tcW w:w="1638" w:type="dxa"/>
+            <w:vAlign w:val="center"/>
+          </w:tcPr>
+          <w:p>
+            <w:pPr>
+              <w:spacing w:line="360" w:lineRule="auto"/>
+              <w:jc w:val="center"/>
+              <w:rPr>
+                <w:rFonts w:ascii="Times New Roman" w:eastAsia="Calibri" w:hAnsi="Times New Roman" w:cs="Times New Roman"/>
+                <w:b/>
+                <w:sz w:val="26"/>
+                <w:szCs w:val="26"/>
+              </w:rPr>
+            </w:pPr>
+            <w:r>
+              <w:rPr>
+                <w:rFonts w:ascii="Times New Roman" w:eastAsia="Calibri" w:hAnsi="Times New Roman" w:cs="Times New Roman"/>
+                <w:b/>
+                <w:sz w:val="26"/>
+                <w:szCs w:val="26"/>
+              </w:rPr>
+              <w:t>26/03</w:t>
+            </w:r>
+            <w:r>
+              <w:rPr>
+                <w:rFonts w:ascii="Times New Roman" w:eastAsia="Calibri" w:hAnsi="Times New Roman" w:cs="Times New Roman"/>
+                <w:b/>
+                <w:sz w:val="26"/>
+                <w:szCs w:val="26"/>
+              </w:rPr>
+              <w:t>/2026</w:t>
+            </w:r>
+          </w:p>
+        </w:tc>
+        <w:tc>
+          <w:tcPr>
+            <w:tcW w:w="1401" w:type="dxa"/>
+            <w:vAlign w:val="center"/>
+          </w:tcPr>
+          <w:p>
+            <w:pPr>
+              <w:spacing w:line="360" w:lineRule="auto"/>
+              <w:jc w:val="center"/>
+              <w:rPr>
+                <w:rFonts w:ascii="Times New Roman" w:eastAsia="Calibri" w:hAnsi="Times New Roman" w:cs="Times New Roman"/>
+                <w:b/>
+                <w:sz w:val="26"/>
+                <w:szCs w:val="26"/>
+              </w:rPr>
+            </w:pPr>
+            <w:r>
+              <w:rPr>
+                <w:rFonts w:ascii="Times New Roman" w:eastAsia="Calibri" w:hAnsi="Times New Roman" w:cs="Times New Roman"/>
+                <w:b/>
+                <w:sz w:val="26"/>
+                <w:szCs w:val="26"/>
+              </w:rPr>
+              <w:t>26/03</w:t>
+            </w:r>
+            <w:r>
+              <w:rPr>
+                <w:rFonts w:ascii="Times New Roman" w:eastAsia="Calibri" w:hAnsi="Times New Roman" w:cs="Times New Roman"/>
+                <w:b/>
+                <w:sz w:val="26"/>
+                <w:szCs w:val="26"/>
+              </w:rPr>
+              <w:t>/2026</w:t>
+            </w:r>
+          </w:p>
+        </w:tc>
+        <w:tc>
+          <w:tcPr>
+            <w:tcW w:w="635" w:type="dxa"/>
+            <w:vAlign w:val="center"/>
+          </w:tcPr>
+          <w:p>
+            <w:pPr>
+              <w:spacing w:line="360" w:lineRule="auto"/>
+              <w:jc w:val="center"/>
+              <w:rPr>
+                <w:rFonts w:ascii="Times New Roman" w:eastAsia="Calibri" w:hAnsi="Times New Roman" w:cs="Times New Roman"/>
+                <w:b/>
+                <w:sz w:val="26"/>
+                <w:szCs w:val="26"/>
+              </w:rPr>
+            </w:pPr>
+            <w:r>
+              <w:rPr>
+                <w:rFonts w:ascii="Times New Roman" w:eastAsia="Calibri" w:hAnsi="Times New Roman" w:cs="Times New Roman"/>
+                <w:b/>
+                <w:sz w:val="26"/>
+                <w:szCs w:val="26"/>
+              </w:rPr>
+              <w:t>10</w:t>
+            </w:r>
+          </w:p>
+        </w:tc>
+        <w:tc>
+          <w:tcPr>
+            <w:tcW w:w="1354" w:type="dxa"/>
+          </w:tcPr>
+          <w:p>
+            <w:pPr>
+              <w:spacing w:line="360" w:lineRule="auto"/>
+              <w:jc w:val="center"/>
+              <w:rPr>
+                <w:rFonts w:ascii="Times New Roman" w:eastAsia="Calibri" w:hAnsi="Times New Roman" w:cs="Times New Roman"/>
+                <w:color w:val="000000"/>
+                <w:sz w:val="26"/>
+                <w:szCs w:val="26"/>
+              </w:rPr>
+            </w:pPr>
+          </w:p>
+        </w:tc>
+      </w:tr>
+      <w:tr>
+        <w:tc>
+          <w:tcPr>
+            <w:tcW w:w="710" w:type="dxa"/>
+            <w:vMerge w:val="restart"/>
+          </w:tcPr>
+          <w:p>
+            <w:pPr>
+              <w:spacing w:line="360" w:lineRule="auto"/>
+              <w:rPr>
+                <w:rFonts w:ascii="Times New Roman" w:eastAsia="Arial" w:hAnsi="Times New Roman" w:cs="Times New Roman"/>
+                <w:b/>
+                <w:bCs/>
+                <w:sz w:val="26"/>
+                <w:szCs w:val="26"/>
+              </w:rPr>
+            </w:pPr>
+          </w:p>
+        </w:tc>
+        <w:tc>
+          <w:tcPr>
+            <w:tcW w:w="3050" w:type="dxa"/>
+          </w:tcPr>
+          <w:p>
+            <w:pPr>
+              <w:spacing w:line="360" w:lineRule="auto"/>
+              <w:rPr>
+                <w:rFonts w:ascii="Times New Roman" w:eastAsia="Calibri" w:hAnsi="Times New Roman" w:cs="Times New Roman"/>
+                <w:sz w:val="26"/>
+                <w:szCs w:val="26"/>
+              </w:rPr>
+            </w:pPr>
+            <w:r>
+              <w:rPr>
+                <w:rFonts w:ascii="Times New Roman" w:eastAsia="Calibri" w:hAnsi="Times New Roman" w:cs="Times New Roman"/>
+                <w:sz w:val="26"/>
+                <w:szCs w:val="26"/>
+              </w:rPr>
+              <w:t xml:space="preserve">Đăng </w:t>
+            </w:r>
+            <w:r>
+              <w:rPr>
+                <w:rFonts w:ascii="Times New Roman" w:eastAsia="Calibri" w:hAnsi="Times New Roman" w:cs="Times New Roman"/>
+                <w:sz w:val="26"/>
+                <w:szCs w:val="26"/>
+              </w:rPr>
+              <w:t>nhập, Đăng ký</w:t>
+            </w:r>
+          </w:p>
+        </w:tc>
+        <w:tc>
+          <w:tcPr>
+            <w:tcW w:w="1638" w:type="dxa"/>
+            <w:vAlign w:val="center"/>
+          </w:tcPr>
+          <w:p>
+            <w:pPr>
+              <w:spacing w:line="360" w:lineRule="auto"/>
+              <w:jc w:val="center"/>
+            </w:pPr>
+            <w:r>
+              <w:rPr>
+                <w:rFonts w:ascii="Times New Roman" w:eastAsia="Calibri" w:hAnsi="Times New Roman" w:cs="Times New Roman"/>
+                <w:sz w:val="26"/>
+                <w:szCs w:val="26"/>
+              </w:rPr>
+              <w:t>26/03</w:t>
+            </w:r>
+            <w:r>
+              <w:rPr>
+                <w:rFonts w:ascii="Times New Roman" w:eastAsia="Calibri" w:hAnsi="Times New Roman" w:cs="Times New Roman"/>
+                <w:sz w:val="26"/>
+                <w:szCs w:val="26"/>
+              </w:rPr>
+              <w:t>/2026</w:t>
+            </w:r>
+          </w:p>
+        </w:tc>
+        <w:tc>
+          <w:tcPr>
+            <w:tcW w:w="1401" w:type="dxa"/>
+            <w:vAlign w:val="center"/>
+          </w:tcPr>
+          <w:p>
+            <w:pPr>
+              <w:spacing w:line="360" w:lineRule="auto"/>
+              <w:jc w:val="center"/>
+            </w:pPr>
+            <w:r>
+              <w:rPr>
+                <w:rFonts w:ascii="Times New Roman" w:eastAsia="Calibri" w:hAnsi="Times New Roman" w:cs="Times New Roman"/>
+                <w:sz w:val="26"/>
+                <w:szCs w:val="26"/>
+              </w:rPr>
+              <w:t>26/03</w:t>
+            </w:r>
+            <w:r>
+              <w:rPr>
+                <w:rFonts w:ascii="Times New Roman" w:eastAsia="Calibri" w:hAnsi="Times New Roman" w:cs="Times New Roman"/>
+                <w:sz w:val="26"/>
+                <w:szCs w:val="26"/>
+              </w:rPr>
+              <w:t>/2026</w:t>
+            </w:r>
+          </w:p>
+        </w:tc>
+        <w:tc>
+          <w:tcPr>
+            <w:tcW w:w="635" w:type="dxa"/>
+            <w:vAlign w:val="center"/>
+          </w:tcPr>
+          <w:p>
+            <w:pPr>
+              <w:spacing w:line="360" w:lineRule="auto"/>
+              <w:jc w:val="center"/>
+              <w:rPr>
+                <w:rFonts w:ascii="Times New Roman" w:eastAsia="Calibri" w:hAnsi="Times New Roman" w:cs="Times New Roman"/>
+                <w:sz w:val="26"/>
+                <w:szCs w:val="26"/>
+              </w:rPr>
+            </w:pPr>
+            <w:r>
+              <w:rPr>
+                <w:rFonts w:ascii="Times New Roman" w:eastAsia="Calibri" w:hAnsi="Times New Roman" w:cs="Times New Roman"/>
+                <w:sz w:val="26"/>
+                <w:szCs w:val="26"/>
+              </w:rPr>
+              <w:t>2</w:t>
+            </w:r>
+          </w:p>
+        </w:tc>
+        <w:tc>
+          <w:tcPr>
+            <w:tcW w:w="1354" w:type="dxa"/>
+            <w:vAlign w:val="center"/>
+          </w:tcPr>
+          <w:p>
+            <w:pPr>
+              <w:spacing w:line="360" w:lineRule="auto"/>
+              <w:jc w:val="center"/>
+              <w:rPr>
+                <w:rFonts w:ascii="Times New Roman" w:eastAsia="Calibri" w:hAnsi="Times New Roman" w:cs="Times New Roman"/>
+                <w:sz w:val="26"/>
+                <w:szCs w:val="26"/>
+              </w:rPr>
+            </w:pPr>
+            <w:r>
+              <w:rPr>
+                <w:rFonts w:ascii="Times New Roman" w:eastAsia="Calibri" w:hAnsi="Times New Roman" w:cs="Times New Roman"/>
+                <w:sz w:val="26"/>
+                <w:szCs w:val="26"/>
+              </w:rPr>
+              <w:t>Ly</w:t>
+            </w:r>
+          </w:p>
+        </w:tc>
+      </w:tr>
+      <w:tr>
+        <w:tc>
+          <w:tcPr>
+            <w:tcW w:w="710" w:type="dxa"/>
+            <w:vMerge/>
+          </w:tcPr>
+          <w:p>
+            <w:pPr>
+              <w:spacing w:line="360" w:lineRule="auto"/>
+              <w:rPr>
+                <w:rFonts w:ascii="Times New Roman" w:eastAsia="Arial" w:hAnsi="Times New Roman" w:cs="Times New Roman"/>
+                <w:b/>
+                <w:bCs/>
+                <w:sz w:val="26"/>
+                <w:szCs w:val="26"/>
+              </w:rPr>
+            </w:pPr>
+          </w:p>
+        </w:tc>
+        <w:tc>
+          <w:tcPr>
+            <w:tcW w:w="3050" w:type="dxa"/>
+          </w:tcPr>
+          <w:p>
+            <w:pPr>
+              <w:spacing w:line="360" w:lineRule="auto"/>
+              <w:rPr>
+                <w:rFonts w:ascii="Times New Roman" w:eastAsia="Calibri" w:hAnsi="Times New Roman" w:cs="Times New Roman"/>
+                <w:sz w:val="26"/>
+                <w:szCs w:val="26"/>
+              </w:rPr>
+            </w:pPr>
+            <w:r>
+              <w:rPr>
+                <w:rFonts w:ascii="Times New Roman" w:eastAsia="Calibri" w:hAnsi="Times New Roman" w:cs="Times New Roman"/>
+                <w:sz w:val="26"/>
+                <w:szCs w:val="26"/>
+              </w:rPr>
+              <w:t xml:space="preserve">Quên mật khẩu </w:t>
+            </w:r>
+            <w:r>
+              <w:rPr>
+                <w:rFonts w:ascii="Times New Roman" w:eastAsia="Calibri" w:hAnsi="Times New Roman" w:cs="Times New Roman"/>
+                <w:sz w:val="26"/>
+                <w:szCs w:val="26"/>
+              </w:rPr>
+              <w:t>, Thống kê hệ thống</w:t>
+            </w:r>
+          </w:p>
+        </w:tc>
+        <w:tc>
+          <w:tcPr>
+            <w:tcW w:w="1638" w:type="dxa"/>
+            <w:vAlign w:val="center"/>
+          </w:tcPr>
+          <w:p>
+            <w:pPr>
+              <w:spacing w:line="360" w:lineRule="auto"/>
+              <w:jc w:val="center"/>
+            </w:pPr>
+            <w:r>
+              <w:rPr>
+                <w:rFonts w:ascii="Times New Roman" w:eastAsia="Calibri" w:hAnsi="Times New Roman" w:cs="Times New Roman"/>
+                <w:sz w:val="26"/>
+                <w:szCs w:val="26"/>
+              </w:rPr>
+              <w:t>26/03</w:t>
+            </w:r>
+            <w:r>
+              <w:rPr>
+                <w:rFonts w:ascii="Times New Roman" w:eastAsia="Calibri" w:hAnsi="Times New Roman" w:cs="Times New Roman"/>
+                <w:sz w:val="26"/>
+                <w:szCs w:val="26"/>
+              </w:rPr>
+              <w:t>/2026</w:t>
+            </w:r>
+          </w:p>
+        </w:tc>
+        <w:tc>
+          <w:tcPr>
+            <w:tcW w:w="1401" w:type="dxa"/>
+            <w:vAlign w:val="center"/>
+          </w:tcPr>
+          <w:p>
+            <w:pPr>
+              <w:spacing w:line="360" w:lineRule="auto"/>
+              <w:jc w:val="center"/>
+            </w:pPr>
+            <w:r>
+              <w:rPr>
+                <w:rFonts w:ascii="Times New Roman" w:eastAsia="Calibri" w:hAnsi="Times New Roman" w:cs="Times New Roman"/>
+                <w:sz w:val="26"/>
+                <w:szCs w:val="26"/>
+              </w:rPr>
+              <w:t>26/03</w:t>
+            </w:r>
+            <w:r>
+              <w:rPr>
+                <w:rFonts w:ascii="Times New Roman" w:eastAsia="Calibri" w:hAnsi="Times New Roman" w:cs="Times New Roman"/>
+                <w:sz w:val="26"/>
+                <w:szCs w:val="26"/>
+              </w:rPr>
+              <w:t>/2026</w:t>
+            </w:r>
+          </w:p>
+        </w:tc>
+        <w:tc>
+          <w:tcPr>
+            <w:tcW w:w="635" w:type="dxa"/>
+            <w:vAlign w:val="center"/>
+          </w:tcPr>
+          <w:p>
+            <w:pPr>
+              <w:spacing w:line="360" w:lineRule="auto"/>
+              <w:jc w:val="center"/>
+              <w:rPr>
+                <w:rFonts w:ascii="Times New Roman" w:eastAsia="Calibri" w:hAnsi="Times New Roman" w:cs="Times New Roman"/>
+                <w:sz w:val="26"/>
+                <w:szCs w:val="26"/>
+              </w:rPr>
+            </w:pPr>
+            <w:r>
+              <w:rPr>
+                <w:rFonts w:ascii="Times New Roman" w:eastAsia="Calibri" w:hAnsi="Times New Roman" w:cs="Times New Roman"/>
+                <w:sz w:val="26"/>
+                <w:szCs w:val="26"/>
+              </w:rPr>
+              <w:t>2</w:t>
+            </w:r>
+          </w:p>
+        </w:tc>
+        <w:tc>
+          <w:tcPr>
+            <w:tcW w:w="1354" w:type="dxa"/>
+            <w:vAlign w:val="center"/>
+          </w:tcPr>
+          <w:p>
+            <w:pPr>
+              <w:spacing w:line="360" w:lineRule="auto"/>
+              <w:jc w:val="center"/>
+              <w:rPr>
+                <w:rFonts w:ascii="Times New Roman" w:eastAsia="Calibri" w:hAnsi="Times New Roman" w:cs="Times New Roman"/>
+                <w:sz w:val="26"/>
+                <w:szCs w:val="26"/>
+              </w:rPr>
+            </w:pPr>
+            <w:r>
+              <w:rPr>
+                <w:rFonts w:ascii="Times New Roman" w:eastAsia="Calibri" w:hAnsi="Times New Roman" w:cs="Times New Roman"/>
+                <w:sz w:val="26"/>
+                <w:szCs w:val="26"/>
+              </w:rPr>
+              <w:t>Yên</w:t>
+            </w:r>
+          </w:p>
+        </w:tc>
+      </w:tr>
+      <w:tr>
+        <w:tc>
+          <w:tcPr>
+            <w:tcW w:w="710" w:type="dxa"/>
+            <w:vMerge/>
+          </w:tcPr>
+          <w:p>
+            <w:pPr>
+              <w:spacing w:line="360" w:lineRule="auto"/>
+              <w:rPr>
+                <w:rFonts w:ascii="Times New Roman" w:eastAsia="Arial" w:hAnsi="Times New Roman" w:cs="Times New Roman"/>
+                <w:b/>
+                <w:bCs/>
                 <w:sz w:val="26"/>
                 <w:szCs w:val="26"/>
               </w:rPr>
@@ -11653,7 +12466,15 @@
                 <w:sz w:val="26"/>
                 <w:szCs w:val="26"/>
               </w:rPr>
-              <w:t>Kiểm duyệt yêu cầu hệ thống</w:t>
+              <w:t xml:space="preserve">Quản lý đơn hàng hệ </w:t>
+            </w:r>
+            <w:r>
+              <w:rPr>
+                <w:rFonts w:ascii="Times New Roman" w:hAnsi="Times New Roman" w:cs="Times New Roman"/>
+                <w:sz w:val="26"/>
+                <w:szCs w:val="26"/>
+              </w:rPr>
+              <w:t xml:space="preserve">thống, Kiểm duyệt yêu cầu hệ thống </w:t>
             </w:r>
           </w:p>
         </w:tc>
@@ -11666,19 +12487,22 @@
             <w:pPr>
               <w:spacing w:line="360" w:lineRule="auto"/>
               <w:jc w:val="center"/>
-              <w:rPr>
-                <w:rFonts w:ascii="Times New Roman" w:eastAsia="Calibri" w:hAnsi="Times New Roman" w:cs="Times New Roman"/>
-                <w:sz w:val="26"/>
-                <w:szCs w:val="26"/>
-              </w:rPr>
-            </w:pPr>
-            <w:r>
-              <w:rPr>
-                <w:rFonts w:ascii="Times New Roman" w:eastAsia="Calibri" w:hAnsi="Times New Roman" w:cs="Times New Roman"/>
-                <w:sz w:val="26"/>
-                <w:szCs w:val="26"/>
-              </w:rPr>
-              <w:t>27/03/2026</w:t>
+            </w:pPr>
+            <w:r>
+              <w:rPr>
+                <w:rFonts w:ascii="Times New Roman" w:eastAsia="Calibri" w:hAnsi="Times New Roman" w:cs="Times New Roman"/>
+                <w:sz w:val="26"/>
+                <w:szCs w:val="26"/>
+              </w:rPr>
+              <w:t>26/03</w:t>
+            </w:r>
+            <w:r>
+              <w:rPr>
+                <w:rFonts w:ascii="Times New Roman" w:eastAsia="Calibri" w:hAnsi="Times New Roman" w:cs="Times New Roman"/>
+                <w:sz w:val="26"/>
+                <w:szCs w:val="26"/>
+              </w:rPr>
+              <w:t>/2026</w:t>
             </w:r>
           </w:p>
         </w:tc>
@@ -11691,19 +12515,22 @@
             <w:pPr>
               <w:spacing w:line="360" w:lineRule="auto"/>
               <w:jc w:val="center"/>
-              <w:rPr>
-                <w:rFonts w:ascii="Times New Roman" w:eastAsia="Calibri" w:hAnsi="Times New Roman" w:cs="Times New Roman"/>
-                <w:sz w:val="26"/>
-                <w:szCs w:val="26"/>
-              </w:rPr>
-            </w:pPr>
-            <w:r>
-              <w:rPr>
-                <w:rFonts w:ascii="Times New Roman" w:eastAsia="Calibri" w:hAnsi="Times New Roman" w:cs="Times New Roman"/>
-                <w:sz w:val="26"/>
-                <w:szCs w:val="26"/>
-              </w:rPr>
-              <w:t>27/03/2026</w:t>
+            </w:pPr>
+            <w:r>
+              <w:rPr>
+                <w:rFonts w:ascii="Times New Roman" w:eastAsia="Calibri" w:hAnsi="Times New Roman" w:cs="Times New Roman"/>
+                <w:sz w:val="26"/>
+                <w:szCs w:val="26"/>
+              </w:rPr>
+              <w:t>26/03</w:t>
+            </w:r>
+            <w:r>
+              <w:rPr>
+                <w:rFonts w:ascii="Times New Roman" w:eastAsia="Calibri" w:hAnsi="Times New Roman" w:cs="Times New Roman"/>
+                <w:sz w:val="26"/>
+                <w:szCs w:val="26"/>
+              </w:rPr>
+              <w:t>/2026</w:t>
             </w:r>
           </w:p>
         </w:tc>
@@ -11753,7 +12580,7 @@
                 <w:sz w:val="26"/>
                 <w:szCs w:val="26"/>
               </w:rPr>
-              <w:t>Ly</w:t>
+              <w:t>Vy</w:t>
             </w:r>
           </w:p>
         </w:tc>
@@ -11800,7 +12627,15 @@
                 <w:sz w:val="26"/>
                 <w:szCs w:val="26"/>
               </w:rPr>
-              <w:t>Quản lý tài khoản</w:t>
+              <w:t xml:space="preserve">Quản lý tài </w:t>
+            </w:r>
+            <w:r>
+              <w:rPr>
+                <w:rFonts w:ascii="Times New Roman" w:hAnsi="Times New Roman" w:cs="Times New Roman"/>
+                <w:sz w:val="26"/>
+                <w:szCs w:val="26"/>
+              </w:rPr>
+              <w:t>khoản, Quản lý doanh thu hệ thống</w:t>
             </w:r>
           </w:p>
         </w:tc>
@@ -11813,19 +12648,22 @@
             <w:pPr>
               <w:spacing w:line="360" w:lineRule="auto"/>
               <w:jc w:val="center"/>
-              <w:rPr>
-                <w:rFonts w:ascii="Times New Roman" w:eastAsia="Calibri" w:hAnsi="Times New Roman" w:cs="Times New Roman"/>
-                <w:sz w:val="26"/>
-                <w:szCs w:val="26"/>
-              </w:rPr>
-            </w:pPr>
-            <w:r>
-              <w:rPr>
-                <w:rFonts w:ascii="Times New Roman" w:eastAsia="Calibri" w:hAnsi="Times New Roman" w:cs="Times New Roman"/>
-                <w:sz w:val="26"/>
-                <w:szCs w:val="26"/>
-              </w:rPr>
-              <w:t>27/03/2026</w:t>
+            </w:pPr>
+            <w:r>
+              <w:rPr>
+                <w:rFonts w:ascii="Times New Roman" w:eastAsia="Calibri" w:hAnsi="Times New Roman" w:cs="Times New Roman"/>
+                <w:sz w:val="26"/>
+                <w:szCs w:val="26"/>
+              </w:rPr>
+              <w:t>26/03</w:t>
+            </w:r>
+            <w:r>
+              <w:rPr>
+                <w:rFonts w:ascii="Times New Roman" w:eastAsia="Calibri" w:hAnsi="Times New Roman" w:cs="Times New Roman"/>
+                <w:sz w:val="26"/>
+                <w:szCs w:val="26"/>
+              </w:rPr>
+              <w:t>/2026</w:t>
             </w:r>
           </w:p>
         </w:tc>
@@ -11838,19 +12676,22 @@
             <w:pPr>
               <w:spacing w:line="360" w:lineRule="auto"/>
               <w:jc w:val="center"/>
-              <w:rPr>
-                <w:rFonts w:ascii="Times New Roman" w:eastAsia="Calibri" w:hAnsi="Times New Roman" w:cs="Times New Roman"/>
-                <w:sz w:val="26"/>
-                <w:szCs w:val="26"/>
-              </w:rPr>
-            </w:pPr>
-            <w:r>
-              <w:rPr>
-                <w:rFonts w:ascii="Times New Roman" w:eastAsia="Calibri" w:hAnsi="Times New Roman" w:cs="Times New Roman"/>
-                <w:sz w:val="26"/>
-                <w:szCs w:val="26"/>
-              </w:rPr>
-              <w:t>27/03/2026</w:t>
+            </w:pPr>
+            <w:r>
+              <w:rPr>
+                <w:rFonts w:ascii="Times New Roman" w:eastAsia="Calibri" w:hAnsi="Times New Roman" w:cs="Times New Roman"/>
+                <w:sz w:val="26"/>
+                <w:szCs w:val="26"/>
+              </w:rPr>
+              <w:t>26/03</w:t>
+            </w:r>
+            <w:r>
+              <w:rPr>
+                <w:rFonts w:ascii="Times New Roman" w:eastAsia="Calibri" w:hAnsi="Times New Roman" w:cs="Times New Roman"/>
+                <w:sz w:val="26"/>
+                <w:szCs w:val="26"/>
+              </w:rPr>
+              <w:t>/2026</w:t>
             </w:r>
           </w:p>
         </w:tc>
@@ -11947,7 +12788,7 @@
                 <w:sz w:val="26"/>
                 <w:szCs w:val="26"/>
               </w:rPr>
-              <w:t>Quản lý doanh thu hệ thống</w:t>
+              <w:t>Quản lý khuyến mãi hệ thống</w:t>
             </w:r>
           </w:p>
         </w:tc>
@@ -11960,19 +12801,22 @@
             <w:pPr>
               <w:spacing w:line="360" w:lineRule="auto"/>
               <w:jc w:val="center"/>
-              <w:rPr>
-                <w:rFonts w:ascii="Times New Roman" w:eastAsia="Calibri" w:hAnsi="Times New Roman" w:cs="Times New Roman"/>
-                <w:sz w:val="26"/>
-                <w:szCs w:val="26"/>
-              </w:rPr>
-            </w:pPr>
-            <w:r>
-              <w:rPr>
-                <w:rFonts w:ascii="Times New Roman" w:eastAsia="Calibri" w:hAnsi="Times New Roman" w:cs="Times New Roman"/>
-                <w:sz w:val="26"/>
-                <w:szCs w:val="26"/>
-              </w:rPr>
-              <w:t>27/03/2026</w:t>
+            </w:pPr>
+            <w:r>
+              <w:rPr>
+                <w:rFonts w:ascii="Times New Roman" w:eastAsia="Calibri" w:hAnsi="Times New Roman" w:cs="Times New Roman"/>
+                <w:sz w:val="26"/>
+                <w:szCs w:val="26"/>
+              </w:rPr>
+              <w:t>26/03</w:t>
+            </w:r>
+            <w:r>
+              <w:rPr>
+                <w:rFonts w:ascii="Times New Roman" w:eastAsia="Calibri" w:hAnsi="Times New Roman" w:cs="Times New Roman"/>
+                <w:sz w:val="26"/>
+                <w:szCs w:val="26"/>
+              </w:rPr>
+              <w:t>/2026</w:t>
             </w:r>
           </w:p>
         </w:tc>
@@ -11985,19 +12829,22 @@
             <w:pPr>
               <w:spacing w:line="360" w:lineRule="auto"/>
               <w:jc w:val="center"/>
-              <w:rPr>
-                <w:rFonts w:ascii="Times New Roman" w:eastAsia="Calibri" w:hAnsi="Times New Roman" w:cs="Times New Roman"/>
-                <w:sz w:val="26"/>
-                <w:szCs w:val="26"/>
-              </w:rPr>
-            </w:pPr>
-            <w:r>
-              <w:rPr>
-                <w:rFonts w:ascii="Times New Roman" w:eastAsia="Calibri" w:hAnsi="Times New Roman" w:cs="Times New Roman"/>
-                <w:sz w:val="26"/>
-                <w:szCs w:val="26"/>
-              </w:rPr>
-              <w:t>27/03/2026</w:t>
+            </w:pPr>
+            <w:r>
+              <w:rPr>
+                <w:rFonts w:ascii="Times New Roman" w:eastAsia="Calibri" w:hAnsi="Times New Roman" w:cs="Times New Roman"/>
+                <w:sz w:val="26"/>
+                <w:szCs w:val="26"/>
+              </w:rPr>
+              <w:t>26/03</w:t>
+            </w:r>
+            <w:r>
+              <w:rPr>
+                <w:rFonts w:ascii="Times New Roman" w:eastAsia="Calibri" w:hAnsi="Times New Roman" w:cs="Times New Roman"/>
+                <w:sz w:val="26"/>
+                <w:szCs w:val="26"/>
+              </w:rPr>
+              <w:t>/2026</w:t>
             </w:r>
           </w:p>
         </w:tc>
@@ -12047,7 +12894,497 @@
                 <w:sz w:val="26"/>
                 <w:szCs w:val="26"/>
               </w:rPr>
-              <w:t>Vy</w:t>
+              <w:t>Cường</w:t>
+            </w:r>
+          </w:p>
+        </w:tc>
+      </w:tr>
+      <w:tr>
+        <w:tc>
+          <w:tcPr>
+            <w:tcW w:w="710" w:type="dxa"/>
+          </w:tcPr>
+          <w:p>
+            <w:pPr>
+              <w:spacing w:line="360" w:lineRule="auto"/>
+              <w:rPr>
+                <w:rFonts w:ascii="Times New Roman" w:eastAsia="Arial" w:hAnsi="Times New Roman" w:cs="Times New Roman"/>
+                <w:b/>
+                <w:bCs/>
+                <w:sz w:val="26"/>
+                <w:szCs w:val="26"/>
+              </w:rPr>
+            </w:pPr>
+            <w:r>
+              <w:rPr>
+                <w:rFonts w:ascii="Times New Roman" w:eastAsia="Arial" w:hAnsi="Times New Roman" w:cs="Times New Roman"/>
+                <w:b/>
+                <w:bCs/>
+                <w:sz w:val="26"/>
+                <w:szCs w:val="26"/>
+              </w:rPr>
+              <w:t>1.4</w:t>
+            </w:r>
+          </w:p>
+        </w:tc>
+        <w:tc>
+          <w:tcPr>
+            <w:tcW w:w="3050" w:type="dxa"/>
+          </w:tcPr>
+          <w:p>
+            <w:pPr>
+              <w:spacing w:line="360" w:lineRule="auto"/>
+              <w:rPr>
+                <w:rFonts w:ascii="Times New Roman" w:eastAsia="Calibri" w:hAnsi="Times New Roman" w:cs="Times New Roman"/>
+                <w:b/>
+                <w:bCs/>
+                <w:sz w:val="26"/>
+                <w:szCs w:val="26"/>
+              </w:rPr>
+            </w:pPr>
+            <w:r>
+              <w:rPr>
+                <w:rFonts w:ascii="Times New Roman" w:eastAsia="Calibri" w:hAnsi="Times New Roman" w:cs="Times New Roman"/>
+                <w:b/>
+                <w:bCs/>
+                <w:sz w:val="26"/>
+                <w:szCs w:val="26"/>
+              </w:rPr>
+              <w:t>Re_Testing</w:t>
+            </w:r>
+            <w:r>
+              <w:rPr>
+                <w:rFonts w:ascii="Times New Roman" w:eastAsia="Calibri" w:hAnsi="Times New Roman" w:cs="Times New Roman"/>
+                <w:b/>
+                <w:bCs/>
+                <w:sz w:val="26"/>
+                <w:szCs w:val="26"/>
+              </w:rPr>
+              <w:t xml:space="preserve"> sprint 1</w:t>
+            </w:r>
+          </w:p>
+        </w:tc>
+        <w:tc>
+          <w:tcPr>
+            <w:tcW w:w="1638" w:type="dxa"/>
+          </w:tcPr>
+          <w:p>
+            <w:pPr>
+              <w:spacing w:line="360" w:lineRule="auto"/>
+              <w:jc w:val="center"/>
+              <w:rPr>
+                <w:rFonts w:ascii="Times New Roman" w:eastAsia="Calibri" w:hAnsi="Times New Roman" w:cs="Times New Roman"/>
+                <w:b/>
+                <w:sz w:val="26"/>
+                <w:szCs w:val="26"/>
+              </w:rPr>
+            </w:pPr>
+            <w:r>
+              <w:rPr>
+                <w:rFonts w:ascii="Times New Roman" w:eastAsia="Calibri" w:hAnsi="Times New Roman" w:cs="Times New Roman"/>
+                <w:b/>
+                <w:sz w:val="26"/>
+                <w:szCs w:val="26"/>
+              </w:rPr>
+              <w:t>28/03</w:t>
+            </w:r>
+            <w:r>
+              <w:rPr>
+                <w:rFonts w:ascii="Times New Roman" w:eastAsia="Calibri" w:hAnsi="Times New Roman" w:cs="Times New Roman"/>
+                <w:b/>
+                <w:sz w:val="26"/>
+                <w:szCs w:val="26"/>
+              </w:rPr>
+              <w:t>/2026</w:t>
+            </w:r>
+          </w:p>
+        </w:tc>
+        <w:tc>
+          <w:tcPr>
+            <w:tcW w:w="1401" w:type="dxa"/>
+          </w:tcPr>
+          <w:p>
+            <w:pPr>
+              <w:spacing w:line="360" w:lineRule="auto"/>
+              <w:jc w:val="center"/>
+              <w:rPr>
+                <w:rFonts w:ascii="Times New Roman" w:eastAsia="Calibri" w:hAnsi="Times New Roman" w:cs="Times New Roman"/>
+                <w:b/>
+                <w:sz w:val="26"/>
+                <w:szCs w:val="26"/>
+              </w:rPr>
+            </w:pPr>
+            <w:r>
+              <w:rPr>
+                <w:rFonts w:ascii="Times New Roman" w:eastAsia="Calibri" w:hAnsi="Times New Roman" w:cs="Times New Roman"/>
+                <w:b/>
+                <w:sz w:val="26"/>
+                <w:szCs w:val="26"/>
+              </w:rPr>
+              <w:t>28/03</w:t>
+            </w:r>
+            <w:r>
+              <w:rPr>
+                <w:rFonts w:ascii="Times New Roman" w:eastAsia="Calibri" w:hAnsi="Times New Roman" w:cs="Times New Roman"/>
+                <w:b/>
+                <w:sz w:val="26"/>
+                <w:szCs w:val="26"/>
+              </w:rPr>
+              <w:t>/2026</w:t>
+            </w:r>
+          </w:p>
+        </w:tc>
+        <w:tc>
+          <w:tcPr>
+            <w:tcW w:w="635" w:type="dxa"/>
+            <w:vAlign w:val="center"/>
+          </w:tcPr>
+          <w:p>
+            <w:pPr>
+              <w:spacing w:line="360" w:lineRule="auto"/>
+              <w:jc w:val="center"/>
+              <w:rPr>
+                <w:rFonts w:ascii="Times New Roman" w:eastAsia="Calibri" w:hAnsi="Times New Roman" w:cs="Times New Roman"/>
+                <w:b/>
+                <w:sz w:val="26"/>
+                <w:szCs w:val="26"/>
+              </w:rPr>
+            </w:pPr>
+            <w:r>
+              <w:rPr>
+                <w:rFonts w:ascii="Times New Roman" w:eastAsia="Calibri" w:hAnsi="Times New Roman" w:cs="Times New Roman"/>
+                <w:b/>
+                <w:sz w:val="26"/>
+                <w:szCs w:val="26"/>
+              </w:rPr>
+              <w:t>10</w:t>
+            </w:r>
+          </w:p>
+        </w:tc>
+        <w:tc>
+          <w:tcPr>
+            <w:tcW w:w="1354" w:type="dxa"/>
+          </w:tcPr>
+          <w:p>
+            <w:pPr>
+              <w:spacing w:line="360" w:lineRule="auto"/>
+              <w:jc w:val="center"/>
+              <w:rPr>
+                <w:rFonts w:ascii="Times New Roman" w:eastAsia="Calibri" w:hAnsi="Times New Roman" w:cs="Times New Roman"/>
+                <w:color w:val="000000"/>
+                <w:sz w:val="26"/>
+                <w:szCs w:val="26"/>
+              </w:rPr>
+            </w:pPr>
+          </w:p>
+        </w:tc>
+      </w:tr>
+      <w:tr>
+        <w:tc>
+          <w:tcPr>
+            <w:tcW w:w="710" w:type="dxa"/>
+            <w:vMerge w:val="restart"/>
+          </w:tcPr>
+          <w:p>
+            <w:pPr>
+              <w:spacing w:line="360" w:lineRule="auto"/>
+              <w:rPr>
+                <w:rFonts w:ascii="Times New Roman" w:eastAsia="Arial" w:hAnsi="Times New Roman" w:cs="Times New Roman"/>
+                <w:sz w:val="26"/>
+                <w:szCs w:val="26"/>
+              </w:rPr>
+            </w:pPr>
+          </w:p>
+        </w:tc>
+        <w:tc>
+          <w:tcPr>
+            <w:tcW w:w="3050" w:type="dxa"/>
+          </w:tcPr>
+          <w:p>
+            <w:pPr>
+              <w:spacing w:line="360" w:lineRule="auto"/>
+              <w:rPr>
+                <w:rFonts w:ascii="Times New Roman" w:eastAsia="Calibri" w:hAnsi="Times New Roman" w:cs="Times New Roman"/>
+                <w:sz w:val="26"/>
+                <w:szCs w:val="26"/>
+              </w:rPr>
+            </w:pPr>
+            <w:r>
+              <w:rPr>
+                <w:rFonts w:ascii="Times New Roman" w:eastAsia="Calibri" w:hAnsi="Times New Roman" w:cs="Times New Roman"/>
+                <w:sz w:val="26"/>
+                <w:szCs w:val="26"/>
+              </w:rPr>
+              <w:t xml:space="preserve">Đăng </w:t>
+            </w:r>
+            <w:r>
+              <w:rPr>
+                <w:rFonts w:ascii="Times New Roman" w:eastAsia="Calibri" w:hAnsi="Times New Roman" w:cs="Times New Roman"/>
+                <w:sz w:val="26"/>
+                <w:szCs w:val="26"/>
+              </w:rPr>
+              <w:t>nhập, Đăng ký</w:t>
+            </w:r>
+          </w:p>
+        </w:tc>
+        <w:tc>
+          <w:tcPr>
+            <w:tcW w:w="1638" w:type="dxa"/>
+            <w:vAlign w:val="center"/>
+          </w:tcPr>
+          <w:p>
+            <w:pPr>
+              <w:spacing w:line="360" w:lineRule="auto"/>
+              <w:jc w:val="center"/>
+            </w:pPr>
+            <w:r>
+              <w:rPr>
+                <w:rFonts w:ascii="Times New Roman" w:eastAsia="Calibri" w:hAnsi="Times New Roman" w:cs="Times New Roman"/>
+                <w:sz w:val="26"/>
+                <w:szCs w:val="26"/>
+              </w:rPr>
+              <w:t>28/03</w:t>
+            </w:r>
+            <w:r>
+              <w:rPr>
+                <w:rFonts w:ascii="Times New Roman" w:eastAsia="Calibri" w:hAnsi="Times New Roman" w:cs="Times New Roman"/>
+                <w:sz w:val="26"/>
+                <w:szCs w:val="26"/>
+              </w:rPr>
+              <w:t>/2026</w:t>
+            </w:r>
+          </w:p>
+        </w:tc>
+        <w:tc>
+          <w:tcPr>
+            <w:tcW w:w="1401" w:type="dxa"/>
+            <w:vAlign w:val="center"/>
+          </w:tcPr>
+          <w:p>
+            <w:pPr>
+              <w:spacing w:line="360" w:lineRule="auto"/>
+              <w:jc w:val="center"/>
+            </w:pPr>
+            <w:r>
+              <w:rPr>
+                <w:rFonts w:ascii="Times New Roman" w:eastAsia="Calibri" w:hAnsi="Times New Roman" w:cs="Times New Roman"/>
+                <w:sz w:val="26"/>
+                <w:szCs w:val="26"/>
+              </w:rPr>
+              <w:t>28/03</w:t>
+            </w:r>
+            <w:r>
+              <w:rPr>
+                <w:rFonts w:ascii="Times New Roman" w:eastAsia="Calibri" w:hAnsi="Times New Roman" w:cs="Times New Roman"/>
+                <w:sz w:val="26"/>
+                <w:szCs w:val="26"/>
+              </w:rPr>
+              <w:t>/2026</w:t>
+            </w:r>
+          </w:p>
+        </w:tc>
+        <w:tc>
+          <w:tcPr>
+            <w:tcW w:w="635" w:type="dxa"/>
+            <w:vAlign w:val="center"/>
+          </w:tcPr>
+          <w:p>
+            <w:pPr>
+              <w:spacing w:line="360" w:lineRule="auto"/>
+              <w:jc w:val="center"/>
+              <w:rPr>
+                <w:rFonts w:ascii="Times New Roman" w:eastAsia="Calibri" w:hAnsi="Times New Roman" w:cs="Times New Roman"/>
+                <w:sz w:val="26"/>
+                <w:szCs w:val="26"/>
+              </w:rPr>
+            </w:pPr>
+            <w:r>
+              <w:rPr>
+                <w:rFonts w:ascii="Times New Roman" w:eastAsia="Calibri" w:hAnsi="Times New Roman" w:cs="Times New Roman"/>
+                <w:sz w:val="26"/>
+                <w:szCs w:val="26"/>
+              </w:rPr>
+              <w:t>2</w:t>
+            </w:r>
+          </w:p>
+        </w:tc>
+        <w:tc>
+          <w:tcPr>
+            <w:tcW w:w="1354" w:type="dxa"/>
+            <w:vAlign w:val="center"/>
+          </w:tcPr>
+          <w:p>
+            <w:pPr>
+              <w:spacing w:line="360" w:lineRule="auto"/>
+              <w:jc w:val="center"/>
+              <w:rPr>
+                <w:rFonts w:ascii="Times New Roman" w:eastAsia="Calibri" w:hAnsi="Times New Roman" w:cs="Times New Roman"/>
+                <w:sz w:val="26"/>
+                <w:szCs w:val="26"/>
+              </w:rPr>
+            </w:pPr>
+            <w:r>
+              <w:rPr>
+                <w:rFonts w:ascii="Times New Roman" w:eastAsia="Calibri" w:hAnsi="Times New Roman" w:cs="Times New Roman"/>
+                <w:sz w:val="26"/>
+                <w:szCs w:val="26"/>
+              </w:rPr>
+              <w:t>Ly</w:t>
+            </w:r>
+          </w:p>
+        </w:tc>
+      </w:tr>
+      <w:tr>
+        <w:tc>
+          <w:tcPr>
+            <w:tcW w:w="710" w:type="dxa"/>
+            <w:vMerge/>
+          </w:tcPr>
+          <w:p>
+            <w:pPr>
+              <w:spacing w:line="360" w:lineRule="auto"/>
+              <w:rPr>
+                <w:rFonts w:ascii="Times New Roman" w:eastAsia="Arial" w:hAnsi="Times New Roman" w:cs="Times New Roman"/>
+                <w:sz w:val="26"/>
+                <w:szCs w:val="26"/>
+              </w:rPr>
+            </w:pPr>
+          </w:p>
+        </w:tc>
+        <w:tc>
+          <w:tcPr>
+            <w:tcW w:w="3050" w:type="dxa"/>
+          </w:tcPr>
+          <w:p>
+            <w:pPr>
+              <w:spacing w:line="360" w:lineRule="auto"/>
+              <w:rPr>
+                <w:rFonts w:ascii="Times New Roman" w:eastAsia="Calibri" w:hAnsi="Times New Roman" w:cs="Times New Roman"/>
+                <w:sz w:val="26"/>
+                <w:szCs w:val="26"/>
+              </w:rPr>
+            </w:pPr>
+            <w:r>
+              <w:rPr>
+                <w:rFonts w:ascii="Times New Roman" w:eastAsia="Calibri" w:hAnsi="Times New Roman" w:cs="Times New Roman"/>
+                <w:sz w:val="26"/>
+                <w:szCs w:val="26"/>
+              </w:rPr>
+              <w:t xml:space="preserve">Quên mật khẩu </w:t>
+            </w:r>
+            <w:r>
+              <w:rPr>
+                <w:rFonts w:ascii="Times New Roman" w:eastAsia="Calibri" w:hAnsi="Times New Roman" w:cs="Times New Roman"/>
+                <w:sz w:val="26"/>
+                <w:szCs w:val="26"/>
+              </w:rPr>
+              <w:t>, Thống kê hệ thống</w:t>
+            </w:r>
+          </w:p>
+        </w:tc>
+        <w:tc>
+          <w:tcPr>
+            <w:tcW w:w="1638" w:type="dxa"/>
+            <w:vAlign w:val="center"/>
+          </w:tcPr>
+          <w:p>
+            <w:pPr>
+              <w:spacing w:line="360" w:lineRule="auto"/>
+              <w:jc w:val="center"/>
+            </w:pPr>
+            <w:r>
+              <w:rPr>
+                <w:rFonts w:ascii="Times New Roman" w:eastAsia="Calibri" w:hAnsi="Times New Roman" w:cs="Times New Roman"/>
+                <w:sz w:val="26"/>
+                <w:szCs w:val="26"/>
+              </w:rPr>
+              <w:t>28/03</w:t>
+            </w:r>
+            <w:r>
+              <w:rPr>
+                <w:rFonts w:ascii="Times New Roman" w:eastAsia="Calibri" w:hAnsi="Times New Roman" w:cs="Times New Roman"/>
+                <w:sz w:val="26"/>
+                <w:szCs w:val="26"/>
+              </w:rPr>
+              <w:t>/2026</w:t>
+            </w:r>
+          </w:p>
+        </w:tc>
+        <w:tc>
+          <w:tcPr>
+            <w:tcW w:w="1401" w:type="dxa"/>
+            <w:vAlign w:val="center"/>
+          </w:tcPr>
+          <w:p>
+            <w:pPr>
+              <w:spacing w:line="360" w:lineRule="auto"/>
+              <w:jc w:val="center"/>
+            </w:pPr>
+            <w:r>
+              <w:rPr>
+                <w:rFonts w:ascii="Times New Roman" w:eastAsia="Calibri" w:hAnsi="Times New Roman" w:cs="Times New Roman"/>
+                <w:sz w:val="26"/>
+                <w:szCs w:val="26"/>
+              </w:rPr>
+              <w:t>28/03</w:t>
+            </w:r>
+            <w:r>
+              <w:rPr>
+                <w:rFonts w:ascii="Times New Roman" w:eastAsia="Calibri" w:hAnsi="Times New Roman" w:cs="Times New Roman"/>
+                <w:sz w:val="26"/>
+                <w:szCs w:val="26"/>
+              </w:rPr>
+              <w:t>/2026</w:t>
+            </w:r>
+          </w:p>
+        </w:tc>
+        <w:tc>
+          <w:tcPr>
+            <w:tcW w:w="635" w:type="dxa"/>
+            <w:vAlign w:val="center"/>
+          </w:tcPr>
+          <w:p>
+            <w:pPr>
+              <w:spacing w:line="360" w:lineRule="auto"/>
+              <w:jc w:val="center"/>
+              <w:rPr>
+                <w:rFonts w:ascii="Times New Roman" w:eastAsia="Calibri" w:hAnsi="Times New Roman" w:cs="Times New Roman"/>
+                <w:sz w:val="26"/>
+                <w:szCs w:val="26"/>
+              </w:rPr>
+            </w:pPr>
+            <w:r>
+              <w:rPr>
+                <w:rFonts w:ascii="Times New Roman" w:eastAsia="Calibri" w:hAnsi="Times New Roman" w:cs="Times New Roman"/>
+                <w:sz w:val="26"/>
+                <w:szCs w:val="26"/>
+              </w:rPr>
+              <w:t>2</w:t>
+            </w:r>
+          </w:p>
+        </w:tc>
+        <w:tc>
+          <w:tcPr>
+            <w:tcW w:w="1354" w:type="dxa"/>
+            <w:vAlign w:val="center"/>
+          </w:tcPr>
+          <w:p>
+            <w:pPr>
+              <w:spacing w:line="360" w:lineRule="auto"/>
+              <w:jc w:val="center"/>
+              <w:rPr>
+                <w:rFonts w:ascii="Times New Roman" w:eastAsia="Calibri" w:hAnsi="Times New Roman" w:cs="Times New Roman"/>
+                <w:sz w:val="26"/>
+                <w:szCs w:val="26"/>
+              </w:rPr>
+            </w:pPr>
+            <w:r>
+              <w:rPr>
+                <w:rFonts w:ascii="Times New Roman" w:eastAsia="Calibri" w:hAnsi="Times New Roman" w:cs="Times New Roman"/>
+                <w:sz w:val="26"/>
+                <w:szCs w:val="26"/>
+              </w:rPr>
+              <w:t>Yên</w:t>
             </w:r>
           </w:p>
         </w:tc>
@@ -12094,7 +13431,15 @@
                 <w:sz w:val="26"/>
                 <w:szCs w:val="26"/>
               </w:rPr>
-              <w:t>Quản lý khuyến mãi hệ thống</w:t>
+              <w:t xml:space="preserve">Quản lý đơn hàng hệ </w:t>
+            </w:r>
+            <w:r>
+              <w:rPr>
+                <w:rFonts w:ascii="Times New Roman" w:hAnsi="Times New Roman" w:cs="Times New Roman"/>
+                <w:sz w:val="26"/>
+                <w:szCs w:val="26"/>
+              </w:rPr>
+              <w:t xml:space="preserve">thống, Kiểm duyệt yêu cầu hệ thống </w:t>
             </w:r>
           </w:p>
         </w:tc>
@@ -12107,19 +13452,22 @@
             <w:pPr>
               <w:spacing w:line="360" w:lineRule="auto"/>
               <w:jc w:val="center"/>
-              <w:rPr>
-                <w:rFonts w:ascii="Times New Roman" w:eastAsia="Calibri" w:hAnsi="Times New Roman" w:cs="Times New Roman"/>
-                <w:sz w:val="26"/>
-                <w:szCs w:val="26"/>
-              </w:rPr>
-            </w:pPr>
-            <w:r>
-              <w:rPr>
-                <w:rFonts w:ascii="Times New Roman" w:eastAsia="Calibri" w:hAnsi="Times New Roman" w:cs="Times New Roman"/>
-                <w:sz w:val="26"/>
-                <w:szCs w:val="26"/>
-              </w:rPr>
-              <w:t>27/03/2026</w:t>
+            </w:pPr>
+            <w:r>
+              <w:rPr>
+                <w:rFonts w:ascii="Times New Roman" w:eastAsia="Calibri" w:hAnsi="Times New Roman" w:cs="Times New Roman"/>
+                <w:sz w:val="26"/>
+                <w:szCs w:val="26"/>
+              </w:rPr>
+              <w:t>28/03</w:t>
+            </w:r>
+            <w:r>
+              <w:rPr>
+                <w:rFonts w:ascii="Times New Roman" w:eastAsia="Calibri" w:hAnsi="Times New Roman" w:cs="Times New Roman"/>
+                <w:sz w:val="26"/>
+                <w:szCs w:val="26"/>
+              </w:rPr>
+              <w:t>/2026</w:t>
             </w:r>
           </w:p>
         </w:tc>
@@ -12132,19 +13480,22 @@
             <w:pPr>
               <w:spacing w:line="360" w:lineRule="auto"/>
               <w:jc w:val="center"/>
-              <w:rPr>
-                <w:rFonts w:ascii="Times New Roman" w:eastAsia="Calibri" w:hAnsi="Times New Roman" w:cs="Times New Roman"/>
-                <w:sz w:val="26"/>
-                <w:szCs w:val="26"/>
-              </w:rPr>
-            </w:pPr>
-            <w:r>
-              <w:rPr>
-                <w:rFonts w:ascii="Times New Roman" w:eastAsia="Calibri" w:hAnsi="Times New Roman" w:cs="Times New Roman"/>
-                <w:sz w:val="26"/>
-                <w:szCs w:val="26"/>
-              </w:rPr>
-              <w:t>27/03/2026</w:t>
+            </w:pPr>
+            <w:r>
+              <w:rPr>
+                <w:rFonts w:ascii="Times New Roman" w:eastAsia="Calibri" w:hAnsi="Times New Roman" w:cs="Times New Roman"/>
+                <w:sz w:val="26"/>
+                <w:szCs w:val="26"/>
+              </w:rPr>
+              <w:t>28/03</w:t>
+            </w:r>
+            <w:r>
+              <w:rPr>
+                <w:rFonts w:ascii="Times New Roman" w:eastAsia="Calibri" w:hAnsi="Times New Roman" w:cs="Times New Roman"/>
+                <w:sz w:val="26"/>
+                <w:szCs w:val="26"/>
+              </w:rPr>
+              <w:t>/2026</w:t>
             </w:r>
           </w:p>
         </w:tc>
@@ -12194,7 +13545,7 @@
                 <w:sz w:val="26"/>
                 <w:szCs w:val="26"/>
               </w:rPr>
-              <w:t>Yên</w:t>
+              <w:t>Vy</w:t>
             </w:r>
           </w:p>
         </w:tc>
@@ -12210,579 +13561,6 @@
               <w:spacing w:line="360" w:lineRule="auto"/>
               <w:rPr>
                 <w:rFonts w:ascii="Times New Roman" w:eastAsia="Arial" w:hAnsi="Times New Roman" w:cs="Times New Roman"/>
-                <w:sz w:val="26"/>
-                <w:szCs w:val="26"/>
-              </w:rPr>
-            </w:pPr>
-          </w:p>
-        </w:tc>
-        <w:tc>
-          <w:tcPr>
-            <w:tcW w:w="3050" w:type="dxa"/>
-          </w:tcPr>
-          <w:p>
-            <w:pPr>
-              <w:spacing w:line="360" w:lineRule="auto"/>
-              <w:rPr>
-                <w:rFonts w:ascii="Times New Roman" w:eastAsia="Calibri" w:hAnsi="Times New Roman" w:cs="Times New Roman"/>
-                <w:sz w:val="26"/>
-                <w:szCs w:val="26"/>
-              </w:rPr>
-            </w:pPr>
-            <w:r>
-              <w:rPr>
-                <w:rFonts w:ascii="Times New Roman" w:eastAsia="Calibri" w:hAnsi="Times New Roman" w:cs="Times New Roman"/>
-                <w:sz w:val="26"/>
-                <w:szCs w:val="26"/>
-              </w:rPr>
-              <w:t>Review all test case of Sprint 1</w:t>
-            </w:r>
-          </w:p>
-        </w:tc>
-        <w:tc>
-          <w:tcPr>
-            <w:tcW w:w="1638" w:type="dxa"/>
-            <w:vAlign w:val="center"/>
-          </w:tcPr>
-          <w:p>
-            <w:pPr>
-              <w:spacing w:line="360" w:lineRule="auto"/>
-              <w:jc w:val="center"/>
-              <w:rPr>
-                <w:rFonts w:ascii="Times New Roman" w:eastAsia="Calibri" w:hAnsi="Times New Roman" w:cs="Times New Roman"/>
-                <w:sz w:val="26"/>
-                <w:szCs w:val="26"/>
-              </w:rPr>
-            </w:pPr>
-            <w:r>
-              <w:rPr>
-                <w:rFonts w:ascii="Times New Roman" w:eastAsia="Calibri" w:hAnsi="Times New Roman" w:cs="Times New Roman"/>
-                <w:sz w:val="26"/>
-                <w:szCs w:val="26"/>
-              </w:rPr>
-              <w:t>28/03/2026</w:t>
-            </w:r>
-          </w:p>
-        </w:tc>
-        <w:tc>
-          <w:tcPr>
-            <w:tcW w:w="1401" w:type="dxa"/>
-            <w:vAlign w:val="center"/>
-          </w:tcPr>
-          <w:p>
-            <w:pPr>
-              <w:spacing w:line="360" w:lineRule="auto"/>
-              <w:jc w:val="center"/>
-              <w:rPr>
-                <w:rFonts w:ascii="Times New Roman" w:eastAsia="Calibri" w:hAnsi="Times New Roman" w:cs="Times New Roman"/>
-                <w:sz w:val="26"/>
-                <w:szCs w:val="26"/>
-              </w:rPr>
-            </w:pPr>
-            <w:r>
-              <w:rPr>
-                <w:rFonts w:ascii="Times New Roman" w:eastAsia="Calibri" w:hAnsi="Times New Roman" w:cs="Times New Roman"/>
-                <w:sz w:val="26"/>
-                <w:szCs w:val="26"/>
-              </w:rPr>
-              <w:t>28/03/2026</w:t>
-            </w:r>
-          </w:p>
-        </w:tc>
-        <w:tc>
-          <w:tcPr>
-            <w:tcW w:w="635" w:type="dxa"/>
-            <w:vAlign w:val="center"/>
-          </w:tcPr>
-          <w:p>
-            <w:pPr>
-              <w:spacing w:line="360" w:lineRule="auto"/>
-              <w:jc w:val="center"/>
-              <w:rPr>
-                <w:rFonts w:ascii="Times New Roman" w:eastAsia="Calibri" w:hAnsi="Times New Roman" w:cs="Times New Roman"/>
-                <w:sz w:val="26"/>
-                <w:szCs w:val="26"/>
-              </w:rPr>
-            </w:pPr>
-            <w:r>
-              <w:rPr>
-                <w:rFonts w:ascii="Times New Roman" w:eastAsia="Calibri" w:hAnsi="Times New Roman" w:cs="Times New Roman"/>
-                <w:sz w:val="26"/>
-                <w:szCs w:val="26"/>
-              </w:rPr>
-              <w:t>10</w:t>
-            </w:r>
-          </w:p>
-        </w:tc>
-        <w:tc>
-          <w:tcPr>
-            <w:tcW w:w="1354" w:type="dxa"/>
-            <w:vAlign w:val="center"/>
-          </w:tcPr>
-          <w:p>
-            <w:pPr>
-              <w:spacing w:line="360" w:lineRule="auto"/>
-              <w:jc w:val="center"/>
-              <w:rPr>
-                <w:rFonts w:ascii="Times New Roman" w:eastAsia="Calibri" w:hAnsi="Times New Roman" w:cs="Times New Roman"/>
-                <w:sz w:val="26"/>
-                <w:szCs w:val="26"/>
-              </w:rPr>
-            </w:pPr>
-            <w:r>
-              <w:rPr>
-                <w:rFonts w:ascii="Times New Roman" w:eastAsia="Calibri" w:hAnsi="Times New Roman" w:cs="Times New Roman"/>
-                <w:sz w:val="26"/>
-                <w:szCs w:val="26"/>
-              </w:rPr>
-              <w:t>All team</w:t>
-            </w:r>
-          </w:p>
-        </w:tc>
-      </w:tr>
-      <w:tr>
-        <w:tc>
-          <w:tcPr>
-            <w:tcW w:w="710" w:type="dxa"/>
-          </w:tcPr>
-          <w:p>
-            <w:pPr>
-              <w:spacing w:line="360" w:lineRule="auto"/>
-              <w:rPr>
-                <w:rFonts w:ascii="Times New Roman" w:eastAsia="Arial" w:hAnsi="Times New Roman" w:cs="Times New Roman"/>
-                <w:b/>
-                <w:bCs/>
-                <w:sz w:val="26"/>
-                <w:szCs w:val="26"/>
-              </w:rPr>
-            </w:pPr>
-            <w:r>
-              <w:rPr>
-                <w:rFonts w:ascii="Times New Roman" w:eastAsia="Arial" w:hAnsi="Times New Roman" w:cs="Times New Roman"/>
-                <w:b/>
-                <w:bCs/>
-                <w:sz w:val="26"/>
-                <w:szCs w:val="26"/>
-              </w:rPr>
-              <w:t>1.3</w:t>
-            </w:r>
-          </w:p>
-        </w:tc>
-        <w:tc>
-          <w:tcPr>
-            <w:tcW w:w="3050" w:type="dxa"/>
-          </w:tcPr>
-          <w:p>
-            <w:pPr>
-              <w:spacing w:line="360" w:lineRule="auto"/>
-              <w:rPr>
-                <w:rFonts w:ascii="Times New Roman" w:eastAsia="Calibri" w:hAnsi="Times New Roman" w:cs="Times New Roman"/>
-                <w:b/>
-                <w:bCs/>
-                <w:sz w:val="26"/>
-                <w:szCs w:val="26"/>
-              </w:rPr>
-            </w:pPr>
-            <w:r>
-              <w:rPr>
-                <w:rFonts w:ascii="Times New Roman" w:eastAsia="Calibri" w:hAnsi="Times New Roman" w:cs="Times New Roman"/>
-                <w:b/>
-                <w:bCs/>
-                <w:sz w:val="26"/>
-                <w:szCs w:val="26"/>
-              </w:rPr>
-              <w:t>Testing</w:t>
-            </w:r>
-          </w:p>
-        </w:tc>
-        <w:tc>
-          <w:tcPr>
-            <w:tcW w:w="1638" w:type="dxa"/>
-            <w:vAlign w:val="center"/>
-          </w:tcPr>
-          <w:p>
-            <w:pPr>
-              <w:spacing w:line="360" w:lineRule="auto"/>
-              <w:jc w:val="center"/>
-              <w:rPr>
-                <w:rFonts w:ascii="Times New Roman" w:eastAsia="Calibri" w:hAnsi="Times New Roman" w:cs="Times New Roman"/>
-                <w:b/>
-                <w:color w:val="000000"/>
-                <w:sz w:val="26"/>
-                <w:szCs w:val="26"/>
-              </w:rPr>
-            </w:pPr>
-            <w:r>
-              <w:rPr>
-                <w:rFonts w:ascii="Times New Roman" w:eastAsia="Calibri" w:hAnsi="Times New Roman" w:cs="Times New Roman"/>
-                <w:b/>
-                <w:sz w:val="26"/>
-                <w:szCs w:val="26"/>
-              </w:rPr>
-              <w:t>02/04/2026</w:t>
-            </w:r>
-          </w:p>
-        </w:tc>
-        <w:tc>
-          <w:tcPr>
-            <w:tcW w:w="1401" w:type="dxa"/>
-            <w:vAlign w:val="center"/>
-          </w:tcPr>
-          <w:p>
-            <w:pPr>
-              <w:spacing w:line="360" w:lineRule="auto"/>
-              <w:jc w:val="center"/>
-              <w:rPr>
-                <w:rFonts w:ascii="Times New Roman" w:eastAsia="Calibri" w:hAnsi="Times New Roman" w:cs="Times New Roman"/>
-                <w:b/>
-                <w:color w:val="000000"/>
-                <w:sz w:val="26"/>
-                <w:szCs w:val="26"/>
-              </w:rPr>
-            </w:pPr>
-            <w:r>
-              <w:rPr>
-                <w:rFonts w:ascii="Times New Roman" w:eastAsia="Calibri" w:hAnsi="Times New Roman" w:cs="Times New Roman"/>
-                <w:b/>
-                <w:sz w:val="26"/>
-                <w:szCs w:val="26"/>
-              </w:rPr>
-              <w:t>03/04/2026</w:t>
-            </w:r>
-          </w:p>
-        </w:tc>
-        <w:tc>
-          <w:tcPr>
-            <w:tcW w:w="635" w:type="dxa"/>
-            <w:vAlign w:val="center"/>
-          </w:tcPr>
-          <w:p>
-            <w:pPr>
-              <w:spacing w:line="360" w:lineRule="auto"/>
-              <w:jc w:val="center"/>
-              <w:rPr>
-                <w:rFonts w:ascii="Times New Roman" w:eastAsia="Arial" w:hAnsi="Times New Roman" w:cs="Times New Roman"/>
-                <w:b/>
-                <w:sz w:val="26"/>
-                <w:szCs w:val="26"/>
-              </w:rPr>
-            </w:pPr>
-            <w:r>
-              <w:rPr>
-                <w:rFonts w:ascii="Times New Roman" w:eastAsia="Arial" w:hAnsi="Times New Roman" w:cs="Times New Roman"/>
-                <w:b/>
-                <w:sz w:val="26"/>
-                <w:szCs w:val="26"/>
-              </w:rPr>
-              <w:t>20</w:t>
-            </w:r>
-          </w:p>
-        </w:tc>
-        <w:tc>
-          <w:tcPr>
-            <w:tcW w:w="1354" w:type="dxa"/>
-          </w:tcPr>
-          <w:p>
-            <w:pPr>
-              <w:spacing w:line="360" w:lineRule="auto"/>
-              <w:jc w:val="center"/>
-              <w:rPr>
-                <w:rFonts w:ascii="Times New Roman" w:eastAsia="Calibri" w:hAnsi="Times New Roman" w:cs="Times New Roman"/>
-                <w:color w:val="000000"/>
-                <w:sz w:val="26"/>
-                <w:szCs w:val="26"/>
-              </w:rPr>
-            </w:pPr>
-          </w:p>
-        </w:tc>
-      </w:tr>
-      <w:tr>
-        <w:tc>
-          <w:tcPr>
-            <w:tcW w:w="710" w:type="dxa"/>
-            <w:vMerge w:val="restart"/>
-          </w:tcPr>
-          <w:p>
-            <w:pPr>
-              <w:spacing w:line="360" w:lineRule="auto"/>
-              <w:rPr>
-                <w:rFonts w:ascii="Times New Roman" w:eastAsia="Arial" w:hAnsi="Times New Roman" w:cs="Times New Roman"/>
-                <w:b/>
-                <w:bCs/>
-                <w:sz w:val="26"/>
-                <w:szCs w:val="26"/>
-              </w:rPr>
-            </w:pPr>
-          </w:p>
-        </w:tc>
-        <w:tc>
-          <w:tcPr>
-            <w:tcW w:w="3050" w:type="dxa"/>
-          </w:tcPr>
-          <w:p>
-            <w:pPr>
-              <w:spacing w:line="360" w:lineRule="auto"/>
-              <w:rPr>
-                <w:rFonts w:ascii="Times New Roman" w:eastAsia="Calibri" w:hAnsi="Times New Roman" w:cs="Times New Roman"/>
-                <w:sz w:val="26"/>
-                <w:szCs w:val="26"/>
-              </w:rPr>
-            </w:pPr>
-            <w:r>
-              <w:rPr>
-                <w:rFonts w:ascii="Times New Roman" w:eastAsia="Calibri" w:hAnsi="Times New Roman" w:cs="Times New Roman"/>
-                <w:sz w:val="26"/>
-                <w:szCs w:val="26"/>
-              </w:rPr>
-              <w:t xml:space="preserve">Đăng </w:t>
-            </w:r>
-            <w:r>
-              <w:rPr>
-                <w:rFonts w:ascii="Times New Roman" w:eastAsia="Calibri" w:hAnsi="Times New Roman" w:cs="Times New Roman"/>
-                <w:sz w:val="26"/>
-                <w:szCs w:val="26"/>
-              </w:rPr>
-              <w:t>nhập, Đăng kí</w:t>
-            </w:r>
-          </w:p>
-        </w:tc>
-        <w:tc>
-          <w:tcPr>
-            <w:tcW w:w="1638" w:type="dxa"/>
-            <w:vAlign w:val="center"/>
-          </w:tcPr>
-          <w:p>
-            <w:pPr>
-              <w:spacing w:line="360" w:lineRule="auto"/>
-              <w:jc w:val="center"/>
-            </w:pPr>
-            <w:r>
-              <w:rPr>
-                <w:rFonts w:ascii="Times New Roman" w:eastAsia="Calibri" w:hAnsi="Times New Roman" w:cs="Times New Roman"/>
-                <w:sz w:val="26"/>
-                <w:szCs w:val="26"/>
-              </w:rPr>
-              <w:t>02/04/2026</w:t>
-            </w:r>
-          </w:p>
-        </w:tc>
-        <w:tc>
-          <w:tcPr>
-            <w:tcW w:w="1401" w:type="dxa"/>
-            <w:vAlign w:val="center"/>
-          </w:tcPr>
-          <w:p>
-            <w:pPr>
-              <w:spacing w:line="360" w:lineRule="auto"/>
-              <w:jc w:val="center"/>
-            </w:pPr>
-            <w:r>
-              <w:rPr>
-                <w:rFonts w:ascii="Times New Roman" w:eastAsia="Calibri" w:hAnsi="Times New Roman" w:cs="Times New Roman"/>
-                <w:sz w:val="26"/>
-                <w:szCs w:val="26"/>
-              </w:rPr>
-              <w:t>02/04/2026</w:t>
-            </w:r>
-          </w:p>
-        </w:tc>
-        <w:tc>
-          <w:tcPr>
-            <w:tcW w:w="635" w:type="dxa"/>
-            <w:vAlign w:val="center"/>
-          </w:tcPr>
-          <w:p>
-            <w:pPr>
-              <w:spacing w:line="360" w:lineRule="auto"/>
-              <w:jc w:val="center"/>
-              <w:rPr>
-                <w:rFonts w:ascii="Times New Roman" w:eastAsia="Calibri" w:hAnsi="Times New Roman" w:cs="Times New Roman"/>
-                <w:sz w:val="26"/>
-                <w:szCs w:val="26"/>
-              </w:rPr>
-            </w:pPr>
-            <w:r>
-              <w:rPr>
-                <w:rFonts w:ascii="Times New Roman" w:eastAsia="Calibri" w:hAnsi="Times New Roman" w:cs="Times New Roman"/>
-                <w:sz w:val="26"/>
-                <w:szCs w:val="26"/>
-              </w:rPr>
-              <w:t>2</w:t>
-            </w:r>
-          </w:p>
-        </w:tc>
-        <w:tc>
-          <w:tcPr>
-            <w:tcW w:w="1354" w:type="dxa"/>
-            <w:vAlign w:val="center"/>
-          </w:tcPr>
-          <w:p>
-            <w:pPr>
-              <w:spacing w:line="360" w:lineRule="auto"/>
-              <w:jc w:val="center"/>
-              <w:rPr>
-                <w:rFonts w:ascii="Times New Roman" w:eastAsia="Calibri" w:hAnsi="Times New Roman" w:cs="Times New Roman"/>
-                <w:sz w:val="26"/>
-                <w:szCs w:val="26"/>
-              </w:rPr>
-            </w:pPr>
-            <w:r>
-              <w:rPr>
-                <w:rFonts w:ascii="Times New Roman" w:eastAsia="Calibri" w:hAnsi="Times New Roman" w:cs="Times New Roman"/>
-                <w:sz w:val="26"/>
-                <w:szCs w:val="26"/>
-              </w:rPr>
-              <w:t>Ly</w:t>
-            </w:r>
-          </w:p>
-        </w:tc>
-      </w:tr>
-      <w:tr>
-        <w:tc>
-          <w:tcPr>
-            <w:tcW w:w="710" w:type="dxa"/>
-            <w:vMerge/>
-          </w:tcPr>
-          <w:p>
-            <w:pPr>
-              <w:spacing w:line="360" w:lineRule="auto"/>
-              <w:rPr>
-                <w:rFonts w:ascii="Times New Roman" w:eastAsia="Arial" w:hAnsi="Times New Roman" w:cs="Times New Roman"/>
-                <w:b/>
-                <w:bCs/>
-                <w:sz w:val="26"/>
-                <w:szCs w:val="26"/>
-              </w:rPr>
-            </w:pPr>
-          </w:p>
-        </w:tc>
-        <w:tc>
-          <w:tcPr>
-            <w:tcW w:w="3050" w:type="dxa"/>
-          </w:tcPr>
-          <w:p>
-            <w:pPr>
-              <w:spacing w:line="360" w:lineRule="auto"/>
-              <w:rPr>
-                <w:rFonts w:ascii="Times New Roman" w:eastAsia="Calibri" w:hAnsi="Times New Roman" w:cs="Times New Roman"/>
-                <w:sz w:val="26"/>
-                <w:szCs w:val="26"/>
-              </w:rPr>
-            </w:pPr>
-            <w:r>
-              <w:rPr>
-                <w:rFonts w:ascii="Times New Roman" w:eastAsia="Calibri" w:hAnsi="Times New Roman" w:cs="Times New Roman"/>
-                <w:sz w:val="26"/>
-                <w:szCs w:val="26"/>
-              </w:rPr>
-              <w:t xml:space="preserve">Quên mật khẩu </w:t>
-            </w:r>
-          </w:p>
-        </w:tc>
-        <w:tc>
-          <w:tcPr>
-            <w:tcW w:w="1638" w:type="dxa"/>
-            <w:vAlign w:val="center"/>
-          </w:tcPr>
-          <w:p>
-            <w:pPr>
-              <w:spacing w:line="360" w:lineRule="auto"/>
-              <w:jc w:val="center"/>
-            </w:pPr>
-            <w:r>
-              <w:rPr>
-                <w:rFonts w:ascii="Times New Roman" w:eastAsia="Calibri" w:hAnsi="Times New Roman" w:cs="Times New Roman"/>
-                <w:sz w:val="26"/>
-                <w:szCs w:val="26"/>
-              </w:rPr>
-              <w:t>02/04/2026</w:t>
-            </w:r>
-          </w:p>
-        </w:tc>
-        <w:tc>
-          <w:tcPr>
-            <w:tcW w:w="1401" w:type="dxa"/>
-            <w:vAlign w:val="center"/>
-          </w:tcPr>
-          <w:p>
-            <w:pPr>
-              <w:spacing w:line="360" w:lineRule="auto"/>
-              <w:jc w:val="center"/>
-            </w:pPr>
-            <w:r>
-              <w:rPr>
-                <w:rFonts w:ascii="Times New Roman" w:eastAsia="Calibri" w:hAnsi="Times New Roman" w:cs="Times New Roman"/>
-                <w:sz w:val="26"/>
-                <w:szCs w:val="26"/>
-              </w:rPr>
-              <w:t>02/04/2026</w:t>
-            </w:r>
-          </w:p>
-        </w:tc>
-        <w:tc>
-          <w:tcPr>
-            <w:tcW w:w="635" w:type="dxa"/>
-            <w:vAlign w:val="center"/>
-          </w:tcPr>
-          <w:p>
-            <w:pPr>
-              <w:spacing w:line="360" w:lineRule="auto"/>
-              <w:jc w:val="center"/>
-              <w:rPr>
-                <w:rFonts w:ascii="Times New Roman" w:eastAsia="Calibri" w:hAnsi="Times New Roman" w:cs="Times New Roman"/>
-                <w:sz w:val="26"/>
-                <w:szCs w:val="26"/>
-              </w:rPr>
-            </w:pPr>
-            <w:r>
-              <w:rPr>
-                <w:rFonts w:ascii="Times New Roman" w:eastAsia="Calibri" w:hAnsi="Times New Roman" w:cs="Times New Roman"/>
-                <w:sz w:val="26"/>
-                <w:szCs w:val="26"/>
-              </w:rPr>
-              <w:t>2</w:t>
-            </w:r>
-          </w:p>
-        </w:tc>
-        <w:tc>
-          <w:tcPr>
-            <w:tcW w:w="1354" w:type="dxa"/>
-            <w:vAlign w:val="center"/>
-          </w:tcPr>
-          <w:p>
-            <w:pPr>
-              <w:spacing w:line="360" w:lineRule="auto"/>
-              <w:jc w:val="center"/>
-              <w:rPr>
-                <w:rFonts w:ascii="Times New Roman" w:eastAsia="Calibri" w:hAnsi="Times New Roman" w:cs="Times New Roman"/>
-                <w:sz w:val="26"/>
-                <w:szCs w:val="26"/>
-              </w:rPr>
-            </w:pPr>
-            <w:r>
-              <w:rPr>
-                <w:rFonts w:ascii="Times New Roman" w:eastAsia="Calibri" w:hAnsi="Times New Roman" w:cs="Times New Roman"/>
-                <w:sz w:val="26"/>
-                <w:szCs w:val="26"/>
-              </w:rPr>
-              <w:t>Vy</w:t>
-            </w:r>
-          </w:p>
-        </w:tc>
-      </w:tr>
-      <w:tr>
-        <w:tc>
-          <w:tcPr>
-            <w:tcW w:w="710" w:type="dxa"/>
-            <w:vMerge/>
-          </w:tcPr>
-          <w:p>
-            <w:pPr>
-              <w:spacing w:line="360" w:lineRule="auto"/>
-              <w:rPr>
-                <w:rFonts w:ascii="Times New Roman" w:eastAsia="Arial" w:hAnsi="Times New Roman" w:cs="Times New Roman"/>
-                <w:b/>
-                <w:bCs/>
                 <w:sz w:val="26"/>
                 <w:szCs w:val="26"/>
               </w:rPr>
@@ -12814,7 +13592,15 @@
                 <w:sz w:val="26"/>
                 <w:szCs w:val="26"/>
               </w:rPr>
-              <w:t>Thống kê hệ thống</w:t>
+              <w:t xml:space="preserve">Quản lý tài </w:t>
+            </w:r>
+            <w:r>
+              <w:rPr>
+                <w:rFonts w:ascii="Times New Roman" w:hAnsi="Times New Roman" w:cs="Times New Roman"/>
+                <w:sz w:val="26"/>
+                <w:szCs w:val="26"/>
+              </w:rPr>
+              <w:t>khoản, Quản lý doanh thu hệ thống</w:t>
             </w:r>
           </w:p>
         </w:tc>
@@ -12834,7 +13620,15 @@
                 <w:sz w:val="26"/>
                 <w:szCs w:val="26"/>
               </w:rPr>
-              <w:t>02/04/2026</w:t>
+              <w:t>28/03</w:t>
+            </w:r>
+            <w:r>
+              <w:rPr>
+                <w:rFonts w:ascii="Times New Roman" w:eastAsia="Calibri" w:hAnsi="Times New Roman" w:cs="Times New Roman"/>
+                <w:sz w:val="26"/>
+                <w:szCs w:val="26"/>
+              </w:rPr>
+              <w:t>/2026</w:t>
             </w:r>
           </w:p>
         </w:tc>
@@ -12854,7 +13648,15 @@
                 <w:sz w:val="26"/>
                 <w:szCs w:val="26"/>
               </w:rPr>
-              <w:t>02/04/2026</w:t>
+              <w:t>28/03</w:t>
+            </w:r>
+            <w:r>
+              <w:rPr>
+                <w:rFonts w:ascii="Times New Roman" w:eastAsia="Calibri" w:hAnsi="Times New Roman" w:cs="Times New Roman"/>
+                <w:sz w:val="26"/>
+                <w:szCs w:val="26"/>
+              </w:rPr>
+              <w:t>/2026</w:t>
             </w:r>
           </w:p>
         </w:tc>
@@ -12879,7 +13681,7 @@
                 <w:sz w:val="26"/>
                 <w:szCs w:val="26"/>
               </w:rPr>
-              <w:t>4</w:t>
+              <w:t>2</w:t>
             </w:r>
           </w:p>
         </w:tc>
@@ -12904,7 +13706,7 @@
                 <w:sz w:val="26"/>
                 <w:szCs w:val="26"/>
               </w:rPr>
-              <w:t>Yên,Thi</w:t>
+              <w:t>Thi</w:t>
             </w:r>
           </w:p>
         </w:tc>
@@ -12951,7 +13753,7 @@
                 <w:sz w:val="26"/>
                 <w:szCs w:val="26"/>
               </w:rPr>
-              <w:t>Quản lý đơn hàng hệ thống</w:t>
+              <w:t>Quản lý khuyến mãi hệ thống</w:t>
             </w:r>
           </w:p>
         </w:tc>
@@ -12971,7 +13773,15 @@
                 <w:sz w:val="26"/>
                 <w:szCs w:val="26"/>
               </w:rPr>
-              <w:t>02/04/2026</w:t>
+              <w:t>28/03</w:t>
+            </w:r>
+            <w:r>
+              <w:rPr>
+                <w:rFonts w:ascii="Times New Roman" w:eastAsia="Calibri" w:hAnsi="Times New Roman" w:cs="Times New Roman"/>
+                <w:sz w:val="26"/>
+                <w:szCs w:val="26"/>
+              </w:rPr>
+              <w:t>/2026</w:t>
             </w:r>
           </w:p>
         </w:tc>
@@ -12991,7 +13801,15 @@
                 <w:sz w:val="26"/>
                 <w:szCs w:val="26"/>
               </w:rPr>
-              <w:t>02/04/2026</w:t>
+              <w:t>28/03</w:t>
+            </w:r>
+            <w:r>
+              <w:rPr>
+                <w:rFonts w:ascii="Times New Roman" w:eastAsia="Calibri" w:hAnsi="Times New Roman" w:cs="Times New Roman"/>
+                <w:sz w:val="26"/>
+                <w:szCs w:val="26"/>
+              </w:rPr>
+              <w:t>/2026</w:t>
             </w:r>
           </w:p>
         </w:tc>
@@ -13050,17 +13868,28 @@
         <w:tc>
           <w:tcPr>
             <w:tcW w:w="710" w:type="dxa"/>
-            <w:vMerge/>
           </w:tcPr>
           <w:p>
             <w:pPr>
               <w:spacing w:line="360" w:lineRule="auto"/>
               <w:rPr>
                 <w:rFonts w:ascii="Times New Roman" w:eastAsia="Arial" w:hAnsi="Times New Roman" w:cs="Times New Roman"/>
-                <w:sz w:val="26"/>
-                <w:szCs w:val="26"/>
-              </w:rPr>
-            </w:pPr>
+                <w:b/>
+                <w:bCs/>
+                <w:sz w:val="26"/>
+                <w:szCs w:val="26"/>
+              </w:rPr>
+            </w:pPr>
+            <w:r>
+              <w:rPr>
+                <w:rFonts w:ascii="Times New Roman" w:eastAsia="Arial" w:hAnsi="Times New Roman" w:cs="Times New Roman"/>
+                <w:b/>
+                <w:bCs/>
+                <w:sz w:val="26"/>
+                <w:szCs w:val="26"/>
+              </w:rPr>
+              <w:t>1.5</w:t>
+            </w:r>
           </w:p>
         </w:tc>
         <w:tc>
@@ -13069,1709 +13898,88 @@
           </w:tcPr>
           <w:p>
             <w:pPr>
-              <w:widowControl w:val="0"/>
-              <w:tabs>
-                <w:tab w:val="left" w:pos="852"/>
-              </w:tabs>
-              <w:autoSpaceDE w:val="0"/>
-              <w:autoSpaceDN w:val="0"/>
-              <w:spacing w:line="360" w:lineRule="auto"/>
-              <w:rPr>
-                <w:rFonts w:ascii="Times New Roman" w:hAnsi="Times New Roman" w:cs="Times New Roman"/>
-                <w:sz w:val="26"/>
-                <w:szCs w:val="26"/>
-              </w:rPr>
-            </w:pPr>
-            <w:r>
-              <w:rPr>
-                <w:rFonts w:ascii="Times New Roman" w:hAnsi="Times New Roman" w:cs="Times New Roman"/>
-                <w:sz w:val="26"/>
-                <w:szCs w:val="26"/>
-              </w:rPr>
-              <w:t>Kiểm duyệt yêu cầu hệ thống</w:t>
+              <w:spacing w:line="360" w:lineRule="auto"/>
+              <w:rPr>
+                <w:rFonts w:ascii="Times New Roman" w:eastAsia="Calibri" w:hAnsi="Times New Roman" w:cs="Times New Roman"/>
+                <w:b/>
+                <w:bCs/>
+                <w:sz w:val="26"/>
+                <w:szCs w:val="26"/>
+              </w:rPr>
+            </w:pPr>
+            <w:r>
+              <w:rPr>
+                <w:rFonts w:ascii="Times New Roman" w:eastAsia="Calibri" w:hAnsi="Times New Roman" w:cs="Times New Roman"/>
+                <w:b/>
+                <w:bCs/>
+                <w:sz w:val="26"/>
+                <w:szCs w:val="26"/>
+              </w:rPr>
+              <w:t>Báo cáo và đánh giá</w:t>
             </w:r>
           </w:p>
         </w:tc>
         <w:tc>
           <w:tcPr>
             <w:tcW w:w="1638" w:type="dxa"/>
-            <w:vAlign w:val="center"/>
-          </w:tcPr>
-          <w:p>
-            <w:pPr>
-              <w:spacing w:line="360" w:lineRule="auto"/>
-              <w:jc w:val="center"/>
-            </w:pPr>
-            <w:r>
-              <w:rPr>
-                <w:rFonts w:ascii="Times New Roman" w:eastAsia="Calibri" w:hAnsi="Times New Roman" w:cs="Times New Roman"/>
-                <w:sz w:val="26"/>
-                <w:szCs w:val="26"/>
-              </w:rPr>
-              <w:t>03</w:t>
-            </w:r>
-            <w:r>
-              <w:rPr>
-                <w:rFonts w:ascii="Times New Roman" w:eastAsia="Calibri" w:hAnsi="Times New Roman" w:cs="Times New Roman"/>
-                <w:sz w:val="26"/>
-                <w:szCs w:val="26"/>
-              </w:rPr>
-              <w:t>/04/2026</w:t>
+          </w:tcPr>
+          <w:p>
+            <w:pPr>
+              <w:spacing w:line="360" w:lineRule="auto"/>
+              <w:jc w:val="center"/>
+              <w:rPr>
+                <w:b/>
+              </w:rPr>
+            </w:pPr>
+            <w:r>
+              <w:rPr>
+                <w:rFonts w:ascii="Times New Roman" w:eastAsia="Calibri" w:hAnsi="Times New Roman" w:cs="Times New Roman"/>
+                <w:b/>
+                <w:sz w:val="26"/>
+                <w:szCs w:val="26"/>
+              </w:rPr>
+              <w:t>29/03</w:t>
+            </w:r>
+            <w:r>
+              <w:rPr>
+                <w:rFonts w:ascii="Times New Roman" w:eastAsia="Calibri" w:hAnsi="Times New Roman" w:cs="Times New Roman"/>
+                <w:b/>
+                <w:sz w:val="26"/>
+                <w:szCs w:val="26"/>
+              </w:rPr>
+              <w:t>/2026</w:t>
             </w:r>
           </w:p>
         </w:tc>
         <w:tc>
           <w:tcPr>
             <w:tcW w:w="1401" w:type="dxa"/>
-            <w:vAlign w:val="center"/>
-          </w:tcPr>
-          <w:p>
-            <w:pPr>
-              <w:spacing w:line="360" w:lineRule="auto"/>
-              <w:jc w:val="center"/>
-            </w:pPr>
-            <w:r>
-              <w:rPr>
-                <w:rFonts w:ascii="Times New Roman" w:eastAsia="Calibri" w:hAnsi="Times New Roman" w:cs="Times New Roman"/>
-                <w:sz w:val="26"/>
-                <w:szCs w:val="26"/>
-              </w:rPr>
-              <w:t>03</w:t>
-            </w:r>
-            <w:r>
-              <w:rPr>
-                <w:rFonts w:ascii="Times New Roman" w:eastAsia="Calibri" w:hAnsi="Times New Roman" w:cs="Times New Roman"/>
-                <w:sz w:val="26"/>
-                <w:szCs w:val="26"/>
-              </w:rPr>
-              <w:t>/04/2026</w:t>
-            </w:r>
-          </w:p>
-        </w:tc>
-        <w:tc>
-          <w:tcPr>
-            <w:tcW w:w="635" w:type="dxa"/>
-            <w:vAlign w:val="center"/>
-          </w:tcPr>
-          <w:p>
-            <w:pPr>
-              <w:spacing w:line="360" w:lineRule="auto"/>
-              <w:jc w:val="center"/>
-              <w:rPr>
-                <w:rFonts w:ascii="Times New Roman" w:eastAsia="Calibri" w:hAnsi="Times New Roman" w:cs="Times New Roman"/>
-                <w:sz w:val="26"/>
-                <w:szCs w:val="26"/>
-              </w:rPr>
-            </w:pPr>
-            <w:r>
-              <w:rPr>
-                <w:rFonts w:ascii="Times New Roman" w:eastAsia="Calibri" w:hAnsi="Times New Roman" w:cs="Times New Roman"/>
-                <w:sz w:val="26"/>
-                <w:szCs w:val="26"/>
-              </w:rPr>
-              <w:t>2</w:t>
-            </w:r>
-          </w:p>
-        </w:tc>
-        <w:tc>
-          <w:tcPr>
-            <w:tcW w:w="1354" w:type="dxa"/>
-            <w:vAlign w:val="center"/>
-          </w:tcPr>
-          <w:p>
-            <w:pPr>
-              <w:spacing w:line="360" w:lineRule="auto"/>
-              <w:jc w:val="center"/>
-              <w:rPr>
-                <w:rFonts w:ascii="Times New Roman" w:eastAsia="Calibri" w:hAnsi="Times New Roman" w:cs="Times New Roman"/>
-                <w:sz w:val="26"/>
-                <w:szCs w:val="26"/>
-              </w:rPr>
-            </w:pPr>
-            <w:r>
-              <w:rPr>
-                <w:rFonts w:ascii="Times New Roman" w:eastAsia="Calibri" w:hAnsi="Times New Roman" w:cs="Times New Roman"/>
-                <w:sz w:val="26"/>
-                <w:szCs w:val="26"/>
-              </w:rPr>
-              <w:t>Ly</w:t>
-            </w:r>
-          </w:p>
-        </w:tc>
-      </w:tr>
-      <w:tr>
-        <w:tc>
-          <w:tcPr>
-            <w:tcW w:w="710" w:type="dxa"/>
-            <w:vMerge/>
-          </w:tcPr>
-          <w:p>
-            <w:pPr>
-              <w:spacing w:line="360" w:lineRule="auto"/>
-              <w:rPr>
-                <w:rFonts w:ascii="Times New Roman" w:eastAsia="Arial" w:hAnsi="Times New Roman" w:cs="Times New Roman"/>
-                <w:sz w:val="26"/>
-                <w:szCs w:val="26"/>
-              </w:rPr>
-            </w:pPr>
-          </w:p>
-        </w:tc>
-        <w:tc>
-          <w:tcPr>
-            <w:tcW w:w="3050" w:type="dxa"/>
-          </w:tcPr>
-          <w:p>
-            <w:pPr>
-              <w:widowControl w:val="0"/>
-              <w:tabs>
-                <w:tab w:val="left" w:pos="852"/>
-              </w:tabs>
-              <w:autoSpaceDE w:val="0"/>
-              <w:autoSpaceDN w:val="0"/>
-              <w:spacing w:line="360" w:lineRule="auto"/>
-              <w:rPr>
-                <w:rFonts w:ascii="Times New Roman" w:hAnsi="Times New Roman" w:cs="Times New Roman"/>
-                <w:sz w:val="26"/>
-                <w:szCs w:val="26"/>
-              </w:rPr>
-            </w:pPr>
-            <w:r>
-              <w:rPr>
-                <w:rFonts w:ascii="Times New Roman" w:hAnsi="Times New Roman" w:cs="Times New Roman"/>
-                <w:sz w:val="26"/>
-                <w:szCs w:val="26"/>
-              </w:rPr>
-              <w:t>Quản lý tài khoản</w:t>
-            </w:r>
-          </w:p>
-        </w:tc>
-        <w:tc>
-          <w:tcPr>
-            <w:tcW w:w="1638" w:type="dxa"/>
-            <w:vAlign w:val="center"/>
-          </w:tcPr>
-          <w:p>
-            <w:pPr>
-              <w:spacing w:line="360" w:lineRule="auto"/>
-              <w:jc w:val="center"/>
-            </w:pPr>
-            <w:r>
-              <w:rPr>
-                <w:rFonts w:ascii="Times New Roman" w:eastAsia="Calibri" w:hAnsi="Times New Roman" w:cs="Times New Roman"/>
-                <w:sz w:val="26"/>
-                <w:szCs w:val="26"/>
-              </w:rPr>
-              <w:t>03/04/2026</w:t>
-            </w:r>
-          </w:p>
-        </w:tc>
-        <w:tc>
-          <w:tcPr>
-            <w:tcW w:w="1401" w:type="dxa"/>
-            <w:vAlign w:val="center"/>
-          </w:tcPr>
-          <w:p>
-            <w:pPr>
-              <w:spacing w:line="360" w:lineRule="auto"/>
-              <w:jc w:val="center"/>
-            </w:pPr>
-            <w:r>
-              <w:rPr>
-                <w:rFonts w:ascii="Times New Roman" w:eastAsia="Calibri" w:hAnsi="Times New Roman" w:cs="Times New Roman"/>
-                <w:sz w:val="26"/>
-                <w:szCs w:val="26"/>
-              </w:rPr>
-              <w:t>03/04/2026</w:t>
-            </w:r>
-          </w:p>
-        </w:tc>
-        <w:tc>
-          <w:tcPr>
-            <w:tcW w:w="635" w:type="dxa"/>
-            <w:vAlign w:val="center"/>
-          </w:tcPr>
-          <w:p>
-            <w:pPr>
-              <w:spacing w:line="360" w:lineRule="auto"/>
-              <w:jc w:val="center"/>
-              <w:rPr>
-                <w:rFonts w:ascii="Times New Roman" w:eastAsia="Calibri" w:hAnsi="Times New Roman" w:cs="Times New Roman"/>
-                <w:sz w:val="26"/>
-                <w:szCs w:val="26"/>
-              </w:rPr>
-            </w:pPr>
-            <w:r>
-              <w:rPr>
-                <w:rFonts w:ascii="Times New Roman" w:eastAsia="Calibri" w:hAnsi="Times New Roman" w:cs="Times New Roman"/>
-                <w:sz w:val="26"/>
-                <w:szCs w:val="26"/>
-              </w:rPr>
-              <w:t>2</w:t>
-            </w:r>
-          </w:p>
-        </w:tc>
-        <w:tc>
-          <w:tcPr>
-            <w:tcW w:w="1354" w:type="dxa"/>
-            <w:vAlign w:val="center"/>
-          </w:tcPr>
-          <w:p>
-            <w:pPr>
-              <w:spacing w:line="360" w:lineRule="auto"/>
-              <w:jc w:val="center"/>
-              <w:rPr>
-                <w:rFonts w:ascii="Times New Roman" w:eastAsia="Calibri" w:hAnsi="Times New Roman" w:cs="Times New Roman"/>
-                <w:sz w:val="26"/>
-                <w:szCs w:val="26"/>
-              </w:rPr>
-            </w:pPr>
-            <w:r>
-              <w:rPr>
-                <w:rFonts w:ascii="Times New Roman" w:eastAsia="Calibri" w:hAnsi="Times New Roman" w:cs="Times New Roman"/>
-                <w:sz w:val="26"/>
-                <w:szCs w:val="26"/>
-              </w:rPr>
-              <w:t>Thi</w:t>
-            </w:r>
-          </w:p>
-        </w:tc>
-      </w:tr>
-      <w:tr>
-        <w:tc>
-          <w:tcPr>
-            <w:tcW w:w="710" w:type="dxa"/>
-            <w:vMerge/>
-          </w:tcPr>
-          <w:p>
-            <w:pPr>
-              <w:spacing w:line="360" w:lineRule="auto"/>
-              <w:rPr>
-                <w:rFonts w:ascii="Times New Roman" w:eastAsia="Arial" w:hAnsi="Times New Roman" w:cs="Times New Roman"/>
-                <w:sz w:val="26"/>
-                <w:szCs w:val="26"/>
-              </w:rPr>
-            </w:pPr>
-          </w:p>
-        </w:tc>
-        <w:tc>
-          <w:tcPr>
-            <w:tcW w:w="3050" w:type="dxa"/>
-          </w:tcPr>
-          <w:p>
-            <w:pPr>
-              <w:widowControl w:val="0"/>
-              <w:tabs>
-                <w:tab w:val="left" w:pos="852"/>
-              </w:tabs>
-              <w:autoSpaceDE w:val="0"/>
-              <w:autoSpaceDN w:val="0"/>
-              <w:spacing w:line="360" w:lineRule="auto"/>
-              <w:rPr>
-                <w:rFonts w:ascii="Times New Roman" w:hAnsi="Times New Roman" w:cs="Times New Roman"/>
-                <w:sz w:val="26"/>
-                <w:szCs w:val="26"/>
-              </w:rPr>
-            </w:pPr>
-            <w:r>
-              <w:rPr>
-                <w:rFonts w:ascii="Times New Roman" w:hAnsi="Times New Roman" w:cs="Times New Roman"/>
-                <w:sz w:val="26"/>
-                <w:szCs w:val="26"/>
-              </w:rPr>
-              <w:t>Quản lý doanh thu hệ thống</w:t>
-            </w:r>
-          </w:p>
-        </w:tc>
-        <w:tc>
-          <w:tcPr>
-            <w:tcW w:w="1638" w:type="dxa"/>
-            <w:vAlign w:val="center"/>
-          </w:tcPr>
-          <w:p>
-            <w:pPr>
-              <w:spacing w:line="360" w:lineRule="auto"/>
-              <w:jc w:val="center"/>
-            </w:pPr>
-            <w:r>
-              <w:rPr>
-                <w:rFonts w:ascii="Times New Roman" w:eastAsia="Calibri" w:hAnsi="Times New Roman" w:cs="Times New Roman"/>
-                <w:sz w:val="26"/>
-                <w:szCs w:val="26"/>
-              </w:rPr>
-              <w:t>03/04/2026</w:t>
-            </w:r>
-          </w:p>
-        </w:tc>
-        <w:tc>
-          <w:tcPr>
-            <w:tcW w:w="1401" w:type="dxa"/>
-            <w:vAlign w:val="center"/>
-          </w:tcPr>
-          <w:p>
-            <w:pPr>
-              <w:spacing w:line="360" w:lineRule="auto"/>
-              <w:jc w:val="center"/>
-            </w:pPr>
-            <w:r>
-              <w:rPr>
-                <w:rFonts w:ascii="Times New Roman" w:eastAsia="Calibri" w:hAnsi="Times New Roman" w:cs="Times New Roman"/>
-                <w:sz w:val="26"/>
-                <w:szCs w:val="26"/>
-              </w:rPr>
-              <w:t>03/04/2026</w:t>
-            </w:r>
-          </w:p>
-        </w:tc>
-        <w:tc>
-          <w:tcPr>
-            <w:tcW w:w="635" w:type="dxa"/>
-            <w:vAlign w:val="center"/>
-          </w:tcPr>
-          <w:p>
-            <w:pPr>
-              <w:spacing w:line="360" w:lineRule="auto"/>
-              <w:jc w:val="center"/>
-              <w:rPr>
-                <w:rFonts w:ascii="Times New Roman" w:eastAsia="Calibri" w:hAnsi="Times New Roman" w:cs="Times New Roman"/>
-                <w:sz w:val="26"/>
-                <w:szCs w:val="26"/>
-              </w:rPr>
-            </w:pPr>
-            <w:r>
-              <w:rPr>
-                <w:rFonts w:ascii="Times New Roman" w:eastAsia="Calibri" w:hAnsi="Times New Roman" w:cs="Times New Roman"/>
-                <w:sz w:val="26"/>
-                <w:szCs w:val="26"/>
-              </w:rPr>
-              <w:t>4</w:t>
-            </w:r>
-          </w:p>
-        </w:tc>
-        <w:tc>
-          <w:tcPr>
-            <w:tcW w:w="1354" w:type="dxa"/>
-            <w:vAlign w:val="center"/>
-          </w:tcPr>
-          <w:p>
-            <w:pPr>
-              <w:spacing w:line="360" w:lineRule="auto"/>
-              <w:jc w:val="center"/>
-              <w:rPr>
-                <w:rFonts w:ascii="Times New Roman" w:eastAsia="Calibri" w:hAnsi="Times New Roman" w:cs="Times New Roman"/>
-                <w:sz w:val="26"/>
-                <w:szCs w:val="26"/>
-              </w:rPr>
-            </w:pPr>
-            <w:r>
-              <w:rPr>
-                <w:rFonts w:ascii="Times New Roman" w:eastAsia="Calibri" w:hAnsi="Times New Roman" w:cs="Times New Roman"/>
-                <w:sz w:val="26"/>
-                <w:szCs w:val="26"/>
-              </w:rPr>
-              <w:t>Cường,Vy</w:t>
-            </w:r>
-          </w:p>
-        </w:tc>
-      </w:tr>
-      <w:tr>
-        <w:tc>
-          <w:tcPr>
-            <w:tcW w:w="710" w:type="dxa"/>
-            <w:vMerge/>
-          </w:tcPr>
-          <w:p>
-            <w:pPr>
-              <w:spacing w:line="360" w:lineRule="auto"/>
-              <w:rPr>
-                <w:rFonts w:ascii="Times New Roman" w:eastAsia="Arial" w:hAnsi="Times New Roman" w:cs="Times New Roman"/>
-                <w:sz w:val="26"/>
-                <w:szCs w:val="26"/>
-              </w:rPr>
-            </w:pPr>
-          </w:p>
-        </w:tc>
-        <w:tc>
-          <w:tcPr>
-            <w:tcW w:w="3050" w:type="dxa"/>
-          </w:tcPr>
-          <w:p>
-            <w:pPr>
-              <w:widowControl w:val="0"/>
-              <w:tabs>
-                <w:tab w:val="left" w:pos="852"/>
-              </w:tabs>
-              <w:autoSpaceDE w:val="0"/>
-              <w:autoSpaceDN w:val="0"/>
-              <w:spacing w:line="360" w:lineRule="auto"/>
-              <w:rPr>
-                <w:rFonts w:ascii="Times New Roman" w:hAnsi="Times New Roman" w:cs="Times New Roman"/>
-                <w:sz w:val="26"/>
-                <w:szCs w:val="26"/>
-              </w:rPr>
-            </w:pPr>
-            <w:r>
-              <w:rPr>
-                <w:rFonts w:ascii="Times New Roman" w:hAnsi="Times New Roman" w:cs="Times New Roman"/>
-                <w:sz w:val="26"/>
-                <w:szCs w:val="26"/>
-              </w:rPr>
-              <w:t>Quản lý khuyến mãi hệ thống</w:t>
-            </w:r>
-          </w:p>
-        </w:tc>
-        <w:tc>
-          <w:tcPr>
-            <w:tcW w:w="1638" w:type="dxa"/>
-            <w:vAlign w:val="center"/>
-          </w:tcPr>
-          <w:p>
-            <w:pPr>
-              <w:spacing w:line="360" w:lineRule="auto"/>
-              <w:jc w:val="center"/>
-            </w:pPr>
-            <w:r>
-              <w:rPr>
-                <w:rFonts w:ascii="Times New Roman" w:eastAsia="Calibri" w:hAnsi="Times New Roman" w:cs="Times New Roman"/>
-                <w:sz w:val="26"/>
-                <w:szCs w:val="26"/>
-              </w:rPr>
-              <w:t>03/04/2026</w:t>
-            </w:r>
-          </w:p>
-        </w:tc>
-        <w:tc>
-          <w:tcPr>
-            <w:tcW w:w="1401" w:type="dxa"/>
-            <w:vAlign w:val="center"/>
-          </w:tcPr>
-          <w:p>
-            <w:pPr>
-              <w:spacing w:line="360" w:lineRule="auto"/>
-              <w:jc w:val="center"/>
-            </w:pPr>
-            <w:r>
-              <w:rPr>
-                <w:rFonts w:ascii="Times New Roman" w:eastAsia="Calibri" w:hAnsi="Times New Roman" w:cs="Times New Roman"/>
-                <w:sz w:val="26"/>
-                <w:szCs w:val="26"/>
-              </w:rPr>
-              <w:t>03/04/2026</w:t>
-            </w:r>
-          </w:p>
-        </w:tc>
-        <w:tc>
-          <w:tcPr>
-            <w:tcW w:w="635" w:type="dxa"/>
-            <w:vAlign w:val="center"/>
-          </w:tcPr>
-          <w:p>
-            <w:pPr>
-              <w:spacing w:line="360" w:lineRule="auto"/>
-              <w:jc w:val="center"/>
-              <w:rPr>
-                <w:rFonts w:ascii="Times New Roman" w:eastAsia="Calibri" w:hAnsi="Times New Roman" w:cs="Times New Roman"/>
-                <w:sz w:val="26"/>
-                <w:szCs w:val="26"/>
-              </w:rPr>
-            </w:pPr>
-            <w:r>
-              <w:rPr>
-                <w:rFonts w:ascii="Times New Roman" w:eastAsia="Calibri" w:hAnsi="Times New Roman" w:cs="Times New Roman"/>
-                <w:sz w:val="26"/>
-                <w:szCs w:val="26"/>
-              </w:rPr>
-              <w:t>2</w:t>
-            </w:r>
-          </w:p>
-        </w:tc>
-        <w:tc>
-          <w:tcPr>
-            <w:tcW w:w="1354" w:type="dxa"/>
-            <w:vAlign w:val="center"/>
-          </w:tcPr>
-          <w:p>
-            <w:pPr>
-              <w:spacing w:line="360" w:lineRule="auto"/>
-              <w:jc w:val="center"/>
-              <w:rPr>
-                <w:rFonts w:ascii="Times New Roman" w:eastAsia="Calibri" w:hAnsi="Times New Roman" w:cs="Times New Roman"/>
-                <w:sz w:val="26"/>
-                <w:szCs w:val="26"/>
-              </w:rPr>
-            </w:pPr>
-            <w:r>
-              <w:rPr>
-                <w:rFonts w:ascii="Times New Roman" w:eastAsia="Calibri" w:hAnsi="Times New Roman" w:cs="Times New Roman"/>
-                <w:sz w:val="26"/>
-                <w:szCs w:val="26"/>
-              </w:rPr>
-              <w:t>Yên</w:t>
-            </w:r>
-          </w:p>
-        </w:tc>
-      </w:tr>
-      <w:tr>
-        <w:tc>
-          <w:tcPr>
-            <w:tcW w:w="710" w:type="dxa"/>
-          </w:tcPr>
-          <w:p>
-            <w:pPr>
-              <w:spacing w:line="360" w:lineRule="auto"/>
-              <w:rPr>
-                <w:rFonts w:ascii="Times New Roman" w:eastAsia="Arial" w:hAnsi="Times New Roman" w:cs="Times New Roman"/>
-                <w:b/>
-                <w:bCs/>
-                <w:sz w:val="26"/>
-                <w:szCs w:val="26"/>
-              </w:rPr>
-            </w:pPr>
-            <w:r>
-              <w:rPr>
-                <w:rFonts w:ascii="Times New Roman" w:eastAsia="Arial" w:hAnsi="Times New Roman" w:cs="Times New Roman"/>
-                <w:b/>
-                <w:bCs/>
-                <w:sz w:val="26"/>
-                <w:szCs w:val="26"/>
-              </w:rPr>
-              <w:t>1.4</w:t>
-            </w:r>
-          </w:p>
-        </w:tc>
-        <w:tc>
-          <w:tcPr>
-            <w:tcW w:w="3050" w:type="dxa"/>
-          </w:tcPr>
-          <w:p>
-            <w:pPr>
-              <w:spacing w:line="360" w:lineRule="auto"/>
-              <w:rPr>
-                <w:rFonts w:ascii="Times New Roman" w:eastAsia="Calibri" w:hAnsi="Times New Roman" w:cs="Times New Roman"/>
-                <w:b/>
-                <w:bCs/>
-                <w:sz w:val="26"/>
-                <w:szCs w:val="26"/>
-              </w:rPr>
-            </w:pPr>
-            <w:r>
-              <w:rPr>
-                <w:rFonts w:ascii="Times New Roman" w:eastAsia="Calibri" w:hAnsi="Times New Roman" w:cs="Times New Roman"/>
-                <w:b/>
-                <w:bCs/>
-                <w:sz w:val="26"/>
-                <w:szCs w:val="26"/>
-              </w:rPr>
-              <w:t>Re_Testing</w:t>
-            </w:r>
-            <w:r>
-              <w:rPr>
-                <w:rFonts w:ascii="Times New Roman" w:eastAsia="Calibri" w:hAnsi="Times New Roman" w:cs="Times New Roman"/>
-                <w:b/>
-                <w:bCs/>
-                <w:sz w:val="26"/>
-                <w:szCs w:val="26"/>
-              </w:rPr>
-              <w:t xml:space="preserve"> sprint 1</w:t>
-            </w:r>
-          </w:p>
-        </w:tc>
-        <w:tc>
-          <w:tcPr>
-            <w:tcW w:w="1638" w:type="dxa"/>
-            <w:vAlign w:val="center"/>
-          </w:tcPr>
-          <w:p>
-            <w:pPr>
-              <w:spacing w:line="360" w:lineRule="auto"/>
-              <w:jc w:val="center"/>
-              <w:rPr>
-                <w:rFonts w:ascii="Times New Roman" w:eastAsia="Calibri" w:hAnsi="Times New Roman" w:cs="Times New Roman"/>
-                <w:b/>
-                <w:color w:val="000000"/>
-                <w:sz w:val="26"/>
-                <w:szCs w:val="26"/>
-              </w:rPr>
-            </w:pPr>
-            <w:r>
-              <w:rPr>
-                <w:rFonts w:ascii="Times New Roman" w:eastAsia="Calibri" w:hAnsi="Times New Roman" w:cs="Times New Roman"/>
-                <w:b/>
-                <w:sz w:val="26"/>
-                <w:szCs w:val="26"/>
-              </w:rPr>
-              <w:t>05</w:t>
-            </w:r>
-            <w:r>
-              <w:rPr>
-                <w:rFonts w:ascii="Times New Roman" w:eastAsia="Calibri" w:hAnsi="Times New Roman" w:cs="Times New Roman"/>
-                <w:b/>
-                <w:sz w:val="26"/>
-                <w:szCs w:val="26"/>
-              </w:rPr>
-              <w:t>/04/2026</w:t>
-            </w:r>
-          </w:p>
-        </w:tc>
-        <w:tc>
-          <w:tcPr>
-            <w:tcW w:w="1401" w:type="dxa"/>
-            <w:vAlign w:val="center"/>
-          </w:tcPr>
-          <w:p>
-            <w:pPr>
-              <w:spacing w:line="360" w:lineRule="auto"/>
-              <w:jc w:val="center"/>
-              <w:rPr>
-                <w:rFonts w:ascii="Times New Roman" w:eastAsia="Calibri" w:hAnsi="Times New Roman" w:cs="Times New Roman"/>
-                <w:b/>
-                <w:color w:val="000000"/>
-                <w:sz w:val="26"/>
-                <w:szCs w:val="26"/>
-              </w:rPr>
-            </w:pPr>
-            <w:r>
-              <w:rPr>
-                <w:rFonts w:ascii="Times New Roman" w:eastAsia="Calibri" w:hAnsi="Times New Roman" w:cs="Times New Roman"/>
-                <w:b/>
-                <w:sz w:val="26"/>
-                <w:szCs w:val="26"/>
-              </w:rPr>
-              <w:t>06</w:t>
-            </w:r>
-            <w:r>
-              <w:rPr>
-                <w:rFonts w:ascii="Times New Roman" w:eastAsia="Calibri" w:hAnsi="Times New Roman" w:cs="Times New Roman"/>
-                <w:b/>
-                <w:sz w:val="26"/>
-                <w:szCs w:val="26"/>
-              </w:rPr>
-              <w:t>/04/2026</w:t>
-            </w:r>
-          </w:p>
-        </w:tc>
-        <w:tc>
-          <w:tcPr>
-            <w:tcW w:w="635" w:type="dxa"/>
-            <w:vAlign w:val="center"/>
-          </w:tcPr>
-          <w:p>
-            <w:pPr>
-              <w:spacing w:line="360" w:lineRule="auto"/>
-              <w:jc w:val="center"/>
-              <w:rPr>
-                <w:rFonts w:ascii="Times New Roman" w:eastAsia="Arial" w:hAnsi="Times New Roman" w:cs="Times New Roman"/>
-                <w:b/>
-                <w:sz w:val="26"/>
-                <w:szCs w:val="26"/>
-              </w:rPr>
-            </w:pPr>
-            <w:r>
-              <w:rPr>
-                <w:rFonts w:ascii="Times New Roman" w:eastAsia="Arial" w:hAnsi="Times New Roman" w:cs="Times New Roman"/>
-                <w:b/>
-                <w:sz w:val="26"/>
-                <w:szCs w:val="26"/>
-              </w:rPr>
-              <w:t>12</w:t>
-            </w:r>
-          </w:p>
-        </w:tc>
-        <w:tc>
-          <w:tcPr>
-            <w:tcW w:w="1354" w:type="dxa"/>
-          </w:tcPr>
-          <w:p>
-            <w:pPr>
-              <w:spacing w:line="360" w:lineRule="auto"/>
-              <w:jc w:val="center"/>
-              <w:rPr>
-                <w:rFonts w:ascii="Times New Roman" w:eastAsia="Calibri" w:hAnsi="Times New Roman" w:cs="Times New Roman"/>
-                <w:color w:val="000000"/>
-                <w:sz w:val="26"/>
-                <w:szCs w:val="26"/>
-              </w:rPr>
-            </w:pPr>
-          </w:p>
-        </w:tc>
-      </w:tr>
-      <w:tr>
-        <w:tc>
-          <w:tcPr>
-            <w:tcW w:w="710" w:type="dxa"/>
-            <w:vMerge w:val="restart"/>
-          </w:tcPr>
-          <w:p>
-            <w:pPr>
-              <w:spacing w:line="360" w:lineRule="auto"/>
-              <w:rPr>
-                <w:rFonts w:ascii="Times New Roman" w:eastAsia="Arial" w:hAnsi="Times New Roman" w:cs="Times New Roman"/>
-                <w:sz w:val="26"/>
-                <w:szCs w:val="26"/>
-              </w:rPr>
-            </w:pPr>
-          </w:p>
-        </w:tc>
-        <w:tc>
-          <w:tcPr>
-            <w:tcW w:w="3050" w:type="dxa"/>
-          </w:tcPr>
-          <w:p>
-            <w:pPr>
-              <w:spacing w:line="360" w:lineRule="auto"/>
-              <w:rPr>
-                <w:rFonts w:ascii="Times New Roman" w:eastAsia="Calibri" w:hAnsi="Times New Roman" w:cs="Times New Roman"/>
-                <w:sz w:val="26"/>
-                <w:szCs w:val="26"/>
-              </w:rPr>
-            </w:pPr>
-            <w:r>
-              <w:rPr>
-                <w:rFonts w:ascii="Times New Roman" w:eastAsia="Calibri" w:hAnsi="Times New Roman" w:cs="Times New Roman"/>
-                <w:sz w:val="26"/>
-                <w:szCs w:val="26"/>
-              </w:rPr>
-              <w:t xml:space="preserve">Đăng </w:t>
-            </w:r>
-            <w:r>
-              <w:rPr>
-                <w:rFonts w:ascii="Times New Roman" w:eastAsia="Calibri" w:hAnsi="Times New Roman" w:cs="Times New Roman"/>
-                <w:sz w:val="26"/>
-                <w:szCs w:val="26"/>
-              </w:rPr>
-              <w:t>nhập, đăng kí</w:t>
-            </w:r>
-          </w:p>
-        </w:tc>
-        <w:tc>
-          <w:tcPr>
-            <w:tcW w:w="1638" w:type="dxa"/>
-          </w:tcPr>
-          <w:p>
-            <w:pPr>
-              <w:spacing w:line="360" w:lineRule="auto"/>
-              <w:jc w:val="center"/>
-            </w:pPr>
-            <w:r>
-              <w:rPr>
-                <w:rFonts w:ascii="Times New Roman" w:eastAsia="Calibri" w:hAnsi="Times New Roman" w:cs="Times New Roman"/>
-                <w:sz w:val="26"/>
-                <w:szCs w:val="26"/>
-              </w:rPr>
-              <w:t>05</w:t>
-            </w:r>
-            <w:r>
-              <w:rPr>
-                <w:rFonts w:ascii="Times New Roman" w:eastAsia="Calibri" w:hAnsi="Times New Roman" w:cs="Times New Roman"/>
-                <w:sz w:val="26"/>
-                <w:szCs w:val="26"/>
-              </w:rPr>
-              <w:t>/04/2026</w:t>
-            </w:r>
-          </w:p>
-        </w:tc>
-        <w:tc>
-          <w:tcPr>
-            <w:tcW w:w="1401" w:type="dxa"/>
-          </w:tcPr>
-          <w:p>
-            <w:pPr>
-              <w:spacing w:line="360" w:lineRule="auto"/>
-              <w:jc w:val="center"/>
-            </w:pPr>
-            <w:r>
-              <w:rPr>
-                <w:rFonts w:ascii="Times New Roman" w:eastAsia="Calibri" w:hAnsi="Times New Roman" w:cs="Times New Roman"/>
-                <w:sz w:val="26"/>
-                <w:szCs w:val="26"/>
-              </w:rPr>
-              <w:t>05</w:t>
-            </w:r>
-            <w:r>
-              <w:rPr>
-                <w:rFonts w:ascii="Times New Roman" w:eastAsia="Calibri" w:hAnsi="Times New Roman" w:cs="Times New Roman"/>
-                <w:sz w:val="26"/>
-                <w:szCs w:val="26"/>
-              </w:rPr>
-              <w:t>/04/2026</w:t>
-            </w:r>
-          </w:p>
-        </w:tc>
-        <w:tc>
-          <w:tcPr>
-            <w:tcW w:w="635" w:type="dxa"/>
-            <w:vAlign w:val="center"/>
-          </w:tcPr>
-          <w:p>
-            <w:pPr>
-              <w:spacing w:line="360" w:lineRule="auto"/>
-              <w:jc w:val="center"/>
-              <w:rPr>
-                <w:rFonts w:ascii="Times New Roman" w:eastAsia="Calibri" w:hAnsi="Times New Roman" w:cs="Times New Roman"/>
-                <w:sz w:val="26"/>
-                <w:szCs w:val="26"/>
-              </w:rPr>
-            </w:pPr>
-            <w:r>
-              <w:rPr>
-                <w:rFonts w:ascii="Times New Roman" w:eastAsia="Calibri" w:hAnsi="Times New Roman" w:cs="Times New Roman"/>
-                <w:sz w:val="26"/>
-                <w:szCs w:val="26"/>
-              </w:rPr>
-              <w:t>2</w:t>
-            </w:r>
-          </w:p>
-        </w:tc>
-        <w:tc>
-          <w:tcPr>
-            <w:tcW w:w="1354" w:type="dxa"/>
-            <w:vAlign w:val="center"/>
-          </w:tcPr>
-          <w:p>
-            <w:pPr>
-              <w:spacing w:line="360" w:lineRule="auto"/>
-              <w:jc w:val="center"/>
-              <w:rPr>
-                <w:rFonts w:ascii="Times New Roman" w:eastAsia="Calibri" w:hAnsi="Times New Roman" w:cs="Times New Roman"/>
-                <w:sz w:val="26"/>
-                <w:szCs w:val="26"/>
-              </w:rPr>
-            </w:pPr>
-            <w:r>
-              <w:rPr>
-                <w:rFonts w:ascii="Times New Roman" w:eastAsia="Calibri" w:hAnsi="Times New Roman" w:cs="Times New Roman"/>
-                <w:sz w:val="26"/>
-                <w:szCs w:val="26"/>
-              </w:rPr>
-              <w:t>Thi</w:t>
-            </w:r>
-          </w:p>
-        </w:tc>
-      </w:tr>
-      <w:tr>
-        <w:tc>
-          <w:tcPr>
-            <w:tcW w:w="710" w:type="dxa"/>
-            <w:vMerge/>
-          </w:tcPr>
-          <w:p>
-            <w:pPr>
-              <w:spacing w:line="360" w:lineRule="auto"/>
-              <w:rPr>
-                <w:rFonts w:ascii="Times New Roman" w:eastAsia="Arial" w:hAnsi="Times New Roman" w:cs="Times New Roman"/>
-                <w:sz w:val="26"/>
-                <w:szCs w:val="26"/>
-              </w:rPr>
-            </w:pPr>
-          </w:p>
-        </w:tc>
-        <w:tc>
-          <w:tcPr>
-            <w:tcW w:w="3050" w:type="dxa"/>
-          </w:tcPr>
-          <w:p>
-            <w:pPr>
-              <w:spacing w:line="360" w:lineRule="auto"/>
-              <w:rPr>
-                <w:rFonts w:ascii="Times New Roman" w:eastAsia="Calibri" w:hAnsi="Times New Roman" w:cs="Times New Roman"/>
-                <w:sz w:val="26"/>
-                <w:szCs w:val="26"/>
-              </w:rPr>
-            </w:pPr>
-            <w:r>
-              <w:rPr>
-                <w:rFonts w:ascii="Times New Roman" w:eastAsia="Calibri" w:hAnsi="Times New Roman" w:cs="Times New Roman"/>
-                <w:sz w:val="26"/>
-                <w:szCs w:val="26"/>
-              </w:rPr>
-              <w:t xml:space="preserve">Quên mật khẩu </w:t>
-            </w:r>
-            <w:r>
-              <w:rPr>
-                <w:rFonts w:ascii="Times New Roman" w:eastAsia="Calibri" w:hAnsi="Times New Roman" w:cs="Times New Roman"/>
-                <w:sz w:val="26"/>
-                <w:szCs w:val="26"/>
-              </w:rPr>
-              <w:t>,</w:t>
-            </w:r>
-            <w:r>
-              <w:rPr>
-                <w:rFonts w:ascii="Times New Roman" w:hAnsi="Times New Roman" w:cs="Times New Roman"/>
-                <w:sz w:val="26"/>
-                <w:szCs w:val="26"/>
-              </w:rPr>
-              <w:t xml:space="preserve"> Quản lý khuyến mãi hệ thống</w:t>
-            </w:r>
-          </w:p>
-        </w:tc>
-        <w:tc>
-          <w:tcPr>
-            <w:tcW w:w="1638" w:type="dxa"/>
-          </w:tcPr>
-          <w:p>
-            <w:pPr>
-              <w:spacing w:line="360" w:lineRule="auto"/>
-              <w:jc w:val="center"/>
-            </w:pPr>
-            <w:r>
-              <w:rPr>
-                <w:rFonts w:ascii="Times New Roman" w:eastAsia="Calibri" w:hAnsi="Times New Roman" w:cs="Times New Roman"/>
-                <w:sz w:val="26"/>
-                <w:szCs w:val="26"/>
-              </w:rPr>
-              <w:t>06/04/2026</w:t>
-            </w:r>
-          </w:p>
-        </w:tc>
-        <w:tc>
-          <w:tcPr>
-            <w:tcW w:w="1401" w:type="dxa"/>
-          </w:tcPr>
-          <w:p>
-            <w:pPr>
-              <w:spacing w:line="360" w:lineRule="auto"/>
-              <w:jc w:val="center"/>
-            </w:pPr>
-            <w:r>
-              <w:rPr>
-                <w:rFonts w:ascii="Times New Roman" w:eastAsia="Calibri" w:hAnsi="Times New Roman" w:cs="Times New Roman"/>
-                <w:sz w:val="26"/>
-                <w:szCs w:val="26"/>
-              </w:rPr>
-              <w:t>06/04/2026</w:t>
-            </w:r>
-          </w:p>
-        </w:tc>
-        <w:tc>
-          <w:tcPr>
-            <w:tcW w:w="635" w:type="dxa"/>
-            <w:vAlign w:val="center"/>
-          </w:tcPr>
-          <w:p>
-            <w:pPr>
-              <w:spacing w:line="360" w:lineRule="auto"/>
-              <w:jc w:val="center"/>
-              <w:rPr>
-                <w:rFonts w:ascii="Times New Roman" w:eastAsia="Calibri" w:hAnsi="Times New Roman" w:cs="Times New Roman"/>
-                <w:sz w:val="26"/>
-                <w:szCs w:val="26"/>
-              </w:rPr>
-            </w:pPr>
-            <w:r>
-              <w:rPr>
-                <w:rFonts w:ascii="Times New Roman" w:eastAsia="Calibri" w:hAnsi="Times New Roman" w:cs="Times New Roman"/>
-                <w:sz w:val="26"/>
-                <w:szCs w:val="26"/>
-              </w:rPr>
-              <w:t>2</w:t>
-            </w:r>
-          </w:p>
-        </w:tc>
-        <w:tc>
-          <w:tcPr>
-            <w:tcW w:w="1354" w:type="dxa"/>
-            <w:vAlign w:val="center"/>
-          </w:tcPr>
-          <w:p>
-            <w:pPr>
-              <w:spacing w:line="360" w:lineRule="auto"/>
-              <w:jc w:val="center"/>
-              <w:rPr>
-                <w:rFonts w:ascii="Times New Roman" w:eastAsia="Calibri" w:hAnsi="Times New Roman" w:cs="Times New Roman"/>
-                <w:sz w:val="26"/>
-                <w:szCs w:val="26"/>
-              </w:rPr>
-            </w:pPr>
-            <w:r>
-              <w:rPr>
-                <w:rFonts w:ascii="Times New Roman" w:eastAsia="Calibri" w:hAnsi="Times New Roman" w:cs="Times New Roman"/>
-                <w:sz w:val="26"/>
-                <w:szCs w:val="26"/>
-              </w:rPr>
-              <w:t>Vy</w:t>
-            </w:r>
-          </w:p>
-        </w:tc>
-      </w:tr>
-      <w:tr>
-        <w:tc>
-          <w:tcPr>
-            <w:tcW w:w="710" w:type="dxa"/>
-            <w:vMerge/>
-          </w:tcPr>
-          <w:p>
-            <w:pPr>
-              <w:spacing w:line="360" w:lineRule="auto"/>
-              <w:rPr>
-                <w:rFonts w:ascii="Times New Roman" w:eastAsia="Arial" w:hAnsi="Times New Roman" w:cs="Times New Roman"/>
-                <w:sz w:val="26"/>
-                <w:szCs w:val="26"/>
-              </w:rPr>
-            </w:pPr>
-          </w:p>
-        </w:tc>
-        <w:tc>
-          <w:tcPr>
-            <w:tcW w:w="3050" w:type="dxa"/>
-          </w:tcPr>
-          <w:p>
-            <w:pPr>
-              <w:widowControl w:val="0"/>
-              <w:tabs>
-                <w:tab w:val="left" w:pos="852"/>
-              </w:tabs>
-              <w:autoSpaceDE w:val="0"/>
-              <w:autoSpaceDN w:val="0"/>
-              <w:spacing w:line="360" w:lineRule="auto"/>
-              <w:rPr>
-                <w:rFonts w:ascii="Times New Roman" w:hAnsi="Times New Roman" w:cs="Times New Roman"/>
-                <w:sz w:val="26"/>
-                <w:szCs w:val="26"/>
-              </w:rPr>
-            </w:pPr>
-            <w:r>
-              <w:rPr>
-                <w:rFonts w:ascii="Times New Roman" w:hAnsi="Times New Roman" w:cs="Times New Roman"/>
-                <w:sz w:val="26"/>
-                <w:szCs w:val="26"/>
-              </w:rPr>
-              <w:t>Thống kê hệ thống</w:t>
-            </w:r>
-          </w:p>
-        </w:tc>
-        <w:tc>
-          <w:tcPr>
-            <w:tcW w:w="1638" w:type="dxa"/>
-          </w:tcPr>
-          <w:p>
-            <w:pPr>
-              <w:spacing w:line="360" w:lineRule="auto"/>
-              <w:jc w:val="center"/>
-            </w:pPr>
-            <w:r>
-              <w:rPr>
-                <w:rFonts w:ascii="Times New Roman" w:eastAsia="Calibri" w:hAnsi="Times New Roman" w:cs="Times New Roman"/>
-                <w:sz w:val="26"/>
-                <w:szCs w:val="26"/>
-              </w:rPr>
-              <w:t>06/04/2026</w:t>
-            </w:r>
-          </w:p>
-        </w:tc>
-        <w:tc>
-          <w:tcPr>
-            <w:tcW w:w="1401" w:type="dxa"/>
-          </w:tcPr>
-          <w:p>
-            <w:pPr>
-              <w:spacing w:line="360" w:lineRule="auto"/>
-              <w:jc w:val="center"/>
-            </w:pPr>
-            <w:r>
-              <w:rPr>
-                <w:rFonts w:ascii="Times New Roman" w:eastAsia="Calibri" w:hAnsi="Times New Roman" w:cs="Times New Roman"/>
-                <w:sz w:val="26"/>
-                <w:szCs w:val="26"/>
-              </w:rPr>
-              <w:t>06/04/2026</w:t>
-            </w:r>
-          </w:p>
-        </w:tc>
-        <w:tc>
-          <w:tcPr>
-            <w:tcW w:w="635" w:type="dxa"/>
-            <w:vAlign w:val="center"/>
-          </w:tcPr>
-          <w:p>
-            <w:pPr>
-              <w:spacing w:line="360" w:lineRule="auto"/>
-              <w:jc w:val="center"/>
-              <w:rPr>
-                <w:rFonts w:ascii="Times New Roman" w:eastAsia="Calibri" w:hAnsi="Times New Roman" w:cs="Times New Roman"/>
-                <w:sz w:val="26"/>
-                <w:szCs w:val="26"/>
-              </w:rPr>
-            </w:pPr>
-            <w:r>
-              <w:rPr>
-                <w:rFonts w:ascii="Times New Roman" w:eastAsia="Calibri" w:hAnsi="Times New Roman" w:cs="Times New Roman"/>
-                <w:sz w:val="26"/>
-                <w:szCs w:val="26"/>
-              </w:rPr>
-              <w:t>2</w:t>
-            </w:r>
-          </w:p>
-        </w:tc>
-        <w:tc>
-          <w:tcPr>
-            <w:tcW w:w="1354" w:type="dxa"/>
-            <w:vAlign w:val="center"/>
-          </w:tcPr>
-          <w:p>
-            <w:pPr>
-              <w:spacing w:line="360" w:lineRule="auto"/>
-              <w:jc w:val="center"/>
-              <w:rPr>
-                <w:rFonts w:ascii="Times New Roman" w:eastAsia="Calibri" w:hAnsi="Times New Roman" w:cs="Times New Roman"/>
-                <w:sz w:val="26"/>
-                <w:szCs w:val="26"/>
-              </w:rPr>
-            </w:pPr>
-            <w:r>
-              <w:rPr>
-                <w:rFonts w:ascii="Times New Roman" w:eastAsia="Calibri" w:hAnsi="Times New Roman" w:cs="Times New Roman"/>
-                <w:sz w:val="26"/>
-                <w:szCs w:val="26"/>
-              </w:rPr>
-              <w:t>Thi</w:t>
-            </w:r>
-          </w:p>
-        </w:tc>
-      </w:tr>
-      <w:tr>
-        <w:tc>
-          <w:tcPr>
-            <w:tcW w:w="710" w:type="dxa"/>
-            <w:vMerge/>
-          </w:tcPr>
-          <w:p>
-            <w:pPr>
-              <w:spacing w:line="360" w:lineRule="auto"/>
-              <w:rPr>
-                <w:rFonts w:ascii="Times New Roman" w:eastAsia="Arial" w:hAnsi="Times New Roman" w:cs="Times New Roman"/>
-                <w:sz w:val="26"/>
-                <w:szCs w:val="26"/>
-              </w:rPr>
-            </w:pPr>
-          </w:p>
-        </w:tc>
-        <w:tc>
-          <w:tcPr>
-            <w:tcW w:w="3050" w:type="dxa"/>
-          </w:tcPr>
-          <w:p>
-            <w:pPr>
-              <w:widowControl w:val="0"/>
-              <w:tabs>
-                <w:tab w:val="left" w:pos="852"/>
-              </w:tabs>
-              <w:autoSpaceDE w:val="0"/>
-              <w:autoSpaceDN w:val="0"/>
-              <w:spacing w:line="360" w:lineRule="auto"/>
-              <w:rPr>
-                <w:rFonts w:ascii="Times New Roman" w:hAnsi="Times New Roman" w:cs="Times New Roman"/>
-                <w:sz w:val="26"/>
-                <w:szCs w:val="26"/>
-              </w:rPr>
-            </w:pPr>
-            <w:r>
-              <w:rPr>
-                <w:rFonts w:ascii="Times New Roman" w:hAnsi="Times New Roman" w:cs="Times New Roman"/>
-                <w:sz w:val="26"/>
-                <w:szCs w:val="26"/>
-              </w:rPr>
-              <w:t>Quản lý đơn hàng hệ thống</w:t>
-            </w:r>
-          </w:p>
-        </w:tc>
-        <w:tc>
-          <w:tcPr>
-            <w:tcW w:w="1638" w:type="dxa"/>
-          </w:tcPr>
-          <w:p>
-            <w:pPr>
-              <w:spacing w:line="360" w:lineRule="auto"/>
-              <w:jc w:val="center"/>
-            </w:pPr>
-            <w:r>
-              <w:rPr>
-                <w:rFonts w:ascii="Times New Roman" w:eastAsia="Calibri" w:hAnsi="Times New Roman" w:cs="Times New Roman"/>
-                <w:sz w:val="26"/>
-                <w:szCs w:val="26"/>
-              </w:rPr>
-              <w:t>06/04/2026</w:t>
-            </w:r>
-          </w:p>
-        </w:tc>
-        <w:tc>
-          <w:tcPr>
-            <w:tcW w:w="1401" w:type="dxa"/>
-          </w:tcPr>
-          <w:p>
-            <w:pPr>
-              <w:spacing w:line="360" w:lineRule="auto"/>
-              <w:jc w:val="center"/>
-            </w:pPr>
-            <w:r>
-              <w:rPr>
-                <w:rFonts w:ascii="Times New Roman" w:eastAsia="Calibri" w:hAnsi="Times New Roman" w:cs="Times New Roman"/>
-                <w:sz w:val="26"/>
-                <w:szCs w:val="26"/>
-              </w:rPr>
-              <w:t>06/04/2026</w:t>
-            </w:r>
-          </w:p>
-        </w:tc>
-        <w:tc>
-          <w:tcPr>
-            <w:tcW w:w="635" w:type="dxa"/>
-            <w:vAlign w:val="center"/>
-          </w:tcPr>
-          <w:p>
-            <w:pPr>
-              <w:spacing w:line="360" w:lineRule="auto"/>
-              <w:jc w:val="center"/>
-              <w:rPr>
-                <w:rFonts w:ascii="Times New Roman" w:eastAsia="Calibri" w:hAnsi="Times New Roman" w:cs="Times New Roman"/>
-                <w:sz w:val="26"/>
-                <w:szCs w:val="26"/>
-              </w:rPr>
-            </w:pPr>
-            <w:r>
-              <w:rPr>
-                <w:rFonts w:ascii="Times New Roman" w:eastAsia="Calibri" w:hAnsi="Times New Roman" w:cs="Times New Roman"/>
-                <w:sz w:val="26"/>
-                <w:szCs w:val="26"/>
-              </w:rPr>
-              <w:t>2</w:t>
-            </w:r>
-          </w:p>
-        </w:tc>
-        <w:tc>
-          <w:tcPr>
-            <w:tcW w:w="1354" w:type="dxa"/>
-            <w:vAlign w:val="center"/>
-          </w:tcPr>
-          <w:p>
-            <w:pPr>
-              <w:spacing w:line="360" w:lineRule="auto"/>
-              <w:jc w:val="center"/>
-              <w:rPr>
-                <w:rFonts w:ascii="Times New Roman" w:eastAsia="Calibri" w:hAnsi="Times New Roman" w:cs="Times New Roman"/>
-                <w:sz w:val="26"/>
-                <w:szCs w:val="26"/>
-              </w:rPr>
-            </w:pPr>
-            <w:r>
-              <w:rPr>
-                <w:rFonts w:ascii="Times New Roman" w:eastAsia="Calibri" w:hAnsi="Times New Roman" w:cs="Times New Roman"/>
-                <w:sz w:val="26"/>
-                <w:szCs w:val="26"/>
-              </w:rPr>
-              <w:t>Cường</w:t>
-            </w:r>
-          </w:p>
-        </w:tc>
-      </w:tr>
-      <w:tr>
-        <w:tc>
-          <w:tcPr>
-            <w:tcW w:w="710" w:type="dxa"/>
-            <w:vMerge/>
-          </w:tcPr>
-          <w:p>
-            <w:pPr>
-              <w:spacing w:line="360" w:lineRule="auto"/>
-              <w:rPr>
-                <w:rFonts w:ascii="Times New Roman" w:eastAsia="Arial" w:hAnsi="Times New Roman" w:cs="Times New Roman"/>
-                <w:sz w:val="26"/>
-                <w:szCs w:val="26"/>
-              </w:rPr>
-            </w:pPr>
-          </w:p>
-        </w:tc>
-        <w:tc>
-          <w:tcPr>
-            <w:tcW w:w="3050" w:type="dxa"/>
-          </w:tcPr>
-          <w:p>
-            <w:pPr>
-              <w:widowControl w:val="0"/>
-              <w:tabs>
-                <w:tab w:val="left" w:pos="852"/>
-              </w:tabs>
-              <w:autoSpaceDE w:val="0"/>
-              <w:autoSpaceDN w:val="0"/>
-              <w:spacing w:line="360" w:lineRule="auto"/>
-              <w:rPr>
-                <w:rFonts w:ascii="Times New Roman" w:hAnsi="Times New Roman" w:cs="Times New Roman"/>
-                <w:sz w:val="26"/>
-                <w:szCs w:val="26"/>
-              </w:rPr>
-            </w:pPr>
-            <w:r>
-              <w:rPr>
-                <w:rFonts w:ascii="Times New Roman" w:hAnsi="Times New Roman" w:cs="Times New Roman"/>
-                <w:sz w:val="26"/>
-                <w:szCs w:val="26"/>
-              </w:rPr>
-              <w:t xml:space="preserve">Kiểm duyệt yêu cầu hệ </w:t>
-            </w:r>
-            <w:r>
-              <w:rPr>
-                <w:rFonts w:ascii="Times New Roman" w:hAnsi="Times New Roman" w:cs="Times New Roman"/>
-                <w:sz w:val="26"/>
-                <w:szCs w:val="26"/>
-              </w:rPr>
-              <w:t>thống,</w:t>
-            </w:r>
-            <w:r>
-              <w:rPr>
-                <w:rFonts w:ascii="Times New Roman" w:hAnsi="Times New Roman" w:cs="Times New Roman"/>
-                <w:sz w:val="26"/>
-                <w:szCs w:val="26"/>
-              </w:rPr>
-              <w:t xml:space="preserve"> Quản lý tài khoản</w:t>
-            </w:r>
-          </w:p>
-        </w:tc>
-        <w:tc>
-          <w:tcPr>
-            <w:tcW w:w="1638" w:type="dxa"/>
-          </w:tcPr>
-          <w:p>
-            <w:pPr>
-              <w:spacing w:line="360" w:lineRule="auto"/>
-              <w:jc w:val="center"/>
-            </w:pPr>
-            <w:r>
-              <w:rPr>
-                <w:rFonts w:ascii="Times New Roman" w:eastAsia="Calibri" w:hAnsi="Times New Roman" w:cs="Times New Roman"/>
-                <w:sz w:val="26"/>
-                <w:szCs w:val="26"/>
-              </w:rPr>
-              <w:t>06/04/2026</w:t>
-            </w:r>
-          </w:p>
-        </w:tc>
-        <w:tc>
-          <w:tcPr>
-            <w:tcW w:w="1401" w:type="dxa"/>
-          </w:tcPr>
-          <w:p>
-            <w:pPr>
-              <w:spacing w:line="360" w:lineRule="auto"/>
-              <w:jc w:val="center"/>
-            </w:pPr>
-            <w:r>
-              <w:rPr>
-                <w:rFonts w:ascii="Times New Roman" w:eastAsia="Calibri" w:hAnsi="Times New Roman" w:cs="Times New Roman"/>
-                <w:sz w:val="26"/>
-                <w:szCs w:val="26"/>
-              </w:rPr>
-              <w:t>06/04/2026</w:t>
-            </w:r>
-          </w:p>
-        </w:tc>
-        <w:tc>
-          <w:tcPr>
-            <w:tcW w:w="635" w:type="dxa"/>
-            <w:vAlign w:val="center"/>
-          </w:tcPr>
-          <w:p>
-            <w:pPr>
-              <w:spacing w:line="360" w:lineRule="auto"/>
-              <w:jc w:val="center"/>
-              <w:rPr>
-                <w:rFonts w:ascii="Times New Roman" w:eastAsia="Calibri" w:hAnsi="Times New Roman" w:cs="Times New Roman"/>
-                <w:sz w:val="26"/>
-                <w:szCs w:val="26"/>
-              </w:rPr>
-            </w:pPr>
-            <w:r>
-              <w:rPr>
-                <w:rFonts w:ascii="Times New Roman" w:eastAsia="Calibri" w:hAnsi="Times New Roman" w:cs="Times New Roman"/>
-                <w:sz w:val="26"/>
-                <w:szCs w:val="26"/>
-              </w:rPr>
-              <w:t>2</w:t>
-            </w:r>
-          </w:p>
-        </w:tc>
-        <w:tc>
-          <w:tcPr>
-            <w:tcW w:w="1354" w:type="dxa"/>
-            <w:vAlign w:val="center"/>
-          </w:tcPr>
-          <w:p>
-            <w:pPr>
-              <w:spacing w:line="360" w:lineRule="auto"/>
-              <w:jc w:val="center"/>
-              <w:rPr>
-                <w:rFonts w:ascii="Times New Roman" w:eastAsia="Calibri" w:hAnsi="Times New Roman" w:cs="Times New Roman"/>
-                <w:sz w:val="26"/>
-                <w:szCs w:val="26"/>
-              </w:rPr>
-            </w:pPr>
-            <w:r>
-              <w:rPr>
-                <w:rFonts w:ascii="Times New Roman" w:eastAsia="Calibri" w:hAnsi="Times New Roman" w:cs="Times New Roman"/>
-                <w:sz w:val="26"/>
-                <w:szCs w:val="26"/>
-              </w:rPr>
-              <w:t>Cường</w:t>
-            </w:r>
-          </w:p>
-        </w:tc>
-      </w:tr>
-      <w:tr>
-        <w:tc>
-          <w:tcPr>
-            <w:tcW w:w="710" w:type="dxa"/>
-            <w:vMerge/>
-          </w:tcPr>
-          <w:p>
-            <w:pPr>
-              <w:spacing w:line="360" w:lineRule="auto"/>
-              <w:rPr>
-                <w:rFonts w:ascii="Times New Roman" w:eastAsia="Arial" w:hAnsi="Times New Roman" w:cs="Times New Roman"/>
-                <w:sz w:val="26"/>
-                <w:szCs w:val="26"/>
-              </w:rPr>
-            </w:pPr>
-          </w:p>
-        </w:tc>
-        <w:tc>
-          <w:tcPr>
-            <w:tcW w:w="3050" w:type="dxa"/>
-          </w:tcPr>
-          <w:p>
-            <w:pPr>
-              <w:widowControl w:val="0"/>
-              <w:tabs>
-                <w:tab w:val="left" w:pos="852"/>
-              </w:tabs>
-              <w:autoSpaceDE w:val="0"/>
-              <w:autoSpaceDN w:val="0"/>
-              <w:spacing w:line="360" w:lineRule="auto"/>
-              <w:rPr>
-                <w:rFonts w:ascii="Times New Roman" w:hAnsi="Times New Roman" w:cs="Times New Roman"/>
-                <w:sz w:val="26"/>
-                <w:szCs w:val="26"/>
-              </w:rPr>
-            </w:pPr>
-            <w:r>
-              <w:rPr>
-                <w:rFonts w:ascii="Times New Roman" w:hAnsi="Times New Roman" w:cs="Times New Roman"/>
-                <w:sz w:val="26"/>
-                <w:szCs w:val="26"/>
-              </w:rPr>
-              <w:t>Quản lý doanh thu hệ thống</w:t>
-            </w:r>
-          </w:p>
-        </w:tc>
-        <w:tc>
-          <w:tcPr>
-            <w:tcW w:w="1638" w:type="dxa"/>
-          </w:tcPr>
-          <w:p>
-            <w:pPr>
-              <w:spacing w:line="360" w:lineRule="auto"/>
-              <w:jc w:val="center"/>
-            </w:pPr>
-            <w:r>
-              <w:rPr>
-                <w:rFonts w:ascii="Times New Roman" w:eastAsia="Calibri" w:hAnsi="Times New Roman" w:cs="Times New Roman"/>
-                <w:sz w:val="26"/>
-                <w:szCs w:val="26"/>
-              </w:rPr>
-              <w:t>06/04/2026</w:t>
-            </w:r>
-          </w:p>
-        </w:tc>
-        <w:tc>
-          <w:tcPr>
-            <w:tcW w:w="1401" w:type="dxa"/>
-          </w:tcPr>
-          <w:p>
-            <w:pPr>
-              <w:spacing w:line="360" w:lineRule="auto"/>
-              <w:jc w:val="center"/>
-            </w:pPr>
-            <w:r>
-              <w:rPr>
-                <w:rFonts w:ascii="Times New Roman" w:eastAsia="Calibri" w:hAnsi="Times New Roman" w:cs="Times New Roman"/>
-                <w:sz w:val="26"/>
-                <w:szCs w:val="26"/>
-              </w:rPr>
-              <w:t>06/04/2026</w:t>
-            </w:r>
-          </w:p>
-        </w:tc>
-        <w:tc>
-          <w:tcPr>
-            <w:tcW w:w="635" w:type="dxa"/>
-            <w:vAlign w:val="center"/>
-          </w:tcPr>
-          <w:p>
-            <w:pPr>
-              <w:spacing w:line="360" w:lineRule="auto"/>
-              <w:jc w:val="center"/>
-              <w:rPr>
-                <w:rFonts w:ascii="Times New Roman" w:eastAsia="Calibri" w:hAnsi="Times New Roman" w:cs="Times New Roman"/>
-                <w:sz w:val="26"/>
-                <w:szCs w:val="26"/>
-              </w:rPr>
-            </w:pPr>
-            <w:r>
-              <w:rPr>
-                <w:rFonts w:ascii="Times New Roman" w:eastAsia="Calibri" w:hAnsi="Times New Roman" w:cs="Times New Roman"/>
-                <w:sz w:val="26"/>
-                <w:szCs w:val="26"/>
-              </w:rPr>
-              <w:t>2</w:t>
-            </w:r>
-          </w:p>
-        </w:tc>
-        <w:tc>
-          <w:tcPr>
-            <w:tcW w:w="1354" w:type="dxa"/>
-            <w:vAlign w:val="center"/>
-          </w:tcPr>
-          <w:p>
-            <w:pPr>
-              <w:spacing w:line="360" w:lineRule="auto"/>
-              <w:jc w:val="center"/>
-              <w:rPr>
-                <w:rFonts w:ascii="Times New Roman" w:eastAsia="Calibri" w:hAnsi="Times New Roman" w:cs="Times New Roman"/>
-                <w:sz w:val="26"/>
-                <w:szCs w:val="26"/>
-              </w:rPr>
-            </w:pPr>
-            <w:r>
-              <w:rPr>
-                <w:rFonts w:ascii="Times New Roman" w:eastAsia="Calibri" w:hAnsi="Times New Roman" w:cs="Times New Roman"/>
-                <w:sz w:val="26"/>
-                <w:szCs w:val="26"/>
-              </w:rPr>
-              <w:t>Thi</w:t>
-            </w:r>
-          </w:p>
-        </w:tc>
-      </w:tr>
-      <w:tr>
-        <w:tc>
-          <w:tcPr>
-            <w:tcW w:w="710" w:type="dxa"/>
-          </w:tcPr>
-          <w:p>
-            <w:pPr>
-              <w:spacing w:line="360" w:lineRule="auto"/>
-              <w:rPr>
-                <w:rFonts w:ascii="Times New Roman" w:eastAsia="Arial" w:hAnsi="Times New Roman" w:cs="Times New Roman"/>
-                <w:b/>
-                <w:bCs/>
-                <w:sz w:val="26"/>
-                <w:szCs w:val="26"/>
-              </w:rPr>
-            </w:pPr>
-            <w:r>
-              <w:rPr>
-                <w:rFonts w:ascii="Times New Roman" w:eastAsia="Arial" w:hAnsi="Times New Roman" w:cs="Times New Roman"/>
-                <w:b/>
-                <w:bCs/>
-                <w:sz w:val="26"/>
-                <w:szCs w:val="26"/>
-              </w:rPr>
-              <w:t>1.5</w:t>
-            </w:r>
-          </w:p>
-        </w:tc>
-        <w:tc>
-          <w:tcPr>
-            <w:tcW w:w="3050" w:type="dxa"/>
-          </w:tcPr>
-          <w:p>
-            <w:pPr>
-              <w:spacing w:line="360" w:lineRule="auto"/>
-              <w:rPr>
-                <w:rFonts w:ascii="Times New Roman" w:eastAsia="Calibri" w:hAnsi="Times New Roman" w:cs="Times New Roman"/>
-                <w:b/>
-                <w:bCs/>
-                <w:sz w:val="26"/>
-                <w:szCs w:val="26"/>
-              </w:rPr>
-            </w:pPr>
-            <w:r>
-              <w:rPr>
-                <w:rFonts w:ascii="Times New Roman" w:eastAsia="Calibri" w:hAnsi="Times New Roman" w:cs="Times New Roman"/>
-                <w:b/>
-                <w:bCs/>
-                <w:sz w:val="26"/>
-                <w:szCs w:val="26"/>
-              </w:rPr>
-              <w:t>Báo cáo và đánh giá</w:t>
-            </w:r>
-          </w:p>
-        </w:tc>
-        <w:tc>
-          <w:tcPr>
-            <w:tcW w:w="1638" w:type="dxa"/>
-          </w:tcPr>
-          <w:p>
-            <w:pPr>
-              <w:spacing w:line="360" w:lineRule="auto"/>
-              <w:jc w:val="center"/>
-              <w:rPr>
-                <w:rFonts w:ascii="Times New Roman" w:eastAsia="Calibri" w:hAnsi="Times New Roman" w:cs="Times New Roman"/>
-                <w:b/>
-                <w:color w:val="000000"/>
-                <w:sz w:val="26"/>
-                <w:szCs w:val="26"/>
-              </w:rPr>
-            </w:pPr>
-            <w:r>
-              <w:rPr>
-                <w:rFonts w:ascii="Times New Roman" w:eastAsia="Calibri" w:hAnsi="Times New Roman" w:cs="Times New Roman"/>
-                <w:b/>
-                <w:sz w:val="26"/>
-                <w:szCs w:val="26"/>
-              </w:rPr>
-              <w:t>07/</w:t>
-            </w:r>
-            <w:r>
-              <w:rPr>
-                <w:rFonts w:ascii="Times New Roman" w:eastAsia="Calibri" w:hAnsi="Times New Roman" w:cs="Times New Roman"/>
-                <w:b/>
-                <w:sz w:val="26"/>
-                <w:szCs w:val="26"/>
-              </w:rPr>
-              <w:t>04/2026</w:t>
-            </w:r>
-          </w:p>
-        </w:tc>
-        <w:tc>
-          <w:tcPr>
-            <w:tcW w:w="1401" w:type="dxa"/>
-          </w:tcPr>
-          <w:p>
-            <w:pPr>
-              <w:spacing w:line="360" w:lineRule="auto"/>
-              <w:jc w:val="center"/>
-              <w:rPr>
-                <w:rFonts w:ascii="Times New Roman" w:eastAsia="Calibri" w:hAnsi="Times New Roman" w:cs="Times New Roman"/>
-                <w:b/>
-                <w:color w:val="000000"/>
-                <w:sz w:val="26"/>
-                <w:szCs w:val="26"/>
-              </w:rPr>
-            </w:pPr>
-            <w:r>
-              <w:rPr>
-                <w:rFonts w:ascii="Times New Roman" w:eastAsia="Calibri" w:hAnsi="Times New Roman" w:cs="Times New Roman"/>
-                <w:b/>
-                <w:sz w:val="26"/>
-                <w:szCs w:val="26"/>
-              </w:rPr>
-              <w:t>07</w:t>
-            </w:r>
-            <w:r>
-              <w:rPr>
-                <w:rFonts w:ascii="Times New Roman" w:eastAsia="Calibri" w:hAnsi="Times New Roman" w:cs="Times New Roman"/>
-                <w:b/>
-                <w:sz w:val="26"/>
-                <w:szCs w:val="26"/>
-              </w:rPr>
-              <w:t>/04/2026</w:t>
+          </w:tcPr>
+          <w:p>
+            <w:pPr>
+              <w:spacing w:line="360" w:lineRule="auto"/>
+              <w:jc w:val="center"/>
+              <w:rPr>
+                <w:b/>
+              </w:rPr>
+            </w:pPr>
+            <w:r>
+              <w:rPr>
+                <w:rFonts w:ascii="Times New Roman" w:eastAsia="Calibri" w:hAnsi="Times New Roman" w:cs="Times New Roman"/>
+                <w:b/>
+                <w:sz w:val="26"/>
+                <w:szCs w:val="26"/>
+              </w:rPr>
+              <w:t>30/03</w:t>
+            </w:r>
+            <w:r>
+              <w:rPr>
+                <w:rFonts w:ascii="Times New Roman" w:eastAsia="Calibri" w:hAnsi="Times New Roman" w:cs="Times New Roman"/>
+                <w:b/>
+                <w:sz w:val="26"/>
+                <w:szCs w:val="26"/>
+              </w:rPr>
+              <w:t>/2026</w:t>
             </w:r>
           </w:p>
         </w:tc>
@@ -14842,7 +14050,7 @@
           <w:lang w:val="vi-VN"/>
         </w:rPr>
       </w:pPr>
-      <w:bookmarkStart w:id="33" w:name="_Toc224506371"/>
+      <w:bookmarkStart w:id="32" w:name="_Toc224506371"/>
       <w:r>
         <w:rPr>
           <w:rFonts w:cs="Times New Roman"/>
@@ -14850,7 +14058,7 @@
         </w:rPr>
         <w:t>2.6.2 Sprint 2</w:t>
       </w:r>
-      <w:bookmarkEnd w:id="33"/>
+      <w:bookmarkEnd w:id="32"/>
     </w:p>
     <w:tbl>
       <w:tblPr>
@@ -15131,7 +14339,7 @@
                 <w:sz w:val="26"/>
                 <w:szCs w:val="26"/>
               </w:rPr>
-              <w:t>08</w:t>
+              <w:t>31/03</w:t>
             </w:r>
             <w:r>
               <w:rPr>
@@ -15140,7 +14348,7 @@
                 <w:sz w:val="26"/>
                 <w:szCs w:val="26"/>
               </w:rPr>
-              <w:t>/04/2026</w:t>
+              <w:t>/2026</w:t>
             </w:r>
           </w:p>
         </w:tc>
@@ -15167,7 +14375,7 @@
                 <w:sz w:val="26"/>
                 <w:szCs w:val="26"/>
               </w:rPr>
-              <w:t>26</w:t>
+              <w:t>18</w:t>
             </w:r>
             <w:r>
               <w:rPr>
@@ -15308,82 +14516,64 @@
         <w:tc>
           <w:tcPr>
             <w:tcW w:w="1560" w:type="dxa"/>
-            <w:vAlign w:val="center"/>
-          </w:tcPr>
-          <w:p>
-            <w:pPr>
-              <w:spacing w:line="360" w:lineRule="auto"/>
-              <w:jc w:val="center"/>
-              <w:rPr>
-                <w:rFonts w:ascii="Times New Roman" w:eastAsia="Arial" w:hAnsi="Times New Roman" w:cs="Times New Roman"/>
-                <w:sz w:val="26"/>
-                <w:szCs w:val="26"/>
-              </w:rPr>
-            </w:pPr>
-            <w:r>
-              <w:rPr>
-                <w:rFonts w:ascii="Times New Roman" w:eastAsia="Calibri" w:hAnsi="Times New Roman" w:cs="Times New Roman"/>
-                <w:sz w:val="26"/>
-                <w:szCs w:val="26"/>
-              </w:rPr>
-              <w:t>09</w:t>
-            </w:r>
-            <w:r>
-              <w:rPr>
-                <w:rFonts w:ascii="Times New Roman" w:eastAsia="Calibri" w:hAnsi="Times New Roman" w:cs="Times New Roman"/>
-                <w:sz w:val="26"/>
-                <w:szCs w:val="26"/>
-              </w:rPr>
-              <w:t>/04</w:t>
-            </w:r>
-            <w:r>
-              <w:rPr>
-                <w:rFonts w:ascii="Times New Roman" w:eastAsia="Calibri" w:hAnsi="Times New Roman" w:cs="Times New Roman"/>
-                <w:sz w:val="26"/>
-                <w:szCs w:val="26"/>
-              </w:rPr>
-              <w:t>/2026</w:t>
+          </w:tcPr>
+          <w:p>
+            <w:pPr>
+              <w:spacing w:before="120" w:line="360" w:lineRule="auto"/>
+              <w:jc w:val="center"/>
+              <w:rPr>
+                <w:rFonts w:ascii="Times New Roman" w:eastAsia="Calibri" w:hAnsi="Times New Roman" w:cs="Times New Roman"/>
+                <w:sz w:val="26"/>
+                <w:szCs w:val="26"/>
+              </w:rPr>
+            </w:pPr>
+            <w:r>
+              <w:rPr>
+                <w:rFonts w:ascii="Times New Roman" w:eastAsia="Calibri" w:hAnsi="Times New Roman" w:cs="Times New Roman"/>
+                <w:sz w:val="26"/>
+                <w:szCs w:val="26"/>
+              </w:rPr>
+              <w:t>0</w:t>
+            </w:r>
+            <w:r>
+              <w:rPr>
+                <w:rFonts w:ascii="Times New Roman" w:eastAsia="Calibri" w:hAnsi="Times New Roman" w:cs="Times New Roman"/>
+                <w:sz w:val="26"/>
+                <w:szCs w:val="26"/>
+              </w:rPr>
+              <w:t>1/04/2026</w:t>
             </w:r>
           </w:p>
         </w:tc>
         <w:tc>
           <w:tcPr>
             <w:tcW w:w="1417" w:type="dxa"/>
-            <w:vAlign w:val="center"/>
-          </w:tcPr>
-          <w:p>
-            <w:pPr>
-              <w:spacing w:line="360" w:lineRule="auto"/>
-              <w:jc w:val="center"/>
-              <w:rPr>
-                <w:rFonts w:ascii="Times New Roman" w:eastAsia="Arial" w:hAnsi="Times New Roman" w:cs="Times New Roman"/>
-                <w:sz w:val="26"/>
-                <w:szCs w:val="26"/>
-              </w:rPr>
-            </w:pPr>
-            <w:r>
-              <w:rPr>
-                <w:rFonts w:ascii="Times New Roman" w:eastAsia="Calibri" w:hAnsi="Times New Roman" w:cs="Times New Roman"/>
-                <w:sz w:val="26"/>
-                <w:szCs w:val="26"/>
-              </w:rPr>
-              <w:t>09</w:t>
-            </w:r>
-            <w:r>
-              <w:rPr>
-                <w:rFonts w:ascii="Times New Roman" w:eastAsia="Calibri" w:hAnsi="Times New Roman" w:cs="Times New Roman"/>
-                <w:sz w:val="26"/>
-                <w:szCs w:val="26"/>
-              </w:rPr>
-              <w:t>/04</w:t>
-            </w:r>
-            <w:r>
-              <w:rPr>
-                <w:rFonts w:ascii="Times New Roman" w:eastAsia="Calibri" w:hAnsi="Times New Roman" w:cs="Times New Roman"/>
-                <w:sz w:val="26"/>
-                <w:szCs w:val="26"/>
-              </w:rPr>
-              <w:t>/2026</w:t>
+          </w:tcPr>
+          <w:p>
+            <w:pPr>
+              <w:spacing w:before="120" w:line="360" w:lineRule="auto"/>
+              <w:jc w:val="center"/>
+              <w:rPr>
+                <w:rFonts w:ascii="Times New Roman" w:eastAsia="Calibri" w:hAnsi="Times New Roman" w:cs="Times New Roman"/>
+                <w:sz w:val="26"/>
+                <w:szCs w:val="26"/>
+              </w:rPr>
+            </w:pPr>
+            <w:r>
+              <w:rPr>
+                <w:rFonts w:ascii="Times New Roman" w:eastAsia="Calibri" w:hAnsi="Times New Roman" w:cs="Times New Roman"/>
+                <w:sz w:val="26"/>
+                <w:szCs w:val="26"/>
+              </w:rPr>
+              <w:t>0</w:t>
+            </w:r>
+            <w:r>
+              <w:rPr>
+                <w:rFonts w:ascii="Times New Roman" w:eastAsia="Calibri" w:hAnsi="Times New Roman" w:cs="Times New Roman"/>
+                <w:sz w:val="26"/>
+                <w:szCs w:val="26"/>
+              </w:rPr>
+              <w:t>1/04/2026</w:t>
             </w:r>
           </w:p>
         </w:tc>
@@ -15397,10 +14587,9 @@
               <w:spacing w:line="360" w:lineRule="auto"/>
               <w:jc w:val="center"/>
               <w:rPr>
-                <w:rFonts w:ascii="Times New Roman" w:eastAsia="Arial" w:hAnsi="Times New Roman" w:cs="Times New Roman"/>
-                <w:sz w:val="26"/>
-                <w:szCs w:val="26"/>
-                <w:lang w:val="en-US"/>
+                <w:rFonts w:ascii="Times New Roman" w:eastAsia="Calibri" w:hAnsi="Times New Roman" w:cs="Times New Roman"/>
+                <w:sz w:val="26"/>
+                <w:szCs w:val="26"/>
               </w:rPr>
             </w:pPr>
             <w:r>
@@ -15423,7 +14612,7 @@
               <w:spacing w:line="360" w:lineRule="auto"/>
               <w:jc w:val="center"/>
               <w:rPr>
-                <w:rFonts w:ascii="Times New Roman" w:eastAsia="Arial" w:hAnsi="Times New Roman" w:cs="Times New Roman"/>
+                <w:rFonts w:ascii="Times New Roman" w:eastAsia="Calibri" w:hAnsi="Times New Roman" w:cs="Times New Roman"/>
                 <w:sz w:val="26"/>
                 <w:szCs w:val="26"/>
               </w:rPr>
@@ -15506,19 +14695,18 @@
               <w:rPr>
                 <w:rFonts w:ascii="Times New Roman" w:eastAsia="Calibri" w:hAnsi="Times New Roman" w:cs="Times New Roman"/>
                 <w:b/>
-                <w:color w:val="FF0000"/>
-                <w:sz w:val="26"/>
-                <w:szCs w:val="26"/>
-              </w:rPr>
-            </w:pPr>
-            <w:r>
-              <w:rPr>
-                <w:rFonts w:ascii="Times New Roman" w:eastAsia="Calibri" w:hAnsi="Times New Roman" w:cs="Times New Roman"/>
-                <w:b/>
-                <w:sz w:val="26"/>
-                <w:szCs w:val="26"/>
-              </w:rPr>
-              <w:t>13</w:t>
+                <w:sz w:val="26"/>
+                <w:szCs w:val="26"/>
+              </w:rPr>
+            </w:pPr>
+            <w:r>
+              <w:rPr>
+                <w:rFonts w:ascii="Times New Roman" w:eastAsia="Calibri" w:hAnsi="Times New Roman" w:cs="Times New Roman"/>
+                <w:b/>
+                <w:sz w:val="26"/>
+                <w:szCs w:val="26"/>
+              </w:rPr>
+              <w:t>05</w:t>
             </w:r>
             <w:r>
               <w:rPr>
@@ -15543,19 +14731,18 @@
               <w:rPr>
                 <w:rFonts w:ascii="Times New Roman" w:eastAsia="Calibri" w:hAnsi="Times New Roman" w:cs="Times New Roman"/>
                 <w:b/>
-                <w:color w:val="FF0000"/>
-                <w:sz w:val="26"/>
-                <w:szCs w:val="26"/>
-              </w:rPr>
-            </w:pPr>
-            <w:r>
-              <w:rPr>
-                <w:rFonts w:ascii="Times New Roman" w:eastAsia="Calibri" w:hAnsi="Times New Roman" w:cs="Times New Roman"/>
-                <w:b/>
-                <w:sz w:val="26"/>
-                <w:szCs w:val="26"/>
-              </w:rPr>
-              <w:t>15</w:t>
+                <w:sz w:val="26"/>
+                <w:szCs w:val="26"/>
+              </w:rPr>
+            </w:pPr>
+            <w:r>
+              <w:rPr>
+                <w:rFonts w:ascii="Times New Roman" w:eastAsia="Calibri" w:hAnsi="Times New Roman" w:cs="Times New Roman"/>
+                <w:b/>
+                <w:sz w:val="26"/>
+                <w:szCs w:val="26"/>
+              </w:rPr>
+              <w:t>07</w:t>
             </w:r>
             <w:r>
               <w:rPr>
@@ -15662,50 +14849,64 @@
         <w:tc>
           <w:tcPr>
             <w:tcW w:w="1560" w:type="dxa"/>
-            <w:vAlign w:val="center"/>
-          </w:tcPr>
-          <w:p>
-            <w:pPr>
-              <w:spacing w:line="360" w:lineRule="auto"/>
-              <w:jc w:val="center"/>
-              <w:rPr>
-                <w:rFonts w:ascii="Times New Roman" w:eastAsia="Calibri" w:hAnsi="Times New Roman" w:cs="Times New Roman"/>
-                <w:sz w:val="26"/>
-                <w:szCs w:val="26"/>
-              </w:rPr>
-            </w:pPr>
-            <w:r>
-              <w:rPr>
-                <w:rFonts w:ascii="Times New Roman" w:eastAsia="Calibri" w:hAnsi="Times New Roman" w:cs="Times New Roman"/>
-                <w:sz w:val="26"/>
-                <w:szCs w:val="26"/>
-              </w:rPr>
-              <w:t>13/04/2026</w:t>
+          </w:tcPr>
+          <w:p>
+            <w:pPr>
+              <w:spacing w:line="360" w:lineRule="auto"/>
+              <w:jc w:val="center"/>
+              <w:rPr>
+                <w:rFonts w:ascii="Times New Roman" w:eastAsia="Calibri" w:hAnsi="Times New Roman" w:cs="Times New Roman"/>
+                <w:sz w:val="26"/>
+                <w:szCs w:val="26"/>
+              </w:rPr>
+            </w:pPr>
+            <w:r>
+              <w:rPr>
+                <w:rFonts w:ascii="Times New Roman" w:eastAsia="Calibri" w:hAnsi="Times New Roman" w:cs="Times New Roman"/>
+                <w:sz w:val="26"/>
+                <w:szCs w:val="26"/>
+              </w:rPr>
+              <w:t>05</w:t>
+            </w:r>
+            <w:r>
+              <w:rPr>
+                <w:rFonts w:ascii="Times New Roman" w:eastAsia="Calibri" w:hAnsi="Times New Roman" w:cs="Times New Roman"/>
+                <w:sz w:val="26"/>
+                <w:szCs w:val="26"/>
+              </w:rPr>
+              <w:t>/04/2026</w:t>
             </w:r>
           </w:p>
         </w:tc>
         <w:tc>
           <w:tcPr>
             <w:tcW w:w="1417" w:type="dxa"/>
-            <w:vAlign w:val="center"/>
-          </w:tcPr>
-          <w:p>
-            <w:pPr>
-              <w:spacing w:line="360" w:lineRule="auto"/>
-              <w:jc w:val="center"/>
-              <w:rPr>
-                <w:rFonts w:ascii="Times New Roman" w:eastAsia="Calibri" w:hAnsi="Times New Roman" w:cs="Times New Roman"/>
-                <w:sz w:val="26"/>
-                <w:szCs w:val="26"/>
-              </w:rPr>
-            </w:pPr>
-            <w:r>
-              <w:rPr>
-                <w:rFonts w:ascii="Times New Roman" w:eastAsia="Calibri" w:hAnsi="Times New Roman" w:cs="Times New Roman"/>
-                <w:sz w:val="26"/>
-                <w:szCs w:val="26"/>
-              </w:rPr>
-              <w:t>13/04/2026</w:t>
+          </w:tcPr>
+          <w:p>
+            <w:pPr>
+              <w:spacing w:line="360" w:lineRule="auto"/>
+              <w:jc w:val="center"/>
+              <w:rPr>
+                <w:rFonts w:ascii="Times New Roman" w:eastAsia="Calibri" w:hAnsi="Times New Roman" w:cs="Times New Roman"/>
+                <w:sz w:val="26"/>
+                <w:szCs w:val="26"/>
+              </w:rPr>
+            </w:pPr>
+            <w:r>
+              <w:rPr>
+                <w:rFonts w:ascii="Times New Roman" w:eastAsia="Calibri" w:hAnsi="Times New Roman" w:cs="Times New Roman"/>
+                <w:sz w:val="26"/>
+                <w:szCs w:val="26"/>
+              </w:rPr>
+              <w:t>05</w:t>
+            </w:r>
+            <w:r>
+              <w:rPr>
+                <w:rFonts w:ascii="Times New Roman" w:eastAsia="Calibri" w:hAnsi="Times New Roman" w:cs="Times New Roman"/>
+                <w:sz w:val="26"/>
+                <w:szCs w:val="26"/>
+              </w:rPr>
+              <w:t>/04/2026</w:t>
             </w:r>
           </w:p>
         </w:tc>
@@ -15809,50 +15010,64 @@
         <w:tc>
           <w:tcPr>
             <w:tcW w:w="1560" w:type="dxa"/>
-            <w:vAlign w:val="center"/>
-          </w:tcPr>
-          <w:p>
-            <w:pPr>
-              <w:spacing w:line="360" w:lineRule="auto"/>
-              <w:jc w:val="center"/>
-              <w:rPr>
-                <w:rFonts w:ascii="Times New Roman" w:eastAsia="Calibri" w:hAnsi="Times New Roman" w:cs="Times New Roman"/>
-                <w:sz w:val="26"/>
-                <w:szCs w:val="26"/>
-              </w:rPr>
-            </w:pPr>
-            <w:r>
-              <w:rPr>
-                <w:rFonts w:ascii="Times New Roman" w:eastAsia="Calibri" w:hAnsi="Times New Roman" w:cs="Times New Roman"/>
-                <w:sz w:val="26"/>
-                <w:szCs w:val="26"/>
-              </w:rPr>
-              <w:t>13/04/2026</w:t>
+          </w:tcPr>
+          <w:p>
+            <w:pPr>
+              <w:spacing w:before="240" w:line="360" w:lineRule="auto"/>
+              <w:jc w:val="center"/>
+              <w:rPr>
+                <w:rFonts w:ascii="Times New Roman" w:eastAsia="Calibri" w:hAnsi="Times New Roman" w:cs="Times New Roman"/>
+                <w:sz w:val="26"/>
+                <w:szCs w:val="26"/>
+              </w:rPr>
+            </w:pPr>
+            <w:r>
+              <w:rPr>
+                <w:rFonts w:ascii="Times New Roman" w:eastAsia="Calibri" w:hAnsi="Times New Roman" w:cs="Times New Roman"/>
+                <w:sz w:val="26"/>
+                <w:szCs w:val="26"/>
+              </w:rPr>
+              <w:t>05</w:t>
+            </w:r>
+            <w:r>
+              <w:rPr>
+                <w:rFonts w:ascii="Times New Roman" w:eastAsia="Calibri" w:hAnsi="Times New Roman" w:cs="Times New Roman"/>
+                <w:sz w:val="26"/>
+                <w:szCs w:val="26"/>
+              </w:rPr>
+              <w:t>/04/2026</w:t>
             </w:r>
           </w:p>
         </w:tc>
         <w:tc>
           <w:tcPr>
             <w:tcW w:w="1417" w:type="dxa"/>
-            <w:vAlign w:val="center"/>
-          </w:tcPr>
-          <w:p>
-            <w:pPr>
-              <w:spacing w:line="360" w:lineRule="auto"/>
-              <w:jc w:val="center"/>
-              <w:rPr>
-                <w:rFonts w:ascii="Times New Roman" w:eastAsia="Calibri" w:hAnsi="Times New Roman" w:cs="Times New Roman"/>
-                <w:sz w:val="26"/>
-                <w:szCs w:val="26"/>
-              </w:rPr>
-            </w:pPr>
-            <w:r>
-              <w:rPr>
-                <w:rFonts w:ascii="Times New Roman" w:eastAsia="Calibri" w:hAnsi="Times New Roman" w:cs="Times New Roman"/>
-                <w:sz w:val="26"/>
-                <w:szCs w:val="26"/>
-              </w:rPr>
-              <w:t>13/04/2026</w:t>
+          </w:tcPr>
+          <w:p>
+            <w:pPr>
+              <w:spacing w:before="240" w:line="360" w:lineRule="auto"/>
+              <w:jc w:val="center"/>
+              <w:rPr>
+                <w:rFonts w:ascii="Times New Roman" w:eastAsia="Calibri" w:hAnsi="Times New Roman" w:cs="Times New Roman"/>
+                <w:sz w:val="26"/>
+                <w:szCs w:val="26"/>
+              </w:rPr>
+            </w:pPr>
+            <w:r>
+              <w:rPr>
+                <w:rFonts w:ascii="Times New Roman" w:eastAsia="Calibri" w:hAnsi="Times New Roman" w:cs="Times New Roman"/>
+                <w:sz w:val="26"/>
+                <w:szCs w:val="26"/>
+              </w:rPr>
+              <w:t>05</w:t>
+            </w:r>
+            <w:r>
+              <w:rPr>
+                <w:rFonts w:ascii="Times New Roman" w:eastAsia="Calibri" w:hAnsi="Times New Roman" w:cs="Times New Roman"/>
+                <w:sz w:val="26"/>
+                <w:szCs w:val="26"/>
+              </w:rPr>
+              <w:t>/04/2026</w:t>
             </w:r>
           </w:p>
         </w:tc>
@@ -15902,7 +15117,7 @@
                 <w:sz w:val="26"/>
                 <w:szCs w:val="26"/>
               </w:rPr>
-              <w:t>Thi</w:t>
+              <w:t>Yên</w:t>
             </w:r>
           </w:p>
         </w:tc>
@@ -15951,50 +15166,64 @@
         <w:tc>
           <w:tcPr>
             <w:tcW w:w="1560" w:type="dxa"/>
-            <w:vAlign w:val="center"/>
-          </w:tcPr>
-          <w:p>
-            <w:pPr>
-              <w:spacing w:line="360" w:lineRule="auto"/>
-              <w:jc w:val="center"/>
-              <w:rPr>
-                <w:rFonts w:ascii="Times New Roman" w:eastAsia="Calibri" w:hAnsi="Times New Roman" w:cs="Times New Roman"/>
-                <w:sz w:val="26"/>
-                <w:szCs w:val="26"/>
-              </w:rPr>
-            </w:pPr>
-            <w:r>
-              <w:rPr>
-                <w:rFonts w:ascii="Times New Roman" w:eastAsia="Calibri" w:hAnsi="Times New Roman" w:cs="Times New Roman"/>
-                <w:sz w:val="26"/>
-                <w:szCs w:val="26"/>
-              </w:rPr>
-              <w:t>13/04/2026</w:t>
+          </w:tcPr>
+          <w:p>
+            <w:pPr>
+              <w:spacing w:line="360" w:lineRule="auto"/>
+              <w:jc w:val="center"/>
+              <w:rPr>
+                <w:rFonts w:ascii="Times New Roman" w:eastAsia="Calibri" w:hAnsi="Times New Roman" w:cs="Times New Roman"/>
+                <w:sz w:val="26"/>
+                <w:szCs w:val="26"/>
+              </w:rPr>
+            </w:pPr>
+            <w:r>
+              <w:rPr>
+                <w:rFonts w:ascii="Times New Roman" w:eastAsia="Calibri" w:hAnsi="Times New Roman" w:cs="Times New Roman"/>
+                <w:sz w:val="26"/>
+                <w:szCs w:val="26"/>
+              </w:rPr>
+              <w:t>05</w:t>
+            </w:r>
+            <w:r>
+              <w:rPr>
+                <w:rFonts w:ascii="Times New Roman" w:eastAsia="Calibri" w:hAnsi="Times New Roman" w:cs="Times New Roman"/>
+                <w:sz w:val="26"/>
+                <w:szCs w:val="26"/>
+              </w:rPr>
+              <w:t>/04/2026</w:t>
             </w:r>
           </w:p>
         </w:tc>
         <w:tc>
           <w:tcPr>
             <w:tcW w:w="1417" w:type="dxa"/>
-            <w:vAlign w:val="center"/>
-          </w:tcPr>
-          <w:p>
-            <w:pPr>
-              <w:spacing w:line="360" w:lineRule="auto"/>
-              <w:jc w:val="center"/>
-              <w:rPr>
-                <w:rFonts w:ascii="Times New Roman" w:eastAsia="Calibri" w:hAnsi="Times New Roman" w:cs="Times New Roman"/>
-                <w:sz w:val="26"/>
-                <w:szCs w:val="26"/>
-              </w:rPr>
-            </w:pPr>
-            <w:r>
-              <w:rPr>
-                <w:rFonts w:ascii="Times New Roman" w:eastAsia="Calibri" w:hAnsi="Times New Roman" w:cs="Times New Roman"/>
-                <w:sz w:val="26"/>
-                <w:szCs w:val="26"/>
-              </w:rPr>
-              <w:t>13/04/2026</w:t>
+          </w:tcPr>
+          <w:p>
+            <w:pPr>
+              <w:spacing w:line="360" w:lineRule="auto"/>
+              <w:jc w:val="center"/>
+              <w:rPr>
+                <w:rFonts w:ascii="Times New Roman" w:eastAsia="Calibri" w:hAnsi="Times New Roman" w:cs="Times New Roman"/>
+                <w:sz w:val="26"/>
+                <w:szCs w:val="26"/>
+              </w:rPr>
+            </w:pPr>
+            <w:r>
+              <w:rPr>
+                <w:rFonts w:ascii="Times New Roman" w:eastAsia="Calibri" w:hAnsi="Times New Roman" w:cs="Times New Roman"/>
+                <w:sz w:val="26"/>
+                <w:szCs w:val="26"/>
+              </w:rPr>
+              <w:t>05</w:t>
+            </w:r>
+            <w:r>
+              <w:rPr>
+                <w:rFonts w:ascii="Times New Roman" w:eastAsia="Calibri" w:hAnsi="Times New Roman" w:cs="Times New Roman"/>
+                <w:sz w:val="26"/>
+                <w:szCs w:val="26"/>
+              </w:rPr>
+              <w:t>/04/2026</w:t>
             </w:r>
           </w:p>
         </w:tc>
@@ -16093,50 +15322,64 @@
         <w:tc>
           <w:tcPr>
             <w:tcW w:w="1560" w:type="dxa"/>
-            <w:vAlign w:val="center"/>
-          </w:tcPr>
-          <w:p>
-            <w:pPr>
-              <w:spacing w:line="360" w:lineRule="auto"/>
-              <w:jc w:val="center"/>
-              <w:rPr>
-                <w:rFonts w:ascii="Times New Roman" w:eastAsia="Calibri" w:hAnsi="Times New Roman" w:cs="Times New Roman"/>
-                <w:sz w:val="26"/>
-                <w:szCs w:val="26"/>
-              </w:rPr>
-            </w:pPr>
-            <w:r>
-              <w:rPr>
-                <w:rFonts w:ascii="Times New Roman" w:eastAsia="Calibri" w:hAnsi="Times New Roman" w:cs="Times New Roman"/>
-                <w:sz w:val="26"/>
-                <w:szCs w:val="26"/>
-              </w:rPr>
-              <w:t>13/04/2026</w:t>
+          </w:tcPr>
+          <w:p>
+            <w:pPr>
+              <w:spacing w:line="360" w:lineRule="auto"/>
+              <w:jc w:val="center"/>
+              <w:rPr>
+                <w:rFonts w:ascii="Times New Roman" w:eastAsia="Calibri" w:hAnsi="Times New Roman" w:cs="Times New Roman"/>
+                <w:sz w:val="26"/>
+                <w:szCs w:val="26"/>
+              </w:rPr>
+            </w:pPr>
+            <w:r>
+              <w:rPr>
+                <w:rFonts w:ascii="Times New Roman" w:eastAsia="Calibri" w:hAnsi="Times New Roman" w:cs="Times New Roman"/>
+                <w:sz w:val="26"/>
+                <w:szCs w:val="26"/>
+              </w:rPr>
+              <w:t>05</w:t>
+            </w:r>
+            <w:r>
+              <w:rPr>
+                <w:rFonts w:ascii="Times New Roman" w:eastAsia="Calibri" w:hAnsi="Times New Roman" w:cs="Times New Roman"/>
+                <w:sz w:val="26"/>
+                <w:szCs w:val="26"/>
+              </w:rPr>
+              <w:t>/04/2026</w:t>
             </w:r>
           </w:p>
         </w:tc>
         <w:tc>
           <w:tcPr>
             <w:tcW w:w="1417" w:type="dxa"/>
-            <w:vAlign w:val="center"/>
-          </w:tcPr>
-          <w:p>
-            <w:pPr>
-              <w:spacing w:line="360" w:lineRule="auto"/>
-              <w:jc w:val="center"/>
-              <w:rPr>
-                <w:rFonts w:ascii="Times New Roman" w:eastAsia="Calibri" w:hAnsi="Times New Roman" w:cs="Times New Roman"/>
-                <w:sz w:val="26"/>
-                <w:szCs w:val="26"/>
-              </w:rPr>
-            </w:pPr>
-            <w:r>
-              <w:rPr>
-                <w:rFonts w:ascii="Times New Roman" w:eastAsia="Calibri" w:hAnsi="Times New Roman" w:cs="Times New Roman"/>
-                <w:sz w:val="26"/>
-                <w:szCs w:val="26"/>
-              </w:rPr>
-              <w:t>13/04/2026</w:t>
+          </w:tcPr>
+          <w:p>
+            <w:pPr>
+              <w:spacing w:line="360" w:lineRule="auto"/>
+              <w:jc w:val="center"/>
+              <w:rPr>
+                <w:rFonts w:ascii="Times New Roman" w:eastAsia="Calibri" w:hAnsi="Times New Roman" w:cs="Times New Roman"/>
+                <w:sz w:val="26"/>
+                <w:szCs w:val="26"/>
+              </w:rPr>
+            </w:pPr>
+            <w:r>
+              <w:rPr>
+                <w:rFonts w:ascii="Times New Roman" w:eastAsia="Calibri" w:hAnsi="Times New Roman" w:cs="Times New Roman"/>
+                <w:sz w:val="26"/>
+                <w:szCs w:val="26"/>
+              </w:rPr>
+              <w:t>05</w:t>
+            </w:r>
+            <w:r>
+              <w:rPr>
+                <w:rFonts w:ascii="Times New Roman" w:eastAsia="Calibri" w:hAnsi="Times New Roman" w:cs="Times New Roman"/>
+                <w:sz w:val="26"/>
+                <w:szCs w:val="26"/>
+              </w:rPr>
+              <w:t>/04/2026</w:t>
             </w:r>
           </w:p>
         </w:tc>
@@ -16186,7 +15429,7 @@
                 <w:sz w:val="26"/>
                 <w:szCs w:val="26"/>
               </w:rPr>
-              <w:t>Yên</w:t>
+              <w:t>Thi</w:t>
             </w:r>
           </w:p>
         </w:tc>
@@ -16235,50 +15478,64 @@
         <w:tc>
           <w:tcPr>
             <w:tcW w:w="1560" w:type="dxa"/>
-            <w:vAlign w:val="center"/>
-          </w:tcPr>
-          <w:p>
-            <w:pPr>
-              <w:spacing w:line="360" w:lineRule="auto"/>
-              <w:jc w:val="center"/>
-              <w:rPr>
-                <w:rFonts w:ascii="Times New Roman" w:eastAsia="Calibri" w:hAnsi="Times New Roman" w:cs="Times New Roman"/>
-                <w:sz w:val="26"/>
-                <w:szCs w:val="26"/>
-              </w:rPr>
-            </w:pPr>
-            <w:r>
-              <w:rPr>
-                <w:rFonts w:ascii="Times New Roman" w:eastAsia="Calibri" w:hAnsi="Times New Roman" w:cs="Times New Roman"/>
-                <w:sz w:val="26"/>
-                <w:szCs w:val="26"/>
-              </w:rPr>
-              <w:t>13/04/2026</w:t>
+          </w:tcPr>
+          <w:p>
+            <w:pPr>
+              <w:spacing w:line="360" w:lineRule="auto"/>
+              <w:jc w:val="center"/>
+              <w:rPr>
+                <w:rFonts w:ascii="Times New Roman" w:eastAsia="Calibri" w:hAnsi="Times New Roman" w:cs="Times New Roman"/>
+                <w:sz w:val="26"/>
+                <w:szCs w:val="26"/>
+              </w:rPr>
+            </w:pPr>
+            <w:r>
+              <w:rPr>
+                <w:rFonts w:ascii="Times New Roman" w:eastAsia="Calibri" w:hAnsi="Times New Roman" w:cs="Times New Roman"/>
+                <w:sz w:val="26"/>
+                <w:szCs w:val="26"/>
+              </w:rPr>
+              <w:t>05</w:t>
+            </w:r>
+            <w:r>
+              <w:rPr>
+                <w:rFonts w:ascii="Times New Roman" w:eastAsia="Calibri" w:hAnsi="Times New Roman" w:cs="Times New Roman"/>
+                <w:sz w:val="26"/>
+                <w:szCs w:val="26"/>
+              </w:rPr>
+              <w:t>/04/2026</w:t>
             </w:r>
           </w:p>
         </w:tc>
         <w:tc>
           <w:tcPr>
             <w:tcW w:w="1417" w:type="dxa"/>
-            <w:vAlign w:val="center"/>
-          </w:tcPr>
-          <w:p>
-            <w:pPr>
-              <w:spacing w:line="360" w:lineRule="auto"/>
-              <w:jc w:val="center"/>
-              <w:rPr>
-                <w:rFonts w:ascii="Times New Roman" w:eastAsia="Calibri" w:hAnsi="Times New Roman" w:cs="Times New Roman"/>
-                <w:sz w:val="26"/>
-                <w:szCs w:val="26"/>
-              </w:rPr>
-            </w:pPr>
-            <w:r>
-              <w:rPr>
-                <w:rFonts w:ascii="Times New Roman" w:eastAsia="Calibri" w:hAnsi="Times New Roman" w:cs="Times New Roman"/>
-                <w:sz w:val="26"/>
-                <w:szCs w:val="26"/>
-              </w:rPr>
-              <w:t>13/04/2026</w:t>
+          </w:tcPr>
+          <w:p>
+            <w:pPr>
+              <w:spacing w:line="360" w:lineRule="auto"/>
+              <w:jc w:val="center"/>
+              <w:rPr>
+                <w:rFonts w:ascii="Times New Roman" w:eastAsia="Calibri" w:hAnsi="Times New Roman" w:cs="Times New Roman"/>
+                <w:sz w:val="26"/>
+                <w:szCs w:val="26"/>
+              </w:rPr>
+            </w:pPr>
+            <w:r>
+              <w:rPr>
+                <w:rFonts w:ascii="Times New Roman" w:eastAsia="Calibri" w:hAnsi="Times New Roman" w:cs="Times New Roman"/>
+                <w:sz w:val="26"/>
+                <w:szCs w:val="26"/>
+              </w:rPr>
+              <w:t>05</w:t>
+            </w:r>
+            <w:r>
+              <w:rPr>
+                <w:rFonts w:ascii="Times New Roman" w:eastAsia="Calibri" w:hAnsi="Times New Roman" w:cs="Times New Roman"/>
+                <w:sz w:val="26"/>
+                <w:szCs w:val="26"/>
+              </w:rPr>
+              <w:t>/04/2026</w:t>
             </w:r>
           </w:p>
         </w:tc>
@@ -16393,7 +15650,15 @@
                 <w:sz w:val="26"/>
                 <w:szCs w:val="26"/>
               </w:rPr>
-              <w:t>14/04/2026</w:t>
+              <w:t>0</w:t>
+            </w:r>
+            <w:r>
+              <w:rPr>
+                <w:rFonts w:ascii="Times New Roman" w:eastAsia="Calibri" w:hAnsi="Times New Roman" w:cs="Times New Roman"/>
+                <w:sz w:val="26"/>
+                <w:szCs w:val="26"/>
+              </w:rPr>
+              <w:t>6/04/2026</w:t>
             </w:r>
           </w:p>
         </w:tc>
@@ -16411,7 +15676,15 @@
                 <w:sz w:val="26"/>
                 <w:szCs w:val="26"/>
               </w:rPr>
-              <w:t>14/04/2026</w:t>
+              <w:t>0</w:t>
+            </w:r>
+            <w:r>
+              <w:rPr>
+                <w:rFonts w:ascii="Times New Roman" w:eastAsia="Calibri" w:hAnsi="Times New Roman" w:cs="Times New Roman"/>
+                <w:sz w:val="26"/>
+                <w:szCs w:val="26"/>
+              </w:rPr>
+              <w:t>6/04/2026</w:t>
             </w:r>
           </w:p>
         </w:tc>
@@ -16542,7 +15815,15 @@
                 <w:sz w:val="26"/>
                 <w:szCs w:val="26"/>
               </w:rPr>
-              <w:t>14/04/2026</w:t>
+              <w:t>0</w:t>
+            </w:r>
+            <w:r>
+              <w:rPr>
+                <w:rFonts w:ascii="Times New Roman" w:eastAsia="Calibri" w:hAnsi="Times New Roman" w:cs="Times New Roman"/>
+                <w:sz w:val="26"/>
+                <w:szCs w:val="26"/>
+              </w:rPr>
+              <w:t>6/04/2026</w:t>
             </w:r>
           </w:p>
         </w:tc>
@@ -16560,7 +15841,15 @@
                 <w:sz w:val="26"/>
                 <w:szCs w:val="26"/>
               </w:rPr>
-              <w:t>14/04/2026</w:t>
+              <w:t>0</w:t>
+            </w:r>
+            <w:r>
+              <w:rPr>
+                <w:rFonts w:ascii="Times New Roman" w:eastAsia="Calibri" w:hAnsi="Times New Roman" w:cs="Times New Roman"/>
+                <w:sz w:val="26"/>
+                <w:szCs w:val="26"/>
+              </w:rPr>
+              <w:t>6/04/2026</w:t>
             </w:r>
           </w:p>
         </w:tc>
@@ -16610,7 +15899,7 @@
                 <w:sz w:val="26"/>
                 <w:szCs w:val="26"/>
               </w:rPr>
-              <w:t>Thi</w:t>
+              <w:t>Yên</w:t>
             </w:r>
           </w:p>
         </w:tc>
@@ -16669,7 +15958,15 @@
                 <w:sz w:val="26"/>
                 <w:szCs w:val="26"/>
               </w:rPr>
-              <w:t>14/04/2026</w:t>
+              <w:t>0</w:t>
+            </w:r>
+            <w:r>
+              <w:rPr>
+                <w:rFonts w:ascii="Times New Roman" w:eastAsia="Calibri" w:hAnsi="Times New Roman" w:cs="Times New Roman"/>
+                <w:sz w:val="26"/>
+                <w:szCs w:val="26"/>
+              </w:rPr>
+              <w:t>6/04/2026</w:t>
             </w:r>
           </w:p>
         </w:tc>
@@ -16687,7 +15984,15 @@
                 <w:sz w:val="26"/>
                 <w:szCs w:val="26"/>
               </w:rPr>
-              <w:t>14/04/2026</w:t>
+              <w:t>0</w:t>
+            </w:r>
+            <w:r>
+              <w:rPr>
+                <w:rFonts w:ascii="Times New Roman" w:eastAsia="Calibri" w:hAnsi="Times New Roman" w:cs="Times New Roman"/>
+                <w:sz w:val="26"/>
+                <w:szCs w:val="26"/>
+              </w:rPr>
+              <w:t>6/04/2026</w:t>
             </w:r>
           </w:p>
         </w:tc>
@@ -16796,7 +16101,15 @@
                 <w:sz w:val="26"/>
                 <w:szCs w:val="26"/>
               </w:rPr>
-              <w:t>14/04/2026</w:t>
+              <w:t>0</w:t>
+            </w:r>
+            <w:r>
+              <w:rPr>
+                <w:rFonts w:ascii="Times New Roman" w:eastAsia="Calibri" w:hAnsi="Times New Roman" w:cs="Times New Roman"/>
+                <w:sz w:val="26"/>
+                <w:szCs w:val="26"/>
+              </w:rPr>
+              <w:t>6/04/2026</w:t>
             </w:r>
           </w:p>
         </w:tc>
@@ -16814,7 +16127,15 @@
                 <w:sz w:val="26"/>
                 <w:szCs w:val="26"/>
               </w:rPr>
-              <w:t>14/04/2026</w:t>
+              <w:t>0</w:t>
+            </w:r>
+            <w:r>
+              <w:rPr>
+                <w:rFonts w:ascii="Times New Roman" w:eastAsia="Calibri" w:hAnsi="Times New Roman" w:cs="Times New Roman"/>
+                <w:sz w:val="26"/>
+                <w:szCs w:val="26"/>
+              </w:rPr>
+              <w:t>6/04/2026</w:t>
             </w:r>
           </w:p>
         </w:tc>
@@ -16864,7 +16185,7 @@
                 <w:sz w:val="26"/>
                 <w:szCs w:val="26"/>
               </w:rPr>
-              <w:t>Yên</w:t>
+              <w:t>Thi</w:t>
             </w:r>
           </w:p>
         </w:tc>
@@ -16923,7 +16244,15 @@
                 <w:sz w:val="26"/>
                 <w:szCs w:val="26"/>
               </w:rPr>
-              <w:t>14/04/2026</w:t>
+              <w:t>0</w:t>
+            </w:r>
+            <w:r>
+              <w:rPr>
+                <w:rFonts w:ascii="Times New Roman" w:eastAsia="Calibri" w:hAnsi="Times New Roman" w:cs="Times New Roman"/>
+                <w:sz w:val="26"/>
+                <w:szCs w:val="26"/>
+              </w:rPr>
+              <w:t>6/04/2026</w:t>
             </w:r>
           </w:p>
         </w:tc>
@@ -16941,7 +16270,15 @@
                 <w:sz w:val="26"/>
                 <w:szCs w:val="26"/>
               </w:rPr>
-              <w:t>14/04/2026</w:t>
+              <w:t>0</w:t>
+            </w:r>
+            <w:r>
+              <w:rPr>
+                <w:rFonts w:ascii="Times New Roman" w:eastAsia="Calibri" w:hAnsi="Times New Roman" w:cs="Times New Roman"/>
+                <w:sz w:val="26"/>
+                <w:szCs w:val="26"/>
+              </w:rPr>
+              <w:t>6/04/2026</w:t>
             </w:r>
           </w:p>
         </w:tc>
@@ -17050,7 +16387,7 @@
                 <w:sz w:val="26"/>
                 <w:szCs w:val="26"/>
               </w:rPr>
-              <w:t>15</w:t>
+              <w:t>07</w:t>
             </w:r>
             <w:r>
               <w:rPr>
@@ -17076,7 +16413,7 @@
                 <w:sz w:val="26"/>
                 <w:szCs w:val="26"/>
               </w:rPr>
-              <w:t>15</w:t>
+              <w:t>07</w:t>
             </w:r>
             <w:r>
               <w:rPr>
@@ -17216,7 +16553,7 @@
                 <w:sz w:val="26"/>
                 <w:szCs w:val="26"/>
               </w:rPr>
-              <w:t>20</w:t>
+              <w:t>12</w:t>
             </w:r>
             <w:r>
               <w:rPr>
@@ -17252,7 +16589,7 @@
                 <w:sz w:val="26"/>
                 <w:szCs w:val="26"/>
               </w:rPr>
-              <w:t>21</w:t>
+              <w:t>13</w:t>
             </w:r>
             <w:r>
               <w:rPr>
@@ -17288,7 +16625,7 @@
                 <w:sz w:val="26"/>
                 <w:szCs w:val="26"/>
               </w:rPr>
-              <w:t>20</w:t>
+              <w:t>18</w:t>
             </w:r>
           </w:p>
         </w:tc>
@@ -17361,40 +16698,38 @@
         <w:tc>
           <w:tcPr>
             <w:tcW w:w="1560" w:type="dxa"/>
-            <w:vAlign w:val="center"/>
-          </w:tcPr>
-          <w:p>
-            <w:pPr>
-              <w:spacing w:line="360" w:lineRule="auto"/>
-              <w:jc w:val="center"/>
-            </w:pPr>
-            <w:r>
-              <w:rPr>
-                <w:rFonts w:ascii="Times New Roman" w:eastAsia="Calibri" w:hAnsi="Times New Roman" w:cs="Times New Roman"/>
-                <w:sz w:val="26"/>
-                <w:szCs w:val="26"/>
-              </w:rPr>
-              <w:t>20/04/2026</w:t>
+          </w:tcPr>
+          <w:p>
+            <w:pPr>
+              <w:spacing w:line="360" w:lineRule="auto"/>
+              <w:jc w:val="center"/>
+            </w:pPr>
+            <w:r>
+              <w:rPr>
+                <w:rFonts w:ascii="Times New Roman" w:eastAsia="Calibri" w:hAnsi="Times New Roman" w:cs="Times New Roman"/>
+                <w:sz w:val="26"/>
+                <w:szCs w:val="26"/>
+              </w:rPr>
+              <w:t>12/04/2026</w:t>
             </w:r>
           </w:p>
         </w:tc>
         <w:tc>
           <w:tcPr>
             <w:tcW w:w="1417" w:type="dxa"/>
-            <w:vAlign w:val="center"/>
-          </w:tcPr>
-          <w:p>
-            <w:pPr>
-              <w:spacing w:line="360" w:lineRule="auto"/>
-              <w:jc w:val="center"/>
-            </w:pPr>
-            <w:r>
-              <w:rPr>
-                <w:rFonts w:ascii="Times New Roman" w:eastAsia="Calibri" w:hAnsi="Times New Roman" w:cs="Times New Roman"/>
-                <w:sz w:val="26"/>
-                <w:szCs w:val="26"/>
-              </w:rPr>
-              <w:t>20/04/2026</w:t>
+          </w:tcPr>
+          <w:p>
+            <w:pPr>
+              <w:spacing w:line="360" w:lineRule="auto"/>
+              <w:jc w:val="center"/>
+            </w:pPr>
+            <w:r>
+              <w:rPr>
+                <w:rFonts w:ascii="Times New Roman" w:eastAsia="Calibri" w:hAnsi="Times New Roman" w:cs="Times New Roman"/>
+                <w:sz w:val="26"/>
+                <w:szCs w:val="26"/>
+              </w:rPr>
+              <w:t>12/04/2026</w:t>
             </w:r>
           </w:p>
         </w:tc>
@@ -17444,7 +16779,7 @@
                 <w:sz w:val="26"/>
                 <w:szCs w:val="26"/>
               </w:rPr>
-              <w:t>Yên</w:t>
+              <w:t>Cường</w:t>
             </w:r>
           </w:p>
         </w:tc>
@@ -17500,40 +16835,38 @@
         <w:tc>
           <w:tcPr>
             <w:tcW w:w="1560" w:type="dxa"/>
-            <w:vAlign w:val="center"/>
-          </w:tcPr>
-          <w:p>
-            <w:pPr>
-              <w:spacing w:line="360" w:lineRule="auto"/>
-              <w:jc w:val="center"/>
-            </w:pPr>
-            <w:r>
-              <w:rPr>
-                <w:rFonts w:ascii="Times New Roman" w:eastAsia="Calibri" w:hAnsi="Times New Roman" w:cs="Times New Roman"/>
-                <w:sz w:val="26"/>
-                <w:szCs w:val="26"/>
-              </w:rPr>
-              <w:t>20/04/2026</w:t>
+          </w:tcPr>
+          <w:p>
+            <w:pPr>
+              <w:spacing w:before="120" w:line="360" w:lineRule="auto"/>
+              <w:jc w:val="center"/>
+            </w:pPr>
+            <w:r>
+              <w:rPr>
+                <w:rFonts w:ascii="Times New Roman" w:eastAsia="Calibri" w:hAnsi="Times New Roman" w:cs="Times New Roman"/>
+                <w:sz w:val="26"/>
+                <w:szCs w:val="26"/>
+              </w:rPr>
+              <w:t>12/04/2026</w:t>
             </w:r>
           </w:p>
         </w:tc>
         <w:tc>
           <w:tcPr>
             <w:tcW w:w="1417" w:type="dxa"/>
-            <w:vAlign w:val="center"/>
-          </w:tcPr>
-          <w:p>
-            <w:pPr>
-              <w:spacing w:line="360" w:lineRule="auto"/>
-              <w:jc w:val="center"/>
-            </w:pPr>
-            <w:r>
-              <w:rPr>
-                <w:rFonts w:ascii="Times New Roman" w:eastAsia="Calibri" w:hAnsi="Times New Roman" w:cs="Times New Roman"/>
-                <w:sz w:val="26"/>
-                <w:szCs w:val="26"/>
-              </w:rPr>
-              <w:t>20/04/2026</w:t>
+          </w:tcPr>
+          <w:p>
+            <w:pPr>
+              <w:spacing w:before="120" w:line="360" w:lineRule="auto"/>
+              <w:jc w:val="center"/>
+            </w:pPr>
+            <w:r>
+              <w:rPr>
+                <w:rFonts w:ascii="Times New Roman" w:eastAsia="Calibri" w:hAnsi="Times New Roman" w:cs="Times New Roman"/>
+                <w:sz w:val="26"/>
+                <w:szCs w:val="26"/>
+              </w:rPr>
+              <w:t>12/04/2026</w:t>
             </w:r>
           </w:p>
         </w:tc>
@@ -17583,15 +16916,7 @@
                 <w:sz w:val="26"/>
                 <w:szCs w:val="26"/>
               </w:rPr>
-              <w:t>V</w:t>
-            </w:r>
-            <w:r>
-              <w:rPr>
-                <w:rFonts w:ascii="Times New Roman" w:eastAsia="Calibri" w:hAnsi="Times New Roman" w:cs="Times New Roman"/>
-                <w:sz w:val="26"/>
-                <w:szCs w:val="26"/>
-              </w:rPr>
-              <w:t>y</w:t>
+              <w:t>Yên</w:t>
             </w:r>
           </w:p>
         </w:tc>
@@ -17642,40 +16967,38 @@
         <w:tc>
           <w:tcPr>
             <w:tcW w:w="1560" w:type="dxa"/>
-            <w:vAlign w:val="center"/>
-          </w:tcPr>
-          <w:p>
-            <w:pPr>
-              <w:spacing w:line="360" w:lineRule="auto"/>
-              <w:jc w:val="center"/>
-            </w:pPr>
-            <w:r>
-              <w:rPr>
-                <w:rFonts w:ascii="Times New Roman" w:eastAsia="Calibri" w:hAnsi="Times New Roman" w:cs="Times New Roman"/>
-                <w:sz w:val="26"/>
-                <w:szCs w:val="26"/>
-              </w:rPr>
-              <w:t>20/04/2026</w:t>
+          </w:tcPr>
+          <w:p>
+            <w:pPr>
+              <w:spacing w:line="360" w:lineRule="auto"/>
+              <w:jc w:val="center"/>
+            </w:pPr>
+            <w:r>
+              <w:rPr>
+                <w:rFonts w:ascii="Times New Roman" w:eastAsia="Calibri" w:hAnsi="Times New Roman" w:cs="Times New Roman"/>
+                <w:sz w:val="26"/>
+                <w:szCs w:val="26"/>
+              </w:rPr>
+              <w:t>12/04/2026</w:t>
             </w:r>
           </w:p>
         </w:tc>
         <w:tc>
           <w:tcPr>
             <w:tcW w:w="1417" w:type="dxa"/>
-            <w:vAlign w:val="center"/>
-          </w:tcPr>
-          <w:p>
-            <w:pPr>
-              <w:spacing w:line="360" w:lineRule="auto"/>
-              <w:jc w:val="center"/>
-            </w:pPr>
-            <w:r>
-              <w:rPr>
-                <w:rFonts w:ascii="Times New Roman" w:eastAsia="Calibri" w:hAnsi="Times New Roman" w:cs="Times New Roman"/>
-                <w:sz w:val="26"/>
-                <w:szCs w:val="26"/>
-              </w:rPr>
-              <w:t>20/04/2026</w:t>
+          </w:tcPr>
+          <w:p>
+            <w:pPr>
+              <w:spacing w:line="360" w:lineRule="auto"/>
+              <w:jc w:val="center"/>
+            </w:pPr>
+            <w:r>
+              <w:rPr>
+                <w:rFonts w:ascii="Times New Roman" w:eastAsia="Calibri" w:hAnsi="Times New Roman" w:cs="Times New Roman"/>
+                <w:sz w:val="26"/>
+                <w:szCs w:val="26"/>
+              </w:rPr>
+              <w:t>12/04/2026</w:t>
             </w:r>
           </w:p>
         </w:tc>
@@ -17725,7 +17048,7 @@
                 <w:sz w:val="26"/>
                 <w:szCs w:val="26"/>
               </w:rPr>
-              <w:t>Thi</w:t>
+              <w:t>Vy</w:t>
             </w:r>
           </w:p>
         </w:tc>
@@ -17774,40 +17097,38 @@
         <w:tc>
           <w:tcPr>
             <w:tcW w:w="1560" w:type="dxa"/>
-            <w:vAlign w:val="center"/>
-          </w:tcPr>
-          <w:p>
-            <w:pPr>
-              <w:spacing w:line="360" w:lineRule="auto"/>
-              <w:jc w:val="center"/>
-            </w:pPr>
-            <w:r>
-              <w:rPr>
-                <w:rFonts w:ascii="Times New Roman" w:eastAsia="Calibri" w:hAnsi="Times New Roman" w:cs="Times New Roman"/>
-                <w:sz w:val="26"/>
-                <w:szCs w:val="26"/>
-              </w:rPr>
-              <w:t>20/04/2026</w:t>
+          </w:tcPr>
+          <w:p>
+            <w:pPr>
+              <w:spacing w:before="240" w:line="360" w:lineRule="auto"/>
+              <w:jc w:val="center"/>
+            </w:pPr>
+            <w:r>
+              <w:rPr>
+                <w:rFonts w:ascii="Times New Roman" w:eastAsia="Calibri" w:hAnsi="Times New Roman" w:cs="Times New Roman"/>
+                <w:sz w:val="26"/>
+                <w:szCs w:val="26"/>
+              </w:rPr>
+              <w:t>12/04/2026</w:t>
             </w:r>
           </w:p>
         </w:tc>
         <w:tc>
           <w:tcPr>
             <w:tcW w:w="1417" w:type="dxa"/>
-            <w:vAlign w:val="center"/>
-          </w:tcPr>
-          <w:p>
-            <w:pPr>
-              <w:spacing w:line="360" w:lineRule="auto"/>
-              <w:jc w:val="center"/>
-            </w:pPr>
-            <w:r>
-              <w:rPr>
-                <w:rFonts w:ascii="Times New Roman" w:eastAsia="Calibri" w:hAnsi="Times New Roman" w:cs="Times New Roman"/>
-                <w:sz w:val="26"/>
-                <w:szCs w:val="26"/>
-              </w:rPr>
-              <w:t>20/04/2026</w:t>
+          </w:tcPr>
+          <w:p>
+            <w:pPr>
+              <w:spacing w:before="240" w:line="360" w:lineRule="auto"/>
+              <w:jc w:val="center"/>
+            </w:pPr>
+            <w:r>
+              <w:rPr>
+                <w:rFonts w:ascii="Times New Roman" w:eastAsia="Calibri" w:hAnsi="Times New Roman" w:cs="Times New Roman"/>
+                <w:sz w:val="26"/>
+                <w:szCs w:val="26"/>
+              </w:rPr>
+              <w:t>12/04/2026</w:t>
             </w:r>
           </w:p>
         </w:tc>
@@ -17857,7 +17178,7 @@
                 <w:sz w:val="26"/>
                 <w:szCs w:val="26"/>
               </w:rPr>
-              <w:t>Cường</w:t>
+              <w:t>Thi</w:t>
             </w:r>
           </w:p>
         </w:tc>
@@ -17919,7 +17240,15 @@
                 <w:sz w:val="26"/>
                 <w:szCs w:val="26"/>
               </w:rPr>
-              <w:t>21/04/2026</w:t>
+              <w:t>1</w:t>
+            </w:r>
+            <w:r>
+              <w:rPr>
+                <w:rFonts w:ascii="Times New Roman" w:eastAsia="Calibri" w:hAnsi="Times New Roman" w:cs="Times New Roman"/>
+                <w:sz w:val="26"/>
+                <w:szCs w:val="26"/>
+              </w:rPr>
+              <w:t>3/04/2026</w:t>
             </w:r>
           </w:p>
         </w:tc>
@@ -17939,7 +17268,15 @@
                 <w:sz w:val="26"/>
                 <w:szCs w:val="26"/>
               </w:rPr>
-              <w:t>21/04/2026</w:t>
+              <w:t>1</w:t>
+            </w:r>
+            <w:r>
+              <w:rPr>
+                <w:rFonts w:ascii="Times New Roman" w:eastAsia="Calibri" w:hAnsi="Times New Roman" w:cs="Times New Roman"/>
+                <w:sz w:val="26"/>
+                <w:szCs w:val="26"/>
+              </w:rPr>
+              <w:t>3/04/2026</w:t>
             </w:r>
           </w:p>
         </w:tc>
@@ -17989,7 +17326,7 @@
                 <w:sz w:val="26"/>
                 <w:szCs w:val="26"/>
               </w:rPr>
-              <w:t>Yên</w:t>
+              <w:t>Ly</w:t>
             </w:r>
           </w:p>
         </w:tc>
@@ -18056,7 +17393,15 @@
                 <w:sz w:val="26"/>
                 <w:szCs w:val="26"/>
               </w:rPr>
-              <w:t>21/04/2026</w:t>
+              <w:t>1</w:t>
+            </w:r>
+            <w:r>
+              <w:rPr>
+                <w:rFonts w:ascii="Times New Roman" w:eastAsia="Calibri" w:hAnsi="Times New Roman" w:cs="Times New Roman"/>
+                <w:sz w:val="26"/>
+                <w:szCs w:val="26"/>
+              </w:rPr>
+              <w:t>3/04/2026</w:t>
             </w:r>
           </w:p>
         </w:tc>
@@ -18076,7 +17421,15 @@
                 <w:sz w:val="26"/>
                 <w:szCs w:val="26"/>
               </w:rPr>
-              <w:t>21/04/2026</w:t>
+              <w:t>1</w:t>
+            </w:r>
+            <w:r>
+              <w:rPr>
+                <w:rFonts w:ascii="Times New Roman" w:eastAsia="Calibri" w:hAnsi="Times New Roman" w:cs="Times New Roman"/>
+                <w:sz w:val="26"/>
+                <w:szCs w:val="26"/>
+              </w:rPr>
+              <w:t>3/04/2026</w:t>
             </w:r>
           </w:p>
         </w:tc>
@@ -18126,7 +17479,7 @@
                 <w:sz w:val="26"/>
                 <w:szCs w:val="26"/>
               </w:rPr>
-              <w:t>Cường</w:t>
+              <w:t>Yên</w:t>
             </w:r>
           </w:p>
         </w:tc>
@@ -18209,7 +17562,15 @@
                 <w:sz w:val="26"/>
                 <w:szCs w:val="26"/>
               </w:rPr>
-              <w:t>21/04/2026</w:t>
+              <w:t>1</w:t>
+            </w:r>
+            <w:r>
+              <w:rPr>
+                <w:rFonts w:ascii="Times New Roman" w:eastAsia="Calibri" w:hAnsi="Times New Roman" w:cs="Times New Roman"/>
+                <w:sz w:val="26"/>
+                <w:szCs w:val="26"/>
+              </w:rPr>
+              <w:t>3/04/2026</w:t>
             </w:r>
           </w:p>
         </w:tc>
@@ -18229,7 +17590,15 @@
                 <w:sz w:val="26"/>
                 <w:szCs w:val="26"/>
               </w:rPr>
-              <w:t>21/04/2026</w:t>
+              <w:t>1</w:t>
+            </w:r>
+            <w:r>
+              <w:rPr>
+                <w:rFonts w:ascii="Times New Roman" w:eastAsia="Calibri" w:hAnsi="Times New Roman" w:cs="Times New Roman"/>
+                <w:sz w:val="26"/>
+                <w:szCs w:val="26"/>
+              </w:rPr>
+              <w:t>3/04/2026</w:t>
             </w:r>
           </w:p>
         </w:tc>
@@ -18279,7 +17648,7 @@
                 <w:sz w:val="26"/>
                 <w:szCs w:val="26"/>
               </w:rPr>
-              <w:t>Ly</w:t>
+              <w:t>Vy</w:t>
             </w:r>
           </w:p>
         </w:tc>
@@ -18340,7 +17709,15 @@
                 <w:sz w:val="26"/>
                 <w:szCs w:val="26"/>
               </w:rPr>
-              <w:t>21/04/2026</w:t>
+              <w:t>1</w:t>
+            </w:r>
+            <w:r>
+              <w:rPr>
+                <w:rFonts w:ascii="Times New Roman" w:eastAsia="Calibri" w:hAnsi="Times New Roman" w:cs="Times New Roman"/>
+                <w:sz w:val="26"/>
+                <w:szCs w:val="26"/>
+              </w:rPr>
+              <w:t>3/04/2026</w:t>
             </w:r>
           </w:p>
         </w:tc>
@@ -18360,7 +17737,15 @@
                 <w:sz w:val="26"/>
                 <w:szCs w:val="26"/>
               </w:rPr>
-              <w:t>21/04/2026</w:t>
+              <w:t>1</w:t>
+            </w:r>
+            <w:r>
+              <w:rPr>
+                <w:rFonts w:ascii="Times New Roman" w:eastAsia="Calibri" w:hAnsi="Times New Roman" w:cs="Times New Roman"/>
+                <w:sz w:val="26"/>
+                <w:szCs w:val="26"/>
+              </w:rPr>
+              <w:t>3/04/2026</w:t>
             </w:r>
           </w:p>
         </w:tc>
@@ -18471,7 +17856,15 @@
                 <w:sz w:val="26"/>
                 <w:szCs w:val="26"/>
               </w:rPr>
-              <w:t>21/04/2026</w:t>
+              <w:t>1</w:t>
+            </w:r>
+            <w:r>
+              <w:rPr>
+                <w:rFonts w:ascii="Times New Roman" w:eastAsia="Calibri" w:hAnsi="Times New Roman" w:cs="Times New Roman"/>
+                <w:sz w:val="26"/>
+                <w:szCs w:val="26"/>
+              </w:rPr>
+              <w:t>3/04/2026</w:t>
             </w:r>
           </w:p>
         </w:tc>
@@ -18491,7 +17884,15 @@
                 <w:sz w:val="26"/>
                 <w:szCs w:val="26"/>
               </w:rPr>
-              <w:t>21/04/2026</w:t>
+              <w:t>1</w:t>
+            </w:r>
+            <w:r>
+              <w:rPr>
+                <w:rFonts w:ascii="Times New Roman" w:eastAsia="Calibri" w:hAnsi="Times New Roman" w:cs="Times New Roman"/>
+                <w:sz w:val="26"/>
+                <w:szCs w:val="26"/>
+              </w:rPr>
+              <w:t>3/04/2026</w:t>
             </w:r>
           </w:p>
         </w:tc>
@@ -18541,7 +17942,7 @@
                 <w:sz w:val="26"/>
                 <w:szCs w:val="26"/>
               </w:rPr>
-              <w:t>Vy</w:t>
+              <w:t>Cường</w:t>
             </w:r>
           </w:p>
         </w:tc>
@@ -18623,7 +18024,7 @@
                 <w:sz w:val="26"/>
                 <w:szCs w:val="26"/>
               </w:rPr>
-              <w:t>25</w:t>
+              <w:t>16</w:t>
             </w:r>
             <w:r>
               <w:rPr>
@@ -18654,16 +18055,16 @@
             </w:pPr>
             <w:r>
               <w:rPr>
-                <w:rFonts w:ascii="Times New Roman" w:eastAsia="Calibri" w:hAnsi="Times New Roman" w:cs="Times New Roman"/>
-                <w:b/>
-                <w:sz w:val="26"/>
-                <w:szCs w:val="26"/>
-              </w:rPr>
-              <w:t>25</w:t>
-            </w:r>
-            <w:r>
-              <w:rPr>
-                <w:rFonts w:ascii="Times New Roman" w:eastAsia="Calibri" w:hAnsi="Times New Roman" w:cs="Times New Roman"/>
+                <w:rFonts w:ascii="Times New Roman" w:eastAsia="Times New Roman" w:hAnsi="Times New Roman" w:cs="Times New Roman"/>
+                <w:b/>
+                <w:sz w:val="26"/>
+                <w:szCs w:val="26"/>
+              </w:rPr>
+              <w:t>17</w:t>
+            </w:r>
+            <w:r>
+              <w:rPr>
+                <w:rFonts w:ascii="Times New Roman" w:eastAsia="Times New Roman" w:hAnsi="Times New Roman" w:cs="Times New Roman"/>
                 <w:b/>
                 <w:sz w:val="26"/>
                 <w:szCs w:val="26"/>
@@ -18766,66 +18167,64 @@
         <w:tc>
           <w:tcPr>
             <w:tcW w:w="1560" w:type="dxa"/>
-            <w:vAlign w:val="center"/>
-          </w:tcPr>
-          <w:p>
-            <w:pPr>
-              <w:spacing w:line="360" w:lineRule="auto"/>
-              <w:jc w:val="center"/>
-              <w:rPr>
-                <w:rFonts w:ascii="Times New Roman" w:eastAsia="Calibri" w:hAnsi="Times New Roman" w:cs="Times New Roman"/>
-                <w:sz w:val="26"/>
-                <w:szCs w:val="26"/>
-              </w:rPr>
-            </w:pPr>
-            <w:r>
-              <w:rPr>
-                <w:rFonts w:ascii="Times New Roman" w:eastAsia="Calibri" w:hAnsi="Times New Roman" w:cs="Times New Roman"/>
-                <w:sz w:val="26"/>
-                <w:szCs w:val="26"/>
-              </w:rPr>
-              <w:t>24</w:t>
-            </w:r>
-            <w:r>
-              <w:rPr>
-                <w:rFonts w:ascii="Times New Roman" w:eastAsia="Calibri" w:hAnsi="Times New Roman" w:cs="Times New Roman"/>
-                <w:sz w:val="26"/>
-                <w:szCs w:val="26"/>
-              </w:rPr>
-              <w:t>/04/2026</w:t>
+          </w:tcPr>
+          <w:p>
+            <w:pPr>
+              <w:spacing w:line="360" w:lineRule="auto"/>
+              <w:jc w:val="center"/>
+              <w:rPr>
+                <w:rFonts w:ascii="Times New Roman" w:eastAsia="Calibri" w:hAnsi="Times New Roman" w:cs="Times New Roman"/>
+                <w:sz w:val="26"/>
+                <w:szCs w:val="26"/>
+              </w:rPr>
+            </w:pPr>
+            <w:r>
+              <w:rPr>
+                <w:rFonts w:ascii="Times New Roman" w:eastAsia="Times New Roman" w:hAnsi="Times New Roman" w:cs="Times New Roman"/>
+                <w:sz w:val="26"/>
+                <w:szCs w:val="26"/>
+              </w:rPr>
+              <w:t>1</w:t>
+            </w:r>
+            <w:r>
+              <w:rPr>
+                <w:rFonts w:ascii="Times New Roman" w:eastAsia="Times New Roman" w:hAnsi="Times New Roman" w:cs="Times New Roman"/>
+                <w:sz w:val="26"/>
+                <w:szCs w:val="26"/>
+              </w:rPr>
+              <w:t>6/04/2026</w:t>
             </w:r>
           </w:p>
         </w:tc>
         <w:tc>
           <w:tcPr>
             <w:tcW w:w="1417" w:type="dxa"/>
-            <w:vAlign w:val="center"/>
-          </w:tcPr>
-          <w:p>
-            <w:pPr>
-              <w:spacing w:line="360" w:lineRule="auto"/>
-              <w:jc w:val="center"/>
-              <w:rPr>
-                <w:rFonts w:ascii="Times New Roman" w:eastAsia="Calibri" w:hAnsi="Times New Roman" w:cs="Times New Roman"/>
-                <w:sz w:val="26"/>
-                <w:szCs w:val="26"/>
-              </w:rPr>
-            </w:pPr>
-            <w:r>
-              <w:rPr>
-                <w:rFonts w:ascii="Times New Roman" w:eastAsia="Calibri" w:hAnsi="Times New Roman" w:cs="Times New Roman"/>
-                <w:sz w:val="26"/>
-                <w:szCs w:val="26"/>
-              </w:rPr>
-              <w:t>24</w:t>
-            </w:r>
-            <w:r>
-              <w:rPr>
-                <w:rFonts w:ascii="Times New Roman" w:eastAsia="Calibri" w:hAnsi="Times New Roman" w:cs="Times New Roman"/>
-                <w:sz w:val="26"/>
-                <w:szCs w:val="26"/>
-              </w:rPr>
-              <w:t>/04/2026</w:t>
+          </w:tcPr>
+          <w:p>
+            <w:pPr>
+              <w:spacing w:line="360" w:lineRule="auto"/>
+              <w:jc w:val="center"/>
+              <w:rPr>
+                <w:rFonts w:ascii="Times New Roman" w:eastAsia="Calibri" w:hAnsi="Times New Roman" w:cs="Times New Roman"/>
+                <w:sz w:val="26"/>
+                <w:szCs w:val="26"/>
+              </w:rPr>
+            </w:pPr>
+            <w:r>
+              <w:rPr>
+                <w:rFonts w:ascii="Times New Roman" w:eastAsia="Times New Roman" w:hAnsi="Times New Roman" w:cs="Times New Roman"/>
+                <w:sz w:val="26"/>
+                <w:szCs w:val="26"/>
+              </w:rPr>
+              <w:t>1</w:t>
+            </w:r>
+            <w:r>
+              <w:rPr>
+                <w:rFonts w:ascii="Times New Roman" w:eastAsia="Times New Roman" w:hAnsi="Times New Roman" w:cs="Times New Roman"/>
+                <w:sz w:val="26"/>
+                <w:szCs w:val="26"/>
+              </w:rPr>
+              <w:t>6/04/2026</w:t>
             </w:r>
           </w:p>
         </w:tc>
@@ -18875,7 +18274,7 @@
                 <w:sz w:val="26"/>
                 <w:szCs w:val="26"/>
               </w:rPr>
-              <w:t>Yên</w:t>
+              <w:t>Ly</w:t>
             </w:r>
           </w:p>
         </w:tc>
@@ -18929,66 +18328,64 @@
         <w:tc>
           <w:tcPr>
             <w:tcW w:w="1560" w:type="dxa"/>
-            <w:vAlign w:val="center"/>
-          </w:tcPr>
-          <w:p>
-            <w:pPr>
-              <w:spacing w:line="360" w:lineRule="auto"/>
-              <w:jc w:val="center"/>
-              <w:rPr>
-                <w:rFonts w:ascii="Times New Roman" w:eastAsia="Calibri" w:hAnsi="Times New Roman" w:cs="Times New Roman"/>
-                <w:sz w:val="26"/>
-                <w:szCs w:val="26"/>
-              </w:rPr>
-            </w:pPr>
-            <w:r>
-              <w:rPr>
-                <w:rFonts w:ascii="Times New Roman" w:eastAsia="Calibri" w:hAnsi="Times New Roman" w:cs="Times New Roman"/>
-                <w:sz w:val="26"/>
-                <w:szCs w:val="26"/>
-              </w:rPr>
-              <w:t>24</w:t>
-            </w:r>
-            <w:r>
-              <w:rPr>
-                <w:rFonts w:ascii="Times New Roman" w:eastAsia="Calibri" w:hAnsi="Times New Roman" w:cs="Times New Roman"/>
-                <w:sz w:val="26"/>
-                <w:szCs w:val="26"/>
-              </w:rPr>
-              <w:t>/04/2026</w:t>
+          </w:tcPr>
+          <w:p>
+            <w:pPr>
+              <w:spacing w:before="240" w:line="360" w:lineRule="auto"/>
+              <w:jc w:val="center"/>
+              <w:rPr>
+                <w:rFonts w:ascii="Times New Roman" w:eastAsia="Calibri" w:hAnsi="Times New Roman" w:cs="Times New Roman"/>
+                <w:sz w:val="26"/>
+                <w:szCs w:val="26"/>
+              </w:rPr>
+            </w:pPr>
+            <w:r>
+              <w:rPr>
+                <w:rFonts w:ascii="Times New Roman" w:eastAsia="Times New Roman" w:hAnsi="Times New Roman" w:cs="Times New Roman"/>
+                <w:sz w:val="26"/>
+                <w:szCs w:val="26"/>
+              </w:rPr>
+              <w:t>1</w:t>
+            </w:r>
+            <w:r>
+              <w:rPr>
+                <w:rFonts w:ascii="Times New Roman" w:eastAsia="Times New Roman" w:hAnsi="Times New Roman" w:cs="Times New Roman"/>
+                <w:sz w:val="26"/>
+                <w:szCs w:val="26"/>
+              </w:rPr>
+              <w:t>6/04/2026</w:t>
             </w:r>
           </w:p>
         </w:tc>
         <w:tc>
           <w:tcPr>
             <w:tcW w:w="1417" w:type="dxa"/>
-            <w:vAlign w:val="center"/>
-          </w:tcPr>
-          <w:p>
-            <w:pPr>
-              <w:spacing w:line="360" w:lineRule="auto"/>
-              <w:jc w:val="center"/>
-              <w:rPr>
-                <w:rFonts w:ascii="Times New Roman" w:eastAsia="Calibri" w:hAnsi="Times New Roman" w:cs="Times New Roman"/>
-                <w:sz w:val="26"/>
-                <w:szCs w:val="26"/>
-              </w:rPr>
-            </w:pPr>
-            <w:r>
-              <w:rPr>
-                <w:rFonts w:ascii="Times New Roman" w:eastAsia="Calibri" w:hAnsi="Times New Roman" w:cs="Times New Roman"/>
-                <w:sz w:val="26"/>
-                <w:szCs w:val="26"/>
-              </w:rPr>
-              <w:t>24</w:t>
-            </w:r>
-            <w:r>
-              <w:rPr>
-                <w:rFonts w:ascii="Times New Roman" w:eastAsia="Calibri" w:hAnsi="Times New Roman" w:cs="Times New Roman"/>
-                <w:sz w:val="26"/>
-                <w:szCs w:val="26"/>
-              </w:rPr>
-              <w:t>/04/2026</w:t>
+          </w:tcPr>
+          <w:p>
+            <w:pPr>
+              <w:spacing w:before="240" w:line="360" w:lineRule="auto"/>
+              <w:jc w:val="center"/>
+              <w:rPr>
+                <w:rFonts w:ascii="Times New Roman" w:eastAsia="Calibri" w:hAnsi="Times New Roman" w:cs="Times New Roman"/>
+                <w:sz w:val="26"/>
+                <w:szCs w:val="26"/>
+              </w:rPr>
+            </w:pPr>
+            <w:r>
+              <w:rPr>
+                <w:rFonts w:ascii="Times New Roman" w:eastAsia="Times New Roman" w:hAnsi="Times New Roman" w:cs="Times New Roman"/>
+                <w:sz w:val="26"/>
+                <w:szCs w:val="26"/>
+              </w:rPr>
+              <w:t>1</w:t>
+            </w:r>
+            <w:r>
+              <w:rPr>
+                <w:rFonts w:ascii="Times New Roman" w:eastAsia="Times New Roman" w:hAnsi="Times New Roman" w:cs="Times New Roman"/>
+                <w:sz w:val="26"/>
+                <w:szCs w:val="26"/>
+              </w:rPr>
+              <w:t>6/04/2026</w:t>
             </w:r>
           </w:p>
         </w:tc>
@@ -19038,15 +18435,7 @@
                 <w:sz w:val="26"/>
                 <w:szCs w:val="26"/>
               </w:rPr>
-              <w:t>V</w:t>
-            </w:r>
-            <w:r>
-              <w:rPr>
-                <w:rFonts w:ascii="Times New Roman" w:eastAsia="Calibri" w:hAnsi="Times New Roman" w:cs="Times New Roman"/>
-                <w:sz w:val="26"/>
-                <w:szCs w:val="26"/>
-              </w:rPr>
-              <w:t>y</w:t>
+              <w:t>Yên</w:t>
             </w:r>
           </w:p>
         </w:tc>
@@ -19095,66 +18484,64 @@
         <w:tc>
           <w:tcPr>
             <w:tcW w:w="1560" w:type="dxa"/>
-            <w:vAlign w:val="center"/>
-          </w:tcPr>
-          <w:p>
-            <w:pPr>
-              <w:spacing w:line="360" w:lineRule="auto"/>
-              <w:jc w:val="center"/>
-              <w:rPr>
-                <w:rFonts w:ascii="Times New Roman" w:eastAsia="Calibri" w:hAnsi="Times New Roman" w:cs="Times New Roman"/>
-                <w:sz w:val="26"/>
-                <w:szCs w:val="26"/>
-              </w:rPr>
-            </w:pPr>
-            <w:r>
-              <w:rPr>
-                <w:rFonts w:ascii="Times New Roman" w:eastAsia="Calibri" w:hAnsi="Times New Roman" w:cs="Times New Roman"/>
-                <w:sz w:val="26"/>
-                <w:szCs w:val="26"/>
-              </w:rPr>
-              <w:t>24</w:t>
-            </w:r>
-            <w:r>
-              <w:rPr>
-                <w:rFonts w:ascii="Times New Roman" w:eastAsia="Calibri" w:hAnsi="Times New Roman" w:cs="Times New Roman"/>
-                <w:sz w:val="26"/>
-                <w:szCs w:val="26"/>
-              </w:rPr>
-              <w:t>/04/2026</w:t>
+          </w:tcPr>
+          <w:p>
+            <w:pPr>
+              <w:spacing w:line="360" w:lineRule="auto"/>
+              <w:jc w:val="center"/>
+              <w:rPr>
+                <w:rFonts w:ascii="Times New Roman" w:eastAsia="Calibri" w:hAnsi="Times New Roman" w:cs="Times New Roman"/>
+                <w:sz w:val="26"/>
+                <w:szCs w:val="26"/>
+              </w:rPr>
+            </w:pPr>
+            <w:r>
+              <w:rPr>
+                <w:rFonts w:ascii="Times New Roman" w:eastAsia="Times New Roman" w:hAnsi="Times New Roman" w:cs="Times New Roman"/>
+                <w:sz w:val="26"/>
+                <w:szCs w:val="26"/>
+              </w:rPr>
+              <w:t>1</w:t>
+            </w:r>
+            <w:r>
+              <w:rPr>
+                <w:rFonts w:ascii="Times New Roman" w:eastAsia="Times New Roman" w:hAnsi="Times New Roman" w:cs="Times New Roman"/>
+                <w:sz w:val="26"/>
+                <w:szCs w:val="26"/>
+              </w:rPr>
+              <w:t>6/04/2026</w:t>
             </w:r>
           </w:p>
         </w:tc>
         <w:tc>
           <w:tcPr>
             <w:tcW w:w="1417" w:type="dxa"/>
-            <w:vAlign w:val="center"/>
-          </w:tcPr>
-          <w:p>
-            <w:pPr>
-              <w:spacing w:line="360" w:lineRule="auto"/>
-              <w:jc w:val="center"/>
-              <w:rPr>
-                <w:rFonts w:ascii="Times New Roman" w:eastAsia="Calibri" w:hAnsi="Times New Roman" w:cs="Times New Roman"/>
-                <w:sz w:val="26"/>
-                <w:szCs w:val="26"/>
-              </w:rPr>
-            </w:pPr>
-            <w:r>
-              <w:rPr>
-                <w:rFonts w:ascii="Times New Roman" w:eastAsia="Calibri" w:hAnsi="Times New Roman" w:cs="Times New Roman"/>
-                <w:sz w:val="26"/>
-                <w:szCs w:val="26"/>
-              </w:rPr>
-              <w:t>24</w:t>
-            </w:r>
-            <w:r>
-              <w:rPr>
-                <w:rFonts w:ascii="Times New Roman" w:eastAsia="Calibri" w:hAnsi="Times New Roman" w:cs="Times New Roman"/>
-                <w:sz w:val="26"/>
-                <w:szCs w:val="26"/>
-              </w:rPr>
-              <w:t>/04/2026</w:t>
+          </w:tcPr>
+          <w:p>
+            <w:pPr>
+              <w:spacing w:line="360" w:lineRule="auto"/>
+              <w:jc w:val="center"/>
+              <w:rPr>
+                <w:rFonts w:ascii="Times New Roman" w:eastAsia="Calibri" w:hAnsi="Times New Roman" w:cs="Times New Roman"/>
+                <w:sz w:val="26"/>
+                <w:szCs w:val="26"/>
+              </w:rPr>
+            </w:pPr>
+            <w:r>
+              <w:rPr>
+                <w:rFonts w:ascii="Times New Roman" w:eastAsia="Times New Roman" w:hAnsi="Times New Roman" w:cs="Times New Roman"/>
+                <w:sz w:val="26"/>
+                <w:szCs w:val="26"/>
+              </w:rPr>
+              <w:t>1</w:t>
+            </w:r>
+            <w:r>
+              <w:rPr>
+                <w:rFonts w:ascii="Times New Roman" w:eastAsia="Times New Roman" w:hAnsi="Times New Roman" w:cs="Times New Roman"/>
+                <w:sz w:val="26"/>
+                <w:szCs w:val="26"/>
+              </w:rPr>
+              <w:t>6/04/2026</w:t>
             </w:r>
           </w:p>
         </w:tc>
@@ -19204,7 +18591,7 @@
                 <w:sz w:val="26"/>
                 <w:szCs w:val="26"/>
               </w:rPr>
-              <w:t>Thi</w:t>
+              <w:t>Vy</w:t>
             </w:r>
           </w:p>
         </w:tc>
@@ -19253,66 +18640,64 @@
         <w:tc>
           <w:tcPr>
             <w:tcW w:w="1560" w:type="dxa"/>
-            <w:vAlign w:val="center"/>
-          </w:tcPr>
-          <w:p>
-            <w:pPr>
-              <w:spacing w:line="360" w:lineRule="auto"/>
-              <w:jc w:val="center"/>
-              <w:rPr>
-                <w:rFonts w:ascii="Times New Roman" w:eastAsia="Calibri" w:hAnsi="Times New Roman" w:cs="Times New Roman"/>
-                <w:sz w:val="26"/>
-                <w:szCs w:val="26"/>
-              </w:rPr>
-            </w:pPr>
-            <w:r>
-              <w:rPr>
-                <w:rFonts w:ascii="Times New Roman" w:eastAsia="Calibri" w:hAnsi="Times New Roman" w:cs="Times New Roman"/>
-                <w:sz w:val="26"/>
-                <w:szCs w:val="26"/>
-              </w:rPr>
-              <w:t>24</w:t>
-            </w:r>
-            <w:r>
-              <w:rPr>
-                <w:rFonts w:ascii="Times New Roman" w:eastAsia="Calibri" w:hAnsi="Times New Roman" w:cs="Times New Roman"/>
-                <w:sz w:val="26"/>
-                <w:szCs w:val="26"/>
-              </w:rPr>
-              <w:t>/04/2026</w:t>
+          </w:tcPr>
+          <w:p>
+            <w:pPr>
+              <w:spacing w:before="240" w:line="360" w:lineRule="auto"/>
+              <w:jc w:val="center"/>
+              <w:rPr>
+                <w:rFonts w:ascii="Times New Roman" w:eastAsia="Calibri" w:hAnsi="Times New Roman" w:cs="Times New Roman"/>
+                <w:sz w:val="26"/>
+                <w:szCs w:val="26"/>
+              </w:rPr>
+            </w:pPr>
+            <w:r>
+              <w:rPr>
+                <w:rFonts w:ascii="Times New Roman" w:eastAsia="Times New Roman" w:hAnsi="Times New Roman" w:cs="Times New Roman"/>
+                <w:sz w:val="26"/>
+                <w:szCs w:val="26"/>
+              </w:rPr>
+              <w:t>1</w:t>
+            </w:r>
+            <w:r>
+              <w:rPr>
+                <w:rFonts w:ascii="Times New Roman" w:eastAsia="Times New Roman" w:hAnsi="Times New Roman" w:cs="Times New Roman"/>
+                <w:sz w:val="26"/>
+                <w:szCs w:val="26"/>
+              </w:rPr>
+              <w:t>6/04/2026</w:t>
             </w:r>
           </w:p>
         </w:tc>
         <w:tc>
           <w:tcPr>
             <w:tcW w:w="1417" w:type="dxa"/>
-            <w:vAlign w:val="center"/>
-          </w:tcPr>
-          <w:p>
-            <w:pPr>
-              <w:spacing w:line="360" w:lineRule="auto"/>
-              <w:jc w:val="center"/>
-              <w:rPr>
-                <w:rFonts w:ascii="Times New Roman" w:eastAsia="Calibri" w:hAnsi="Times New Roman" w:cs="Times New Roman"/>
-                <w:sz w:val="26"/>
-                <w:szCs w:val="26"/>
-              </w:rPr>
-            </w:pPr>
-            <w:r>
-              <w:rPr>
-                <w:rFonts w:ascii="Times New Roman" w:eastAsia="Calibri" w:hAnsi="Times New Roman" w:cs="Times New Roman"/>
-                <w:sz w:val="26"/>
-                <w:szCs w:val="26"/>
-              </w:rPr>
-              <w:t>24</w:t>
-            </w:r>
-            <w:r>
-              <w:rPr>
-                <w:rFonts w:ascii="Times New Roman" w:eastAsia="Calibri" w:hAnsi="Times New Roman" w:cs="Times New Roman"/>
-                <w:sz w:val="26"/>
-                <w:szCs w:val="26"/>
-              </w:rPr>
-              <w:t>/04/2026</w:t>
+          </w:tcPr>
+          <w:p>
+            <w:pPr>
+              <w:spacing w:before="240" w:line="360" w:lineRule="auto"/>
+              <w:jc w:val="center"/>
+              <w:rPr>
+                <w:rFonts w:ascii="Times New Roman" w:eastAsia="Calibri" w:hAnsi="Times New Roman" w:cs="Times New Roman"/>
+                <w:sz w:val="26"/>
+                <w:szCs w:val="26"/>
+              </w:rPr>
+            </w:pPr>
+            <w:r>
+              <w:rPr>
+                <w:rFonts w:ascii="Times New Roman" w:eastAsia="Times New Roman" w:hAnsi="Times New Roman" w:cs="Times New Roman"/>
+                <w:sz w:val="26"/>
+                <w:szCs w:val="26"/>
+              </w:rPr>
+              <w:t>1</w:t>
+            </w:r>
+            <w:r>
+              <w:rPr>
+                <w:rFonts w:ascii="Times New Roman" w:eastAsia="Times New Roman" w:hAnsi="Times New Roman" w:cs="Times New Roman"/>
+                <w:sz w:val="26"/>
+                <w:szCs w:val="26"/>
+              </w:rPr>
+              <w:t>6/04/2026</w:t>
             </w:r>
           </w:p>
         </w:tc>
@@ -19362,7 +18747,7 @@
                 <w:sz w:val="26"/>
                 <w:szCs w:val="26"/>
               </w:rPr>
-              <w:t>Cường</w:t>
+              <w:t>Thi</w:t>
             </w:r>
           </w:p>
         </w:tc>
@@ -19411,66 +18796,64 @@
         <w:tc>
           <w:tcPr>
             <w:tcW w:w="1560" w:type="dxa"/>
-            <w:vAlign w:val="center"/>
-          </w:tcPr>
-          <w:p>
-            <w:pPr>
-              <w:spacing w:line="360" w:lineRule="auto"/>
-              <w:jc w:val="center"/>
-              <w:rPr>
-                <w:rFonts w:ascii="Times New Roman" w:eastAsia="Calibri" w:hAnsi="Times New Roman" w:cs="Times New Roman"/>
-                <w:sz w:val="26"/>
-                <w:szCs w:val="26"/>
-              </w:rPr>
-            </w:pPr>
-            <w:r>
-              <w:rPr>
-                <w:rFonts w:ascii="Times New Roman" w:eastAsia="Calibri" w:hAnsi="Times New Roman" w:cs="Times New Roman"/>
-                <w:sz w:val="26"/>
-                <w:szCs w:val="26"/>
-              </w:rPr>
-              <w:t>24</w:t>
-            </w:r>
-            <w:r>
-              <w:rPr>
-                <w:rFonts w:ascii="Times New Roman" w:eastAsia="Calibri" w:hAnsi="Times New Roman" w:cs="Times New Roman"/>
-                <w:sz w:val="26"/>
-                <w:szCs w:val="26"/>
-              </w:rPr>
-              <w:t>/04/2026</w:t>
+          </w:tcPr>
+          <w:p>
+            <w:pPr>
+              <w:spacing w:before="240" w:line="360" w:lineRule="auto"/>
+              <w:jc w:val="center"/>
+              <w:rPr>
+                <w:rFonts w:ascii="Times New Roman" w:eastAsia="Calibri" w:hAnsi="Times New Roman" w:cs="Times New Roman"/>
+                <w:sz w:val="26"/>
+                <w:szCs w:val="26"/>
+              </w:rPr>
+            </w:pPr>
+            <w:r>
+              <w:rPr>
+                <w:rFonts w:ascii="Times New Roman" w:eastAsia="Times New Roman" w:hAnsi="Times New Roman" w:cs="Times New Roman"/>
+                <w:sz w:val="26"/>
+                <w:szCs w:val="26"/>
+              </w:rPr>
+              <w:t>1</w:t>
+            </w:r>
+            <w:r>
+              <w:rPr>
+                <w:rFonts w:ascii="Times New Roman" w:eastAsia="Times New Roman" w:hAnsi="Times New Roman" w:cs="Times New Roman"/>
+                <w:sz w:val="26"/>
+                <w:szCs w:val="26"/>
+              </w:rPr>
+              <w:t>6/04/2026</w:t>
             </w:r>
           </w:p>
         </w:tc>
         <w:tc>
           <w:tcPr>
             <w:tcW w:w="1417" w:type="dxa"/>
-            <w:vAlign w:val="center"/>
-          </w:tcPr>
-          <w:p>
-            <w:pPr>
-              <w:spacing w:line="360" w:lineRule="auto"/>
-              <w:jc w:val="center"/>
-              <w:rPr>
-                <w:rFonts w:ascii="Times New Roman" w:eastAsia="Calibri" w:hAnsi="Times New Roman" w:cs="Times New Roman"/>
-                <w:sz w:val="26"/>
-                <w:szCs w:val="26"/>
-              </w:rPr>
-            </w:pPr>
-            <w:r>
-              <w:rPr>
-                <w:rFonts w:ascii="Times New Roman" w:eastAsia="Calibri" w:hAnsi="Times New Roman" w:cs="Times New Roman"/>
-                <w:sz w:val="26"/>
-                <w:szCs w:val="26"/>
-              </w:rPr>
-              <w:t>24</w:t>
-            </w:r>
-            <w:r>
-              <w:rPr>
-                <w:rFonts w:ascii="Times New Roman" w:eastAsia="Calibri" w:hAnsi="Times New Roman" w:cs="Times New Roman"/>
-                <w:sz w:val="26"/>
-                <w:szCs w:val="26"/>
-              </w:rPr>
-              <w:t>/04/2026</w:t>
+          </w:tcPr>
+          <w:p>
+            <w:pPr>
+              <w:spacing w:before="240" w:line="360" w:lineRule="auto"/>
+              <w:jc w:val="center"/>
+              <w:rPr>
+                <w:rFonts w:ascii="Times New Roman" w:eastAsia="Calibri" w:hAnsi="Times New Roman" w:cs="Times New Roman"/>
+                <w:sz w:val="26"/>
+                <w:szCs w:val="26"/>
+              </w:rPr>
+            </w:pPr>
+            <w:r>
+              <w:rPr>
+                <w:rFonts w:ascii="Times New Roman" w:eastAsia="Times New Roman" w:hAnsi="Times New Roman" w:cs="Times New Roman"/>
+                <w:sz w:val="26"/>
+                <w:szCs w:val="26"/>
+              </w:rPr>
+              <w:t>1</w:t>
+            </w:r>
+            <w:r>
+              <w:rPr>
+                <w:rFonts w:ascii="Times New Roman" w:eastAsia="Times New Roman" w:hAnsi="Times New Roman" w:cs="Times New Roman"/>
+                <w:sz w:val="26"/>
+                <w:szCs w:val="26"/>
+              </w:rPr>
+              <w:t>6/04/2026</w:t>
             </w:r>
           </w:p>
         </w:tc>
@@ -19520,7 +18903,7 @@
                 <w:sz w:val="26"/>
                 <w:szCs w:val="26"/>
               </w:rPr>
-              <w:t>Ly</w:t>
+              <w:t>Cường</w:t>
             </w:r>
           </w:p>
         </w:tc>
@@ -19592,7 +18975,15 @@
                 <w:sz w:val="26"/>
                 <w:szCs w:val="26"/>
               </w:rPr>
-              <w:t>25/04/2026</w:t>
+              <w:t>17</w:t>
+            </w:r>
+            <w:r>
+              <w:rPr>
+                <w:rFonts w:ascii="Times New Roman" w:eastAsia="Calibri" w:hAnsi="Times New Roman" w:cs="Times New Roman"/>
+                <w:sz w:val="26"/>
+                <w:szCs w:val="26"/>
+              </w:rPr>
+              <w:t>/04/2026</w:t>
             </w:r>
           </w:p>
         </w:tc>
@@ -19617,7 +19008,15 @@
                 <w:sz w:val="26"/>
                 <w:szCs w:val="26"/>
               </w:rPr>
-              <w:t>25/04/2026</w:t>
+              <w:t>17</w:t>
+            </w:r>
+            <w:r>
+              <w:rPr>
+                <w:rFonts w:ascii="Times New Roman" w:eastAsia="Calibri" w:hAnsi="Times New Roman" w:cs="Times New Roman"/>
+                <w:sz w:val="26"/>
+                <w:szCs w:val="26"/>
+              </w:rPr>
+              <w:t>/04/2026</w:t>
             </w:r>
           </w:p>
         </w:tc>
@@ -19667,7 +19066,7 @@
                 <w:sz w:val="26"/>
                 <w:szCs w:val="26"/>
               </w:rPr>
-              <w:t>Yên</w:t>
+              <w:t>Ly</w:t>
             </w:r>
           </w:p>
         </w:tc>
@@ -19755,7 +19154,15 @@
                 <w:sz w:val="26"/>
                 <w:szCs w:val="26"/>
               </w:rPr>
-              <w:t>25/04/2026</w:t>
+              <w:t>17</w:t>
+            </w:r>
+            <w:r>
+              <w:rPr>
+                <w:rFonts w:ascii="Times New Roman" w:eastAsia="Calibri" w:hAnsi="Times New Roman" w:cs="Times New Roman"/>
+                <w:sz w:val="26"/>
+                <w:szCs w:val="26"/>
+              </w:rPr>
+              <w:t>/04/2026</w:t>
             </w:r>
           </w:p>
         </w:tc>
@@ -19780,7 +19187,15 @@
                 <w:sz w:val="26"/>
                 <w:szCs w:val="26"/>
               </w:rPr>
-              <w:t>25/04/2026</w:t>
+              <w:t>17</w:t>
+            </w:r>
+            <w:r>
+              <w:rPr>
+                <w:rFonts w:ascii="Times New Roman" w:eastAsia="Calibri" w:hAnsi="Times New Roman" w:cs="Times New Roman"/>
+                <w:sz w:val="26"/>
+                <w:szCs w:val="26"/>
+              </w:rPr>
+              <w:t>/04/2026</w:t>
             </w:r>
           </w:p>
         </w:tc>
@@ -19830,15 +19245,7 @@
                 <w:sz w:val="26"/>
                 <w:szCs w:val="26"/>
               </w:rPr>
-              <w:t>V</w:t>
-            </w:r>
-            <w:r>
-              <w:rPr>
-                <w:rFonts w:ascii="Times New Roman" w:eastAsia="Calibri" w:hAnsi="Times New Roman" w:cs="Times New Roman"/>
-                <w:sz w:val="26"/>
-                <w:szCs w:val="26"/>
-              </w:rPr>
-              <w:t>y</w:t>
+              <w:t>Yên</w:t>
             </w:r>
           </w:p>
         </w:tc>
@@ -19904,7 +19311,15 @@
                 <w:sz w:val="26"/>
                 <w:szCs w:val="26"/>
               </w:rPr>
-              <w:t>25/04/2026</w:t>
+              <w:t>17</w:t>
+            </w:r>
+            <w:r>
+              <w:rPr>
+                <w:rFonts w:ascii="Times New Roman" w:eastAsia="Calibri" w:hAnsi="Times New Roman" w:cs="Times New Roman"/>
+                <w:sz w:val="26"/>
+                <w:szCs w:val="26"/>
+              </w:rPr>
+              <w:t>/04/2026</w:t>
             </w:r>
           </w:p>
         </w:tc>
@@ -19929,7 +19344,15 @@
                 <w:sz w:val="26"/>
                 <w:szCs w:val="26"/>
               </w:rPr>
-              <w:t>25/04/2026</w:t>
+              <w:t>17</w:t>
+            </w:r>
+            <w:r>
+              <w:rPr>
+                <w:rFonts w:ascii="Times New Roman" w:eastAsia="Calibri" w:hAnsi="Times New Roman" w:cs="Times New Roman"/>
+                <w:sz w:val="26"/>
+                <w:szCs w:val="26"/>
+              </w:rPr>
+              <w:t>/04/2026</w:t>
             </w:r>
           </w:p>
         </w:tc>
@@ -19979,7 +19402,7 @@
                 <w:sz w:val="26"/>
                 <w:szCs w:val="26"/>
               </w:rPr>
-              <w:t>Thi</w:t>
+              <w:t>Vy</w:t>
             </w:r>
           </w:p>
         </w:tc>
@@ -20045,7 +19468,15 @@
                 <w:sz w:val="26"/>
                 <w:szCs w:val="26"/>
               </w:rPr>
-              <w:t>25/04/2026</w:t>
+              <w:t>17</w:t>
+            </w:r>
+            <w:r>
+              <w:rPr>
+                <w:rFonts w:ascii="Times New Roman" w:eastAsia="Calibri" w:hAnsi="Times New Roman" w:cs="Times New Roman"/>
+                <w:sz w:val="26"/>
+                <w:szCs w:val="26"/>
+              </w:rPr>
+              <w:t>/04/2026</w:t>
             </w:r>
           </w:p>
         </w:tc>
@@ -20070,7 +19501,15 @@
                 <w:sz w:val="26"/>
                 <w:szCs w:val="26"/>
               </w:rPr>
-              <w:t>25/04/2026</w:t>
+              <w:t>17</w:t>
+            </w:r>
+            <w:r>
+              <w:rPr>
+                <w:rFonts w:ascii="Times New Roman" w:eastAsia="Calibri" w:hAnsi="Times New Roman" w:cs="Times New Roman"/>
+                <w:sz w:val="26"/>
+                <w:szCs w:val="26"/>
+              </w:rPr>
+              <w:t>/04/2026</w:t>
             </w:r>
           </w:p>
         </w:tc>
@@ -20120,7 +19559,7 @@
                 <w:sz w:val="26"/>
                 <w:szCs w:val="26"/>
               </w:rPr>
-              <w:t>Cường</w:t>
+              <w:t>Thi</w:t>
             </w:r>
           </w:p>
         </w:tc>
@@ -20186,7 +19625,15 @@
                 <w:sz w:val="26"/>
                 <w:szCs w:val="26"/>
               </w:rPr>
-              <w:t>25/04/2026</w:t>
+              <w:t>17</w:t>
+            </w:r>
+            <w:r>
+              <w:rPr>
+                <w:rFonts w:ascii="Times New Roman" w:eastAsia="Calibri" w:hAnsi="Times New Roman" w:cs="Times New Roman"/>
+                <w:sz w:val="26"/>
+                <w:szCs w:val="26"/>
+              </w:rPr>
+              <w:t>/04/2026</w:t>
             </w:r>
           </w:p>
         </w:tc>
@@ -20211,7 +19658,15 @@
                 <w:sz w:val="26"/>
                 <w:szCs w:val="26"/>
               </w:rPr>
-              <w:t>25/04/2026</w:t>
+              <w:t>17</w:t>
+            </w:r>
+            <w:r>
+              <w:rPr>
+                <w:rFonts w:ascii="Times New Roman" w:eastAsia="Calibri" w:hAnsi="Times New Roman" w:cs="Times New Roman"/>
+                <w:sz w:val="26"/>
+                <w:szCs w:val="26"/>
+              </w:rPr>
+              <w:t>/04/2026</w:t>
             </w:r>
           </w:p>
         </w:tc>
@@ -20261,7 +19716,7 @@
                 <w:sz w:val="26"/>
                 <w:szCs w:val="26"/>
               </w:rPr>
-              <w:t>Ly</w:t>
+              <w:t>Cường</w:t>
             </w:r>
           </w:p>
         </w:tc>
@@ -20333,19 +19788,18 @@
               <w:rPr>
                 <w:rFonts w:ascii="Times New Roman" w:eastAsia="Calibri" w:hAnsi="Times New Roman" w:cs="Times New Roman"/>
                 <w:b/>
-                <w:color w:val="000000"/>
-                <w:sz w:val="26"/>
-                <w:szCs w:val="26"/>
-              </w:rPr>
-            </w:pPr>
-            <w:r>
-              <w:rPr>
-                <w:rFonts w:ascii="Times New Roman" w:eastAsia="Calibri" w:hAnsi="Times New Roman" w:cs="Times New Roman"/>
-                <w:b/>
-                <w:sz w:val="26"/>
-                <w:szCs w:val="26"/>
-              </w:rPr>
-              <w:t>26</w:t>
+                <w:sz w:val="26"/>
+                <w:szCs w:val="26"/>
+              </w:rPr>
+            </w:pPr>
+            <w:r>
+              <w:rPr>
+                <w:rFonts w:ascii="Times New Roman" w:eastAsia="Calibri" w:hAnsi="Times New Roman" w:cs="Times New Roman"/>
+                <w:b/>
+                <w:sz w:val="26"/>
+                <w:szCs w:val="26"/>
+              </w:rPr>
+              <w:t>18</w:t>
             </w:r>
             <w:r>
               <w:rPr>
@@ -20370,19 +19824,18 @@
               <w:rPr>
                 <w:rFonts w:ascii="Times New Roman" w:eastAsia="Calibri" w:hAnsi="Times New Roman" w:cs="Times New Roman"/>
                 <w:b/>
-                <w:color w:val="000000"/>
-                <w:sz w:val="26"/>
-                <w:szCs w:val="26"/>
-              </w:rPr>
-            </w:pPr>
-            <w:r>
-              <w:rPr>
-                <w:rFonts w:ascii="Times New Roman" w:eastAsia="Calibri" w:hAnsi="Times New Roman" w:cs="Times New Roman"/>
-                <w:b/>
-                <w:sz w:val="26"/>
-                <w:szCs w:val="26"/>
-              </w:rPr>
-              <w:t>26</w:t>
+                <w:sz w:val="26"/>
+                <w:szCs w:val="26"/>
+              </w:rPr>
+            </w:pPr>
+            <w:r>
+              <w:rPr>
+                <w:rFonts w:ascii="Times New Roman" w:eastAsia="Calibri" w:hAnsi="Times New Roman" w:cs="Times New Roman"/>
+                <w:b/>
+                <w:sz w:val="26"/>
+                <w:szCs w:val="26"/>
+              </w:rPr>
+              <w:t>18</w:t>
             </w:r>
             <w:r>
               <w:rPr>
@@ -20467,7 +19920,7 @@
           <w14:ligatures w14:val="none"/>
         </w:rPr>
       </w:pPr>
-      <w:bookmarkStart w:id="34" w:name="_Toc224506372"/>
+      <w:bookmarkStart w:id="33" w:name="_Toc224506372"/>
       <w:r>
         <w:rPr>
           <w:rFonts w:cs="Times New Roman"/>
@@ -20492,7 +19945,7 @@
         <w:lastRenderedPageBreak/>
         <w:t>2.6.3 Sprint 3</w:t>
       </w:r>
-      <w:bookmarkEnd w:id="34"/>
+      <w:bookmarkEnd w:id="33"/>
       <w:r>
         <w:rPr>
           <w:rFonts w:cs="Times New Roman"/>
@@ -20780,7 +20233,7 @@
                 <w:sz w:val="26"/>
                 <w:szCs w:val="26"/>
               </w:rPr>
-              <w:t>27</w:t>
+              <w:t>19</w:t>
             </w:r>
             <w:r>
               <w:rPr>
@@ -20816,7 +20269,7 @@
                 <w:sz w:val="26"/>
                 <w:szCs w:val="26"/>
               </w:rPr>
-              <w:t>15</w:t>
+              <w:t>08</w:t>
             </w:r>
             <w:r>
               <w:rPr>
@@ -20966,15 +20419,15 @@
             </w:pPr>
             <w:r>
               <w:rPr>
-                <w:rFonts w:ascii="Times New Roman" w:eastAsia="Times New Roman" w:hAnsi="Times New Roman" w:cs="Times New Roman"/>
-                <w:sz w:val="26"/>
-                <w:szCs w:val="26"/>
-              </w:rPr>
-              <w:t>28</w:t>
-            </w:r>
-            <w:r>
-              <w:rPr>
-                <w:rFonts w:ascii="Times New Roman" w:eastAsia="Times New Roman" w:hAnsi="Times New Roman" w:cs="Times New Roman"/>
+                <w:rFonts w:ascii="Times New Roman" w:eastAsia="Calibri" w:hAnsi="Times New Roman" w:cs="Times New Roman"/>
+                <w:sz w:val="26"/>
+                <w:szCs w:val="26"/>
+              </w:rPr>
+              <w:t>20</w:t>
+            </w:r>
+            <w:r>
+              <w:rPr>
+                <w:rFonts w:ascii="Times New Roman" w:eastAsia="Calibri" w:hAnsi="Times New Roman" w:cs="Times New Roman"/>
                 <w:sz w:val="26"/>
                 <w:szCs w:val="26"/>
               </w:rPr>
@@ -20994,15 +20447,15 @@
             </w:pPr>
             <w:r>
               <w:rPr>
-                <w:rFonts w:ascii="Times New Roman" w:eastAsia="Times New Roman" w:hAnsi="Times New Roman" w:cs="Times New Roman"/>
-                <w:sz w:val="26"/>
-                <w:szCs w:val="26"/>
-              </w:rPr>
-              <w:t>28</w:t>
-            </w:r>
-            <w:r>
-              <w:rPr>
-                <w:rFonts w:ascii="Times New Roman" w:eastAsia="Times New Roman" w:hAnsi="Times New Roman" w:cs="Times New Roman"/>
+                <w:rFonts w:ascii="Times New Roman" w:eastAsia="Calibri" w:hAnsi="Times New Roman" w:cs="Times New Roman"/>
+                <w:sz w:val="26"/>
+                <w:szCs w:val="26"/>
+              </w:rPr>
+              <w:t>20</w:t>
+            </w:r>
+            <w:r>
+              <w:rPr>
+                <w:rFonts w:ascii="Times New Roman" w:eastAsia="Calibri" w:hAnsi="Times New Roman" w:cs="Times New Roman"/>
                 <w:sz w:val="26"/>
                 <w:szCs w:val="26"/>
               </w:rPr>
@@ -21140,16 +20593,16 @@
                 <w:sz w:val="26"/>
                 <w:szCs w:val="26"/>
               </w:rPr>
-              <w:t>02</w:t>
-            </w:r>
-            <w:r>
-              <w:rPr>
-                <w:rFonts w:ascii="Times New Roman" w:eastAsia="Calibri" w:hAnsi="Times New Roman" w:cs="Times New Roman"/>
-                <w:b/>
-                <w:sz w:val="26"/>
-                <w:szCs w:val="26"/>
-              </w:rPr>
-              <w:t>/05/2026</w:t>
+              <w:t>24/04</w:t>
+            </w:r>
+            <w:r>
+              <w:rPr>
+                <w:rFonts w:ascii="Times New Roman" w:eastAsia="Calibri" w:hAnsi="Times New Roman" w:cs="Times New Roman"/>
+                <w:b/>
+                <w:sz w:val="26"/>
+                <w:szCs w:val="26"/>
+              </w:rPr>
+              <w:t>/2026</w:t>
             </w:r>
           </w:p>
         </w:tc>
@@ -21176,16 +20629,16 @@
                 <w:sz w:val="26"/>
                 <w:szCs w:val="26"/>
               </w:rPr>
-              <w:t>04</w:t>
-            </w:r>
-            <w:r>
-              <w:rPr>
-                <w:rFonts w:ascii="Times New Roman" w:eastAsia="Calibri" w:hAnsi="Times New Roman" w:cs="Times New Roman"/>
-                <w:b/>
-                <w:sz w:val="26"/>
-                <w:szCs w:val="26"/>
-              </w:rPr>
-              <w:t>/05/2026</w:t>
+              <w:t>26/04</w:t>
+            </w:r>
+            <w:r>
+              <w:rPr>
+                <w:rFonts w:ascii="Times New Roman" w:eastAsia="Calibri" w:hAnsi="Times New Roman" w:cs="Times New Roman"/>
+                <w:b/>
+                <w:sz w:val="26"/>
+                <w:szCs w:val="26"/>
+              </w:rPr>
+              <w:t>/2026</w:t>
             </w:r>
           </w:p>
         </w:tc>
@@ -21212,20 +20665,22 @@
                 <w:sz w:val="26"/>
                 <w:szCs w:val="26"/>
               </w:rPr>
-              <w:t>22</w:t>
+              <w:t>30</w:t>
             </w:r>
           </w:p>
         </w:tc>
         <w:tc>
           <w:tcPr>
             <w:tcW w:w="1178" w:type="dxa"/>
-          </w:tcPr>
-          <w:p>
-            <w:pPr>
-              <w:spacing w:line="360" w:lineRule="auto"/>
-              <w:jc w:val="center"/>
-              <w:rPr>
-                <w:rFonts w:ascii="Times New Roman" w:eastAsia="Arial" w:hAnsi="Times New Roman" w:cs="Times New Roman"/>
+            <w:vAlign w:val="center"/>
+          </w:tcPr>
+          <w:p>
+            <w:pPr>
+              <w:spacing w:line="360" w:lineRule="auto"/>
+              <w:jc w:val="center"/>
+              <w:rPr>
+                <w:rFonts w:ascii="Times New Roman" w:eastAsia="Calibri" w:hAnsi="Times New Roman" w:cs="Times New Roman"/>
+                <w:b/>
                 <w:sz w:val="26"/>
                 <w:szCs w:val="26"/>
               </w:rPr>
@@ -21289,7 +20744,15 @@
                 <w:sz w:val="26"/>
                 <w:szCs w:val="26"/>
               </w:rPr>
-              <w:t>02/05/2025</w:t>
+              <w:t>24/04</w:t>
+            </w:r>
+            <w:r>
+              <w:rPr>
+                <w:rFonts w:ascii="Times New Roman" w:eastAsia="Calibri" w:hAnsi="Times New Roman" w:cs="Times New Roman"/>
+                <w:sz w:val="26"/>
+                <w:szCs w:val="26"/>
+              </w:rPr>
+              <w:t>/2026</w:t>
             </w:r>
           </w:p>
         </w:tc>
@@ -21309,7 +20772,15 @@
                 <w:sz w:val="26"/>
                 <w:szCs w:val="26"/>
               </w:rPr>
-              <w:t>02/05/2025</w:t>
+              <w:t>24/04</w:t>
+            </w:r>
+            <w:r>
+              <w:rPr>
+                <w:rFonts w:ascii="Times New Roman" w:eastAsia="Calibri" w:hAnsi="Times New Roman" w:cs="Times New Roman"/>
+                <w:sz w:val="26"/>
+                <w:szCs w:val="26"/>
+              </w:rPr>
+              <w:t>/2026</w:t>
             </w:r>
           </w:p>
         </w:tc>
@@ -21420,7 +20891,15 @@
                 <w:sz w:val="26"/>
                 <w:szCs w:val="26"/>
               </w:rPr>
-              <w:t>02/05/2025</w:t>
+              <w:t>24/04</w:t>
+            </w:r>
+            <w:r>
+              <w:rPr>
+                <w:rFonts w:ascii="Times New Roman" w:eastAsia="Calibri" w:hAnsi="Times New Roman" w:cs="Times New Roman"/>
+                <w:sz w:val="26"/>
+                <w:szCs w:val="26"/>
+              </w:rPr>
+              <w:t>/2026</w:t>
             </w:r>
           </w:p>
         </w:tc>
@@ -21440,7 +20919,15 @@
                 <w:sz w:val="26"/>
                 <w:szCs w:val="26"/>
               </w:rPr>
-              <w:t>02/05/2025</w:t>
+              <w:t>24/04</w:t>
+            </w:r>
+            <w:r>
+              <w:rPr>
+                <w:rFonts w:ascii="Times New Roman" w:eastAsia="Calibri" w:hAnsi="Times New Roman" w:cs="Times New Roman"/>
+                <w:sz w:val="26"/>
+                <w:szCs w:val="26"/>
+              </w:rPr>
+              <w:t>/2026</w:t>
             </w:r>
           </w:p>
         </w:tc>
@@ -21552,7 +21039,15 @@
                 <w:sz w:val="26"/>
                 <w:szCs w:val="26"/>
               </w:rPr>
-              <w:t>02/05/2025</w:t>
+              <w:t>24/04</w:t>
+            </w:r>
+            <w:r>
+              <w:rPr>
+                <w:rFonts w:ascii="Times New Roman" w:eastAsia="Calibri" w:hAnsi="Times New Roman" w:cs="Times New Roman"/>
+                <w:sz w:val="26"/>
+                <w:szCs w:val="26"/>
+              </w:rPr>
+              <w:t>/2026</w:t>
             </w:r>
           </w:p>
         </w:tc>
@@ -21572,7 +21067,15 @@
                 <w:sz w:val="26"/>
                 <w:szCs w:val="26"/>
               </w:rPr>
-              <w:t>02/05/2025</w:t>
+              <w:t>24/04</w:t>
+            </w:r>
+            <w:r>
+              <w:rPr>
+                <w:rFonts w:ascii="Times New Roman" w:eastAsia="Calibri" w:hAnsi="Times New Roman" w:cs="Times New Roman"/>
+                <w:sz w:val="26"/>
+                <w:szCs w:val="26"/>
+              </w:rPr>
+              <w:t>/2026</w:t>
             </w:r>
           </w:p>
         </w:tc>
@@ -21689,7 +21192,15 @@
                 <w:sz w:val="26"/>
                 <w:szCs w:val="26"/>
               </w:rPr>
-              <w:t>02/05/2025</w:t>
+              <w:t>24/04</w:t>
+            </w:r>
+            <w:r>
+              <w:rPr>
+                <w:rFonts w:ascii="Times New Roman" w:eastAsia="Calibri" w:hAnsi="Times New Roman" w:cs="Times New Roman"/>
+                <w:sz w:val="26"/>
+                <w:szCs w:val="26"/>
+              </w:rPr>
+              <w:t>/2026</w:t>
             </w:r>
           </w:p>
         </w:tc>
@@ -21709,7 +21220,15 @@
                 <w:sz w:val="26"/>
                 <w:szCs w:val="26"/>
               </w:rPr>
-              <w:t>02/05/2025</w:t>
+              <w:t>24/04</w:t>
+            </w:r>
+            <w:r>
+              <w:rPr>
+                <w:rFonts w:ascii="Times New Roman" w:eastAsia="Calibri" w:hAnsi="Times New Roman" w:cs="Times New Roman"/>
+                <w:sz w:val="26"/>
+                <w:szCs w:val="26"/>
+              </w:rPr>
+              <w:t>/2026</w:t>
             </w:r>
           </w:p>
         </w:tc>
@@ -21822,7 +21341,15 @@
                 <w:sz w:val="26"/>
                 <w:szCs w:val="26"/>
               </w:rPr>
-              <w:t>02/05/2025</w:t>
+              <w:t>24/04</w:t>
+            </w:r>
+            <w:r>
+              <w:rPr>
+                <w:rFonts w:ascii="Times New Roman" w:eastAsia="Calibri" w:hAnsi="Times New Roman" w:cs="Times New Roman"/>
+                <w:sz w:val="26"/>
+                <w:szCs w:val="26"/>
+              </w:rPr>
+              <w:t>/2026</w:t>
             </w:r>
           </w:p>
         </w:tc>
@@ -21842,7 +21369,15 @@
                 <w:sz w:val="26"/>
                 <w:szCs w:val="26"/>
               </w:rPr>
-              <w:t>02/05/2025</w:t>
+              <w:t>24/04</w:t>
+            </w:r>
+            <w:r>
+              <w:rPr>
+                <w:rFonts w:ascii="Times New Roman" w:eastAsia="Calibri" w:hAnsi="Times New Roman" w:cs="Times New Roman"/>
+                <w:sz w:val="26"/>
+                <w:szCs w:val="26"/>
+              </w:rPr>
+              <w:t>/2026</w:t>
             </w:r>
           </w:p>
         </w:tc>
@@ -21942,40 +21477,38 @@
         <w:tc>
           <w:tcPr>
             <w:tcW w:w="1560" w:type="dxa"/>
-            <w:vAlign w:val="center"/>
-          </w:tcPr>
-          <w:p>
-            <w:pPr>
-              <w:spacing w:line="360" w:lineRule="auto"/>
-              <w:jc w:val="center"/>
-            </w:pPr>
-            <w:r>
-              <w:rPr>
-                <w:rFonts w:ascii="Times New Roman" w:eastAsia="Calibri" w:hAnsi="Times New Roman" w:cs="Times New Roman"/>
-                <w:sz w:val="26"/>
-                <w:szCs w:val="26"/>
-              </w:rPr>
-              <w:t>03/05/2026</w:t>
+          </w:tcPr>
+          <w:p>
+            <w:pPr>
+              <w:spacing w:line="360" w:lineRule="auto"/>
+              <w:jc w:val="center"/>
+            </w:pPr>
+            <w:r>
+              <w:rPr>
+                <w:rFonts w:ascii="Times New Roman" w:eastAsia="Calibri" w:hAnsi="Times New Roman" w:cs="Times New Roman"/>
+                <w:sz w:val="26"/>
+                <w:szCs w:val="26"/>
+              </w:rPr>
+              <w:t>25/04/2026</w:t>
             </w:r>
           </w:p>
         </w:tc>
         <w:tc>
           <w:tcPr>
             <w:tcW w:w="1417" w:type="dxa"/>
-            <w:vAlign w:val="center"/>
-          </w:tcPr>
-          <w:p>
-            <w:pPr>
-              <w:spacing w:line="360" w:lineRule="auto"/>
-              <w:jc w:val="center"/>
-            </w:pPr>
-            <w:r>
-              <w:rPr>
-                <w:rFonts w:ascii="Times New Roman" w:eastAsia="Calibri" w:hAnsi="Times New Roman" w:cs="Times New Roman"/>
-                <w:sz w:val="26"/>
-                <w:szCs w:val="26"/>
-              </w:rPr>
-              <w:t>03/05/2026</w:t>
+          </w:tcPr>
+          <w:p>
+            <w:pPr>
+              <w:spacing w:line="360" w:lineRule="auto"/>
+              <w:jc w:val="center"/>
+            </w:pPr>
+            <w:r>
+              <w:rPr>
+                <w:rFonts w:ascii="Times New Roman" w:eastAsia="Calibri" w:hAnsi="Times New Roman" w:cs="Times New Roman"/>
+                <w:sz w:val="26"/>
+                <w:szCs w:val="26"/>
+              </w:rPr>
+              <w:t>25/04/2026</w:t>
             </w:r>
           </w:p>
         </w:tc>
@@ -22074,40 +21607,38 @@
         <w:tc>
           <w:tcPr>
             <w:tcW w:w="1560" w:type="dxa"/>
-            <w:vAlign w:val="center"/>
-          </w:tcPr>
-          <w:p>
-            <w:pPr>
-              <w:spacing w:line="360" w:lineRule="auto"/>
-              <w:jc w:val="center"/>
-            </w:pPr>
-            <w:r>
-              <w:rPr>
-                <w:rFonts w:ascii="Times New Roman" w:eastAsia="Calibri" w:hAnsi="Times New Roman" w:cs="Times New Roman"/>
-                <w:sz w:val="26"/>
-                <w:szCs w:val="26"/>
-              </w:rPr>
-              <w:t>03/05/2026</w:t>
+          </w:tcPr>
+          <w:p>
+            <w:pPr>
+              <w:spacing w:line="360" w:lineRule="auto"/>
+              <w:jc w:val="center"/>
+            </w:pPr>
+            <w:r>
+              <w:rPr>
+                <w:rFonts w:ascii="Times New Roman" w:eastAsia="Calibri" w:hAnsi="Times New Roman" w:cs="Times New Roman"/>
+                <w:sz w:val="26"/>
+                <w:szCs w:val="26"/>
+              </w:rPr>
+              <w:t>25/04/2026</w:t>
             </w:r>
           </w:p>
         </w:tc>
         <w:tc>
           <w:tcPr>
             <w:tcW w:w="1417" w:type="dxa"/>
-            <w:vAlign w:val="center"/>
-          </w:tcPr>
-          <w:p>
-            <w:pPr>
-              <w:spacing w:line="360" w:lineRule="auto"/>
-              <w:jc w:val="center"/>
-            </w:pPr>
-            <w:r>
-              <w:rPr>
-                <w:rFonts w:ascii="Times New Roman" w:eastAsia="Calibri" w:hAnsi="Times New Roman" w:cs="Times New Roman"/>
-                <w:sz w:val="26"/>
-                <w:szCs w:val="26"/>
-              </w:rPr>
-              <w:t>03/05/2026</w:t>
+          </w:tcPr>
+          <w:p>
+            <w:pPr>
+              <w:spacing w:line="360" w:lineRule="auto"/>
+              <w:jc w:val="center"/>
+            </w:pPr>
+            <w:r>
+              <w:rPr>
+                <w:rFonts w:ascii="Times New Roman" w:eastAsia="Calibri" w:hAnsi="Times New Roman" w:cs="Times New Roman"/>
+                <w:sz w:val="26"/>
+                <w:szCs w:val="26"/>
+              </w:rPr>
+              <w:t>25/04/2026</w:t>
             </w:r>
           </w:p>
         </w:tc>
@@ -22207,40 +21738,38 @@
         <w:tc>
           <w:tcPr>
             <w:tcW w:w="1560" w:type="dxa"/>
-            <w:vAlign w:val="center"/>
-          </w:tcPr>
-          <w:p>
-            <w:pPr>
-              <w:spacing w:line="360" w:lineRule="auto"/>
-              <w:jc w:val="center"/>
-            </w:pPr>
-            <w:r>
-              <w:rPr>
-                <w:rFonts w:ascii="Times New Roman" w:eastAsia="Calibri" w:hAnsi="Times New Roman" w:cs="Times New Roman"/>
-                <w:sz w:val="26"/>
-                <w:szCs w:val="26"/>
-              </w:rPr>
-              <w:t>03/05/2026</w:t>
+          </w:tcPr>
+          <w:p>
+            <w:pPr>
+              <w:spacing w:line="360" w:lineRule="auto"/>
+              <w:jc w:val="center"/>
+            </w:pPr>
+            <w:r>
+              <w:rPr>
+                <w:rFonts w:ascii="Times New Roman" w:eastAsia="Calibri" w:hAnsi="Times New Roman" w:cs="Times New Roman"/>
+                <w:sz w:val="26"/>
+                <w:szCs w:val="26"/>
+              </w:rPr>
+              <w:t>25/04/2026</w:t>
             </w:r>
           </w:p>
         </w:tc>
         <w:tc>
           <w:tcPr>
             <w:tcW w:w="1417" w:type="dxa"/>
-            <w:vAlign w:val="center"/>
-          </w:tcPr>
-          <w:p>
-            <w:pPr>
-              <w:spacing w:line="360" w:lineRule="auto"/>
-              <w:jc w:val="center"/>
-            </w:pPr>
-            <w:r>
-              <w:rPr>
-                <w:rFonts w:ascii="Times New Roman" w:eastAsia="Calibri" w:hAnsi="Times New Roman" w:cs="Times New Roman"/>
-                <w:sz w:val="26"/>
-                <w:szCs w:val="26"/>
-              </w:rPr>
-              <w:t>03/05/2026</w:t>
+          </w:tcPr>
+          <w:p>
+            <w:pPr>
+              <w:spacing w:line="360" w:lineRule="auto"/>
+              <w:jc w:val="center"/>
+            </w:pPr>
+            <w:r>
+              <w:rPr>
+                <w:rFonts w:ascii="Times New Roman" w:eastAsia="Calibri" w:hAnsi="Times New Roman" w:cs="Times New Roman"/>
+                <w:sz w:val="26"/>
+                <w:szCs w:val="26"/>
+              </w:rPr>
+              <w:t>25/04/2026</w:t>
             </w:r>
           </w:p>
         </w:tc>
@@ -22339,40 +21868,38 @@
         <w:tc>
           <w:tcPr>
             <w:tcW w:w="1560" w:type="dxa"/>
-            <w:vAlign w:val="center"/>
-          </w:tcPr>
-          <w:p>
-            <w:pPr>
-              <w:spacing w:line="360" w:lineRule="auto"/>
-              <w:jc w:val="center"/>
-            </w:pPr>
-            <w:r>
-              <w:rPr>
-                <w:rFonts w:ascii="Times New Roman" w:eastAsia="Calibri" w:hAnsi="Times New Roman" w:cs="Times New Roman"/>
-                <w:sz w:val="26"/>
-                <w:szCs w:val="26"/>
-              </w:rPr>
-              <w:t>03/05/2026</w:t>
+          </w:tcPr>
+          <w:p>
+            <w:pPr>
+              <w:spacing w:line="360" w:lineRule="auto"/>
+              <w:jc w:val="center"/>
+            </w:pPr>
+            <w:r>
+              <w:rPr>
+                <w:rFonts w:ascii="Times New Roman" w:eastAsia="Calibri" w:hAnsi="Times New Roman" w:cs="Times New Roman"/>
+                <w:sz w:val="26"/>
+                <w:szCs w:val="26"/>
+              </w:rPr>
+              <w:t>25/04/2026</w:t>
             </w:r>
           </w:p>
         </w:tc>
         <w:tc>
           <w:tcPr>
             <w:tcW w:w="1417" w:type="dxa"/>
-            <w:vAlign w:val="center"/>
-          </w:tcPr>
-          <w:p>
-            <w:pPr>
-              <w:spacing w:line="360" w:lineRule="auto"/>
-              <w:jc w:val="center"/>
-            </w:pPr>
-            <w:r>
-              <w:rPr>
-                <w:rFonts w:ascii="Times New Roman" w:eastAsia="Calibri" w:hAnsi="Times New Roman" w:cs="Times New Roman"/>
-                <w:sz w:val="26"/>
-                <w:szCs w:val="26"/>
-              </w:rPr>
-              <w:t>03/05/2026</w:t>
+          </w:tcPr>
+          <w:p>
+            <w:pPr>
+              <w:spacing w:line="360" w:lineRule="auto"/>
+              <w:jc w:val="center"/>
+            </w:pPr>
+            <w:r>
+              <w:rPr>
+                <w:rFonts w:ascii="Times New Roman" w:eastAsia="Calibri" w:hAnsi="Times New Roman" w:cs="Times New Roman"/>
+                <w:sz w:val="26"/>
+                <w:szCs w:val="26"/>
+              </w:rPr>
+              <w:t>25/04/2026</w:t>
             </w:r>
           </w:p>
         </w:tc>
@@ -22471,40 +21998,38 @@
         <w:tc>
           <w:tcPr>
             <w:tcW w:w="1560" w:type="dxa"/>
-            <w:vAlign w:val="center"/>
-          </w:tcPr>
-          <w:p>
-            <w:pPr>
-              <w:spacing w:line="360" w:lineRule="auto"/>
-              <w:jc w:val="center"/>
-            </w:pPr>
-            <w:r>
-              <w:rPr>
-                <w:rFonts w:ascii="Times New Roman" w:eastAsia="Calibri" w:hAnsi="Times New Roman" w:cs="Times New Roman"/>
-                <w:sz w:val="26"/>
-                <w:szCs w:val="26"/>
-              </w:rPr>
-              <w:t>03/05/2026</w:t>
+          </w:tcPr>
+          <w:p>
+            <w:pPr>
+              <w:spacing w:line="360" w:lineRule="auto"/>
+              <w:jc w:val="center"/>
+            </w:pPr>
+            <w:r>
+              <w:rPr>
+                <w:rFonts w:ascii="Times New Roman" w:eastAsia="Calibri" w:hAnsi="Times New Roman" w:cs="Times New Roman"/>
+                <w:sz w:val="26"/>
+                <w:szCs w:val="26"/>
+              </w:rPr>
+              <w:t>25/04/2026</w:t>
             </w:r>
           </w:p>
         </w:tc>
         <w:tc>
           <w:tcPr>
             <w:tcW w:w="1417" w:type="dxa"/>
-            <w:vAlign w:val="center"/>
-          </w:tcPr>
-          <w:p>
-            <w:pPr>
-              <w:spacing w:line="360" w:lineRule="auto"/>
-              <w:jc w:val="center"/>
-            </w:pPr>
-            <w:r>
-              <w:rPr>
-                <w:rFonts w:ascii="Times New Roman" w:eastAsia="Calibri" w:hAnsi="Times New Roman" w:cs="Times New Roman"/>
-                <w:sz w:val="26"/>
-                <w:szCs w:val="26"/>
-              </w:rPr>
-              <w:t>03/05/2026</w:t>
+          </w:tcPr>
+          <w:p>
+            <w:pPr>
+              <w:spacing w:line="360" w:lineRule="auto"/>
+              <w:jc w:val="center"/>
+            </w:pPr>
+            <w:r>
+              <w:rPr>
+                <w:rFonts w:ascii="Times New Roman" w:eastAsia="Calibri" w:hAnsi="Times New Roman" w:cs="Times New Roman"/>
+                <w:sz w:val="26"/>
+                <w:szCs w:val="26"/>
+              </w:rPr>
+              <w:t>25/04/2026</w:t>
             </w:r>
           </w:p>
         </w:tc>
@@ -22616,15 +22141,15 @@
                 <w:sz w:val="26"/>
                 <w:szCs w:val="26"/>
               </w:rPr>
-              <w:t>04</w:t>
-            </w:r>
-            <w:r>
-              <w:rPr>
-                <w:rFonts w:ascii="Times New Roman" w:eastAsia="Calibri" w:hAnsi="Times New Roman" w:cs="Times New Roman"/>
-                <w:sz w:val="26"/>
-                <w:szCs w:val="26"/>
-              </w:rPr>
-              <w:t>/05/2026</w:t>
+              <w:t>26/04</w:t>
+            </w:r>
+            <w:r>
+              <w:rPr>
+                <w:rFonts w:ascii="Times New Roman" w:eastAsia="Calibri" w:hAnsi="Times New Roman" w:cs="Times New Roman"/>
+                <w:sz w:val="26"/>
+                <w:szCs w:val="26"/>
+              </w:rPr>
+              <w:t>/2026</w:t>
             </w:r>
           </w:p>
         </w:tc>
@@ -22644,15 +22169,15 @@
                 <w:sz w:val="26"/>
                 <w:szCs w:val="26"/>
               </w:rPr>
-              <w:t>04</w:t>
-            </w:r>
-            <w:r>
-              <w:rPr>
-                <w:rFonts w:ascii="Times New Roman" w:eastAsia="Calibri" w:hAnsi="Times New Roman" w:cs="Times New Roman"/>
-                <w:sz w:val="26"/>
-                <w:szCs w:val="26"/>
-              </w:rPr>
-              <w:t>/05/2026</w:t>
+              <w:t>26/04</w:t>
+            </w:r>
+            <w:r>
+              <w:rPr>
+                <w:rFonts w:ascii="Times New Roman" w:eastAsia="Calibri" w:hAnsi="Times New Roman" w:cs="Times New Roman"/>
+                <w:sz w:val="26"/>
+                <w:szCs w:val="26"/>
+              </w:rPr>
+              <w:t>/2026</w:t>
             </w:r>
           </w:p>
         </w:tc>
@@ -22784,7 +22309,7 @@
                 <w:sz w:val="26"/>
                 <w:szCs w:val="26"/>
               </w:rPr>
-              <w:t>09</w:t>
+              <w:t>01</w:t>
             </w:r>
             <w:r>
               <w:rPr>
@@ -22820,7 +22345,7 @@
                 <w:sz w:val="26"/>
                 <w:szCs w:val="26"/>
               </w:rPr>
-              <w:t>10</w:t>
+              <w:t>02</w:t>
             </w:r>
             <w:r>
               <w:rPr>
@@ -22856,7 +22381,7 @@
                 <w:sz w:val="26"/>
                 <w:szCs w:val="26"/>
               </w:rPr>
-              <w:t>20</w:t>
+              <w:t>18</w:t>
             </w:r>
           </w:p>
         </w:tc>
@@ -22926,13 +22451,16 @@
             <w:tcW w:w="1560" w:type="dxa"/>
           </w:tcPr>
           <w:p>
-            <w:r>
-              <w:rPr>
-                <w:rFonts w:ascii="Times New Roman" w:eastAsia="Calibri" w:hAnsi="Times New Roman" w:cs="Times New Roman"/>
-                <w:sz w:val="26"/>
-                <w:szCs w:val="26"/>
-              </w:rPr>
-              <w:t>09/05/2026</w:t>
+            <w:pPr>
+              <w:jc w:val="center"/>
+            </w:pPr>
+            <w:r>
+              <w:rPr>
+                <w:rFonts w:ascii="Times New Roman" w:eastAsia="Calibri" w:hAnsi="Times New Roman" w:cs="Times New Roman"/>
+                <w:sz w:val="26"/>
+                <w:szCs w:val="26"/>
+              </w:rPr>
+              <w:t>01/05/2026</w:t>
             </w:r>
           </w:p>
         </w:tc>
@@ -22941,13 +22469,16 @@
             <w:tcW w:w="1417" w:type="dxa"/>
           </w:tcPr>
           <w:p>
-            <w:r>
-              <w:rPr>
-                <w:rFonts w:ascii="Times New Roman" w:eastAsia="Calibri" w:hAnsi="Times New Roman" w:cs="Times New Roman"/>
-                <w:sz w:val="26"/>
-                <w:szCs w:val="26"/>
-              </w:rPr>
-              <w:t>09/05/2026</w:t>
+            <w:pPr>
+              <w:jc w:val="center"/>
+            </w:pPr>
+            <w:r>
+              <w:rPr>
+                <w:rFonts w:ascii="Times New Roman" w:eastAsia="Calibri" w:hAnsi="Times New Roman" w:cs="Times New Roman"/>
+                <w:sz w:val="26"/>
+                <w:szCs w:val="26"/>
+              </w:rPr>
+              <w:t>01/05/2026</w:t>
             </w:r>
           </w:p>
         </w:tc>
@@ -23049,13 +22580,16 @@
             <w:tcW w:w="1560" w:type="dxa"/>
           </w:tcPr>
           <w:p>
-            <w:r>
-              <w:rPr>
-                <w:rFonts w:ascii="Times New Roman" w:eastAsia="Calibri" w:hAnsi="Times New Roman" w:cs="Times New Roman"/>
-                <w:sz w:val="26"/>
-                <w:szCs w:val="26"/>
-              </w:rPr>
-              <w:t>09/05/2026</w:t>
+            <w:pPr>
+              <w:jc w:val="center"/>
+            </w:pPr>
+            <w:r>
+              <w:rPr>
+                <w:rFonts w:ascii="Times New Roman" w:eastAsia="Calibri" w:hAnsi="Times New Roman" w:cs="Times New Roman"/>
+                <w:sz w:val="26"/>
+                <w:szCs w:val="26"/>
+              </w:rPr>
+              <w:t>01/05/2026</w:t>
             </w:r>
           </w:p>
         </w:tc>
@@ -23064,13 +22598,16 @@
             <w:tcW w:w="1417" w:type="dxa"/>
           </w:tcPr>
           <w:p>
-            <w:r>
-              <w:rPr>
-                <w:rFonts w:ascii="Times New Roman" w:eastAsia="Calibri" w:hAnsi="Times New Roman" w:cs="Times New Roman"/>
-                <w:sz w:val="26"/>
-                <w:szCs w:val="26"/>
-              </w:rPr>
-              <w:t>09/05/2026</w:t>
+            <w:pPr>
+              <w:jc w:val="center"/>
+            </w:pPr>
+            <w:r>
+              <w:rPr>
+                <w:rFonts w:ascii="Times New Roman" w:eastAsia="Calibri" w:hAnsi="Times New Roman" w:cs="Times New Roman"/>
+                <w:sz w:val="26"/>
+                <w:szCs w:val="26"/>
+              </w:rPr>
+              <w:t>01/05/2026</w:t>
             </w:r>
           </w:p>
         </w:tc>
@@ -23178,13 +22715,16 @@
             <w:tcW w:w="1560" w:type="dxa"/>
           </w:tcPr>
           <w:p>
-            <w:r>
-              <w:rPr>
-                <w:rFonts w:ascii="Times New Roman" w:eastAsia="Calibri" w:hAnsi="Times New Roman" w:cs="Times New Roman"/>
-                <w:sz w:val="26"/>
-                <w:szCs w:val="26"/>
-              </w:rPr>
-              <w:t>09/05/2026</w:t>
+            <w:pPr>
+              <w:jc w:val="center"/>
+            </w:pPr>
+            <w:r>
+              <w:rPr>
+                <w:rFonts w:ascii="Times New Roman" w:eastAsia="Calibri" w:hAnsi="Times New Roman" w:cs="Times New Roman"/>
+                <w:sz w:val="26"/>
+                <w:szCs w:val="26"/>
+              </w:rPr>
+              <w:t>01/05/2026</w:t>
             </w:r>
           </w:p>
         </w:tc>
@@ -23193,13 +22733,16 @@
             <w:tcW w:w="1417" w:type="dxa"/>
           </w:tcPr>
           <w:p>
-            <w:r>
-              <w:rPr>
-                <w:rFonts w:ascii="Times New Roman" w:eastAsia="Calibri" w:hAnsi="Times New Roman" w:cs="Times New Roman"/>
-                <w:sz w:val="26"/>
-                <w:szCs w:val="26"/>
-              </w:rPr>
-              <w:t>09/05/2026</w:t>
+            <w:pPr>
+              <w:jc w:val="center"/>
+            </w:pPr>
+            <w:r>
+              <w:rPr>
+                <w:rFonts w:ascii="Times New Roman" w:eastAsia="Calibri" w:hAnsi="Times New Roman" w:cs="Times New Roman"/>
+                <w:sz w:val="26"/>
+                <w:szCs w:val="26"/>
+              </w:rPr>
+              <w:t>01/05/2026</w:t>
             </w:r>
           </w:p>
         </w:tc>
@@ -23249,7 +22792,7 @@
                 <w:sz w:val="26"/>
                 <w:szCs w:val="26"/>
               </w:rPr>
-              <w:t>Yên</w:t>
+              <w:t>Vy</w:t>
             </w:r>
           </w:p>
         </w:tc>
@@ -23301,13 +22844,16 @@
             <w:tcW w:w="1560" w:type="dxa"/>
           </w:tcPr>
           <w:p>
-            <w:r>
-              <w:rPr>
-                <w:rFonts w:ascii="Times New Roman" w:eastAsia="Calibri" w:hAnsi="Times New Roman" w:cs="Times New Roman"/>
-                <w:sz w:val="26"/>
-                <w:szCs w:val="26"/>
-              </w:rPr>
-              <w:t>09/05/2026</w:t>
+            <w:pPr>
+              <w:jc w:val="center"/>
+            </w:pPr>
+            <w:r>
+              <w:rPr>
+                <w:rFonts w:ascii="Times New Roman" w:eastAsia="Calibri" w:hAnsi="Times New Roman" w:cs="Times New Roman"/>
+                <w:sz w:val="26"/>
+                <w:szCs w:val="26"/>
+              </w:rPr>
+              <w:t>01/05/2026</w:t>
             </w:r>
           </w:p>
         </w:tc>
@@ -23316,13 +22862,16 @@
             <w:tcW w:w="1417" w:type="dxa"/>
           </w:tcPr>
           <w:p>
-            <w:r>
-              <w:rPr>
-                <w:rFonts w:ascii="Times New Roman" w:eastAsia="Calibri" w:hAnsi="Times New Roman" w:cs="Times New Roman"/>
-                <w:sz w:val="26"/>
-                <w:szCs w:val="26"/>
-              </w:rPr>
-              <w:t>09/05/2026</w:t>
+            <w:pPr>
+              <w:jc w:val="center"/>
+            </w:pPr>
+            <w:r>
+              <w:rPr>
+                <w:rFonts w:ascii="Times New Roman" w:eastAsia="Calibri" w:hAnsi="Times New Roman" w:cs="Times New Roman"/>
+                <w:sz w:val="26"/>
+                <w:szCs w:val="26"/>
+              </w:rPr>
+              <w:t>01/05/2026</w:t>
             </w:r>
           </w:p>
         </w:tc>
@@ -23372,7 +22921,7 @@
                 <w:sz w:val="26"/>
                 <w:szCs w:val="26"/>
               </w:rPr>
-              <w:t>Vy</w:t>
+              <w:t>Yên</w:t>
             </w:r>
           </w:p>
         </w:tc>
@@ -23440,7 +22989,15 @@
                 <w:sz w:val="26"/>
                 <w:szCs w:val="26"/>
               </w:rPr>
-              <w:t>10/05/2026</w:t>
+              <w:t>0</w:t>
+            </w:r>
+            <w:r>
+              <w:rPr>
+                <w:rFonts w:ascii="Times New Roman" w:eastAsia="Calibri" w:hAnsi="Times New Roman" w:cs="Times New Roman"/>
+                <w:sz w:val="26"/>
+                <w:szCs w:val="26"/>
+              </w:rPr>
+              <w:t>2/05/2026</w:t>
             </w:r>
           </w:p>
         </w:tc>
@@ -23465,7 +23022,15 @@
                 <w:sz w:val="26"/>
                 <w:szCs w:val="26"/>
               </w:rPr>
-              <w:t>10/05/2026</w:t>
+              <w:t>0</w:t>
+            </w:r>
+            <w:r>
+              <w:rPr>
+                <w:rFonts w:ascii="Times New Roman" w:eastAsia="Calibri" w:hAnsi="Times New Roman" w:cs="Times New Roman"/>
+                <w:sz w:val="26"/>
+                <w:szCs w:val="26"/>
+              </w:rPr>
+              <w:t>2/05/2026</w:t>
             </w:r>
           </w:p>
         </w:tc>
@@ -23515,7 +23080,7 @@
                 <w:sz w:val="26"/>
                 <w:szCs w:val="26"/>
               </w:rPr>
-              <w:t>Cường</w:t>
+              <w:t>Ly</w:t>
             </w:r>
           </w:p>
         </w:tc>
@@ -23582,7 +23147,15 @@
                 <w:sz w:val="26"/>
                 <w:szCs w:val="26"/>
               </w:rPr>
-              <w:t>10/05/2026</w:t>
+              <w:t>0</w:t>
+            </w:r>
+            <w:r>
+              <w:rPr>
+                <w:rFonts w:ascii="Times New Roman" w:eastAsia="Calibri" w:hAnsi="Times New Roman" w:cs="Times New Roman"/>
+                <w:sz w:val="26"/>
+                <w:szCs w:val="26"/>
+              </w:rPr>
+              <w:t>2/05/2026</w:t>
             </w:r>
           </w:p>
         </w:tc>
@@ -23607,7 +23180,15 @@
                 <w:sz w:val="26"/>
                 <w:szCs w:val="26"/>
               </w:rPr>
-              <w:t>10/05/2026</w:t>
+              <w:t>0</w:t>
+            </w:r>
+            <w:r>
+              <w:rPr>
+                <w:rFonts w:ascii="Times New Roman" w:eastAsia="Calibri" w:hAnsi="Times New Roman" w:cs="Times New Roman"/>
+                <w:sz w:val="26"/>
+                <w:szCs w:val="26"/>
+              </w:rPr>
+              <w:t>2/05/2026</w:t>
             </w:r>
           </w:p>
         </w:tc>
@@ -23657,7 +23238,7 @@
                 <w:sz w:val="26"/>
                 <w:szCs w:val="26"/>
               </w:rPr>
-              <w:t>Ly</w:t>
+              <w:t>Thi</w:t>
             </w:r>
           </w:p>
         </w:tc>
@@ -23725,7 +23306,15 @@
                 <w:sz w:val="26"/>
                 <w:szCs w:val="26"/>
               </w:rPr>
-              <w:t>10/05/2026</w:t>
+              <w:t>0</w:t>
+            </w:r>
+            <w:r>
+              <w:rPr>
+                <w:rFonts w:ascii="Times New Roman" w:eastAsia="Calibri" w:hAnsi="Times New Roman" w:cs="Times New Roman"/>
+                <w:sz w:val="26"/>
+                <w:szCs w:val="26"/>
+              </w:rPr>
+              <w:t>2/05/2026</w:t>
             </w:r>
           </w:p>
         </w:tc>
@@ -23750,7 +23339,15 @@
                 <w:sz w:val="26"/>
                 <w:szCs w:val="26"/>
               </w:rPr>
-              <w:t>10/05/2026</w:t>
+              <w:t>0</w:t>
+            </w:r>
+            <w:r>
+              <w:rPr>
+                <w:rFonts w:ascii="Times New Roman" w:eastAsia="Calibri" w:hAnsi="Times New Roman" w:cs="Times New Roman"/>
+                <w:sz w:val="26"/>
+                <w:szCs w:val="26"/>
+              </w:rPr>
+              <w:t>2/05/2026</w:t>
             </w:r>
           </w:p>
         </w:tc>
@@ -23800,7 +23397,7 @@
                 <w:sz w:val="26"/>
                 <w:szCs w:val="26"/>
               </w:rPr>
-              <w:t>Thi</w:t>
+              <w:t>Vy</w:t>
             </w:r>
           </w:p>
         </w:tc>
@@ -23867,7 +23464,15 @@
                 <w:sz w:val="26"/>
                 <w:szCs w:val="26"/>
               </w:rPr>
-              <w:t>10/05/2026</w:t>
+              <w:t>0</w:t>
+            </w:r>
+            <w:r>
+              <w:rPr>
+                <w:rFonts w:ascii="Times New Roman" w:eastAsia="Calibri" w:hAnsi="Times New Roman" w:cs="Times New Roman"/>
+                <w:sz w:val="26"/>
+                <w:szCs w:val="26"/>
+              </w:rPr>
+              <w:t>2/05/2026</w:t>
             </w:r>
           </w:p>
         </w:tc>
@@ -23892,7 +23497,15 @@
                 <w:sz w:val="26"/>
                 <w:szCs w:val="26"/>
               </w:rPr>
-              <w:t>10/05/2026</w:t>
+              <w:t>0</w:t>
+            </w:r>
+            <w:r>
+              <w:rPr>
+                <w:rFonts w:ascii="Times New Roman" w:eastAsia="Calibri" w:hAnsi="Times New Roman" w:cs="Times New Roman"/>
+                <w:sz w:val="26"/>
+                <w:szCs w:val="26"/>
+              </w:rPr>
+              <w:t>2/05/2026</w:t>
             </w:r>
           </w:p>
         </w:tc>
@@ -23942,7 +23555,7 @@
                 <w:sz w:val="26"/>
                 <w:szCs w:val="26"/>
               </w:rPr>
-              <w:t>Vy</w:t>
+              <w:t>Yên</w:t>
             </w:r>
           </w:p>
         </w:tc>
@@ -24009,7 +23622,15 @@
                 <w:sz w:val="26"/>
                 <w:szCs w:val="26"/>
               </w:rPr>
-              <w:t>10/05/2026</w:t>
+              <w:t>0</w:t>
+            </w:r>
+            <w:r>
+              <w:rPr>
+                <w:rFonts w:ascii="Times New Roman" w:eastAsia="Calibri" w:hAnsi="Times New Roman" w:cs="Times New Roman"/>
+                <w:sz w:val="26"/>
+                <w:szCs w:val="26"/>
+              </w:rPr>
+              <w:t>2/05/2026</w:t>
             </w:r>
           </w:p>
         </w:tc>
@@ -24034,7 +23655,15 @@
                 <w:sz w:val="26"/>
                 <w:szCs w:val="26"/>
               </w:rPr>
-              <w:t>10/05/2026</w:t>
+              <w:t>0</w:t>
+            </w:r>
+            <w:r>
+              <w:rPr>
+                <w:rFonts w:ascii="Times New Roman" w:eastAsia="Calibri" w:hAnsi="Times New Roman" w:cs="Times New Roman"/>
+                <w:sz w:val="26"/>
+                <w:szCs w:val="26"/>
+              </w:rPr>
+              <w:t>2/05/2026</w:t>
             </w:r>
           </w:p>
         </w:tc>
@@ -24084,7 +23713,7 @@
                 <w:sz w:val="26"/>
                 <w:szCs w:val="26"/>
               </w:rPr>
-              <w:t>Yên</w:t>
+              <w:t>Cường</w:t>
             </w:r>
           </w:p>
         </w:tc>
@@ -24167,7 +23796,7 @@
                 <w:sz w:val="26"/>
                 <w:szCs w:val="26"/>
               </w:rPr>
-              <w:t>13</w:t>
+              <w:t>05</w:t>
             </w:r>
             <w:r>
               <w:rPr>
@@ -24203,7 +23832,7 @@
                 <w:sz w:val="26"/>
                 <w:szCs w:val="26"/>
               </w:rPr>
-              <w:t>14</w:t>
+              <w:t>06</w:t>
             </w:r>
             <w:r>
               <w:rPr>
@@ -24322,7 +23951,15 @@
                 <w:sz w:val="26"/>
                 <w:szCs w:val="26"/>
               </w:rPr>
-              <w:t>13/05/2026</w:t>
+              <w:t>05</w:t>
+            </w:r>
+            <w:r>
+              <w:rPr>
+                <w:rFonts w:ascii="Times New Roman" w:eastAsia="Calibri" w:hAnsi="Times New Roman" w:cs="Times New Roman"/>
+                <w:sz w:val="26"/>
+                <w:szCs w:val="26"/>
+              </w:rPr>
+              <w:t>/05/2026</w:t>
             </w:r>
           </w:p>
         </w:tc>
@@ -24347,7 +23984,15 @@
                 <w:sz w:val="26"/>
                 <w:szCs w:val="26"/>
               </w:rPr>
-              <w:t>13/05/2026</w:t>
+              <w:t>05</w:t>
+            </w:r>
+            <w:r>
+              <w:rPr>
+                <w:rFonts w:ascii="Times New Roman" w:eastAsia="Calibri" w:hAnsi="Times New Roman" w:cs="Times New Roman"/>
+                <w:sz w:val="26"/>
+                <w:szCs w:val="26"/>
+              </w:rPr>
+              <w:t>/05/2026</w:t>
             </w:r>
           </w:p>
         </w:tc>
@@ -24397,7 +24042,7 @@
                 <w:sz w:val="26"/>
                 <w:szCs w:val="26"/>
               </w:rPr>
-              <w:t>Cường</w:t>
+              <w:t>Ly</w:t>
             </w:r>
           </w:p>
         </w:tc>
@@ -24463,7 +24108,15 @@
                 <w:sz w:val="26"/>
                 <w:szCs w:val="26"/>
               </w:rPr>
-              <w:t>13/05/2026</w:t>
+              <w:t>05</w:t>
+            </w:r>
+            <w:r>
+              <w:rPr>
+                <w:rFonts w:ascii="Times New Roman" w:eastAsia="Calibri" w:hAnsi="Times New Roman" w:cs="Times New Roman"/>
+                <w:sz w:val="26"/>
+                <w:szCs w:val="26"/>
+              </w:rPr>
+              <w:t>/05/2026</w:t>
             </w:r>
           </w:p>
         </w:tc>
@@ -24488,7 +24141,15 @@
                 <w:sz w:val="26"/>
                 <w:szCs w:val="26"/>
               </w:rPr>
-              <w:t>13/05/2026</w:t>
+              <w:t>05</w:t>
+            </w:r>
+            <w:r>
+              <w:rPr>
+                <w:rFonts w:ascii="Times New Roman" w:eastAsia="Calibri" w:hAnsi="Times New Roman" w:cs="Times New Roman"/>
+                <w:sz w:val="26"/>
+                <w:szCs w:val="26"/>
+              </w:rPr>
+              <w:t>/05/2026</w:t>
             </w:r>
           </w:p>
         </w:tc>
@@ -24538,7 +24199,7 @@
                 <w:sz w:val="26"/>
                 <w:szCs w:val="26"/>
               </w:rPr>
-              <w:t>Ly</w:t>
+              <w:t>Thi</w:t>
             </w:r>
           </w:p>
         </w:tc>
@@ -24605,7 +24266,15 @@
                 <w:sz w:val="26"/>
                 <w:szCs w:val="26"/>
               </w:rPr>
-              <w:t>13/05/2026</w:t>
+              <w:t>05</w:t>
+            </w:r>
+            <w:r>
+              <w:rPr>
+                <w:rFonts w:ascii="Times New Roman" w:eastAsia="Calibri" w:hAnsi="Times New Roman" w:cs="Times New Roman"/>
+                <w:sz w:val="26"/>
+                <w:szCs w:val="26"/>
+              </w:rPr>
+              <w:t>/05/2026</w:t>
             </w:r>
           </w:p>
         </w:tc>
@@ -24630,7 +24299,15 @@
                 <w:sz w:val="26"/>
                 <w:szCs w:val="26"/>
               </w:rPr>
-              <w:t>13/05/2026</w:t>
+              <w:t>05</w:t>
+            </w:r>
+            <w:r>
+              <w:rPr>
+                <w:rFonts w:ascii="Times New Roman" w:eastAsia="Calibri" w:hAnsi="Times New Roman" w:cs="Times New Roman"/>
+                <w:sz w:val="26"/>
+                <w:szCs w:val="26"/>
+              </w:rPr>
+              <w:t>/05/2026</w:t>
             </w:r>
           </w:p>
         </w:tc>
@@ -24680,7 +24357,7 @@
                 <w:sz w:val="26"/>
                 <w:szCs w:val="26"/>
               </w:rPr>
-              <w:t>Thi</w:t>
+              <w:t>Vy</w:t>
             </w:r>
           </w:p>
         </w:tc>
@@ -24752,7 +24429,15 @@
                 <w:sz w:val="26"/>
                 <w:szCs w:val="26"/>
               </w:rPr>
-              <w:t>13/05/2026</w:t>
+              <w:t>05</w:t>
+            </w:r>
+            <w:r>
+              <w:rPr>
+                <w:rFonts w:ascii="Times New Roman" w:eastAsia="Calibri" w:hAnsi="Times New Roman" w:cs="Times New Roman"/>
+                <w:sz w:val="26"/>
+                <w:szCs w:val="26"/>
+              </w:rPr>
+              <w:t>/05/2026</w:t>
             </w:r>
           </w:p>
         </w:tc>
@@ -24777,7 +24462,15 @@
                 <w:sz w:val="26"/>
                 <w:szCs w:val="26"/>
               </w:rPr>
-              <w:t>13/05/2026</w:t>
+              <w:t>05</w:t>
+            </w:r>
+            <w:r>
+              <w:rPr>
+                <w:rFonts w:ascii="Times New Roman" w:eastAsia="Calibri" w:hAnsi="Times New Roman" w:cs="Times New Roman"/>
+                <w:sz w:val="26"/>
+                <w:szCs w:val="26"/>
+              </w:rPr>
+              <w:t>/05/2026</w:t>
             </w:r>
           </w:p>
         </w:tc>
@@ -24827,7 +24520,7 @@
                 <w:sz w:val="26"/>
                 <w:szCs w:val="26"/>
               </w:rPr>
-              <w:t>Vy</w:t>
+              <w:t>Yên</w:t>
             </w:r>
           </w:p>
         </w:tc>
@@ -24895,7 +24588,15 @@
                 <w:sz w:val="26"/>
                 <w:szCs w:val="26"/>
               </w:rPr>
-              <w:t>13/05/2026</w:t>
+              <w:t>05</w:t>
+            </w:r>
+            <w:r>
+              <w:rPr>
+                <w:rFonts w:ascii="Times New Roman" w:eastAsia="Calibri" w:hAnsi="Times New Roman" w:cs="Times New Roman"/>
+                <w:sz w:val="26"/>
+                <w:szCs w:val="26"/>
+              </w:rPr>
+              <w:t>/05/2026</w:t>
             </w:r>
           </w:p>
         </w:tc>
@@ -24920,7 +24621,15 @@
                 <w:sz w:val="26"/>
                 <w:szCs w:val="26"/>
               </w:rPr>
-              <w:t>13/05/2026</w:t>
+              <w:t>05</w:t>
+            </w:r>
+            <w:r>
+              <w:rPr>
+                <w:rFonts w:ascii="Times New Roman" w:eastAsia="Calibri" w:hAnsi="Times New Roman" w:cs="Times New Roman"/>
+                <w:sz w:val="26"/>
+                <w:szCs w:val="26"/>
+              </w:rPr>
+              <w:t>/05/2026</w:t>
             </w:r>
           </w:p>
         </w:tc>
@@ -24970,7 +24679,7 @@
                 <w:sz w:val="26"/>
                 <w:szCs w:val="26"/>
               </w:rPr>
-              <w:t>Yên</w:t>
+              <w:t>Cường</w:t>
             </w:r>
           </w:p>
         </w:tc>
@@ -25020,66 +24729,48 @@
         <w:tc>
           <w:tcPr>
             <w:tcW w:w="1560" w:type="dxa"/>
-            <w:vAlign w:val="center"/>
-          </w:tcPr>
-          <w:p>
-            <w:pPr>
-              <w:spacing w:line="360" w:lineRule="auto"/>
-              <w:jc w:val="center"/>
-              <w:rPr>
-                <w:rFonts w:ascii="Times New Roman" w:eastAsia="Calibri" w:hAnsi="Times New Roman" w:cs="Times New Roman"/>
-                <w:sz w:val="26"/>
-                <w:szCs w:val="26"/>
-              </w:rPr>
-            </w:pPr>
-            <w:r>
-              <w:rPr>
-                <w:rFonts w:ascii="Times New Roman" w:eastAsia="Calibri" w:hAnsi="Times New Roman" w:cs="Times New Roman"/>
-                <w:sz w:val="26"/>
-                <w:szCs w:val="26"/>
-              </w:rPr>
-              <w:t>14</w:t>
-            </w:r>
-            <w:r>
-              <w:rPr>
-                <w:rFonts w:ascii="Times New Roman" w:eastAsia="Calibri" w:hAnsi="Times New Roman" w:cs="Times New Roman"/>
-                <w:sz w:val="26"/>
-                <w:szCs w:val="26"/>
-              </w:rPr>
-              <w:t>/05/2026</w:t>
+          </w:tcPr>
+          <w:p>
+            <w:pPr>
+              <w:spacing w:line="360" w:lineRule="auto"/>
+              <w:jc w:val="center"/>
+              <w:rPr>
+                <w:rFonts w:ascii="Times New Roman" w:eastAsia="Calibri" w:hAnsi="Times New Roman" w:cs="Times New Roman"/>
+                <w:sz w:val="26"/>
+                <w:szCs w:val="26"/>
+              </w:rPr>
+            </w:pPr>
+            <w:r>
+              <w:rPr>
+                <w:rFonts w:ascii="Times New Roman" w:eastAsia="Calibri" w:hAnsi="Times New Roman" w:cs="Times New Roman"/>
+                <w:sz w:val="26"/>
+                <w:szCs w:val="26"/>
+              </w:rPr>
+              <w:t>06/05/2026</w:t>
             </w:r>
           </w:p>
         </w:tc>
         <w:tc>
           <w:tcPr>
             <w:tcW w:w="1417" w:type="dxa"/>
-            <w:vAlign w:val="center"/>
-          </w:tcPr>
-          <w:p>
-            <w:pPr>
-              <w:spacing w:line="360" w:lineRule="auto"/>
-              <w:jc w:val="center"/>
-              <w:rPr>
-                <w:rFonts w:ascii="Times New Roman" w:eastAsia="Calibri" w:hAnsi="Times New Roman" w:cs="Times New Roman"/>
-                <w:sz w:val="26"/>
-                <w:szCs w:val="26"/>
-              </w:rPr>
-            </w:pPr>
-            <w:r>
-              <w:rPr>
-                <w:rFonts w:ascii="Times New Roman" w:eastAsia="Calibri" w:hAnsi="Times New Roman" w:cs="Times New Roman"/>
-                <w:sz w:val="26"/>
-                <w:szCs w:val="26"/>
-              </w:rPr>
-              <w:t>14</w:t>
-            </w:r>
-            <w:r>
-              <w:rPr>
-                <w:rFonts w:ascii="Times New Roman" w:eastAsia="Calibri" w:hAnsi="Times New Roman" w:cs="Times New Roman"/>
-                <w:sz w:val="26"/>
-                <w:szCs w:val="26"/>
-              </w:rPr>
-              <w:t>/05/2026</w:t>
+          </w:tcPr>
+          <w:p>
+            <w:pPr>
+              <w:spacing w:line="360" w:lineRule="auto"/>
+              <w:jc w:val="center"/>
+              <w:rPr>
+                <w:rFonts w:ascii="Times New Roman" w:eastAsia="Calibri" w:hAnsi="Times New Roman" w:cs="Times New Roman"/>
+                <w:sz w:val="26"/>
+                <w:szCs w:val="26"/>
+              </w:rPr>
+            </w:pPr>
+            <w:r>
+              <w:rPr>
+                <w:rFonts w:ascii="Times New Roman" w:eastAsia="Calibri" w:hAnsi="Times New Roman" w:cs="Times New Roman"/>
+                <w:sz w:val="26"/>
+                <w:szCs w:val="26"/>
+              </w:rPr>
+              <w:t>06/05/2026</w:t>
             </w:r>
           </w:p>
         </w:tc>
@@ -25129,7 +24820,7 @@
                 <w:sz w:val="26"/>
                 <w:szCs w:val="26"/>
               </w:rPr>
-              <w:t>Cường</w:t>
+              <w:t>Ly</w:t>
             </w:r>
           </w:p>
         </w:tc>
@@ -25178,66 +24869,48 @@
         <w:tc>
           <w:tcPr>
             <w:tcW w:w="1560" w:type="dxa"/>
-            <w:vAlign w:val="center"/>
-          </w:tcPr>
-          <w:p>
-            <w:pPr>
-              <w:spacing w:line="360" w:lineRule="auto"/>
-              <w:jc w:val="center"/>
-              <w:rPr>
-                <w:rFonts w:ascii="Times New Roman" w:eastAsia="Calibri" w:hAnsi="Times New Roman" w:cs="Times New Roman"/>
-                <w:sz w:val="26"/>
-                <w:szCs w:val="26"/>
-              </w:rPr>
-            </w:pPr>
-            <w:r>
-              <w:rPr>
-                <w:rFonts w:ascii="Times New Roman" w:eastAsia="Calibri" w:hAnsi="Times New Roman" w:cs="Times New Roman"/>
-                <w:sz w:val="26"/>
-                <w:szCs w:val="26"/>
-              </w:rPr>
-              <w:t>14</w:t>
-            </w:r>
-            <w:r>
-              <w:rPr>
-                <w:rFonts w:ascii="Times New Roman" w:eastAsia="Calibri" w:hAnsi="Times New Roman" w:cs="Times New Roman"/>
-                <w:sz w:val="26"/>
-                <w:szCs w:val="26"/>
-              </w:rPr>
-              <w:t>/05/2026</w:t>
+          </w:tcPr>
+          <w:p>
+            <w:pPr>
+              <w:spacing w:line="360" w:lineRule="auto"/>
+              <w:jc w:val="center"/>
+              <w:rPr>
+                <w:rFonts w:ascii="Times New Roman" w:eastAsia="Calibri" w:hAnsi="Times New Roman" w:cs="Times New Roman"/>
+                <w:sz w:val="26"/>
+                <w:szCs w:val="26"/>
+              </w:rPr>
+            </w:pPr>
+            <w:r>
+              <w:rPr>
+                <w:rFonts w:ascii="Times New Roman" w:eastAsia="Calibri" w:hAnsi="Times New Roman" w:cs="Times New Roman"/>
+                <w:sz w:val="26"/>
+                <w:szCs w:val="26"/>
+              </w:rPr>
+              <w:t>06/05/2026</w:t>
             </w:r>
           </w:p>
         </w:tc>
         <w:tc>
           <w:tcPr>
             <w:tcW w:w="1417" w:type="dxa"/>
-            <w:vAlign w:val="center"/>
-          </w:tcPr>
-          <w:p>
-            <w:pPr>
-              <w:spacing w:line="360" w:lineRule="auto"/>
-              <w:jc w:val="center"/>
-              <w:rPr>
-                <w:rFonts w:ascii="Times New Roman" w:eastAsia="Calibri" w:hAnsi="Times New Roman" w:cs="Times New Roman"/>
-                <w:sz w:val="26"/>
-                <w:szCs w:val="26"/>
-              </w:rPr>
-            </w:pPr>
-            <w:r>
-              <w:rPr>
-                <w:rFonts w:ascii="Times New Roman" w:eastAsia="Calibri" w:hAnsi="Times New Roman" w:cs="Times New Roman"/>
-                <w:sz w:val="26"/>
-                <w:szCs w:val="26"/>
-              </w:rPr>
-              <w:t>14</w:t>
-            </w:r>
-            <w:r>
-              <w:rPr>
-                <w:rFonts w:ascii="Times New Roman" w:eastAsia="Calibri" w:hAnsi="Times New Roman" w:cs="Times New Roman"/>
-                <w:sz w:val="26"/>
-                <w:szCs w:val="26"/>
-              </w:rPr>
-              <w:t>/05/2026</w:t>
+          </w:tcPr>
+          <w:p>
+            <w:pPr>
+              <w:spacing w:line="360" w:lineRule="auto"/>
+              <w:jc w:val="center"/>
+              <w:rPr>
+                <w:rFonts w:ascii="Times New Roman" w:eastAsia="Calibri" w:hAnsi="Times New Roman" w:cs="Times New Roman"/>
+                <w:sz w:val="26"/>
+                <w:szCs w:val="26"/>
+              </w:rPr>
+            </w:pPr>
+            <w:r>
+              <w:rPr>
+                <w:rFonts w:ascii="Times New Roman" w:eastAsia="Calibri" w:hAnsi="Times New Roman" w:cs="Times New Roman"/>
+                <w:sz w:val="26"/>
+                <w:szCs w:val="26"/>
+              </w:rPr>
+              <w:t>06/05/2026</w:t>
             </w:r>
           </w:p>
         </w:tc>
@@ -25287,7 +24960,7 @@
                 <w:sz w:val="26"/>
                 <w:szCs w:val="26"/>
               </w:rPr>
-              <w:t>Ly</w:t>
+              <w:t>Thi</w:t>
             </w:r>
           </w:p>
         </w:tc>
@@ -25337,66 +25010,48 @@
         <w:tc>
           <w:tcPr>
             <w:tcW w:w="1560" w:type="dxa"/>
-            <w:vAlign w:val="center"/>
-          </w:tcPr>
-          <w:p>
-            <w:pPr>
-              <w:spacing w:line="360" w:lineRule="auto"/>
-              <w:jc w:val="center"/>
-              <w:rPr>
-                <w:rFonts w:ascii="Times New Roman" w:eastAsia="Calibri" w:hAnsi="Times New Roman" w:cs="Times New Roman"/>
-                <w:sz w:val="26"/>
-                <w:szCs w:val="26"/>
-              </w:rPr>
-            </w:pPr>
-            <w:r>
-              <w:rPr>
-                <w:rFonts w:ascii="Times New Roman" w:eastAsia="Calibri" w:hAnsi="Times New Roman" w:cs="Times New Roman"/>
-                <w:sz w:val="26"/>
-                <w:szCs w:val="26"/>
-              </w:rPr>
-              <w:t>14</w:t>
-            </w:r>
-            <w:r>
-              <w:rPr>
-                <w:rFonts w:ascii="Times New Roman" w:eastAsia="Calibri" w:hAnsi="Times New Roman" w:cs="Times New Roman"/>
-                <w:sz w:val="26"/>
-                <w:szCs w:val="26"/>
-              </w:rPr>
-              <w:t>/05/2026</w:t>
+          </w:tcPr>
+          <w:p>
+            <w:pPr>
+              <w:spacing w:line="360" w:lineRule="auto"/>
+              <w:jc w:val="center"/>
+              <w:rPr>
+                <w:rFonts w:ascii="Times New Roman" w:eastAsia="Calibri" w:hAnsi="Times New Roman" w:cs="Times New Roman"/>
+                <w:sz w:val="26"/>
+                <w:szCs w:val="26"/>
+              </w:rPr>
+            </w:pPr>
+            <w:r>
+              <w:rPr>
+                <w:rFonts w:ascii="Times New Roman" w:eastAsia="Calibri" w:hAnsi="Times New Roman" w:cs="Times New Roman"/>
+                <w:sz w:val="26"/>
+                <w:szCs w:val="26"/>
+              </w:rPr>
+              <w:t>06/05/2026</w:t>
             </w:r>
           </w:p>
         </w:tc>
         <w:tc>
           <w:tcPr>
             <w:tcW w:w="1417" w:type="dxa"/>
-            <w:vAlign w:val="center"/>
-          </w:tcPr>
-          <w:p>
-            <w:pPr>
-              <w:spacing w:line="360" w:lineRule="auto"/>
-              <w:jc w:val="center"/>
-              <w:rPr>
-                <w:rFonts w:ascii="Times New Roman" w:eastAsia="Calibri" w:hAnsi="Times New Roman" w:cs="Times New Roman"/>
-                <w:sz w:val="26"/>
-                <w:szCs w:val="26"/>
-              </w:rPr>
-            </w:pPr>
-            <w:r>
-              <w:rPr>
-                <w:rFonts w:ascii="Times New Roman" w:eastAsia="Calibri" w:hAnsi="Times New Roman" w:cs="Times New Roman"/>
-                <w:sz w:val="26"/>
-                <w:szCs w:val="26"/>
-              </w:rPr>
-              <w:t>14</w:t>
-            </w:r>
-            <w:r>
-              <w:rPr>
-                <w:rFonts w:ascii="Times New Roman" w:eastAsia="Calibri" w:hAnsi="Times New Roman" w:cs="Times New Roman"/>
-                <w:sz w:val="26"/>
-                <w:szCs w:val="26"/>
-              </w:rPr>
-              <w:t>/05/2026</w:t>
+          </w:tcPr>
+          <w:p>
+            <w:pPr>
+              <w:spacing w:line="360" w:lineRule="auto"/>
+              <w:jc w:val="center"/>
+              <w:rPr>
+                <w:rFonts w:ascii="Times New Roman" w:eastAsia="Calibri" w:hAnsi="Times New Roman" w:cs="Times New Roman"/>
+                <w:sz w:val="26"/>
+                <w:szCs w:val="26"/>
+              </w:rPr>
+            </w:pPr>
+            <w:r>
+              <w:rPr>
+                <w:rFonts w:ascii="Times New Roman" w:eastAsia="Calibri" w:hAnsi="Times New Roman" w:cs="Times New Roman"/>
+                <w:sz w:val="26"/>
+                <w:szCs w:val="26"/>
+              </w:rPr>
+              <w:t>06/05/2026</w:t>
             </w:r>
           </w:p>
         </w:tc>
@@ -25446,7 +25101,7 @@
                 <w:sz w:val="26"/>
                 <w:szCs w:val="26"/>
               </w:rPr>
-              <w:t>Thi</w:t>
+              <w:t>Vy</w:t>
             </w:r>
           </w:p>
         </w:tc>
@@ -25495,66 +25150,48 @@
         <w:tc>
           <w:tcPr>
             <w:tcW w:w="1560" w:type="dxa"/>
-            <w:vAlign w:val="center"/>
-          </w:tcPr>
-          <w:p>
-            <w:pPr>
-              <w:spacing w:line="360" w:lineRule="auto"/>
-              <w:jc w:val="center"/>
-              <w:rPr>
-                <w:rFonts w:ascii="Times New Roman" w:eastAsia="Calibri" w:hAnsi="Times New Roman" w:cs="Times New Roman"/>
-                <w:sz w:val="26"/>
-                <w:szCs w:val="26"/>
-              </w:rPr>
-            </w:pPr>
-            <w:r>
-              <w:rPr>
-                <w:rFonts w:ascii="Times New Roman" w:eastAsia="Calibri" w:hAnsi="Times New Roman" w:cs="Times New Roman"/>
-                <w:sz w:val="26"/>
-                <w:szCs w:val="26"/>
-              </w:rPr>
-              <w:t>14</w:t>
-            </w:r>
-            <w:r>
-              <w:rPr>
-                <w:rFonts w:ascii="Times New Roman" w:eastAsia="Calibri" w:hAnsi="Times New Roman" w:cs="Times New Roman"/>
-                <w:sz w:val="26"/>
-                <w:szCs w:val="26"/>
-              </w:rPr>
-              <w:t>/05/2026</w:t>
+          </w:tcPr>
+          <w:p>
+            <w:pPr>
+              <w:spacing w:line="360" w:lineRule="auto"/>
+              <w:jc w:val="center"/>
+              <w:rPr>
+                <w:rFonts w:ascii="Times New Roman" w:eastAsia="Calibri" w:hAnsi="Times New Roman" w:cs="Times New Roman"/>
+                <w:sz w:val="26"/>
+                <w:szCs w:val="26"/>
+              </w:rPr>
+            </w:pPr>
+            <w:r>
+              <w:rPr>
+                <w:rFonts w:ascii="Times New Roman" w:eastAsia="Calibri" w:hAnsi="Times New Roman" w:cs="Times New Roman"/>
+                <w:sz w:val="26"/>
+                <w:szCs w:val="26"/>
+              </w:rPr>
+              <w:t>06/05/2026</w:t>
             </w:r>
           </w:p>
         </w:tc>
         <w:tc>
           <w:tcPr>
             <w:tcW w:w="1417" w:type="dxa"/>
-            <w:vAlign w:val="center"/>
-          </w:tcPr>
-          <w:p>
-            <w:pPr>
-              <w:spacing w:line="360" w:lineRule="auto"/>
-              <w:jc w:val="center"/>
-              <w:rPr>
-                <w:rFonts w:ascii="Times New Roman" w:eastAsia="Calibri" w:hAnsi="Times New Roman" w:cs="Times New Roman"/>
-                <w:sz w:val="26"/>
-                <w:szCs w:val="26"/>
-              </w:rPr>
-            </w:pPr>
-            <w:r>
-              <w:rPr>
-                <w:rFonts w:ascii="Times New Roman" w:eastAsia="Calibri" w:hAnsi="Times New Roman" w:cs="Times New Roman"/>
-                <w:sz w:val="26"/>
-                <w:szCs w:val="26"/>
-              </w:rPr>
-              <w:t>14</w:t>
-            </w:r>
-            <w:r>
-              <w:rPr>
-                <w:rFonts w:ascii="Times New Roman" w:eastAsia="Calibri" w:hAnsi="Times New Roman" w:cs="Times New Roman"/>
-                <w:sz w:val="26"/>
-                <w:szCs w:val="26"/>
-              </w:rPr>
-              <w:t>/05/2026</w:t>
+          </w:tcPr>
+          <w:p>
+            <w:pPr>
+              <w:spacing w:line="360" w:lineRule="auto"/>
+              <w:jc w:val="center"/>
+              <w:rPr>
+                <w:rFonts w:ascii="Times New Roman" w:eastAsia="Calibri" w:hAnsi="Times New Roman" w:cs="Times New Roman"/>
+                <w:sz w:val="26"/>
+                <w:szCs w:val="26"/>
+              </w:rPr>
+            </w:pPr>
+            <w:r>
+              <w:rPr>
+                <w:rFonts w:ascii="Times New Roman" w:eastAsia="Calibri" w:hAnsi="Times New Roman" w:cs="Times New Roman"/>
+                <w:sz w:val="26"/>
+                <w:szCs w:val="26"/>
+              </w:rPr>
+              <w:t>06/05/2026</w:t>
             </w:r>
           </w:p>
         </w:tc>
@@ -25604,7 +25241,7 @@
                 <w:sz w:val="26"/>
                 <w:szCs w:val="26"/>
               </w:rPr>
-              <w:t>Vy</w:t>
+              <w:t>Yên</w:t>
             </w:r>
           </w:p>
         </w:tc>
@@ -25653,66 +25290,48 @@
         <w:tc>
           <w:tcPr>
             <w:tcW w:w="1560" w:type="dxa"/>
-            <w:vAlign w:val="center"/>
-          </w:tcPr>
-          <w:p>
-            <w:pPr>
-              <w:spacing w:line="360" w:lineRule="auto"/>
-              <w:jc w:val="center"/>
-              <w:rPr>
-                <w:rFonts w:ascii="Times New Roman" w:eastAsia="Calibri" w:hAnsi="Times New Roman" w:cs="Times New Roman"/>
-                <w:sz w:val="26"/>
-                <w:szCs w:val="26"/>
-              </w:rPr>
-            </w:pPr>
-            <w:r>
-              <w:rPr>
-                <w:rFonts w:ascii="Times New Roman" w:eastAsia="Calibri" w:hAnsi="Times New Roman" w:cs="Times New Roman"/>
-                <w:sz w:val="26"/>
-                <w:szCs w:val="26"/>
-              </w:rPr>
-              <w:t>14</w:t>
-            </w:r>
-            <w:r>
-              <w:rPr>
-                <w:rFonts w:ascii="Times New Roman" w:eastAsia="Calibri" w:hAnsi="Times New Roman" w:cs="Times New Roman"/>
-                <w:sz w:val="26"/>
-                <w:szCs w:val="26"/>
-              </w:rPr>
-              <w:t>/05/2026</w:t>
+          </w:tcPr>
+          <w:p>
+            <w:pPr>
+              <w:spacing w:line="360" w:lineRule="auto"/>
+              <w:jc w:val="center"/>
+              <w:rPr>
+                <w:rFonts w:ascii="Times New Roman" w:eastAsia="Calibri" w:hAnsi="Times New Roman" w:cs="Times New Roman"/>
+                <w:sz w:val="26"/>
+                <w:szCs w:val="26"/>
+              </w:rPr>
+            </w:pPr>
+            <w:r>
+              <w:rPr>
+                <w:rFonts w:ascii="Times New Roman" w:eastAsia="Calibri" w:hAnsi="Times New Roman" w:cs="Times New Roman"/>
+                <w:sz w:val="26"/>
+                <w:szCs w:val="26"/>
+              </w:rPr>
+              <w:t>06/05/2026</w:t>
             </w:r>
           </w:p>
         </w:tc>
         <w:tc>
           <w:tcPr>
             <w:tcW w:w="1417" w:type="dxa"/>
-            <w:vAlign w:val="center"/>
-          </w:tcPr>
-          <w:p>
-            <w:pPr>
-              <w:spacing w:line="360" w:lineRule="auto"/>
-              <w:jc w:val="center"/>
-              <w:rPr>
-                <w:rFonts w:ascii="Times New Roman" w:eastAsia="Calibri" w:hAnsi="Times New Roman" w:cs="Times New Roman"/>
-                <w:sz w:val="26"/>
-                <w:szCs w:val="26"/>
-              </w:rPr>
-            </w:pPr>
-            <w:r>
-              <w:rPr>
-                <w:rFonts w:ascii="Times New Roman" w:eastAsia="Calibri" w:hAnsi="Times New Roman" w:cs="Times New Roman"/>
-                <w:sz w:val="26"/>
-                <w:szCs w:val="26"/>
-              </w:rPr>
-              <w:t>14</w:t>
-            </w:r>
-            <w:r>
-              <w:rPr>
-                <w:rFonts w:ascii="Times New Roman" w:eastAsia="Calibri" w:hAnsi="Times New Roman" w:cs="Times New Roman"/>
-                <w:sz w:val="26"/>
-                <w:szCs w:val="26"/>
-              </w:rPr>
-              <w:t>/05/2026</w:t>
+          </w:tcPr>
+          <w:p>
+            <w:pPr>
+              <w:spacing w:line="360" w:lineRule="auto"/>
+              <w:jc w:val="center"/>
+              <w:rPr>
+                <w:rFonts w:ascii="Times New Roman" w:eastAsia="Calibri" w:hAnsi="Times New Roman" w:cs="Times New Roman"/>
+                <w:sz w:val="26"/>
+                <w:szCs w:val="26"/>
+              </w:rPr>
+            </w:pPr>
+            <w:r>
+              <w:rPr>
+                <w:rFonts w:ascii="Times New Roman" w:eastAsia="Calibri" w:hAnsi="Times New Roman" w:cs="Times New Roman"/>
+                <w:sz w:val="26"/>
+                <w:szCs w:val="26"/>
+              </w:rPr>
+              <w:t>06/05/2026</w:t>
             </w:r>
           </w:p>
         </w:tc>
@@ -25762,7 +25381,7 @@
                 <w:sz w:val="26"/>
                 <w:szCs w:val="26"/>
               </w:rPr>
-              <w:t>Yên</w:t>
+              <w:t>Cường</w:t>
             </w:r>
           </w:p>
         </w:tc>
@@ -25834,24 +25453,25 @@
               <w:rPr>
                 <w:rFonts w:ascii="Times New Roman" w:eastAsia="Calibri" w:hAnsi="Times New Roman" w:cs="Times New Roman"/>
                 <w:b/>
-                <w:color w:val="000000"/>
-                <w:sz w:val="26"/>
-                <w:szCs w:val="26"/>
-              </w:rPr>
-            </w:pPr>
-            <w:r>
-              <w:rPr>
-                <w:rFonts w:ascii="Times New Roman" w:eastAsia="Calibri" w:hAnsi="Times New Roman" w:cs="Times New Roman"/>
-                <w:b/>
-                <w:sz w:val="26"/>
-                <w:szCs w:val="26"/>
-              </w:rPr>
-              <w:t>15</w:t>
-            </w:r>
-            <w:r>
-              <w:rPr>
-                <w:rFonts w:ascii="Times New Roman" w:eastAsia="Calibri" w:hAnsi="Times New Roman" w:cs="Times New Roman"/>
-                <w:b/>
+                <w:sz w:val="26"/>
+                <w:szCs w:val="26"/>
+              </w:rPr>
+            </w:pPr>
+            <w:r>
+              <w:rPr>
+                <w:rFonts w:ascii="Times New Roman" w:eastAsia="Calibri" w:hAnsi="Times New Roman" w:cs="Times New Roman"/>
+                <w:b/>
+                <w:bCs/>
+                <w:sz w:val="26"/>
+                <w:szCs w:val="26"/>
+              </w:rPr>
+              <w:t>07</w:t>
+            </w:r>
+            <w:r>
+              <w:rPr>
+                <w:rFonts w:ascii="Times New Roman" w:eastAsia="Calibri" w:hAnsi="Times New Roman" w:cs="Times New Roman"/>
+                <w:b/>
+                <w:bCs/>
                 <w:sz w:val="26"/>
                 <w:szCs w:val="26"/>
               </w:rPr>
@@ -25871,24 +25491,27 @@
               <w:rPr>
                 <w:rFonts w:ascii="Times New Roman" w:eastAsia="Calibri" w:hAnsi="Times New Roman" w:cs="Times New Roman"/>
                 <w:b/>
-                <w:color w:val="000000"/>
-                <w:sz w:val="26"/>
-                <w:szCs w:val="26"/>
-              </w:rPr>
-            </w:pPr>
-            <w:r>
-              <w:rPr>
-                <w:rFonts w:ascii="Times New Roman" w:eastAsia="Calibri" w:hAnsi="Times New Roman" w:cs="Times New Roman"/>
-                <w:b/>
-                <w:sz w:val="26"/>
-                <w:szCs w:val="26"/>
-              </w:rPr>
-              <w:t>15</w:t>
-            </w:r>
-            <w:r>
-              <w:rPr>
-                <w:rFonts w:ascii="Times New Roman" w:eastAsia="Calibri" w:hAnsi="Times New Roman" w:cs="Times New Roman"/>
-                <w:b/>
+                <w:sz w:val="26"/>
+                <w:szCs w:val="26"/>
+              </w:rPr>
+            </w:pPr>
+            <w:r>
+              <w:rPr>
+                <w:rFonts w:ascii="Times New Roman" w:eastAsia="Calibri" w:hAnsi="Times New Roman" w:cs="Times New Roman"/>
+                <w:b/>
+                <w:bCs/>
+                <w:sz w:val="26"/>
+                <w:szCs w:val="26"/>
+              </w:rPr>
+              <w:t>07</w:t>
+            </w:r>
+            <w:bookmarkStart w:id="34" w:name="_GoBack"/>
+            <w:bookmarkEnd w:id="34"/>
+            <w:r>
+              <w:rPr>
+                <w:rFonts w:ascii="Times New Roman" w:eastAsia="Calibri" w:hAnsi="Times New Roman" w:cs="Times New Roman"/>
+                <w:b/>
+                <w:bCs/>
                 <w:sz w:val="26"/>
                 <w:szCs w:val="26"/>
               </w:rPr>
@@ -26829,14 +26452,14 @@
     <w:tbl>
       <w:tblPr>
         <w:tblStyle w:val="TableGrid"/>
-        <w:tblW w:w="0" w:type="auto"/>
+        <w:tblW w:w="8789" w:type="dxa"/>
         <w:tblInd w:w="562" w:type="dxa"/>
         <w:tblLook w:val="04A0" w:firstRow="1" w:lastRow="0" w:firstColumn="1" w:lastColumn="0" w:noHBand="0" w:noVBand="1"/>
       </w:tblPr>
       <w:tblGrid>
         <w:gridCol w:w="1843"/>
         <w:gridCol w:w="2268"/>
-        <w:gridCol w:w="3957"/>
+        <w:gridCol w:w="4678"/>
       </w:tblGrid>
       <w:tr>
         <w:tc>
@@ -26899,7 +26522,7 @@
         </w:tc>
         <w:tc>
           <w:tcPr>
-            <w:tcW w:w="3957" w:type="dxa"/>
+            <w:tcW w:w="4678" w:type="dxa"/>
             <w:shd w:val="clear" w:color="auto" w:fill="D9E2F3" w:themeFill="accent1" w:themeFillTint="33"/>
           </w:tcPr>
           <w:p>
@@ -26980,7 +26603,7 @@
         </w:tc>
         <w:tc>
           <w:tcPr>
-            <w:tcW w:w="3957" w:type="dxa"/>
+            <w:tcW w:w="4678" w:type="dxa"/>
           </w:tcPr>
           <w:p>
             <w:pPr>
@@ -27201,7 +26824,7 @@
         </w:tc>
         <w:tc>
           <w:tcPr>
-            <w:tcW w:w="3957" w:type="dxa"/>
+            <w:tcW w:w="4678" w:type="dxa"/>
           </w:tcPr>
           <w:p>
             <w:pPr>
@@ -27250,7 +26873,6 @@
                 <w:sz w:val="26"/>
                 <w:szCs w:val="26"/>
               </w:rPr>
-              <w:lastRenderedPageBreak/>
               <w:t>Hỗ trợ người dùng chấp nhận thử nghiệm</w:t>
             </w:r>
           </w:p>
@@ -27301,6 +26923,7 @@
                 <w:sz w:val="26"/>
                 <w:szCs w:val="26"/>
               </w:rPr>
+              <w:lastRenderedPageBreak/>
               <w:t>Thực hiện bài kiểm tra đơn vị</w:t>
             </w:r>
           </w:p>
@@ -27405,7 +27028,7 @@
         </w:tc>
         <w:tc>
           <w:tcPr>
-            <w:tcW w:w="3957" w:type="dxa"/>
+            <w:tcW w:w="4678" w:type="dxa"/>
           </w:tcPr>
           <w:p>
             <w:pPr>
@@ -27694,7 +27317,7 @@
         <w:sz w:val="26"/>
         <w:szCs w:val="26"/>
       </w:rPr>
-      <w:t>7</w:t>
+      <w:t>6</w:t>
     </w:r>
     <w:r>
       <w:rPr>
@@ -27761,6 +27384,7 @@
         <w:dataBinding w:prefixMappings="xmlns:ns0='http://schemas.openxmlformats.org/package/2006/metadata/core-properties' xmlns:ns1='http://purl.org/dc/elements/1.1/'" w:xpath="/ns0:coreProperties[1]/ns1:title[1]" w:storeItemID="{6C3C8BC8-F283-45AE-878A-BAB7291924A1}"/>
         <w:text/>
       </w:sdtPr>
+      <w:sdtEndPr/>
       <w:sdtContent>
         <w:r>
           <w:rPr>
@@ -31395,7 +31019,7 @@
 </file>
 
 <file path=customXml/itemProps1.xml><?xml version="1.0" encoding="utf-8"?>
-<ds:datastoreItem xmlns:ds="http://schemas.openxmlformats.org/officeDocument/2006/customXml" ds:itemID="{3BFB8585-A014-4678-AE8F-EE2D4A0FDB11}">
+<ds:datastoreItem xmlns:ds="http://schemas.openxmlformats.org/officeDocument/2006/customXml" ds:itemID="{300DE1EF-6BD1-4D56-9870-E8EF4C828C70}">
   <ds:schemaRefs>
     <ds:schemaRef ds:uri="http://schemas.openxmlformats.org/officeDocument/2006/bibliography"/>
   </ds:schemaRefs>

--- a/Tài Liệu/SCI_SE_07.ProjectTestPlan.docx
+++ b/Tài Liệu/SCI_SE_07.ProjectTestPlan.docx
@@ -8025,7 +8025,7 @@
                 <w:sz w:val="26"/>
                 <w:szCs w:val="26"/>
               </w:rPr>
-              <w:t>14</w:t>
+              <w:t>13</w:t>
             </w:r>
             <w:r>
               <w:rPr>
@@ -8168,6 +8168,8 @@
               </w:rPr>
               <w:t>4.2 Các công cụ hỗ trợ</w:t>
             </w:r>
+            <w:bookmarkStart w:id="0" w:name="_GoBack"/>
+            <w:bookmarkEnd w:id="0"/>
             <w:r>
               <w:rPr>
                 <w:rFonts w:ascii="Times New Roman" w:hAnsi="Times New Roman" w:cs="Times New Roman"/>
@@ -8365,14 +8367,14 @@
           <w:lang w:val="en"/>
         </w:rPr>
       </w:pPr>
-      <w:bookmarkStart w:id="0" w:name="_Toc66633608"/>
-      <w:bookmarkStart w:id="1" w:name="_Toc8386568"/>
-      <w:bookmarkStart w:id="2" w:name="_Toc58795842"/>
-      <w:bookmarkStart w:id="3" w:name="_Toc59708267"/>
-      <w:bookmarkStart w:id="4" w:name="_Toc59103950"/>
-      <w:bookmarkStart w:id="5" w:name="_Toc68719786"/>
-      <w:bookmarkStart w:id="6" w:name="_Toc66633646"/>
-      <w:bookmarkStart w:id="7" w:name="_Toc177035175"/>
+      <w:bookmarkStart w:id="1" w:name="_Toc66633608"/>
+      <w:bookmarkStart w:id="2" w:name="_Toc8386568"/>
+      <w:bookmarkStart w:id="3" w:name="_Toc58795842"/>
+      <w:bookmarkStart w:id="4" w:name="_Toc59708267"/>
+      <w:bookmarkStart w:id="5" w:name="_Toc59103950"/>
+      <w:bookmarkStart w:id="6" w:name="_Toc68719786"/>
+      <w:bookmarkStart w:id="7" w:name="_Toc66633646"/>
+      <w:bookmarkStart w:id="8" w:name="_Toc177035175"/>
       <w:r>
         <w:rPr>
           <w:rFonts w:ascii="Times New Roman" w:hAnsi="Times New Roman" w:cs="Times New Roman"/>
@@ -8395,8 +8397,8 @@
           <w:rFonts w:ascii="Times New Roman" w:hAnsi="Times New Roman" w:cs="Times New Roman"/>
         </w:rPr>
       </w:pPr>
-      <w:bookmarkStart w:id="8" w:name="_Toc224506357"/>
-      <w:bookmarkStart w:id="9" w:name="_Hlk207407526"/>
+      <w:bookmarkStart w:id="9" w:name="_Toc224506357"/>
+      <w:bookmarkStart w:id="10" w:name="_Hlk207407526"/>
       <w:r>
         <w:rPr>
           <w:rFonts w:ascii="Times New Roman" w:hAnsi="Times New Roman" w:cs="Times New Roman"/>
@@ -8404,7 +8406,6 @@
         <w:lastRenderedPageBreak/>
         <w:t>GIỚI THIỆU</w:t>
       </w:r>
-      <w:bookmarkEnd w:id="0"/>
       <w:bookmarkEnd w:id="1"/>
       <w:bookmarkEnd w:id="2"/>
       <w:bookmarkEnd w:id="3"/>
@@ -8413,6 +8414,7 @@
       <w:bookmarkEnd w:id="6"/>
       <w:bookmarkEnd w:id="7"/>
       <w:bookmarkEnd w:id="8"/>
+      <w:bookmarkEnd w:id="9"/>
     </w:p>
     <w:p>
       <w:pPr>
@@ -8422,20 +8424,19 @@
           <w:lang w:val="vi-VN"/>
         </w:rPr>
       </w:pPr>
-      <w:bookmarkStart w:id="10" w:name="_Toc8386569"/>
-      <w:bookmarkStart w:id="11" w:name="_Toc58795843"/>
-      <w:bookmarkStart w:id="12" w:name="_Toc59103951"/>
-      <w:bookmarkStart w:id="13" w:name="_Toc68719787"/>
-      <w:bookmarkStart w:id="14" w:name="_Toc59708268"/>
-      <w:bookmarkStart w:id="15" w:name="_Toc66633609"/>
-      <w:bookmarkStart w:id="16" w:name="_Toc177035176"/>
-      <w:bookmarkStart w:id="17" w:name="_Toc513987700"/>
-      <w:bookmarkStart w:id="18" w:name="_Toc66633647"/>
-      <w:bookmarkStart w:id="19" w:name="_Toc224506358"/>
+      <w:bookmarkStart w:id="11" w:name="_Toc8386569"/>
+      <w:bookmarkStart w:id="12" w:name="_Toc58795843"/>
+      <w:bookmarkStart w:id="13" w:name="_Toc59103951"/>
+      <w:bookmarkStart w:id="14" w:name="_Toc68719787"/>
+      <w:bookmarkStart w:id="15" w:name="_Toc59708268"/>
+      <w:bookmarkStart w:id="16" w:name="_Toc66633609"/>
+      <w:bookmarkStart w:id="17" w:name="_Toc177035176"/>
+      <w:bookmarkStart w:id="18" w:name="_Toc513987700"/>
+      <w:bookmarkStart w:id="19" w:name="_Toc66633647"/>
+      <w:bookmarkStart w:id="20" w:name="_Toc224506358"/>
       <w:r>
         <w:t xml:space="preserve">1.1 </w:t>
       </w:r>
-      <w:bookmarkEnd w:id="10"/>
       <w:bookmarkEnd w:id="11"/>
       <w:bookmarkEnd w:id="12"/>
       <w:bookmarkEnd w:id="13"/>
@@ -8444,13 +8445,14 @@
       <w:bookmarkEnd w:id="16"/>
       <w:bookmarkEnd w:id="17"/>
       <w:bookmarkEnd w:id="18"/>
+      <w:bookmarkEnd w:id="19"/>
       <w:r>
         <w:rPr>
           <w:lang w:val="vi-VN"/>
         </w:rPr>
         <w:t>Mục tiêu</w:t>
       </w:r>
-      <w:bookmarkEnd w:id="19"/>
+      <w:bookmarkEnd w:id="20"/>
     </w:p>
     <w:p>
       <w:pPr>
@@ -8567,8 +8569,8 @@
           <w:lang w:val="vi-VN"/>
         </w:rPr>
       </w:pPr>
-      <w:bookmarkStart w:id="20" w:name="_Toc224506359"/>
-      <w:bookmarkEnd w:id="9"/>
+      <w:bookmarkStart w:id="21" w:name="_Toc224506359"/>
+      <w:bookmarkEnd w:id="10"/>
       <w:r>
         <w:rPr>
           <w:lang w:val="en"/>
@@ -8599,7 +8601,7 @@
         </w:rPr>
         <w:t xml:space="preserve"> tài liệu</w:t>
       </w:r>
-      <w:bookmarkEnd w:id="20"/>
+      <w:bookmarkEnd w:id="21"/>
       <w:r>
         <w:rPr>
           <w:lang w:val="vi-VN"/>
@@ -8727,7 +8729,7 @@
           <w:lang w:val="vi-VN"/>
         </w:rPr>
       </w:pPr>
-      <w:bookmarkStart w:id="21" w:name="_Toc224506360"/>
+      <w:bookmarkStart w:id="22" w:name="_Toc224506360"/>
       <w:r>
         <w:rPr>
           <w:lang w:val="en"/>
@@ -8740,7 +8742,7 @@
         </w:rPr>
         <w:t>Thuật ngữ tài liệu viết tắt</w:t>
       </w:r>
-      <w:bookmarkEnd w:id="21"/>
+      <w:bookmarkEnd w:id="22"/>
     </w:p>
     <w:p>
       <w:pPr>
@@ -9025,7 +9027,7 @@
           <w:lang w:val="vi-VN"/>
         </w:rPr>
       </w:pPr>
-      <w:bookmarkStart w:id="22" w:name="_Toc224506361"/>
+      <w:bookmarkStart w:id="23" w:name="_Toc224506361"/>
       <w:r>
         <w:rPr>
           <w:rFonts w:cs="Times New Roman"/>
@@ -9033,7 +9035,7 @@
         </w:rPr>
         <w:t>1.4 Tài liệu tham khảo</w:t>
       </w:r>
-      <w:bookmarkEnd w:id="22"/>
+      <w:bookmarkEnd w:id="23"/>
       <w:r>
         <w:rPr>
           <w:rFonts w:cs="Times New Roman"/>
@@ -9148,7 +9150,7 @@
           <w:lang w:val="vi-VN"/>
         </w:rPr>
       </w:pPr>
-      <w:bookmarkStart w:id="23" w:name="_Toc224506362"/>
+      <w:bookmarkStart w:id="24" w:name="_Toc224506362"/>
       <w:r>
         <w:rPr>
           <w:rFonts w:cs="Times New Roman"/>
@@ -9163,7 +9165,33 @@
         </w:rPr>
         <w:t>Các mức kiểm thử</w:t>
       </w:r>
-      <w:bookmarkEnd w:id="23"/>
+      <w:bookmarkEnd w:id="24"/>
+    </w:p>
+    <w:p>
+      <w:pPr>
+        <w:rPr>
+          <w:rFonts w:ascii="Times New Roman" w:hAnsi="Times New Roman" w:cs="Times New Roman"/>
+          <w:sz w:val="26"/>
+          <w:szCs w:val="26"/>
+          <w:lang w:val="vi-VN"/>
+        </w:rPr>
+      </w:pPr>
+      <w:r>
+        <w:rPr>
+          <w:lang w:val="vi-VN"/>
+        </w:rPr>
+        <w:tab/>
+      </w:r>
+      <w:r>
+        <w:rPr>
+          <w:rFonts w:ascii="Times New Roman" w:hAnsi="Times New Roman" w:cs="Times New Roman"/>
+          <w:sz w:val="26"/>
+          <w:szCs w:val="26"/>
+          <w:lang w:val="vi-VN"/>
+        </w:rPr>
+        <w:tab/>
+        <w:t>Các mức kiểm thử được sử dụng trong dự án:</w:t>
+      </w:r>
     </w:p>
     <w:p>
       <w:pPr>
@@ -9214,6 +9242,7 @@
           <w:szCs w:val="26"/>
           <w:lang w:val="vi-VN"/>
         </w:rPr>
+        <w:lastRenderedPageBreak/>
         <w:t xml:space="preserve">Integration Testing – Kiểm thử tích hợp </w:t>
       </w:r>
     </w:p>
@@ -9240,7 +9269,6 @@
           <w:szCs w:val="26"/>
           <w:lang w:val="vi-VN"/>
         </w:rPr>
-        <w:lastRenderedPageBreak/>
         <w:t>System Testing – Kiểm thử hệ thống</w:t>
       </w:r>
     </w:p>
@@ -9274,7 +9302,7 @@
       <w:pPr>
         <w:pStyle w:val="Heading1"/>
       </w:pPr>
-      <w:bookmarkStart w:id="24" w:name="_Toc224506363"/>
+      <w:bookmarkStart w:id="25" w:name="_Toc224506363"/>
       <w:r>
         <w:t>2</w:t>
       </w:r>
@@ -9284,7 +9312,7 @@
       <w:r>
         <w:t>CHI TIẾT</w:t>
       </w:r>
-      <w:bookmarkEnd w:id="24"/>
+      <w:bookmarkEnd w:id="25"/>
     </w:p>
     <w:p>
       <w:pPr>
@@ -9294,7 +9322,7 @@
           <w:lang w:val="vi-VN"/>
         </w:rPr>
       </w:pPr>
-      <w:bookmarkStart w:id="25" w:name="_Toc224506364"/>
+      <w:bookmarkStart w:id="26" w:name="_Toc224506364"/>
       <w:r>
         <w:rPr>
           <w:lang w:val="en"/>
@@ -9307,7 +9335,7 @@
         </w:rPr>
         <w:t>Các chức năng kiểm thử trong Sprint 1</w:t>
       </w:r>
-      <w:bookmarkEnd w:id="25"/>
+      <w:bookmarkEnd w:id="26"/>
     </w:p>
     <w:p>
       <w:pPr>
@@ -9512,7 +9540,7 @@
         <w:pStyle w:val="Heading2"/>
         <w:spacing w:line="360" w:lineRule="auto"/>
       </w:pPr>
-      <w:bookmarkStart w:id="26" w:name="_Toc224506365"/>
+      <w:bookmarkStart w:id="27" w:name="_Toc224506365"/>
       <w:r>
         <w:rPr>
           <w:lang w:val="en"/>
@@ -9525,7 +9553,7 @@
         </w:rPr>
         <w:t>Các chức năng kiểm thử trong Sprint 2</w:t>
       </w:r>
-      <w:bookmarkEnd w:id="26"/>
+      <w:bookmarkEnd w:id="27"/>
     </w:p>
     <w:p>
       <w:pPr>
@@ -9763,6 +9791,7 @@
           <w:szCs w:val="26"/>
           <w:lang w:val="vi-VN"/>
         </w:rPr>
+        <w:lastRenderedPageBreak/>
         <w:t>Tương tác bài viết</w:t>
       </w:r>
     </w:p>
@@ -9774,12 +9803,11 @@
           <w:lang w:val="vi-VN"/>
         </w:rPr>
       </w:pPr>
-      <w:bookmarkStart w:id="27" w:name="_Toc224506366"/>
+      <w:bookmarkStart w:id="28" w:name="_Toc224506366"/>
       <w:r>
         <w:rPr>
           <w:lang w:val="en"/>
         </w:rPr>
-        <w:lastRenderedPageBreak/>
         <w:t xml:space="preserve">2.3 </w:t>
       </w:r>
       <w:r>
@@ -9788,7 +9816,7 @@
         </w:rPr>
         <w:t>Các chức năng kiểm thử trong Sprint 3</w:t>
       </w:r>
-      <w:bookmarkEnd w:id="27"/>
+      <w:bookmarkEnd w:id="28"/>
     </w:p>
     <w:p>
       <w:pPr>
@@ -10058,7 +10086,7 @@
         </w:rPr>
         <w:tab/>
       </w:r>
-      <w:bookmarkStart w:id="28" w:name="_Toc224506367"/>
+      <w:bookmarkStart w:id="29" w:name="_Toc224506367"/>
       <w:r>
         <w:rPr>
           <w:lang w:val="vi-VN"/>
@@ -10071,7 +10099,7 @@
         </w:rPr>
         <w:t>Các chức năng không được kiểm thử</w:t>
       </w:r>
-      <w:bookmarkEnd w:id="28"/>
+      <w:bookmarkEnd w:id="29"/>
     </w:p>
     <w:p>
       <w:pPr>
@@ -10083,6 +10111,7 @@
           <w:b/>
           <w:sz w:val="26"/>
           <w:szCs w:val="26"/>
+          <w:lang w:val="vi-VN"/>
         </w:rPr>
       </w:pPr>
       <w:r>
@@ -10091,7 +10120,16 @@
           <w:sz w:val="26"/>
           <w:szCs w:val="26"/>
         </w:rPr>
-        <w:t>Tất cả chức năng trong Sprint 1, Sprint 2 và Sprint 3 đều được kiểm thử.</w:t>
+        <w:t>Tất cả chức năng trong Sprint 1, Sprint 2 và Sprint 3 đều được kiểm thử</w:t>
+      </w:r>
+      <w:r>
+        <w:rPr>
+          <w:rFonts w:ascii="Times New Roman" w:hAnsi="Times New Roman" w:cs="Times New Roman"/>
+          <w:sz w:val="26"/>
+          <w:szCs w:val="26"/>
+          <w:lang w:val="vi-VN"/>
+        </w:rPr>
+        <w:t xml:space="preserve"> trong suốt thời gian hoạt động của dự án.</w:t>
       </w:r>
     </w:p>
     <w:p>
@@ -10103,7 +10141,7 @@
           <w:lang w:val="vi-VN"/>
         </w:rPr>
       </w:pPr>
-      <w:bookmarkStart w:id="29" w:name="_Toc224506368"/>
+      <w:bookmarkStart w:id="30" w:name="_Toc224506368"/>
       <w:r>
         <w:rPr>
           <w:rFonts w:cs="Times New Roman"/>
@@ -10111,7 +10149,7 @@
         </w:rPr>
         <w:t>2.5 Các tài liệu</w:t>
       </w:r>
-      <w:bookmarkEnd w:id="29"/>
+      <w:bookmarkEnd w:id="30"/>
     </w:p>
     <w:p>
       <w:pPr>
@@ -10169,7 +10207,7 @@
           <w:lang w:val="vi-VN"/>
         </w:rPr>
       </w:pPr>
-      <w:bookmarkStart w:id="30" w:name="_Toc224506369"/>
+      <w:bookmarkStart w:id="31" w:name="_Toc224506369"/>
       <w:r>
         <w:rPr>
           <w:rFonts w:cs="Times New Roman"/>
@@ -10177,7 +10215,7 @@
         </w:rPr>
         <w:t>2.6 Lịch trình kiểm thử</w:t>
       </w:r>
-      <w:bookmarkEnd w:id="30"/>
+      <w:bookmarkEnd w:id="31"/>
     </w:p>
     <w:p>
       <w:pPr>
@@ -10187,7 +10225,7 @@
           <w:lang w:val="vi-VN"/>
         </w:rPr>
       </w:pPr>
-      <w:bookmarkStart w:id="31" w:name="_Toc224506370"/>
+      <w:bookmarkStart w:id="32" w:name="_Toc224506370"/>
       <w:r>
         <w:rPr>
           <w:rFonts w:cs="Times New Roman"/>
@@ -10195,7 +10233,7 @@
         </w:rPr>
         <w:t>2.6.1 Sprint 1</w:t>
       </w:r>
-      <w:bookmarkEnd w:id="31"/>
+      <w:bookmarkEnd w:id="32"/>
     </w:p>
     <w:tbl>
       <w:tblPr>
@@ -10802,6 +10840,7 @@
                 <w:sz w:val="26"/>
                 <w:szCs w:val="26"/>
               </w:rPr>
+              <w:lastRenderedPageBreak/>
               <w:t>1.2</w:t>
             </w:r>
           </w:p>
@@ -13439,6 +13478,7 @@
                 <w:sz w:val="26"/>
                 <w:szCs w:val="26"/>
               </w:rPr>
+              <w:lastRenderedPageBreak/>
               <w:t xml:space="preserve">thống, Kiểm duyệt yêu cầu hệ thống </w:t>
             </w:r>
           </w:p>
@@ -13459,6 +13499,7 @@
                 <w:sz w:val="26"/>
                 <w:szCs w:val="26"/>
               </w:rPr>
+              <w:lastRenderedPageBreak/>
               <w:t>28/03</w:t>
             </w:r>
             <w:r>
@@ -14050,7 +14091,7 @@
           <w:lang w:val="vi-VN"/>
         </w:rPr>
       </w:pPr>
-      <w:bookmarkStart w:id="32" w:name="_Toc224506371"/>
+      <w:bookmarkStart w:id="33" w:name="_Toc224506371"/>
       <w:r>
         <w:rPr>
           <w:rFonts w:cs="Times New Roman"/>
@@ -14058,7 +14099,7 @@
         </w:rPr>
         <w:t>2.6.2 Sprint 2</w:t>
       </w:r>
-      <w:bookmarkEnd w:id="32"/>
+      <w:bookmarkEnd w:id="33"/>
     </w:p>
     <w:tbl>
       <w:tblPr>
@@ -16500,6 +16541,7 @@
                 <w:sz w:val="26"/>
                 <w:szCs w:val="26"/>
               </w:rPr>
+              <w:lastRenderedPageBreak/>
               <w:t>1.3</w:t>
             </w:r>
           </w:p>
@@ -19745,6 +19787,7 @@
                 <w:sz w:val="26"/>
                 <w:szCs w:val="26"/>
               </w:rPr>
+              <w:lastRenderedPageBreak/>
               <w:t>1.5</w:t>
             </w:r>
           </w:p>
@@ -19907,28 +19950,6 @@
         </w:tc>
       </w:tr>
     </w:tbl>
-    <w:p>
-      <w:pPr>
-        <w:rPr>
-          <w:rFonts w:ascii="Times New Roman" w:eastAsiaTheme="majorEastAsia" w:hAnsi="Times New Roman" w:cs="Times New Roman"/>
-          <w:b/>
-          <w:bCs/>
-          <w:kern w:val="0"/>
-          <w:sz w:val="26"/>
-          <w:szCs w:val="26"/>
-          <w:lang w:val="vi-VN"/>
-          <w14:ligatures w14:val="none"/>
-        </w:rPr>
-      </w:pPr>
-      <w:bookmarkStart w:id="33" w:name="_Toc224506372"/>
-      <w:r>
-        <w:rPr>
-          <w:rFonts w:cs="Times New Roman"/>
-          <w:lang w:val="vi-VN"/>
-        </w:rPr>
-        <w:br w:type="page"/>
-      </w:r>
-    </w:p>
     <w:p>
       <w:pPr>
         <w:pStyle w:val="Heading3"/>
@@ -19937,15 +19958,15 @@
           <w:lang w:val="vi-VN"/>
         </w:rPr>
       </w:pPr>
+      <w:bookmarkStart w:id="34" w:name="_Toc224506372"/>
       <w:r>
         <w:rPr>
           <w:rFonts w:cs="Times New Roman"/>
           <w:lang w:val="vi-VN"/>
         </w:rPr>
-        <w:lastRenderedPageBreak/>
         <w:t>2.6.3 Sprint 3</w:t>
       </w:r>
-      <w:bookmarkEnd w:id="33"/>
+      <w:bookmarkEnd w:id="34"/>
       <w:r>
         <w:rPr>
           <w:rFonts w:cs="Times New Roman"/>
@@ -23742,7 +23763,6 @@
                 <w:sz w:val="26"/>
                 <w:szCs w:val="26"/>
               </w:rPr>
-              <w:lastRenderedPageBreak/>
               <w:t>1.4</w:t>
             </w:r>
           </w:p>
@@ -25505,8 +25525,6 @@
               </w:rPr>
               <w:t>07</w:t>
             </w:r>
-            <w:bookmarkStart w:id="34" w:name="_GoBack"/>
-            <w:bookmarkEnd w:id="34"/>
             <w:r>
               <w:rPr>
                 <w:rFonts w:ascii="Times New Roman" w:eastAsia="Calibri" w:hAnsi="Times New Roman" w:cs="Times New Roman"/>
@@ -25817,32 +25835,10 @@
     </w:p>
     <w:p>
       <w:pPr>
-        <w:rPr>
-          <w:rFonts w:ascii="Times New Roman" w:hAnsi="Times New Roman" w:cs="Times New Roman"/>
-          <w:kern w:val="0"/>
-          <w:sz w:val="26"/>
-          <w:szCs w:val="26"/>
-          <w:lang w:val="vi-VN"/>
-          <w14:ligatures w14:val="none"/>
-        </w:rPr>
-      </w:pPr>
-      <w:r>
-        <w:rPr>
-          <w:rFonts w:ascii="Times New Roman" w:hAnsi="Times New Roman" w:cs="Times New Roman"/>
-          <w:sz w:val="26"/>
-          <w:szCs w:val="26"/>
-          <w:lang w:val="vi-VN"/>
-        </w:rPr>
-        <w:br w:type="page"/>
-      </w:r>
-    </w:p>
-    <w:p>
-      <w:pPr>
         <w:pStyle w:val="Heading1"/>
       </w:pPr>
       <w:bookmarkStart w:id="36" w:name="_Toc224506374"/>
       <w:r>
-        <w:lastRenderedPageBreak/>
         <w:t>4. MÔI TRƯỜNG YÊU CẦU</w:t>
       </w:r>
       <w:bookmarkEnd w:id="36"/>
@@ -25861,6 +25857,7 @@
           <w:rFonts w:cs="Times New Roman"/>
           <w:lang w:val="vi-VN"/>
         </w:rPr>
+        <w:lastRenderedPageBreak/>
         <w:t>4.1 Phần cứng và phần mềm</w:t>
       </w:r>
       <w:bookmarkEnd w:id="37"/>
@@ -25873,14 +25870,15 @@
         <w:tblLook w:val="04A0" w:firstRow="1" w:lastRow="0" w:firstColumn="1" w:lastColumn="0" w:noHBand="0" w:noVBand="1"/>
       </w:tblPr>
       <w:tblGrid>
-        <w:gridCol w:w="2751"/>
-        <w:gridCol w:w="3280"/>
-        <w:gridCol w:w="2751"/>
+        <w:gridCol w:w="2158"/>
+        <w:gridCol w:w="2466"/>
+        <w:gridCol w:w="2241"/>
+        <w:gridCol w:w="1917"/>
       </w:tblGrid>
       <w:tr>
         <w:tc>
           <w:tcPr>
-            <w:tcW w:w="2841" w:type="dxa"/>
+            <w:tcW w:w="2158" w:type="dxa"/>
             <w:shd w:val="clear" w:color="auto" w:fill="D9E2F3" w:themeFill="accent1" w:themeFillTint="33"/>
           </w:tcPr>
           <w:p>
@@ -25904,7 +25902,7 @@
         </w:tc>
         <w:tc>
           <w:tcPr>
-            <w:tcW w:w="3403" w:type="dxa"/>
+            <w:tcW w:w="2466" w:type="dxa"/>
             <w:shd w:val="clear" w:color="auto" w:fill="D9E2F3" w:themeFill="accent1" w:themeFillTint="33"/>
           </w:tcPr>
           <w:p>
@@ -25928,7 +25926,7 @@
         </w:tc>
         <w:tc>
           <w:tcPr>
-            <w:tcW w:w="2828" w:type="dxa"/>
+            <w:tcW w:w="2241" w:type="dxa"/>
             <w:shd w:val="clear" w:color="auto" w:fill="D9E2F3" w:themeFill="accent1" w:themeFillTint="33"/>
           </w:tcPr>
           <w:p>
@@ -25947,6 +25945,32 @@
                 <w:szCs w:val="26"/>
               </w:rPr>
               <w:t>Hệ điều hành</w:t>
+            </w:r>
+          </w:p>
+        </w:tc>
+        <w:tc>
+          <w:tcPr>
+            <w:tcW w:w="1917" w:type="dxa"/>
+            <w:shd w:val="clear" w:color="auto" w:fill="D9E2F3" w:themeFill="accent1" w:themeFillTint="33"/>
+          </w:tcPr>
+          <w:p>
+            <w:pPr>
+              <w:jc w:val="center"/>
+              <w:rPr>
+                <w:rFonts w:ascii="Times New Roman" w:hAnsi="Times New Roman" w:cs="Times New Roman"/>
+                <w:sz w:val="26"/>
+                <w:szCs w:val="26"/>
+                <w:lang w:val="vi-VN"/>
+              </w:rPr>
+            </w:pPr>
+            <w:r>
+              <w:rPr>
+                <w:rFonts w:ascii="Times New Roman" w:hAnsi="Times New Roman" w:cs="Times New Roman"/>
+                <w:sz w:val="26"/>
+                <w:szCs w:val="26"/>
+                <w:lang w:val="vi-VN"/>
+              </w:rPr>
+              <w:t>Số lượng (cái)</w:t>
             </w:r>
           </w:p>
         </w:tc>
@@ -25954,7 +25978,7 @@
       <w:tr>
         <w:tc>
           <w:tcPr>
-            <w:tcW w:w="2841" w:type="dxa"/>
+            <w:tcW w:w="2158" w:type="dxa"/>
           </w:tcPr>
           <w:p>
             <w:pPr>
@@ -25976,7 +26000,7 @@
         </w:tc>
         <w:tc>
           <w:tcPr>
-            <w:tcW w:w="3403" w:type="dxa"/>
+            <w:tcW w:w="2466" w:type="dxa"/>
           </w:tcPr>
           <w:p>
             <w:pPr>
@@ -25998,7 +26022,7 @@
         </w:tc>
         <w:tc>
           <w:tcPr>
-            <w:tcW w:w="2828" w:type="dxa"/>
+            <w:tcW w:w="2241" w:type="dxa"/>
           </w:tcPr>
           <w:p>
             <w:pPr>
@@ -26015,6 +26039,30 @@
                 <w:szCs w:val="26"/>
               </w:rPr>
               <w:t>Windows 10/11</w:t>
+            </w:r>
+          </w:p>
+        </w:tc>
+        <w:tc>
+          <w:tcPr>
+            <w:tcW w:w="1917" w:type="dxa"/>
+          </w:tcPr>
+          <w:p>
+            <w:pPr>
+              <w:jc w:val="center"/>
+              <w:rPr>
+                <w:rFonts w:ascii="Times New Roman" w:hAnsi="Times New Roman" w:cs="Times New Roman"/>
+                <w:sz w:val="26"/>
+                <w:szCs w:val="26"/>
+              </w:rPr>
+            </w:pPr>
+            <w:r>
+              <w:rPr>
+                <w:rFonts w:ascii="Times New Roman" w:hAnsi="Times New Roman" w:cs="Times New Roman"/>
+                <w:sz w:val="26"/>
+                <w:szCs w:val="26"/>
+                <w:lang w:val="vi-VN"/>
+              </w:rPr>
+              <w:t>5</w:t>
             </w:r>
           </w:p>
         </w:tc>
@@ -26923,7 +26971,6 @@
                 <w:sz w:val="26"/>
                 <w:szCs w:val="26"/>
               </w:rPr>
-              <w:lastRenderedPageBreak/>
               <w:t>Thực hiện bài kiểm tra đơn vị</w:t>
             </w:r>
           </w:p>
@@ -26949,6 +26996,7 @@
                 <w:sz w:val="26"/>
                 <w:szCs w:val="26"/>
               </w:rPr>
+              <w:lastRenderedPageBreak/>
               <w:t>Sửa lỗi</w:t>
             </w:r>
           </w:p>
@@ -27317,7 +27365,7 @@
         <w:sz w:val="26"/>
         <w:szCs w:val="26"/>
       </w:rPr>
-      <w:t>6</w:t>
+      <w:t>15</w:t>
     </w:r>
     <w:r>
       <w:rPr>
@@ -31019,7 +31067,7 @@
 </file>
 
 <file path=customXml/itemProps1.xml><?xml version="1.0" encoding="utf-8"?>
-<ds:datastoreItem xmlns:ds="http://schemas.openxmlformats.org/officeDocument/2006/customXml" ds:itemID="{300DE1EF-6BD1-4D56-9870-E8EF4C828C70}">
+<ds:datastoreItem xmlns:ds="http://schemas.openxmlformats.org/officeDocument/2006/customXml" ds:itemID="{B92B687F-3212-4D94-B906-CE18A524C426}">
   <ds:schemaRefs>
     <ds:schemaRef ds:uri="http://schemas.openxmlformats.org/officeDocument/2006/bibliography"/>
   </ds:schemaRefs>

--- a/Tài Liệu/SCI_SE_07.ProjectTestPlan.docx
+++ b/Tài Liệu/SCI_SE_07.ProjectTestPlan.docx
@@ -1,6 +1,6 @@
 
 <file path=word/document.xml><?xml version="1.0" encoding="utf-8"?>
-<w:document xmlns:wpc="http://schemas.microsoft.com/office/word/2010/wordprocessingCanvas" xmlns:cx="http://schemas.microsoft.com/office/drawing/2014/chartex" xmlns:mc="http://schemas.openxmlformats.org/markup-compatibility/2006" xmlns:o="urn:schemas-microsoft-com:office:office" xmlns:r="http://schemas.openxmlformats.org/officeDocument/2006/relationships" xmlns:m="http://schemas.openxmlformats.org/officeDocument/2006/math" xmlns:v="urn:schemas-microsoft-com:vml" xmlns:wp14="http://schemas.microsoft.com/office/word/2010/wordprocessingDrawing" xmlns:wp="http://schemas.openxmlformats.org/drawingml/2006/wordprocessingDrawing" xmlns:w10="urn:schemas-microsoft-com:office:word" xmlns:w="http://schemas.openxmlformats.org/wordprocessingml/2006/main" xmlns:w14="http://schemas.microsoft.com/office/word/2010/wordml" xmlns:w15="http://schemas.microsoft.com/office/word/2012/wordml" xmlns:w16se="http://schemas.microsoft.com/office/word/2015/wordml/symex" xmlns:wpg="http://schemas.microsoft.com/office/word/2010/wordprocessingGroup" xmlns:wpi="http://schemas.microsoft.com/office/word/2010/wordprocessingInk" xmlns:wne="http://schemas.microsoft.com/office/word/2006/wordml" xmlns:wps="http://schemas.microsoft.com/office/word/2010/wordprocessingShape" mc:Ignorable="w14 w15 w16se wp14">
+<w:document xmlns:wpc="http://schemas.microsoft.com/office/word/2010/wordprocessingCanvas" xmlns:mc="http://schemas.openxmlformats.org/markup-compatibility/2006" xmlns:o="urn:schemas-microsoft-com:office:office" xmlns:r="http://schemas.openxmlformats.org/officeDocument/2006/relationships" xmlns:m="http://schemas.openxmlformats.org/officeDocument/2006/math" xmlns:v="urn:schemas-microsoft-com:vml" xmlns:wp14="http://schemas.microsoft.com/office/word/2010/wordprocessingDrawing" xmlns:wp="http://schemas.openxmlformats.org/drawingml/2006/wordprocessingDrawing" xmlns:w10="urn:schemas-microsoft-com:office:word" xmlns:w="http://schemas.openxmlformats.org/wordprocessingml/2006/main" xmlns:w14="http://schemas.microsoft.com/office/word/2010/wordml" xmlns:wpg="http://schemas.microsoft.com/office/word/2010/wordprocessingGroup" xmlns:wpi="http://schemas.microsoft.com/office/word/2010/wordprocessingInk" xmlns:wne="http://schemas.microsoft.com/office/word/2006/wordml" xmlns:wps="http://schemas.microsoft.com/office/word/2010/wordprocessingShape" mc:Ignorable="w14 wp14">
   <w:body>
     <w:p>
       <w:pPr>
@@ -141,10 +141,9 @@
           <w:rFonts w:ascii="Times New Roman" w:hAnsi="Times New Roman" w:cs="Times New Roman"/>
           <w:noProof/>
           <w:sz w:val="28"/>
-          <w:lang w:val="vi-VN" w:eastAsia="vi-VN"/>
         </w:rPr>
         <w:drawing>
-          <wp:inline distT="0" distB="0" distL="0" distR="0" wp14:anchorId="77028CE8" wp14:editId="37E4873C">
+          <wp:inline distT="0" distB="0" distL="0" distR="0" wp14:anchorId="1166AB2E" wp14:editId="2AC1B53D">
             <wp:extent cx="1038225" cy="942756"/>
             <wp:effectExtent l="0" t="0" r="0" b="0"/>
             <wp:docPr id="4" name="Picture 4" descr="logodtu_100"/>
@@ -161,7 +160,7 @@
                     </pic:cNvPicPr>
                   </pic:nvPicPr>
                   <pic:blipFill>
-                    <a:blip r:embed="rId8">
+                    <a:blip r:embed="rId9">
                       <a:extLst>
                         <a:ext uri="{28A0092B-C50C-407E-A947-70E740481C1C}">
                           <a14:useLocalDpi xmlns:a14="http://schemas.microsoft.com/office/drawing/2010/main" val="0"/>
@@ -309,6 +308,7 @@
           <w:b/>
           <w:sz w:val="32"/>
           <w:szCs w:val="32"/>
+          <w:lang w:val="vi-VN"/>
         </w:rPr>
       </w:pPr>
       <w:r>
@@ -317,6 +317,7 @@
           <w:b/>
           <w:sz w:val="32"/>
           <w:szCs w:val="32"/>
+          <w:lang w:val="vi-VN"/>
         </w:rPr>
         <w:t>NỀN TẢNG MẠNG XÃ HỘI KINH DOANH ẨM THỰC</w:t>
       </w:r>
@@ -628,6 +629,7 @@
           <w:rFonts w:ascii="Times New Roman" w:eastAsia="Calibri" w:hAnsi="Times New Roman" w:cs="Times New Roman"/>
           <w:sz w:val="26"/>
           <w:szCs w:val="26"/>
+          <w:lang w:val="vi-VN"/>
         </w:rPr>
       </w:pPr>
       <w:r>
@@ -644,6 +646,7 @@
           <w:rFonts w:ascii="Times New Roman" w:hAnsi="Times New Roman" w:cs="Times New Roman"/>
           <w:sz w:val="26"/>
           <w:szCs w:val="26"/>
+          <w:lang w:val="vi-VN"/>
         </w:rPr>
         <w:t>Lê Văn Cường</w:t>
       </w:r>
@@ -652,6 +655,7 @@
           <w:rFonts w:ascii="Times New Roman" w:eastAsia="Calibri" w:hAnsi="Times New Roman" w:cs="Times New Roman"/>
           <w:sz w:val="26"/>
           <w:szCs w:val="26"/>
+          <w:lang w:val="vi-VN"/>
         </w:rPr>
         <w:tab/>
       </w:r>
@@ -660,6 +664,7 @@
           <w:rFonts w:ascii="Times New Roman" w:hAnsi="Times New Roman" w:cs="Times New Roman"/>
           <w:sz w:val="26"/>
           <w:szCs w:val="26"/>
+          <w:lang w:val="vi-VN"/>
         </w:rPr>
         <w:t>28211101747</w:t>
       </w:r>
@@ -681,6 +686,7 @@
           <w:rFonts w:ascii="Times New Roman" w:eastAsia="Calibri" w:hAnsi="Times New Roman" w:cs="Times New Roman"/>
           <w:sz w:val="26"/>
           <w:szCs w:val="26"/>
+          <w:lang w:val="vi-VN"/>
         </w:rPr>
       </w:pPr>
       <w:r>
@@ -688,6 +694,7 @@
           <w:rFonts w:ascii="Times New Roman" w:eastAsia="Calibri" w:hAnsi="Times New Roman" w:cs="Times New Roman"/>
           <w:sz w:val="26"/>
           <w:szCs w:val="26"/>
+          <w:lang w:val="vi-VN"/>
         </w:rPr>
         <w:tab/>
       </w:r>
@@ -696,6 +703,7 @@
           <w:rFonts w:ascii="Times New Roman" w:hAnsi="Times New Roman" w:cs="Times New Roman"/>
           <w:sz w:val="26"/>
           <w:szCs w:val="26"/>
+          <w:lang w:val="vi-VN"/>
         </w:rPr>
         <w:t>Phạm Đình Vân Ly</w:t>
       </w:r>
@@ -704,6 +712,7 @@
           <w:rFonts w:ascii="Times New Roman" w:eastAsia="Calibri" w:hAnsi="Times New Roman" w:cs="Times New Roman"/>
           <w:sz w:val="26"/>
           <w:szCs w:val="26"/>
+          <w:lang w:val="vi-VN"/>
         </w:rPr>
         <w:tab/>
       </w:r>
@@ -712,6 +721,7 @@
           <w:rFonts w:ascii="Times New Roman" w:hAnsi="Times New Roman" w:cs="Times New Roman"/>
           <w:sz w:val="26"/>
           <w:szCs w:val="26"/>
+          <w:lang w:val="vi-VN"/>
         </w:rPr>
         <w:t>28201104777</w:t>
       </w:r>
@@ -740,6 +750,7 @@
           <w:rFonts w:ascii="Times New Roman" w:eastAsia="Calibri" w:hAnsi="Times New Roman" w:cs="Times New Roman"/>
           <w:sz w:val="26"/>
           <w:szCs w:val="26"/>
+          <w:lang w:val="vi-VN"/>
         </w:rPr>
         <w:tab/>
       </w:r>
@@ -1005,8 +1016,8 @@
           <w:szCs w:val="36"/>
         </w:rPr>
         <w:sectPr>
-          <w:headerReference w:type="default" r:id="rId9"/>
-          <w:footerReference w:type="default" r:id="rId10"/>
+          <w:headerReference w:type="default" r:id="rId10"/>
+          <w:footerReference w:type="default" r:id="rId11"/>
           <w:pgSz w:w="11907" w:h="16839" w:code="9"/>
           <w:pgMar w:top="1134" w:right="851" w:bottom="1134" w:left="1701" w:header="720" w:footer="720" w:gutter="0"/>
           <w:cols w:space="720"/>
@@ -1032,7 +1043,16 @@
           <w:szCs w:val="36"/>
           <w:lang w:val="vi-VN"/>
         </w:rPr>
-        <w:t>06</w:t>
+        <w:t>0</w:t>
+      </w:r>
+      <w:r>
+        <w:rPr>
+          <w:rFonts w:ascii="Times New Roman" w:eastAsia="Calibri" w:hAnsi="Times New Roman" w:cs="Times New Roman"/>
+          <w:b/>
+          <w:sz w:val="32"/>
+          <w:szCs w:val="36"/>
+        </w:rPr>
+        <w:t>5</w:t>
       </w:r>
       <w:r>
         <w:rPr>
@@ -1075,7 +1095,7 @@
           <w:bCs/>
           <w:sz w:val="32"/>
           <w:szCs w:val="32"/>
-          <w:lang w:val="en"/>
+          <w:lang/>
         </w:rPr>
         <w:lastRenderedPageBreak/>
         <w:t>THÔNG TIN D</w:t>
@@ -1150,7 +1170,7 @@
                 <w:bCs/>
                 <w:sz w:val="26"/>
                 <w:szCs w:val="26"/>
-                <w:lang w:val="en"/>
+                <w:lang/>
               </w:rPr>
               <w:t>D</w:t>
             </w:r>
@@ -1186,7 +1206,7 @@
                 <w:rFonts w:ascii="Times New Roman" w:hAnsi="Times New Roman" w:cs="Times New Roman"/>
                 <w:sz w:val="26"/>
                 <w:szCs w:val="26"/>
-                <w:lang w:val="en"/>
+                <w:lang/>
               </w:rPr>
             </w:pPr>
             <w:r>
@@ -1235,7 +1255,7 @@
                 <w:rFonts w:ascii="Times New Roman" w:hAnsi="Times New Roman" w:cs="Times New Roman"/>
                 <w:sz w:val="26"/>
                 <w:szCs w:val="26"/>
-                <w:lang w:val="en"/>
+                <w:lang/>
               </w:rPr>
             </w:pPr>
             <w:r>
@@ -1274,7 +1294,7 @@
                 <w:rFonts w:ascii="Times New Roman" w:hAnsi="Times New Roman" w:cs="Times New Roman"/>
                 <w:sz w:val="26"/>
                 <w:szCs w:val="26"/>
-                <w:lang w:val="en"/>
+                <w:lang/>
               </w:rPr>
             </w:pPr>
             <w:r>
@@ -1284,7 +1304,7 @@
                 <w:bCs/>
                 <w:sz w:val="26"/>
                 <w:szCs w:val="26"/>
-                <w:lang w:val="en"/>
+                <w:lang/>
               </w:rPr>
               <w:t>Tên d</w:t>
             </w:r>
@@ -1347,7 +1367,15 @@
                 <w:sz w:val="26"/>
                 <w:szCs w:val="26"/>
               </w:rPr>
-              <w:t>kinh doanh ẩm thực.</w:t>
+              <w:t>kinh doanh ẩm thự</w:t>
+            </w:r>
+            <w:r>
+              <w:rPr>
+                <w:rFonts w:ascii="Times New Roman" w:hAnsi="Times New Roman" w:cs="Times New Roman"/>
+                <w:sz w:val="26"/>
+                <w:szCs w:val="26"/>
+              </w:rPr>
+              <w:t>c</w:t>
             </w:r>
           </w:p>
         </w:tc>
@@ -1377,7 +1405,7 @@
                 <w:rFonts w:ascii="Times New Roman" w:hAnsi="Times New Roman" w:cs="Times New Roman"/>
                 <w:sz w:val="26"/>
                 <w:szCs w:val="26"/>
-                <w:lang w:val="en"/>
+                <w:lang/>
               </w:rPr>
             </w:pPr>
             <w:r>
@@ -1387,7 +1415,7 @@
                 <w:bCs/>
                 <w:sz w:val="26"/>
                 <w:szCs w:val="26"/>
-                <w:lang w:val="en"/>
+                <w:lang/>
               </w:rPr>
               <w:t>Ngày b</w:t>
             </w:r>
@@ -1426,7 +1454,7 @@
                 <w:rFonts w:ascii="Times New Roman" w:hAnsi="Times New Roman" w:cs="Times New Roman"/>
                 <w:sz w:val="26"/>
                 <w:szCs w:val="26"/>
-                <w:lang w:val="en"/>
+                <w:lang/>
               </w:rPr>
             </w:pPr>
             <w:r>
@@ -1461,7 +1489,7 @@
                 <w:rFonts w:ascii="Times New Roman" w:hAnsi="Times New Roman" w:cs="Times New Roman"/>
                 <w:sz w:val="26"/>
                 <w:szCs w:val="26"/>
-                <w:lang w:val="en"/>
+                <w:lang/>
               </w:rPr>
             </w:pPr>
             <w:r>
@@ -1471,7 +1499,7 @@
                 <w:bCs/>
                 <w:sz w:val="26"/>
                 <w:szCs w:val="26"/>
-                <w:lang w:val="en"/>
+                <w:lang/>
               </w:rPr>
               <w:t>Ngày k</w:t>
             </w:r>
@@ -1567,7 +1595,7 @@
                 <w:rFonts w:ascii="Times New Roman" w:hAnsi="Times New Roman" w:cs="Times New Roman"/>
                 <w:sz w:val="26"/>
                 <w:szCs w:val="26"/>
-                <w:lang w:val="en"/>
+                <w:lang/>
               </w:rPr>
             </w:pPr>
             <w:r>
@@ -1577,7 +1605,7 @@
                 <w:bCs/>
                 <w:sz w:val="26"/>
                 <w:szCs w:val="26"/>
-                <w:lang w:val="en"/>
+                <w:lang/>
               </w:rPr>
               <w:t>Nơi th</w:t>
             </w:r>
@@ -1617,15 +1645,15 @@
                 <w:rFonts w:ascii="Times New Roman" w:hAnsi="Times New Roman" w:cs="Times New Roman"/>
                 <w:sz w:val="26"/>
                 <w:szCs w:val="26"/>
-                <w:lang w:val="en"/>
-              </w:rPr>
-            </w:pPr>
-            <w:r>
-              <w:rPr>
-                <w:rFonts w:ascii="Times New Roman" w:hAnsi="Times New Roman" w:cs="Times New Roman"/>
-                <w:sz w:val="26"/>
-                <w:szCs w:val="26"/>
-                <w:lang w:val="en"/>
+                <w:lang/>
+              </w:rPr>
+            </w:pPr>
+            <w:r>
+              <w:rPr>
+                <w:rFonts w:ascii="Times New Roman" w:hAnsi="Times New Roman" w:cs="Times New Roman"/>
+                <w:sz w:val="26"/>
+                <w:szCs w:val="26"/>
+                <w:lang/>
               </w:rPr>
               <w:t>Khoa Công ngh</w:t>
             </w:r>
@@ -1691,7 +1719,7 @@
                 <w:rFonts w:ascii="Times New Roman" w:hAnsi="Times New Roman" w:cs="Times New Roman"/>
                 <w:sz w:val="26"/>
                 <w:szCs w:val="26"/>
-                <w:lang w:val="en"/>
+                <w:lang/>
               </w:rPr>
             </w:pPr>
             <w:r>
@@ -1701,7 +1729,7 @@
                 <w:bCs/>
                 <w:sz w:val="26"/>
                 <w:szCs w:val="26"/>
-                <w:lang w:val="en"/>
+                <w:lang/>
               </w:rPr>
               <w:t>Gi</w:t>
             </w:r>
@@ -1770,7 +1798,7 @@
                 <w:rFonts w:ascii="Times New Roman" w:hAnsi="Times New Roman" w:cs="Times New Roman"/>
                 <w:sz w:val="26"/>
                 <w:szCs w:val="26"/>
-                <w:lang w:val="en"/>
+                <w:lang/>
               </w:rPr>
               <w:t>ThS. Nguy</w:t>
             </w:r>
@@ -1803,210 +1831,9 @@
                 <w:rFonts w:ascii="Times New Roman" w:hAnsi="Times New Roman" w:cs="Times New Roman"/>
                 <w:sz w:val="26"/>
                 <w:szCs w:val="26"/>
-                <w:lang w:val="en"/>
+                <w:lang/>
               </w:rPr>
               <w:t xml:space="preserve">Email: </w:t>
-            </w:r>
-            <w:hyperlink r:id="rId11" w:history="1">
-              <w:r>
-                <w:rPr>
-                  <w:rStyle w:val="Hyperlink"/>
-                  <w:rFonts w:ascii="Times New Roman" w:hAnsi="Times New Roman" w:cs="Times New Roman"/>
-                  <w:sz w:val="26"/>
-                  <w:szCs w:val="26"/>
-                  <w:lang w:val="vi-VN"/>
-                </w:rPr>
-                <w:t>nhatnm2010@gmail.com</w:t>
-              </w:r>
-            </w:hyperlink>
-            <w:r>
-              <w:rPr>
-                <w:rFonts w:ascii="Times New Roman" w:hAnsi="Times New Roman" w:cs="Times New Roman"/>
-                <w:sz w:val="26"/>
-                <w:szCs w:val="26"/>
-                <w:lang w:val="vi-VN"/>
-              </w:rPr>
-              <w:t xml:space="preserve"> </w:t>
-            </w:r>
-          </w:p>
-          <w:p>
-            <w:pPr>
-              <w:autoSpaceDE w:val="0"/>
-              <w:autoSpaceDN w:val="0"/>
-              <w:adjustRightInd w:val="0"/>
-              <w:spacing w:before="120" w:after="120" w:line="360" w:lineRule="auto"/>
-              <w:jc w:val="both"/>
-              <w:rPr>
-                <w:rFonts w:ascii="Times New Roman" w:hAnsi="Times New Roman" w:cs="Times New Roman"/>
-                <w:sz w:val="26"/>
-                <w:szCs w:val="26"/>
-                <w:lang w:val="en"/>
-              </w:rPr>
-            </w:pPr>
-            <w:r>
-              <w:rPr>
-                <w:rFonts w:ascii="Times New Roman" w:hAnsi="Times New Roman" w:cs="Times New Roman"/>
-                <w:sz w:val="26"/>
-                <w:szCs w:val="26"/>
-                <w:lang w:val="en"/>
-              </w:rPr>
-              <w:t>Phone: 0905125143</w:t>
-            </w:r>
-          </w:p>
-        </w:tc>
-      </w:tr>
-      <w:tr>
-        <w:trPr>
-          <w:trHeight w:val="1"/>
-        </w:trPr>
-        <w:tc>
-          <w:tcPr>
-            <w:tcW w:w="1565" w:type="dxa"/>
-            <w:tcBorders>
-              <w:top w:val="single" w:sz="2" w:space="0" w:color="000000"/>
-              <w:left w:val="single" w:sz="2" w:space="0" w:color="000000"/>
-              <w:bottom w:val="single" w:sz="2" w:space="0" w:color="000000"/>
-              <w:right w:val="single" w:sz="2" w:space="0" w:color="000000"/>
-            </w:tcBorders>
-            <w:shd w:val="clear" w:color="auto" w:fill="D9E2F3" w:themeFill="accent1" w:themeFillTint="33"/>
-          </w:tcPr>
-          <w:p>
-            <w:pPr>
-              <w:autoSpaceDE w:val="0"/>
-              <w:autoSpaceDN w:val="0"/>
-              <w:adjustRightInd w:val="0"/>
-              <w:spacing w:before="120" w:after="120" w:line="360" w:lineRule="auto"/>
-              <w:rPr>
-                <w:rFonts w:ascii="Times New Roman" w:hAnsi="Times New Roman" w:cs="Times New Roman"/>
-                <w:b/>
-                <w:bCs/>
-                <w:sz w:val="26"/>
-                <w:szCs w:val="26"/>
-                <w:lang w:val="vi-VN"/>
-              </w:rPr>
-            </w:pPr>
-            <w:r>
-              <w:rPr>
-                <w:rFonts w:ascii="Times New Roman" w:hAnsi="Times New Roman" w:cs="Times New Roman"/>
-                <w:b/>
-                <w:bCs/>
-                <w:sz w:val="26"/>
-                <w:szCs w:val="26"/>
-                <w:lang w:val="en"/>
-              </w:rPr>
-              <w:t>Ch</w:t>
-            </w:r>
-            <w:r>
-              <w:rPr>
-                <w:rFonts w:ascii="Times New Roman" w:hAnsi="Times New Roman" w:cs="Times New Roman"/>
-                <w:b/>
-                <w:bCs/>
-                <w:sz w:val="26"/>
-                <w:szCs w:val="26"/>
-                <w:lang w:val="vi-VN"/>
-              </w:rPr>
-              <w:t>ủ sở hữu</w:t>
-            </w:r>
-          </w:p>
-          <w:p>
-            <w:pPr>
-              <w:autoSpaceDE w:val="0"/>
-              <w:autoSpaceDN w:val="0"/>
-              <w:adjustRightInd w:val="0"/>
-              <w:spacing w:before="120" w:after="120" w:line="360" w:lineRule="auto"/>
-              <w:rPr>
-                <w:rFonts w:ascii="Times New Roman" w:hAnsi="Times New Roman" w:cs="Times New Roman"/>
-                <w:sz w:val="26"/>
-                <w:szCs w:val="26"/>
-                <w:lang w:val="en"/>
-              </w:rPr>
-            </w:pPr>
-            <w:r>
-              <w:rPr>
-                <w:rFonts w:ascii="Times New Roman" w:hAnsi="Times New Roman" w:cs="Times New Roman"/>
-                <w:b/>
-                <w:bCs/>
-                <w:sz w:val="26"/>
-                <w:szCs w:val="26"/>
-                <w:lang w:val="en"/>
-              </w:rPr>
-              <w:t>(Product Owner)</w:t>
-            </w:r>
-          </w:p>
-        </w:tc>
-        <w:tc>
-          <w:tcPr>
-            <w:tcW w:w="8079" w:type="dxa"/>
-            <w:gridSpan w:val="3"/>
-            <w:tcBorders>
-              <w:top w:val="single" w:sz="2" w:space="0" w:color="000000"/>
-              <w:left w:val="single" w:sz="2" w:space="0" w:color="000000"/>
-              <w:bottom w:val="single" w:sz="2" w:space="0" w:color="000000"/>
-              <w:right w:val="single" w:sz="2" w:space="0" w:color="000000"/>
-            </w:tcBorders>
-            <w:shd w:val="clear" w:color="auto" w:fill="FFFFFF" w:themeFill="background1"/>
-          </w:tcPr>
-          <w:p>
-            <w:pPr>
-              <w:autoSpaceDE w:val="0"/>
-              <w:autoSpaceDN w:val="0"/>
-              <w:adjustRightInd w:val="0"/>
-              <w:spacing w:before="120" w:after="120" w:line="360" w:lineRule="auto"/>
-              <w:jc w:val="both"/>
-              <w:rPr>
-                <w:rFonts w:ascii="Times New Roman" w:hAnsi="Times New Roman" w:cs="Times New Roman"/>
-                <w:sz w:val="26"/>
-                <w:szCs w:val="26"/>
-                <w:lang w:val="vi-VN"/>
-              </w:rPr>
-            </w:pPr>
-            <w:r>
-              <w:rPr>
-                <w:rFonts w:ascii="Times New Roman" w:hAnsi="Times New Roman" w:cs="Times New Roman"/>
-                <w:sz w:val="26"/>
-                <w:szCs w:val="26"/>
-                <w:lang w:val="en"/>
-              </w:rPr>
-              <w:t>ThS. Nguy</w:t>
-            </w:r>
-            <w:r>
-              <w:rPr>
-                <w:rFonts w:ascii="Times New Roman" w:hAnsi="Times New Roman" w:cs="Times New Roman"/>
-                <w:sz w:val="26"/>
-                <w:szCs w:val="26"/>
-                <w:lang w:val="vi-VN"/>
-              </w:rPr>
-              <w:t>ễn Minh Nhật</w:t>
-            </w:r>
-          </w:p>
-          <w:p>
-            <w:pPr>
-              <w:autoSpaceDE w:val="0"/>
-              <w:autoSpaceDN w:val="0"/>
-              <w:adjustRightInd w:val="0"/>
-              <w:spacing w:before="120" w:after="120" w:line="360" w:lineRule="auto"/>
-              <w:jc w:val="both"/>
-              <w:rPr>
-                <w:rFonts w:ascii="Times New Roman" w:hAnsi="Times New Roman" w:cs="Times New Roman"/>
-                <w:sz w:val="26"/>
-                <w:szCs w:val="26"/>
-                <w:lang w:val="en"/>
-              </w:rPr>
-            </w:pPr>
-            <w:r>
-              <w:rPr>
-                <w:rFonts w:ascii="Times New Roman" w:hAnsi="Times New Roman" w:cs="Times New Roman"/>
-                <w:sz w:val="26"/>
-                <w:szCs w:val="26"/>
-                <w:lang w:val="en"/>
-              </w:rPr>
-              <w:t>Email:</w:t>
-            </w:r>
-            <w:r>
-              <w:rPr>
-                <w:lang w:val="vi-VN"/>
-              </w:rPr>
-              <w:t xml:space="preserve"> </w:t>
             </w:r>
             <w:hyperlink r:id="rId12" w:history="1">
               <w:r>
@@ -2029,15 +1856,6 @@
               </w:rPr>
               <w:t xml:space="preserve"> </w:t>
             </w:r>
-            <w:r>
-              <w:rPr>
-                <w:rFonts w:ascii="Times New Roman" w:hAnsi="Times New Roman" w:cs="Times New Roman"/>
-                <w:sz w:val="26"/>
-                <w:szCs w:val="26"/>
-                <w:lang w:val="en"/>
-              </w:rPr>
-              <w:t xml:space="preserve"> </w:t>
-            </w:r>
           </w:p>
           <w:p>
             <w:pPr>
@@ -2050,15 +1868,15 @@
                 <w:rFonts w:ascii="Times New Roman" w:hAnsi="Times New Roman" w:cs="Times New Roman"/>
                 <w:sz w:val="26"/>
                 <w:szCs w:val="26"/>
-                <w:lang w:val="en"/>
-              </w:rPr>
-            </w:pPr>
-            <w:r>
-              <w:rPr>
-                <w:rFonts w:ascii="Times New Roman" w:hAnsi="Times New Roman" w:cs="Times New Roman"/>
-                <w:sz w:val="26"/>
-                <w:szCs w:val="26"/>
-                <w:lang w:val="en"/>
+                <w:lang/>
+              </w:rPr>
+            </w:pPr>
+            <w:r>
+              <w:rPr>
+                <w:rFonts w:ascii="Times New Roman" w:hAnsi="Times New Roman" w:cs="Times New Roman"/>
+                <w:sz w:val="26"/>
+                <w:szCs w:val="26"/>
+                <w:lang/>
               </w:rPr>
               <w:t>Phone: 0905125143</w:t>
             </w:r>
@@ -2092,6 +1910,7 @@
                 <w:bCs/>
                 <w:sz w:val="26"/>
                 <w:szCs w:val="26"/>
+                <w:lang w:val="vi-VN"/>
               </w:rPr>
             </w:pPr>
             <w:r>
@@ -2101,9 +1920,9 @@
                 <w:bCs/>
                 <w:sz w:val="26"/>
                 <w:szCs w:val="26"/>
-                <w:lang w:val="en"/>
-              </w:rPr>
-              <w:t>Qu</w:t>
+                <w:lang/>
+              </w:rPr>
+              <w:t>Ch</w:t>
             </w:r>
             <w:r>
               <w:rPr>
@@ -2114,17 +1933,7 @@
                 <w:szCs w:val="26"/>
                 <w:lang w:val="vi-VN"/>
               </w:rPr>
-              <w:t>ản l</w:t>
-            </w:r>
-            <w:r>
-              <w:rPr>
-                <w:rFonts w:ascii="Times New Roman" w:hAnsi="Times New Roman" w:cs="Times New Roman"/>
-                <w:b/>
-                <w:bCs/>
-                <w:sz w:val="26"/>
-                <w:szCs w:val="26"/>
-              </w:rPr>
-              <w:t xml:space="preserve">ý </w:t>
+              <w:t>ủ sở hữu</w:t>
             </w:r>
           </w:p>
           <w:p>
@@ -2137,7 +1946,226 @@
                 <w:rFonts w:ascii="Times New Roman" w:hAnsi="Times New Roman" w:cs="Times New Roman"/>
                 <w:sz w:val="26"/>
                 <w:szCs w:val="26"/>
-                <w:lang w:val="en"/>
+                <w:lang/>
+              </w:rPr>
+            </w:pPr>
+            <w:r>
+              <w:rPr>
+                <w:rFonts w:ascii="Times New Roman" w:hAnsi="Times New Roman" w:cs="Times New Roman"/>
+                <w:b/>
+                <w:bCs/>
+                <w:sz w:val="26"/>
+                <w:szCs w:val="26"/>
+                <w:lang/>
+              </w:rPr>
+              <w:t>(Product Owner)</w:t>
+            </w:r>
+          </w:p>
+        </w:tc>
+        <w:tc>
+          <w:tcPr>
+            <w:tcW w:w="8079" w:type="dxa"/>
+            <w:gridSpan w:val="3"/>
+            <w:tcBorders>
+              <w:top w:val="single" w:sz="2" w:space="0" w:color="000000"/>
+              <w:left w:val="single" w:sz="2" w:space="0" w:color="000000"/>
+              <w:bottom w:val="single" w:sz="2" w:space="0" w:color="000000"/>
+              <w:right w:val="single" w:sz="2" w:space="0" w:color="000000"/>
+            </w:tcBorders>
+            <w:shd w:val="clear" w:color="auto" w:fill="FFFFFF" w:themeFill="background1"/>
+          </w:tcPr>
+          <w:p>
+            <w:pPr>
+              <w:autoSpaceDE w:val="0"/>
+              <w:autoSpaceDN w:val="0"/>
+              <w:adjustRightInd w:val="0"/>
+              <w:spacing w:before="120" w:after="120" w:line="360" w:lineRule="auto"/>
+              <w:jc w:val="both"/>
+              <w:rPr>
+                <w:rFonts w:ascii="Times New Roman" w:hAnsi="Times New Roman" w:cs="Times New Roman"/>
+                <w:sz w:val="26"/>
+                <w:szCs w:val="26"/>
+                <w:lang w:val="vi-VN"/>
+              </w:rPr>
+            </w:pPr>
+            <w:r>
+              <w:rPr>
+                <w:rFonts w:ascii="Times New Roman" w:hAnsi="Times New Roman" w:cs="Times New Roman"/>
+                <w:sz w:val="26"/>
+                <w:szCs w:val="26"/>
+                <w:lang/>
+              </w:rPr>
+              <w:t>ThS. Nguy</w:t>
+            </w:r>
+            <w:r>
+              <w:rPr>
+                <w:rFonts w:ascii="Times New Roman" w:hAnsi="Times New Roman" w:cs="Times New Roman"/>
+                <w:sz w:val="26"/>
+                <w:szCs w:val="26"/>
+                <w:lang w:val="vi-VN"/>
+              </w:rPr>
+              <w:t>ễn Minh Nhật</w:t>
+            </w:r>
+          </w:p>
+          <w:p>
+            <w:pPr>
+              <w:autoSpaceDE w:val="0"/>
+              <w:autoSpaceDN w:val="0"/>
+              <w:adjustRightInd w:val="0"/>
+              <w:spacing w:before="120" w:after="120" w:line="360" w:lineRule="auto"/>
+              <w:jc w:val="both"/>
+              <w:rPr>
+                <w:rFonts w:ascii="Times New Roman" w:hAnsi="Times New Roman" w:cs="Times New Roman"/>
+                <w:sz w:val="26"/>
+                <w:szCs w:val="26"/>
+                <w:lang/>
+              </w:rPr>
+            </w:pPr>
+            <w:r>
+              <w:rPr>
+                <w:rFonts w:ascii="Times New Roman" w:hAnsi="Times New Roman" w:cs="Times New Roman"/>
+                <w:sz w:val="26"/>
+                <w:szCs w:val="26"/>
+                <w:lang/>
+              </w:rPr>
+              <w:t>Email:</w:t>
+            </w:r>
+            <w:r>
+              <w:rPr>
+                <w:lang w:val="vi-VN"/>
+              </w:rPr>
+              <w:t xml:space="preserve"> </w:t>
+            </w:r>
+            <w:hyperlink r:id="rId13" w:history="1">
+              <w:r>
+                <w:rPr>
+                  <w:rStyle w:val="Hyperlink"/>
+                  <w:rFonts w:ascii="Times New Roman" w:hAnsi="Times New Roman" w:cs="Times New Roman"/>
+                  <w:sz w:val="26"/>
+                  <w:szCs w:val="26"/>
+                  <w:lang w:val="vi-VN"/>
+                </w:rPr>
+                <w:t>nhatnm2010@gmail.com</w:t>
+              </w:r>
+            </w:hyperlink>
+            <w:r>
+              <w:rPr>
+                <w:rFonts w:ascii="Times New Roman" w:hAnsi="Times New Roman" w:cs="Times New Roman"/>
+                <w:sz w:val="26"/>
+                <w:szCs w:val="26"/>
+                <w:lang w:val="vi-VN"/>
+              </w:rPr>
+              <w:t xml:space="preserve"> </w:t>
+            </w:r>
+            <w:r>
+              <w:rPr>
+                <w:rFonts w:ascii="Times New Roman" w:hAnsi="Times New Roman" w:cs="Times New Roman"/>
+                <w:sz w:val="26"/>
+                <w:szCs w:val="26"/>
+                <w:lang/>
+              </w:rPr>
+              <w:t xml:space="preserve"> </w:t>
+            </w:r>
+          </w:p>
+          <w:p>
+            <w:pPr>
+              <w:autoSpaceDE w:val="0"/>
+              <w:autoSpaceDN w:val="0"/>
+              <w:adjustRightInd w:val="0"/>
+              <w:spacing w:before="120" w:after="120" w:line="360" w:lineRule="auto"/>
+              <w:jc w:val="both"/>
+              <w:rPr>
+                <w:rFonts w:ascii="Times New Roman" w:hAnsi="Times New Roman" w:cs="Times New Roman"/>
+                <w:sz w:val="26"/>
+                <w:szCs w:val="26"/>
+                <w:lang/>
+              </w:rPr>
+            </w:pPr>
+            <w:r>
+              <w:rPr>
+                <w:rFonts w:ascii="Times New Roman" w:hAnsi="Times New Roman" w:cs="Times New Roman"/>
+                <w:sz w:val="26"/>
+                <w:szCs w:val="26"/>
+                <w:lang/>
+              </w:rPr>
+              <w:t>Phone: 0905125143</w:t>
+            </w:r>
+          </w:p>
+        </w:tc>
+      </w:tr>
+      <w:tr>
+        <w:trPr>
+          <w:trHeight w:val="1"/>
+        </w:trPr>
+        <w:tc>
+          <w:tcPr>
+            <w:tcW w:w="1565" w:type="dxa"/>
+            <w:tcBorders>
+              <w:top w:val="single" w:sz="2" w:space="0" w:color="000000"/>
+              <w:left w:val="single" w:sz="2" w:space="0" w:color="000000"/>
+              <w:bottom w:val="single" w:sz="2" w:space="0" w:color="000000"/>
+              <w:right w:val="single" w:sz="2" w:space="0" w:color="000000"/>
+            </w:tcBorders>
+            <w:shd w:val="clear" w:color="auto" w:fill="D9E2F3" w:themeFill="accent1" w:themeFillTint="33"/>
+          </w:tcPr>
+          <w:p>
+            <w:pPr>
+              <w:autoSpaceDE w:val="0"/>
+              <w:autoSpaceDN w:val="0"/>
+              <w:adjustRightInd w:val="0"/>
+              <w:spacing w:before="120" w:after="120" w:line="360" w:lineRule="auto"/>
+              <w:rPr>
+                <w:rFonts w:ascii="Times New Roman" w:hAnsi="Times New Roman" w:cs="Times New Roman"/>
+                <w:b/>
+                <w:bCs/>
+                <w:sz w:val="26"/>
+                <w:szCs w:val="26"/>
+              </w:rPr>
+            </w:pPr>
+            <w:r>
+              <w:rPr>
+                <w:rFonts w:ascii="Times New Roman" w:hAnsi="Times New Roman" w:cs="Times New Roman"/>
+                <w:b/>
+                <w:bCs/>
+                <w:sz w:val="26"/>
+                <w:szCs w:val="26"/>
+                <w:lang/>
+              </w:rPr>
+              <w:t>Qu</w:t>
+            </w:r>
+            <w:r>
+              <w:rPr>
+                <w:rFonts w:ascii="Times New Roman" w:hAnsi="Times New Roman" w:cs="Times New Roman"/>
+                <w:b/>
+                <w:bCs/>
+                <w:sz w:val="26"/>
+                <w:szCs w:val="26"/>
+                <w:lang w:val="vi-VN"/>
+              </w:rPr>
+              <w:t>ản l</w:t>
+            </w:r>
+            <w:r>
+              <w:rPr>
+                <w:rFonts w:ascii="Times New Roman" w:hAnsi="Times New Roman" w:cs="Times New Roman"/>
+                <w:b/>
+                <w:bCs/>
+                <w:sz w:val="26"/>
+                <w:szCs w:val="26"/>
+              </w:rPr>
+              <w:t xml:space="preserve">ý </w:t>
+            </w:r>
+          </w:p>
+          <w:p>
+            <w:pPr>
+              <w:autoSpaceDE w:val="0"/>
+              <w:autoSpaceDN w:val="0"/>
+              <w:adjustRightInd w:val="0"/>
+              <w:spacing w:before="120" w:after="120" w:line="360" w:lineRule="auto"/>
+              <w:rPr>
+                <w:rFonts w:ascii="Times New Roman" w:hAnsi="Times New Roman" w:cs="Times New Roman"/>
+                <w:sz w:val="26"/>
+                <w:szCs w:val="26"/>
+                <w:lang/>
               </w:rPr>
             </w:pPr>
             <w:r>
@@ -2225,7 +2253,7 @@
                 <w:lang w:val="vi-VN"/>
               </w:rPr>
             </w:pPr>
-            <w:hyperlink r:id="rId13" w:history="1">
+            <w:hyperlink r:id="rId14" w:history="1">
               <w:r>
                 <w:rPr>
                   <w:rStyle w:val="Hyperlink"/>
@@ -2305,7 +2333,7 @@
                 <w:rFonts w:ascii="Times New Roman" w:hAnsi="Times New Roman" w:cs="Times New Roman"/>
                 <w:sz w:val="26"/>
                 <w:szCs w:val="26"/>
-                <w:lang w:val="en"/>
+                <w:lang/>
               </w:rPr>
             </w:pPr>
             <w:r>
@@ -2315,7 +2343,7 @@
                 <w:bCs/>
                 <w:sz w:val="26"/>
                 <w:szCs w:val="26"/>
-                <w:lang w:val="en"/>
+                <w:lang/>
               </w:rPr>
               <w:t>Thành viên trong đ</w:t>
             </w:r>
@@ -2383,7 +2411,7 @@
                 <w:lang w:val="vi-VN"/>
               </w:rPr>
             </w:pPr>
-            <w:hyperlink r:id="rId14" w:history="1">
+            <w:hyperlink r:id="rId15" w:history="1">
               <w:r>
                 <w:rPr>
                   <w:rStyle w:val="Hyperlink"/>
@@ -2464,7 +2492,7 @@
                 <w:rFonts w:ascii="Times New Roman" w:hAnsi="Times New Roman" w:cs="Times New Roman"/>
                 <w:sz w:val="26"/>
                 <w:szCs w:val="26"/>
-                <w:lang w:val="en"/>
+                <w:lang/>
               </w:rPr>
             </w:pPr>
           </w:p>
@@ -2520,7 +2548,7 @@
                 <w:lang w:val="vi-VN"/>
               </w:rPr>
             </w:pPr>
-            <w:hyperlink r:id="rId15" w:history="1">
+            <w:hyperlink r:id="rId16" w:history="1">
               <w:r>
                 <w:rPr>
                   <w:rStyle w:val="Hyperlink"/>
@@ -2601,7 +2629,7 @@
                 <w:rFonts w:ascii="Times New Roman" w:hAnsi="Times New Roman" w:cs="Times New Roman"/>
                 <w:sz w:val="26"/>
                 <w:szCs w:val="26"/>
-                <w:lang w:val="en"/>
+                <w:lang/>
               </w:rPr>
             </w:pPr>
           </w:p>
@@ -2658,7 +2686,7 @@
                 <w:lang w:val="vi-VN"/>
               </w:rPr>
             </w:pPr>
-            <w:hyperlink r:id="rId16" w:history="1">
+            <w:hyperlink r:id="rId17" w:history="1">
               <w:r>
                 <w:rPr>
                   <w:rStyle w:val="Hyperlink"/>
@@ -2748,7 +2776,7 @@
                 <w:rFonts w:ascii="Times New Roman" w:hAnsi="Times New Roman" w:cs="Times New Roman"/>
                 <w:sz w:val="26"/>
                 <w:szCs w:val="26"/>
-                <w:lang w:val="en"/>
+                <w:lang/>
               </w:rPr>
             </w:pPr>
           </w:p>
@@ -2805,7 +2833,7 @@
                 <w:lang w:val="vi-VN"/>
               </w:rPr>
             </w:pPr>
-            <w:hyperlink r:id="rId17" w:history="1">
+            <w:hyperlink r:id="rId18" w:history="1">
               <w:r>
                 <w:rPr>
                   <w:rStyle w:val="Hyperlink"/>
@@ -2900,7 +2928,7 @@
           <w:bCs/>
           <w:sz w:val="32"/>
           <w:szCs w:val="32"/>
-          <w:lang w:val="en"/>
+          <w:lang/>
         </w:rPr>
         <w:lastRenderedPageBreak/>
         <w:t>THÔNG TIN TÀI LI</w:t>
@@ -2955,7 +2983,7 @@
                 <w:rFonts w:ascii="Times New Roman" w:hAnsi="Times New Roman" w:cs="Times New Roman"/>
                 <w:sz w:val="26"/>
                 <w:szCs w:val="26"/>
-                <w:lang w:val="en"/>
+                <w:lang/>
               </w:rPr>
             </w:pPr>
             <w:r>
@@ -2965,7 +2993,7 @@
                 <w:bCs/>
                 <w:sz w:val="26"/>
                 <w:szCs w:val="26"/>
-                <w:lang w:val="en"/>
+                <w:lang/>
               </w:rPr>
               <w:t>Tên d</w:t>
             </w:r>
@@ -3014,14 +3042,6 @@
                 <w:szCs w:val="26"/>
               </w:rPr>
               <w:t>Xây dựng hệ thống DishNet – Nền tảng mạng xã hội kinh doanh ẩm thực</w:t>
-            </w:r>
-            <w:r>
-              <w:rPr>
-                <w:rFonts w:ascii="Times New Roman" w:hAnsi="Times New Roman" w:cs="Times New Roman"/>
-                <w:sz w:val="26"/>
-                <w:szCs w:val="26"/>
-              </w:rPr>
-              <w:t>.</w:t>
             </w:r>
           </w:p>
         </w:tc>
@@ -3045,7 +3065,7 @@
                 <w:rFonts w:ascii="Times New Roman" w:hAnsi="Times New Roman" w:cs="Times New Roman"/>
                 <w:sz w:val="26"/>
                 <w:szCs w:val="26"/>
-                <w:lang w:val="en"/>
+                <w:lang/>
               </w:rPr>
             </w:pPr>
             <w:r>
@@ -3055,7 +3075,7 @@
                 <w:bCs/>
                 <w:sz w:val="26"/>
                 <w:szCs w:val="26"/>
-                <w:lang w:val="en"/>
+                <w:lang/>
               </w:rPr>
               <w:t>Tiêu đ</w:t>
             </w:r>
@@ -3109,7 +3129,7 @@
                 <w:rFonts w:ascii="Times New Roman" w:hAnsi="Times New Roman" w:cs="Times New Roman"/>
                 <w:sz w:val="26"/>
                 <w:szCs w:val="26"/>
-                <w:lang w:val="en"/>
+                <w:lang/>
               </w:rPr>
             </w:pPr>
             <w:r>
@@ -3126,7 +3146,7 @@
                 <w:rFonts w:ascii="Times New Roman" w:hAnsi="Times New Roman" w:cs="Times New Roman"/>
                 <w:sz w:val="26"/>
                 <w:szCs w:val="26"/>
-                <w:lang w:val="en"/>
+                <w:lang/>
               </w:rPr>
               <w:t xml:space="preserve"> Document</w:t>
             </w:r>
@@ -3153,7 +3173,7 @@
                 <w:rFonts w:ascii="Times New Roman" w:hAnsi="Times New Roman" w:cs="Times New Roman"/>
                 <w:sz w:val="26"/>
                 <w:szCs w:val="26"/>
-                <w:lang w:val="en"/>
+                <w:lang/>
               </w:rPr>
             </w:pPr>
             <w:r>
@@ -3163,7 +3183,7 @@
                 <w:bCs/>
                 <w:sz w:val="26"/>
                 <w:szCs w:val="26"/>
-                <w:lang w:val="en"/>
+                <w:lang/>
               </w:rPr>
               <w:t>Ngư</w:t>
             </w:r>
@@ -3221,7 +3241,7 @@
           <w:rFonts w:ascii="Times New Roman" w:hAnsi="Times New Roman" w:cs="Times New Roman"/>
           <w:sz w:val="26"/>
           <w:szCs w:val="26"/>
-          <w:lang w:val="en"/>
+          <w:lang/>
         </w:rPr>
       </w:pPr>
     </w:p>
@@ -3248,7 +3268,7 @@
           <w:bCs/>
           <w:sz w:val="32"/>
           <w:szCs w:val="32"/>
-          <w:lang w:val="en"/>
+          <w:lang/>
         </w:rPr>
         <w:t>L</w:t>
       </w:r>
@@ -3326,7 +3346,7 @@
                 <w:rFonts w:ascii="Times New Roman" w:hAnsi="Times New Roman" w:cs="Times New Roman"/>
                 <w:sz w:val="26"/>
                 <w:szCs w:val="26"/>
-                <w:lang w:val="en"/>
+                <w:lang/>
               </w:rPr>
             </w:pPr>
             <w:r>
@@ -3336,7 +3356,7 @@
                 <w:bCs/>
                 <w:sz w:val="26"/>
                 <w:szCs w:val="26"/>
-                <w:lang w:val="en"/>
+                <w:lang/>
               </w:rPr>
               <w:t>Phiên b</w:t>
             </w:r>
@@ -3369,7 +3389,7 @@
                 <w:rFonts w:ascii="Times New Roman" w:hAnsi="Times New Roman" w:cs="Times New Roman"/>
                 <w:sz w:val="26"/>
                 <w:szCs w:val="26"/>
-                <w:lang w:val="en"/>
+                <w:lang/>
               </w:rPr>
             </w:pPr>
             <w:r>
@@ -3379,7 +3399,7 @@
                 <w:bCs/>
                 <w:sz w:val="26"/>
                 <w:szCs w:val="26"/>
-                <w:lang w:val="en"/>
+                <w:lang/>
               </w:rPr>
               <w:t>Ngư</w:t>
             </w:r>
@@ -3412,7 +3432,7 @@
                 <w:rFonts w:ascii="Times New Roman" w:hAnsi="Times New Roman" w:cs="Times New Roman"/>
                 <w:sz w:val="26"/>
                 <w:szCs w:val="26"/>
-                <w:lang w:val="en"/>
+                <w:lang/>
               </w:rPr>
             </w:pPr>
             <w:r>
@@ -3422,7 +3442,7 @@
                 <w:bCs/>
                 <w:sz w:val="26"/>
                 <w:szCs w:val="26"/>
-                <w:lang w:val="en"/>
+                <w:lang/>
               </w:rPr>
               <w:t>Ngày</w:t>
             </w:r>
@@ -3444,7 +3464,7 @@
                 <w:rFonts w:ascii="Times New Roman" w:hAnsi="Times New Roman" w:cs="Times New Roman"/>
                 <w:sz w:val="26"/>
                 <w:szCs w:val="26"/>
-                <w:lang w:val="en"/>
+                <w:lang/>
               </w:rPr>
             </w:pPr>
             <w:r>
@@ -3454,7 +3474,7 @@
                 <w:bCs/>
                 <w:sz w:val="26"/>
                 <w:szCs w:val="26"/>
-                <w:lang w:val="en"/>
+                <w:lang/>
               </w:rPr>
               <w:t>Ghi chú</w:t>
             </w:r>
@@ -3481,15 +3501,15 @@
                 <w:rFonts w:ascii="Times New Roman" w:hAnsi="Times New Roman" w:cs="Times New Roman"/>
                 <w:sz w:val="26"/>
                 <w:szCs w:val="26"/>
-                <w:lang w:val="en"/>
-              </w:rPr>
-            </w:pPr>
-            <w:r>
-              <w:rPr>
-                <w:rFonts w:ascii="Times New Roman" w:hAnsi="Times New Roman" w:cs="Times New Roman"/>
-                <w:sz w:val="26"/>
-                <w:szCs w:val="26"/>
-                <w:lang w:val="en"/>
+                <w:lang/>
+              </w:rPr>
+            </w:pPr>
+            <w:r>
+              <w:rPr>
+                <w:rFonts w:ascii="Times New Roman" w:hAnsi="Times New Roman" w:cs="Times New Roman"/>
+                <w:sz w:val="26"/>
+                <w:szCs w:val="26"/>
+                <w:lang/>
               </w:rPr>
               <w:t>1.0</w:t>
             </w:r>
@@ -3579,15 +3599,15 @@
                 <w:rFonts w:ascii="Times New Roman" w:hAnsi="Times New Roman" w:cs="Times New Roman"/>
                 <w:sz w:val="26"/>
                 <w:szCs w:val="26"/>
-                <w:lang w:val="en"/>
-              </w:rPr>
-            </w:pPr>
-            <w:r>
-              <w:rPr>
-                <w:rFonts w:ascii="Times New Roman" w:hAnsi="Times New Roman" w:cs="Times New Roman"/>
-                <w:sz w:val="26"/>
-                <w:szCs w:val="26"/>
-                <w:lang w:val="en"/>
+                <w:lang/>
+              </w:rPr>
+            </w:pPr>
+            <w:r>
+              <w:rPr>
+                <w:rFonts w:ascii="Times New Roman" w:hAnsi="Times New Roman" w:cs="Times New Roman"/>
+                <w:sz w:val="26"/>
+                <w:szCs w:val="26"/>
+                <w:lang/>
               </w:rPr>
               <w:t>T</w:t>
             </w:r>
@@ -3640,15 +3660,15 @@
                 <w:rFonts w:ascii="Times New Roman" w:hAnsi="Times New Roman" w:cs="Times New Roman"/>
                 <w:sz w:val="26"/>
                 <w:szCs w:val="26"/>
-                <w:lang w:val="en"/>
-              </w:rPr>
-            </w:pPr>
-            <w:r>
-              <w:rPr>
-                <w:rFonts w:ascii="Times New Roman" w:hAnsi="Times New Roman" w:cs="Times New Roman"/>
-                <w:sz w:val="26"/>
-                <w:szCs w:val="26"/>
-                <w:lang w:val="en"/>
+                <w:lang/>
+              </w:rPr>
+            </w:pPr>
+            <w:r>
+              <w:rPr>
+                <w:rFonts w:ascii="Times New Roman" w:hAnsi="Times New Roman" w:cs="Times New Roman"/>
+                <w:sz w:val="26"/>
+                <w:szCs w:val="26"/>
+                <w:lang/>
               </w:rPr>
               <w:t>1.1</w:t>
             </w:r>
@@ -3670,7 +3690,7 @@
                 <w:rFonts w:ascii="Times New Roman" w:hAnsi="Times New Roman" w:cs="Times New Roman"/>
                 <w:sz w:val="26"/>
                 <w:szCs w:val="26"/>
-                <w:lang w:val="en"/>
+                <w:lang/>
               </w:rPr>
             </w:pPr>
             <w:r>
@@ -3792,7 +3812,7 @@
           <w:bCs/>
           <w:sz w:val="32"/>
           <w:szCs w:val="32"/>
-          <w:lang w:val="en"/>
+          <w:lang/>
         </w:rPr>
         <w:lastRenderedPageBreak/>
         <w:t>PHÊ DUY</w:t>
@@ -3902,15 +3922,15 @@
                 <w:rFonts w:ascii="Times New Roman" w:hAnsi="Times New Roman" w:cs="Times New Roman"/>
                 <w:sz w:val="26"/>
                 <w:szCs w:val="26"/>
-                <w:lang w:val="en"/>
-              </w:rPr>
-            </w:pPr>
-            <w:r>
-              <w:rPr>
-                <w:rFonts w:ascii="Times New Roman" w:hAnsi="Times New Roman" w:cs="Times New Roman"/>
-                <w:sz w:val="26"/>
-                <w:szCs w:val="26"/>
-                <w:lang w:val="en"/>
+                <w:lang/>
+              </w:rPr>
+            </w:pPr>
+            <w:r>
+              <w:rPr>
+                <w:rFonts w:ascii="Times New Roman" w:hAnsi="Times New Roman" w:cs="Times New Roman"/>
+                <w:sz w:val="26"/>
+                <w:szCs w:val="26"/>
+                <w:lang/>
               </w:rPr>
               <w:t>Nguy</w:t>
             </w:r>
@@ -3947,7 +3967,7 @@
                 <w:rFonts w:ascii="Times New Roman" w:hAnsi="Times New Roman" w:cs="Times New Roman"/>
                 <w:sz w:val="26"/>
                 <w:szCs w:val="26"/>
-                <w:lang w:val="en"/>
+                <w:lang/>
               </w:rPr>
             </w:pPr>
             <w:r>
@@ -3957,7 +3977,7 @@
                 <w:bCs/>
                 <w:sz w:val="26"/>
                 <w:szCs w:val="26"/>
-                <w:lang w:val="en"/>
+                <w:lang/>
               </w:rPr>
               <w:t>Ch</w:t>
             </w:r>
@@ -4006,7 +4026,7 @@
                 <w:rFonts w:ascii="Times New Roman" w:hAnsi="Times New Roman" w:cs="Times New Roman"/>
                 <w:sz w:val="26"/>
                 <w:szCs w:val="26"/>
-                <w:lang w:val="en"/>
+                <w:lang/>
               </w:rPr>
             </w:pPr>
           </w:p>
@@ -4040,7 +4060,7 @@
                 <w:rFonts w:ascii="Times New Roman" w:hAnsi="Times New Roman" w:cs="Times New Roman"/>
                 <w:sz w:val="26"/>
                 <w:szCs w:val="26"/>
-                <w:lang w:val="en"/>
+                <w:lang/>
               </w:rPr>
             </w:pPr>
           </w:p>
@@ -4067,7 +4087,7 @@
                 <w:rFonts w:ascii="Times New Roman" w:hAnsi="Times New Roman" w:cs="Times New Roman"/>
                 <w:sz w:val="26"/>
                 <w:szCs w:val="26"/>
-                <w:lang w:val="en"/>
+                <w:lang/>
               </w:rPr>
             </w:pPr>
           </w:p>
@@ -4094,7 +4114,7 @@
                 <w:rFonts w:ascii="Times New Roman" w:hAnsi="Times New Roman" w:cs="Times New Roman"/>
                 <w:sz w:val="26"/>
                 <w:szCs w:val="26"/>
-                <w:lang w:val="en"/>
+                <w:lang/>
               </w:rPr>
             </w:pPr>
             <w:r>
@@ -4104,7 +4124,7 @@
                 <w:bCs/>
                 <w:sz w:val="26"/>
                 <w:szCs w:val="26"/>
-                <w:lang w:val="en"/>
+                <w:lang/>
               </w:rPr>
               <w:t>Ngày</w:t>
             </w:r>
@@ -4139,7 +4159,7 @@
                 <w:rFonts w:ascii="Times New Roman" w:hAnsi="Times New Roman" w:cs="Times New Roman"/>
                 <w:sz w:val="26"/>
                 <w:szCs w:val="26"/>
-                <w:lang w:val="en"/>
+                <w:lang/>
               </w:rPr>
               <w:t>…./…./</w:t>
             </w:r>
@@ -4189,7 +4209,7 @@
                 <w:rFonts w:ascii="Times New Roman" w:hAnsi="Times New Roman" w:cs="Times New Roman"/>
                 <w:sz w:val="26"/>
                 <w:szCs w:val="26"/>
-                <w:lang w:val="en"/>
+                <w:lang/>
               </w:rPr>
             </w:pPr>
             <w:r>
@@ -4199,7 +4219,7 @@
                 <w:bCs/>
                 <w:sz w:val="26"/>
                 <w:szCs w:val="26"/>
-                <w:lang w:val="en"/>
+                <w:lang/>
               </w:rPr>
               <w:t>Ch</w:t>
             </w:r>
@@ -4238,15 +4258,15 @@
                 <w:rFonts w:ascii="Times New Roman" w:hAnsi="Times New Roman" w:cs="Times New Roman"/>
                 <w:sz w:val="26"/>
                 <w:szCs w:val="26"/>
-                <w:lang w:val="en"/>
-              </w:rPr>
-            </w:pPr>
-            <w:r>
-              <w:rPr>
-                <w:rFonts w:ascii="Times New Roman" w:hAnsi="Times New Roman" w:cs="Times New Roman"/>
-                <w:sz w:val="26"/>
-                <w:szCs w:val="26"/>
-                <w:lang w:val="en"/>
+                <w:lang/>
+              </w:rPr>
+            </w:pPr>
+            <w:r>
+              <w:rPr>
+                <w:rFonts w:ascii="Times New Roman" w:hAnsi="Times New Roman" w:cs="Times New Roman"/>
+                <w:sz w:val="26"/>
+                <w:szCs w:val="26"/>
+                <w:lang/>
               </w:rPr>
               <w:t>Nguy</w:t>
             </w:r>
@@ -4283,7 +4303,7 @@
                 <w:rFonts w:ascii="Times New Roman" w:hAnsi="Times New Roman" w:cs="Times New Roman"/>
                 <w:sz w:val="26"/>
                 <w:szCs w:val="26"/>
-                <w:lang w:val="en"/>
+                <w:lang/>
               </w:rPr>
             </w:pPr>
             <w:r>
@@ -4293,7 +4313,7 @@
                 <w:bCs/>
                 <w:sz w:val="26"/>
                 <w:szCs w:val="26"/>
-                <w:lang w:val="en"/>
+                <w:lang/>
               </w:rPr>
               <w:t>Ch</w:t>
             </w:r>
@@ -4342,7 +4362,7 @@
                 <w:rFonts w:ascii="Times New Roman" w:hAnsi="Times New Roman" w:cs="Times New Roman"/>
                 <w:sz w:val="26"/>
                 <w:szCs w:val="26"/>
-                <w:lang w:val="en"/>
+                <w:lang/>
               </w:rPr>
             </w:pPr>
           </w:p>
@@ -4375,7 +4395,7 @@
                 <w:rFonts w:ascii="Times New Roman" w:hAnsi="Times New Roman" w:cs="Times New Roman"/>
                 <w:sz w:val="26"/>
                 <w:szCs w:val="26"/>
-                <w:lang w:val="en"/>
+                <w:lang/>
               </w:rPr>
             </w:pPr>
           </w:p>
@@ -4402,7 +4422,7 @@
                 <w:rFonts w:ascii="Times New Roman" w:hAnsi="Times New Roman" w:cs="Times New Roman"/>
                 <w:sz w:val="26"/>
                 <w:szCs w:val="26"/>
-                <w:lang w:val="en"/>
+                <w:lang/>
               </w:rPr>
             </w:pPr>
           </w:p>
@@ -4429,7 +4449,7 @@
                 <w:rFonts w:ascii="Times New Roman" w:hAnsi="Times New Roman" w:cs="Times New Roman"/>
                 <w:sz w:val="26"/>
                 <w:szCs w:val="26"/>
-                <w:lang w:val="en"/>
+                <w:lang/>
               </w:rPr>
             </w:pPr>
             <w:r>
@@ -4439,7 +4459,7 @@
                 <w:bCs/>
                 <w:sz w:val="26"/>
                 <w:szCs w:val="26"/>
-                <w:lang w:val="en"/>
+                <w:lang/>
               </w:rPr>
               <w:t>Ngày</w:t>
             </w:r>
@@ -4474,7 +4494,7 @@
                 <w:rFonts w:ascii="Times New Roman" w:hAnsi="Times New Roman" w:cs="Times New Roman"/>
                 <w:sz w:val="26"/>
                 <w:szCs w:val="26"/>
-                <w:lang w:val="en"/>
+                <w:lang/>
               </w:rPr>
               <w:t>…./…./</w:t>
             </w:r>
@@ -4524,7 +4544,7 @@
                 <w:rFonts w:ascii="Times New Roman" w:hAnsi="Times New Roman" w:cs="Times New Roman"/>
                 <w:sz w:val="26"/>
                 <w:szCs w:val="26"/>
-                <w:lang w:val="en"/>
+                <w:lang/>
               </w:rPr>
             </w:pPr>
             <w:r>
@@ -4534,7 +4554,7 @@
                 <w:bCs/>
                 <w:sz w:val="26"/>
                 <w:szCs w:val="26"/>
-                <w:lang w:val="en"/>
+                <w:lang/>
               </w:rPr>
               <w:t>Qu</w:t>
             </w:r>
@@ -4636,7 +4656,7 @@
                 <w:rFonts w:ascii="Times New Roman" w:hAnsi="Times New Roman" w:cs="Times New Roman"/>
                 <w:sz w:val="26"/>
                 <w:szCs w:val="26"/>
-                <w:lang w:val="en"/>
+                <w:lang/>
               </w:rPr>
             </w:pPr>
             <w:r>
@@ -4646,7 +4666,7 @@
                 <w:bCs/>
                 <w:sz w:val="26"/>
                 <w:szCs w:val="26"/>
-                <w:lang w:val="en"/>
+                <w:lang/>
               </w:rPr>
               <w:t>Ch</w:t>
             </w:r>
@@ -4695,7 +4715,7 @@
                 <w:rFonts w:ascii="Times New Roman" w:hAnsi="Times New Roman" w:cs="Times New Roman"/>
                 <w:sz w:val="26"/>
                 <w:szCs w:val="26"/>
-                <w:lang w:val="en"/>
+                <w:lang/>
               </w:rPr>
             </w:pPr>
           </w:p>
@@ -4728,7 +4748,7 @@
                 <w:rFonts w:ascii="Times New Roman" w:hAnsi="Times New Roman" w:cs="Times New Roman"/>
                 <w:sz w:val="26"/>
                 <w:szCs w:val="26"/>
-                <w:lang w:val="en"/>
+                <w:lang/>
               </w:rPr>
             </w:pPr>
           </w:p>
@@ -4755,7 +4775,7 @@
                 <w:rFonts w:ascii="Times New Roman" w:hAnsi="Times New Roman" w:cs="Times New Roman"/>
                 <w:sz w:val="26"/>
                 <w:szCs w:val="26"/>
-                <w:lang w:val="en"/>
+                <w:lang/>
               </w:rPr>
             </w:pPr>
           </w:p>
@@ -4782,7 +4802,7 @@
                 <w:rFonts w:ascii="Times New Roman" w:hAnsi="Times New Roman" w:cs="Times New Roman"/>
                 <w:sz w:val="26"/>
                 <w:szCs w:val="26"/>
-                <w:lang w:val="en"/>
+                <w:lang/>
               </w:rPr>
             </w:pPr>
             <w:r>
@@ -4792,7 +4812,7 @@
                 <w:bCs/>
                 <w:sz w:val="26"/>
                 <w:szCs w:val="26"/>
-                <w:lang w:val="en"/>
+                <w:lang/>
               </w:rPr>
               <w:t>Ngày</w:t>
             </w:r>
@@ -4827,7 +4847,7 @@
                 <w:rFonts w:ascii="Times New Roman" w:hAnsi="Times New Roman" w:cs="Times New Roman"/>
                 <w:sz w:val="26"/>
                 <w:szCs w:val="26"/>
-                <w:lang w:val="en"/>
+                <w:lang/>
               </w:rPr>
               <w:t>…./…./</w:t>
             </w:r>
@@ -4876,7 +4896,7 @@
                 <w:rFonts w:ascii="Times New Roman" w:hAnsi="Times New Roman" w:cs="Times New Roman"/>
                 <w:sz w:val="26"/>
                 <w:szCs w:val="26"/>
-                <w:lang w:val="en"/>
+                <w:lang/>
               </w:rPr>
             </w:pPr>
             <w:r>
@@ -4886,7 +4906,7 @@
                 <w:bCs/>
                 <w:sz w:val="26"/>
                 <w:szCs w:val="26"/>
-                <w:lang w:val="en"/>
+                <w:lang/>
               </w:rPr>
               <w:t>Thành viên</w:t>
             </w:r>
@@ -4949,7 +4969,7 @@
                 <w:rFonts w:ascii="Times New Roman" w:hAnsi="Times New Roman" w:cs="Times New Roman"/>
                 <w:sz w:val="26"/>
                 <w:szCs w:val="26"/>
-                <w:lang w:val="en"/>
+                <w:lang/>
               </w:rPr>
             </w:pPr>
             <w:r>
@@ -4959,7 +4979,7 @@
                 <w:bCs/>
                 <w:sz w:val="26"/>
                 <w:szCs w:val="26"/>
-                <w:lang w:val="en"/>
+                <w:lang/>
               </w:rPr>
               <w:t>Ch</w:t>
             </w:r>
@@ -5008,7 +5028,7 @@
                 <w:rFonts w:ascii="Times New Roman" w:hAnsi="Times New Roman" w:cs="Times New Roman"/>
                 <w:sz w:val="26"/>
                 <w:szCs w:val="26"/>
-                <w:lang w:val="en"/>
+                <w:lang/>
               </w:rPr>
             </w:pPr>
           </w:p>
@@ -5040,7 +5060,7 @@
                 <w:rFonts w:ascii="Times New Roman" w:hAnsi="Times New Roman" w:cs="Times New Roman"/>
                 <w:sz w:val="26"/>
                 <w:szCs w:val="26"/>
-                <w:lang w:val="en"/>
+                <w:lang/>
               </w:rPr>
             </w:pPr>
           </w:p>
@@ -5067,7 +5087,7 @@
                 <w:rFonts w:ascii="Times New Roman" w:hAnsi="Times New Roman" w:cs="Times New Roman"/>
                 <w:sz w:val="26"/>
                 <w:szCs w:val="26"/>
-                <w:lang w:val="en"/>
+                <w:lang/>
               </w:rPr>
             </w:pPr>
           </w:p>
@@ -5094,7 +5114,7 @@
                 <w:rFonts w:ascii="Times New Roman" w:hAnsi="Times New Roman" w:cs="Times New Roman"/>
                 <w:sz w:val="26"/>
                 <w:szCs w:val="26"/>
-                <w:lang w:val="en"/>
+                <w:lang/>
               </w:rPr>
             </w:pPr>
             <w:r>
@@ -5104,7 +5124,7 @@
                 <w:bCs/>
                 <w:sz w:val="26"/>
                 <w:szCs w:val="26"/>
-                <w:lang w:val="en"/>
+                <w:lang/>
               </w:rPr>
               <w:t>Ngày</w:t>
             </w:r>
@@ -5139,7 +5159,7 @@
                 <w:rFonts w:ascii="Times New Roman" w:hAnsi="Times New Roman" w:cs="Times New Roman"/>
                 <w:sz w:val="26"/>
                 <w:szCs w:val="26"/>
-                <w:lang w:val="en"/>
+                <w:lang/>
               </w:rPr>
               <w:t>…./…./</w:t>
             </w:r>
@@ -5189,7 +5209,7 @@
                 <w:rFonts w:ascii="Times New Roman" w:hAnsi="Times New Roman" w:cs="Times New Roman"/>
                 <w:sz w:val="26"/>
                 <w:szCs w:val="26"/>
-                <w:lang w:val="en"/>
+                <w:lang/>
               </w:rPr>
             </w:pPr>
           </w:p>
@@ -5249,7 +5269,7 @@
                 <w:rFonts w:ascii="Times New Roman" w:hAnsi="Times New Roman" w:cs="Times New Roman"/>
                 <w:sz w:val="26"/>
                 <w:szCs w:val="26"/>
-                <w:lang w:val="en"/>
+                <w:lang/>
               </w:rPr>
             </w:pPr>
             <w:r>
@@ -5259,7 +5279,7 @@
                 <w:bCs/>
                 <w:sz w:val="26"/>
                 <w:szCs w:val="26"/>
-                <w:lang w:val="en"/>
+                <w:lang/>
               </w:rPr>
               <w:t>Ch</w:t>
             </w:r>
@@ -5308,7 +5328,7 @@
                 <w:rFonts w:ascii="Times New Roman" w:hAnsi="Times New Roman" w:cs="Times New Roman"/>
                 <w:sz w:val="26"/>
                 <w:szCs w:val="26"/>
-                <w:lang w:val="en"/>
+                <w:lang/>
               </w:rPr>
             </w:pPr>
           </w:p>
@@ -5340,7 +5360,7 @@
                 <w:rFonts w:ascii="Times New Roman" w:hAnsi="Times New Roman" w:cs="Times New Roman"/>
                 <w:sz w:val="26"/>
                 <w:szCs w:val="26"/>
-                <w:lang w:val="en"/>
+                <w:lang/>
               </w:rPr>
             </w:pPr>
           </w:p>
@@ -5367,7 +5387,7 @@
                 <w:rFonts w:ascii="Times New Roman" w:hAnsi="Times New Roman" w:cs="Times New Roman"/>
                 <w:sz w:val="26"/>
                 <w:szCs w:val="26"/>
-                <w:lang w:val="en"/>
+                <w:lang/>
               </w:rPr>
             </w:pPr>
           </w:p>
@@ -5394,7 +5414,7 @@
                 <w:rFonts w:ascii="Times New Roman" w:hAnsi="Times New Roman" w:cs="Times New Roman"/>
                 <w:sz w:val="26"/>
                 <w:szCs w:val="26"/>
-                <w:lang w:val="en"/>
+                <w:lang/>
               </w:rPr>
             </w:pPr>
             <w:r>
@@ -5404,7 +5424,7 @@
                 <w:bCs/>
                 <w:sz w:val="26"/>
                 <w:szCs w:val="26"/>
-                <w:lang w:val="en"/>
+                <w:lang/>
               </w:rPr>
               <w:t>Ngày</w:t>
             </w:r>
@@ -5439,7 +5459,7 @@
                 <w:rFonts w:ascii="Times New Roman" w:hAnsi="Times New Roman" w:cs="Times New Roman"/>
                 <w:sz w:val="26"/>
                 <w:szCs w:val="26"/>
-                <w:lang w:val="en"/>
+                <w:lang/>
               </w:rPr>
               <w:t>…./…./</w:t>
             </w:r>
@@ -5489,7 +5509,7 @@
                 <w:rFonts w:ascii="Times New Roman" w:hAnsi="Times New Roman" w:cs="Times New Roman"/>
                 <w:sz w:val="26"/>
                 <w:szCs w:val="26"/>
-                <w:lang w:val="en"/>
+                <w:lang/>
               </w:rPr>
             </w:pPr>
           </w:p>
@@ -5548,7 +5568,7 @@
                 <w:rFonts w:ascii="Times New Roman" w:hAnsi="Times New Roman" w:cs="Times New Roman"/>
                 <w:sz w:val="26"/>
                 <w:szCs w:val="26"/>
-                <w:lang w:val="en"/>
+                <w:lang/>
               </w:rPr>
             </w:pPr>
             <w:r>
@@ -5558,7 +5578,7 @@
                 <w:bCs/>
                 <w:sz w:val="26"/>
                 <w:szCs w:val="26"/>
-                <w:lang w:val="en"/>
+                <w:lang/>
               </w:rPr>
               <w:t>Ch</w:t>
             </w:r>
@@ -5607,7 +5627,7 @@
                 <w:rFonts w:ascii="Times New Roman" w:hAnsi="Times New Roman" w:cs="Times New Roman"/>
                 <w:sz w:val="26"/>
                 <w:szCs w:val="26"/>
-                <w:lang w:val="en"/>
+                <w:lang/>
               </w:rPr>
             </w:pPr>
           </w:p>
@@ -5639,7 +5659,7 @@
                 <w:rFonts w:ascii="Times New Roman" w:hAnsi="Times New Roman" w:cs="Times New Roman"/>
                 <w:sz w:val="26"/>
                 <w:szCs w:val="26"/>
-                <w:lang w:val="en"/>
+                <w:lang/>
               </w:rPr>
             </w:pPr>
           </w:p>
@@ -5667,7 +5687,7 @@
                 <w:rFonts w:ascii="Times New Roman" w:hAnsi="Times New Roman" w:cs="Times New Roman"/>
                 <w:sz w:val="26"/>
                 <w:szCs w:val="26"/>
-                <w:lang w:val="en"/>
+                <w:lang/>
               </w:rPr>
             </w:pPr>
           </w:p>
@@ -5694,7 +5714,7 @@
                 <w:rFonts w:ascii="Times New Roman" w:hAnsi="Times New Roman" w:cs="Times New Roman"/>
                 <w:sz w:val="26"/>
                 <w:szCs w:val="26"/>
-                <w:lang w:val="en"/>
+                <w:lang/>
               </w:rPr>
             </w:pPr>
             <w:r>
@@ -5704,7 +5724,7 @@
                 <w:bCs/>
                 <w:sz w:val="26"/>
                 <w:szCs w:val="26"/>
-                <w:lang w:val="en"/>
+                <w:lang/>
               </w:rPr>
               <w:t>Ngày</w:t>
             </w:r>
@@ -5739,7 +5759,7 @@
                 <w:rFonts w:ascii="Times New Roman" w:hAnsi="Times New Roman" w:cs="Times New Roman"/>
                 <w:sz w:val="26"/>
                 <w:szCs w:val="26"/>
-                <w:lang w:val="en"/>
+                <w:lang/>
               </w:rPr>
               <w:t>…./…./</w:t>
             </w:r>
@@ -5789,7 +5809,7 @@
                 <w:rFonts w:ascii="Times New Roman" w:hAnsi="Times New Roman" w:cs="Times New Roman"/>
                 <w:sz w:val="26"/>
                 <w:szCs w:val="26"/>
-                <w:lang w:val="en"/>
+                <w:lang/>
               </w:rPr>
             </w:pPr>
           </w:p>
@@ -5854,7 +5874,7 @@
                 <w:bCs/>
                 <w:sz w:val="26"/>
                 <w:szCs w:val="26"/>
-                <w:lang w:val="en"/>
+                <w:lang/>
               </w:rPr>
             </w:pPr>
             <w:r>
@@ -5864,7 +5884,7 @@
                 <w:bCs/>
                 <w:sz w:val="26"/>
                 <w:szCs w:val="26"/>
-                <w:lang w:val="en"/>
+                <w:lang/>
               </w:rPr>
               <w:t>Ch</w:t>
             </w:r>
@@ -5913,7 +5933,7 @@
                 <w:rFonts w:ascii="Times New Roman" w:hAnsi="Times New Roman" w:cs="Times New Roman"/>
                 <w:sz w:val="26"/>
                 <w:szCs w:val="26"/>
-                <w:lang w:val="en"/>
+                <w:lang/>
               </w:rPr>
             </w:pPr>
           </w:p>
@@ -5946,7 +5966,7 @@
                 <w:rFonts w:ascii="Times New Roman" w:hAnsi="Times New Roman" w:cs="Times New Roman"/>
                 <w:sz w:val="26"/>
                 <w:szCs w:val="26"/>
-                <w:lang w:val="en"/>
+                <w:lang/>
               </w:rPr>
             </w:pPr>
           </w:p>
@@ -5973,7 +5993,7 @@
                 <w:rFonts w:ascii="Times New Roman" w:hAnsi="Times New Roman" w:cs="Times New Roman"/>
                 <w:sz w:val="26"/>
                 <w:szCs w:val="26"/>
-                <w:lang w:val="en"/>
+                <w:lang/>
               </w:rPr>
             </w:pPr>
           </w:p>
@@ -6002,7 +6022,7 @@
                 <w:bCs/>
                 <w:sz w:val="26"/>
                 <w:szCs w:val="26"/>
-                <w:lang w:val="en"/>
+                <w:lang/>
               </w:rPr>
             </w:pPr>
             <w:r>
@@ -6012,7 +6032,7 @@
                 <w:bCs/>
                 <w:sz w:val="26"/>
                 <w:szCs w:val="26"/>
-                <w:lang w:val="en"/>
+                <w:lang/>
               </w:rPr>
               <w:t>Ngày</w:t>
             </w:r>
@@ -6047,7 +6067,7 @@
                 <w:rFonts w:ascii="Times New Roman" w:hAnsi="Times New Roman" w:cs="Times New Roman"/>
                 <w:sz w:val="26"/>
                 <w:szCs w:val="26"/>
-                <w:lang w:val="en"/>
+                <w:lang/>
               </w:rPr>
               <w:t>…./…./</w:t>
             </w:r>
@@ -6412,7 +6432,7 @@
                 <w:noProof/>
                 <w:sz w:val="26"/>
                 <w:szCs w:val="26"/>
-                <w:lang w:val="en"/>
+                <w:lang/>
               </w:rPr>
               <w:t>1.2. Ph</w:t>
             </w:r>
@@ -6523,7 +6543,7 @@
                 <w:noProof/>
                 <w:sz w:val="26"/>
                 <w:szCs w:val="26"/>
-                <w:lang w:val="en"/>
+                <w:lang/>
               </w:rPr>
               <w:t xml:space="preserve">1.3 </w:t>
             </w:r>
@@ -6933,7 +6953,7 @@
                 <w:noProof/>
                 <w:sz w:val="26"/>
                 <w:szCs w:val="26"/>
-                <w:lang w:val="en"/>
+                <w:lang/>
               </w:rPr>
               <w:t xml:space="preserve">2.1 </w:t>
             </w:r>
@@ -7044,7 +7064,7 @@
                 <w:noProof/>
                 <w:sz w:val="26"/>
                 <w:szCs w:val="26"/>
-                <w:lang w:val="en"/>
+                <w:lang/>
               </w:rPr>
               <w:t xml:space="preserve">2.2 </w:t>
             </w:r>
@@ -7155,7 +7175,7 @@
                 <w:noProof/>
                 <w:sz w:val="26"/>
                 <w:szCs w:val="26"/>
-                <w:lang w:val="en"/>
+                <w:lang/>
               </w:rPr>
               <w:t xml:space="preserve">2.3 </w:t>
             </w:r>
@@ -8168,8 +8188,6 @@
               </w:rPr>
               <w:t>4.2 Các công cụ hỗ trợ</w:t>
             </w:r>
-            <w:bookmarkStart w:id="0" w:name="_GoBack"/>
-            <w:bookmarkEnd w:id="0"/>
             <w:r>
               <w:rPr>
                 <w:rFonts w:ascii="Times New Roman" w:hAnsi="Times New Roman" w:cs="Times New Roman"/>
@@ -8364,24 +8382,24 @@
           <w:kern w:val="0"/>
           <w:sz w:val="26"/>
           <w:szCs w:val="26"/>
-          <w:lang w:val="en"/>
+          <w:lang/>
         </w:rPr>
       </w:pPr>
-      <w:bookmarkStart w:id="1" w:name="_Toc66633608"/>
-      <w:bookmarkStart w:id="2" w:name="_Toc8386568"/>
-      <w:bookmarkStart w:id="3" w:name="_Toc58795842"/>
-      <w:bookmarkStart w:id="4" w:name="_Toc59708267"/>
-      <w:bookmarkStart w:id="5" w:name="_Toc59103950"/>
-      <w:bookmarkStart w:id="6" w:name="_Toc68719786"/>
-      <w:bookmarkStart w:id="7" w:name="_Toc66633646"/>
-      <w:bookmarkStart w:id="8" w:name="_Toc177035175"/>
+      <w:bookmarkStart w:id="0" w:name="_Toc66633608"/>
+      <w:bookmarkStart w:id="1" w:name="_Toc8386568"/>
+      <w:bookmarkStart w:id="2" w:name="_Toc58795842"/>
+      <w:bookmarkStart w:id="3" w:name="_Toc59708267"/>
+      <w:bookmarkStart w:id="4" w:name="_Toc59103950"/>
+      <w:bookmarkStart w:id="5" w:name="_Toc68719786"/>
+      <w:bookmarkStart w:id="6" w:name="_Toc66633646"/>
+      <w:bookmarkStart w:id="7" w:name="_Toc177035175"/>
       <w:r>
         <w:rPr>
           <w:rFonts w:ascii="Times New Roman" w:hAnsi="Times New Roman" w:cs="Times New Roman"/>
           <w:kern w:val="0"/>
           <w:sz w:val="26"/>
           <w:szCs w:val="26"/>
-          <w:lang w:val="en"/>
+          <w:lang/>
         </w:rPr>
         <w:br w:type="page"/>
       </w:r>
@@ -8397,8 +8415,8 @@
           <w:rFonts w:ascii="Times New Roman" w:hAnsi="Times New Roman" w:cs="Times New Roman"/>
         </w:rPr>
       </w:pPr>
-      <w:bookmarkStart w:id="9" w:name="_Toc224506357"/>
-      <w:bookmarkStart w:id="10" w:name="_Hlk207407526"/>
+      <w:bookmarkStart w:id="8" w:name="_Toc224506357"/>
+      <w:bookmarkStart w:id="9" w:name="_Hlk207407526"/>
       <w:r>
         <w:rPr>
           <w:rFonts w:ascii="Times New Roman" w:hAnsi="Times New Roman" w:cs="Times New Roman"/>
@@ -8406,6 +8424,7 @@
         <w:lastRenderedPageBreak/>
         <w:t>GIỚI THIỆU</w:t>
       </w:r>
+      <w:bookmarkEnd w:id="0"/>
       <w:bookmarkEnd w:id="1"/>
       <w:bookmarkEnd w:id="2"/>
       <w:bookmarkEnd w:id="3"/>
@@ -8414,7 +8433,6 @@
       <w:bookmarkEnd w:id="6"/>
       <w:bookmarkEnd w:id="7"/>
       <w:bookmarkEnd w:id="8"/>
-      <w:bookmarkEnd w:id="9"/>
     </w:p>
     <w:p>
       <w:pPr>
@@ -8424,19 +8442,20 @@
           <w:lang w:val="vi-VN"/>
         </w:rPr>
       </w:pPr>
-      <w:bookmarkStart w:id="11" w:name="_Toc8386569"/>
-      <w:bookmarkStart w:id="12" w:name="_Toc58795843"/>
-      <w:bookmarkStart w:id="13" w:name="_Toc59103951"/>
-      <w:bookmarkStart w:id="14" w:name="_Toc68719787"/>
-      <w:bookmarkStart w:id="15" w:name="_Toc59708268"/>
-      <w:bookmarkStart w:id="16" w:name="_Toc66633609"/>
-      <w:bookmarkStart w:id="17" w:name="_Toc177035176"/>
-      <w:bookmarkStart w:id="18" w:name="_Toc513987700"/>
-      <w:bookmarkStart w:id="19" w:name="_Toc66633647"/>
-      <w:bookmarkStart w:id="20" w:name="_Toc224506358"/>
+      <w:bookmarkStart w:id="10" w:name="_Toc8386569"/>
+      <w:bookmarkStart w:id="11" w:name="_Toc58795843"/>
+      <w:bookmarkStart w:id="12" w:name="_Toc59103951"/>
+      <w:bookmarkStart w:id="13" w:name="_Toc68719787"/>
+      <w:bookmarkStart w:id="14" w:name="_Toc59708268"/>
+      <w:bookmarkStart w:id="15" w:name="_Toc66633609"/>
+      <w:bookmarkStart w:id="16" w:name="_Toc177035176"/>
+      <w:bookmarkStart w:id="17" w:name="_Toc513987700"/>
+      <w:bookmarkStart w:id="18" w:name="_Toc66633647"/>
+      <w:bookmarkStart w:id="19" w:name="_Toc224506358"/>
       <w:r>
         <w:t xml:space="preserve">1.1 </w:t>
       </w:r>
+      <w:bookmarkEnd w:id="10"/>
       <w:bookmarkEnd w:id="11"/>
       <w:bookmarkEnd w:id="12"/>
       <w:bookmarkEnd w:id="13"/>
@@ -8445,14 +8464,13 @@
       <w:bookmarkEnd w:id="16"/>
       <w:bookmarkEnd w:id="17"/>
       <w:bookmarkEnd w:id="18"/>
-      <w:bookmarkEnd w:id="19"/>
       <w:r>
         <w:rPr>
           <w:lang w:val="vi-VN"/>
         </w:rPr>
         <w:t>Mục tiêu</w:t>
       </w:r>
-      <w:bookmarkEnd w:id="20"/>
+      <w:bookmarkEnd w:id="19"/>
     </w:p>
     <w:p>
       <w:pPr>
@@ -8463,12 +8481,14 @@
         <w:rPr>
           <w:sz w:val="26"/>
           <w:szCs w:val="26"/>
+          <w:lang w:val="vi-VN"/>
         </w:rPr>
       </w:pPr>
       <w:r>
         <w:rPr>
           <w:sz w:val="26"/>
           <w:szCs w:val="26"/>
+          <w:lang w:val="vi-VN"/>
         </w:rPr>
         <w:t>Mục tiêu của tài liệu Test Plan là xác định tiến độ và giám sát việc thực hiện kiểm thử cho Sprint 1, 2 và 3. Tài liệu này cũng cung cấp một số thông tin sau:</w:t>
       </w:r>
@@ -8485,12 +8505,14 @@
         <w:rPr>
           <w:sz w:val="26"/>
           <w:szCs w:val="26"/>
+          <w:lang w:val="vi-VN"/>
         </w:rPr>
       </w:pPr>
       <w:r>
         <w:rPr>
           <w:sz w:val="26"/>
           <w:szCs w:val="26"/>
+          <w:lang w:val="vi-VN"/>
         </w:rPr>
         <w:t>Danh sách các chức năng sẽ được kiểm thử.</w:t>
       </w:r>
@@ -8507,12 +8529,14 @@
         <w:rPr>
           <w:sz w:val="26"/>
           <w:szCs w:val="26"/>
+          <w:lang w:val="vi-VN"/>
         </w:rPr>
       </w:pPr>
       <w:r>
         <w:rPr>
           <w:sz w:val="26"/>
           <w:szCs w:val="26"/>
+          <w:lang w:val="vi-VN"/>
         </w:rPr>
         <w:t>Liệt kê các yêu cầu cho việc kiểm thử.</w:t>
       </w:r>
@@ -8529,12 +8553,14 @@
         <w:rPr>
           <w:sz w:val="26"/>
           <w:szCs w:val="26"/>
+          <w:lang w:val="vi-VN"/>
         </w:rPr>
       </w:pPr>
       <w:r>
         <w:rPr>
           <w:sz w:val="26"/>
           <w:szCs w:val="26"/>
+          <w:lang w:val="vi-VN"/>
         </w:rPr>
         <w:t>Mô tả các phương pháp kiểm thử sẽ được áp dụng cho mỗi chức năng.</w:t>
       </w:r>
@@ -8551,12 +8577,14 @@
         <w:rPr>
           <w:sz w:val="26"/>
           <w:szCs w:val="26"/>
+          <w:lang w:val="vi-VN"/>
         </w:rPr>
       </w:pPr>
       <w:r>
         <w:rPr>
           <w:sz w:val="26"/>
           <w:szCs w:val="26"/>
+          <w:lang w:val="vi-VN"/>
         </w:rPr>
         <w:t>Xác định các nguồn lực cần thiết và kế hoạch kiểm thử tổng quan.</w:t>
       </w:r>
@@ -8569,23 +8597,23 @@
           <w:lang w:val="vi-VN"/>
         </w:rPr>
       </w:pPr>
-      <w:bookmarkStart w:id="21" w:name="_Toc224506359"/>
-      <w:bookmarkEnd w:id="10"/>
+      <w:bookmarkStart w:id="20" w:name="_Toc224506359"/>
+      <w:bookmarkEnd w:id="9"/>
       <w:r>
         <w:rPr>
-          <w:lang w:val="en"/>
+          <w:lang w:val="vi-VN"/>
         </w:rPr>
         <w:t>1.2</w:t>
       </w:r>
       <w:r>
         <w:rPr>
-          <w:lang w:val="en"/>
+          <w:lang w:val="vi-VN"/>
         </w:rPr>
         <w:t xml:space="preserve">. </w:t>
       </w:r>
       <w:r>
         <w:rPr>
-          <w:lang w:val="en"/>
+          <w:lang w:val="vi-VN"/>
         </w:rPr>
         <w:t>Ph</w:t>
       </w:r>
@@ -8601,7 +8629,7 @@
         </w:rPr>
         <w:t xml:space="preserve"> tài liệu</w:t>
       </w:r>
-      <w:bookmarkEnd w:id="21"/>
+      <w:bookmarkEnd w:id="20"/>
       <w:r>
         <w:rPr>
           <w:lang w:val="vi-VN"/>
@@ -8622,7 +8650,7 @@
           <w:kern w:val="0"/>
           <w:sz w:val="26"/>
           <w:szCs w:val="26"/>
-          <w:lang w:val="en"/>
+          <w:lang w:val="vi-VN"/>
         </w:rPr>
       </w:pPr>
       <w:r>
@@ -8631,9 +8659,29 @@
           <w:kern w:val="0"/>
           <w:sz w:val="26"/>
           <w:szCs w:val="26"/>
-          <w:lang w:val="en"/>
+          <w:lang w:val="vi-VN"/>
         </w:rPr>
-        <w:t>Test Plan này được thiết kế dành cho Sprint 1,2 và 3 của dự án: “Xây dựng hệ thống DishNet – Nền tảng mạng xã hội kinh doanh ẩm thực”.</w:t>
+        <w:t>Test Plan này được thiết kế dành cho Sprint 1,</w:t>
+      </w:r>
+      <w:r>
+        <w:rPr>
+          <w:rFonts w:ascii="Times New Roman" w:hAnsi="Times New Roman" w:cs="Times New Roman"/>
+          <w:kern w:val="0"/>
+          <w:sz w:val="26"/>
+          <w:szCs w:val="26"/>
+          <w:lang w:val="vi-VN"/>
+        </w:rPr>
+        <w:t xml:space="preserve"> </w:t>
+      </w:r>
+      <w:r>
+        <w:rPr>
+          <w:rFonts w:ascii="Times New Roman" w:hAnsi="Times New Roman" w:cs="Times New Roman"/>
+          <w:kern w:val="0"/>
+          <w:sz w:val="26"/>
+          <w:szCs w:val="26"/>
+          <w:lang w:val="vi-VN"/>
+        </w:rPr>
+        <w:t>2 và 3 của dự án: “Xây dựng hệ thống DishNet – Nền tảng mạng xã hội kinh doanh ẩm thực”.</w:t>
       </w:r>
     </w:p>
     <w:p>
@@ -8649,7 +8697,7 @@
           <w:kern w:val="0"/>
           <w:sz w:val="26"/>
           <w:szCs w:val="26"/>
-          <w:lang w:val="en"/>
+          <w:lang/>
         </w:rPr>
       </w:pPr>
       <w:r>
@@ -8658,9 +8706,19 @@
           <w:kern w:val="0"/>
           <w:sz w:val="26"/>
           <w:szCs w:val="26"/>
-          <w:lang w:val="en"/>
+          <w:lang w:val="vi-VN"/>
         </w:rPr>
-        <w:t>Test Plan này xác định các đơn vị kiểm thử, cách tiếp cận, kiểm tra hệ thống.  Phạm vị kiểm thử bao gồm:</w:t>
+        <w:t xml:space="preserve">Test Plan này xác định các đơn vị kiểm thử, cách tiếp cận, kiểm tra hệ thống.  </w:t>
+      </w:r>
+      <w:r>
+        <w:rPr>
+          <w:rFonts w:ascii="Times New Roman" w:hAnsi="Times New Roman" w:cs="Times New Roman"/>
+          <w:kern w:val="0"/>
+          <w:sz w:val="26"/>
+          <w:szCs w:val="26"/>
+          <w:lang/>
+        </w:rPr>
+        <w:t>Phạm vị kiểm thử bao gồm:</w:t>
       </w:r>
     </w:p>
     <w:p>
@@ -8679,7 +8737,7 @@
           <w:rFonts w:ascii="Times New Roman" w:hAnsi="Times New Roman" w:cs="Times New Roman"/>
           <w:sz w:val="26"/>
           <w:szCs w:val="26"/>
-          <w:lang w:val="en"/>
+          <w:lang/>
         </w:rPr>
       </w:pPr>
       <w:r>
@@ -8687,9 +8745,45 @@
           <w:rFonts w:ascii="Times New Roman" w:hAnsi="Times New Roman" w:cs="Times New Roman"/>
           <w:sz w:val="26"/>
           <w:szCs w:val="26"/>
-          <w:lang w:val="en"/>
+          <w:lang/>
         </w:rPr>
-        <w:t>Kiểm thử tất cả các chức năng được liệt kê trong Sprint 1,2,3.</w:t>
+        <w:t>Kiểm thử tất cả các chức năng được liệt kê trong Sprint 1,</w:t>
+      </w:r>
+      <w:r>
+        <w:rPr>
+          <w:rFonts w:ascii="Times New Roman" w:hAnsi="Times New Roman" w:cs="Times New Roman"/>
+          <w:sz w:val="26"/>
+          <w:szCs w:val="26"/>
+          <w:lang/>
+        </w:rPr>
+        <w:t xml:space="preserve"> </w:t>
+      </w:r>
+      <w:r>
+        <w:rPr>
+          <w:rFonts w:ascii="Times New Roman" w:hAnsi="Times New Roman" w:cs="Times New Roman"/>
+          <w:sz w:val="26"/>
+          <w:szCs w:val="26"/>
+          <w:lang/>
+        </w:rPr>
+        <w:t>2,</w:t>
+      </w:r>
+      <w:r>
+        <w:rPr>
+          <w:rFonts w:ascii="Times New Roman" w:hAnsi="Times New Roman" w:cs="Times New Roman"/>
+          <w:sz w:val="26"/>
+          <w:szCs w:val="26"/>
+          <w:lang/>
+        </w:rPr>
+        <w:t xml:space="preserve"> </w:t>
+      </w:r>
+      <w:r>
+        <w:rPr>
+          <w:rFonts w:ascii="Times New Roman" w:hAnsi="Times New Roman" w:cs="Times New Roman"/>
+          <w:sz w:val="26"/>
+          <w:szCs w:val="26"/>
+          <w:lang/>
+        </w:rPr>
+        <w:t>3.</w:t>
       </w:r>
     </w:p>
     <w:p>
@@ -8708,7 +8802,7 @@
           <w:rFonts w:ascii="Times New Roman" w:hAnsi="Times New Roman" w:cs="Times New Roman"/>
           <w:sz w:val="26"/>
           <w:szCs w:val="26"/>
-          <w:lang w:val="en"/>
+          <w:lang/>
         </w:rPr>
       </w:pPr>
       <w:r>
@@ -8716,7 +8810,7 @@
           <w:rFonts w:ascii="Times New Roman" w:hAnsi="Times New Roman" w:cs="Times New Roman"/>
           <w:sz w:val="26"/>
           <w:szCs w:val="26"/>
-          <w:lang w:val="en"/>
+          <w:lang/>
         </w:rPr>
         <w:t>Yêu cầu chức năng phù hợp với mô tả trong tài liệu product backlog.</w:t>
       </w:r>
@@ -8729,10 +8823,10 @@
           <w:lang w:val="vi-VN"/>
         </w:rPr>
       </w:pPr>
-      <w:bookmarkStart w:id="22" w:name="_Toc224506360"/>
+      <w:bookmarkStart w:id="21" w:name="_Toc224506360"/>
       <w:r>
         <w:rPr>
-          <w:lang w:val="en"/>
+          <w:lang/>
         </w:rPr>
         <w:t xml:space="preserve">1.3 </w:t>
       </w:r>
@@ -8742,7 +8836,7 @@
         </w:rPr>
         <w:t>Thuật ngữ tài liệu viết tắt</w:t>
       </w:r>
-      <w:bookmarkEnd w:id="22"/>
+      <w:bookmarkEnd w:id="21"/>
     </w:p>
     <w:p>
       <w:pPr>
@@ -8767,7 +8861,7 @@
           <w:iCs/>
           <w:sz w:val="26"/>
           <w:szCs w:val="26"/>
-          <w:lang w:val="en"/>
+          <w:lang w:val="vi-VN"/>
         </w:rPr>
         <w:t>B</w:t>
       </w:r>
@@ -8831,7 +8925,7 @@
                 <w:rFonts w:ascii="Times New Roman" w:hAnsi="Times New Roman" w:cs="Times New Roman"/>
                 <w:sz w:val="26"/>
                 <w:szCs w:val="26"/>
-                <w:lang w:val="en"/>
+                <w:lang/>
               </w:rPr>
             </w:pPr>
             <w:r>
@@ -8841,7 +8935,7 @@
                 <w:bCs/>
                 <w:sz w:val="26"/>
                 <w:szCs w:val="26"/>
-                <w:lang w:val="en"/>
+                <w:lang/>
               </w:rPr>
               <w:t>S</w:t>
             </w:r>
@@ -8881,7 +8975,7 @@
                 <w:b/>
                 <w:sz w:val="26"/>
                 <w:szCs w:val="26"/>
-                <w:lang w:val="en"/>
+                <w:lang/>
               </w:rPr>
             </w:pPr>
             <w:r>
@@ -8960,7 +9054,7 @@
                 <w:rFonts w:ascii="Times New Roman" w:hAnsi="Times New Roman" w:cs="Times New Roman"/>
                 <w:sz w:val="26"/>
                 <w:szCs w:val="26"/>
-                <w:lang w:val="en"/>
+                <w:lang/>
               </w:rPr>
             </w:pPr>
           </w:p>
@@ -8986,7 +9080,7 @@
                 <w:rFonts w:ascii="Times New Roman" w:hAnsi="Times New Roman" w:cs="Times New Roman"/>
                 <w:sz w:val="26"/>
                 <w:szCs w:val="26"/>
-                <w:lang w:val="en"/>
+                <w:lang/>
               </w:rPr>
             </w:pPr>
           </w:p>
@@ -9012,9 +9106,11 @@
                 <w:rFonts w:ascii="Times New Roman" w:hAnsi="Times New Roman" w:cs="Times New Roman"/>
                 <w:sz w:val="26"/>
                 <w:szCs w:val="26"/>
-                <w:lang w:val="en"/>
-              </w:rPr>
-            </w:pPr>
+                <w:lang/>
+              </w:rPr>
+            </w:pPr>
+            <w:bookmarkStart w:id="22" w:name="_GoBack"/>
+            <w:bookmarkEnd w:id="22"/>
           </w:p>
         </w:tc>
       </w:tr>
@@ -9325,7 +9421,7 @@
       <w:bookmarkStart w:id="26" w:name="_Toc224506364"/>
       <w:r>
         <w:rPr>
-          <w:lang w:val="en"/>
+          <w:lang/>
         </w:rPr>
         <w:t xml:space="preserve">2.1 </w:t>
       </w:r>
@@ -9543,7 +9639,7 @@
       <w:bookmarkStart w:id="27" w:name="_Toc224506365"/>
       <w:r>
         <w:rPr>
-          <w:lang w:val="en"/>
+          <w:lang/>
         </w:rPr>
         <w:t xml:space="preserve">2.2 </w:t>
       </w:r>
@@ -9806,7 +9902,7 @@
       <w:bookmarkStart w:id="28" w:name="_Toc224506366"/>
       <w:r>
         <w:rPr>
-          <w:lang w:val="en"/>
+          <w:lang/>
         </w:rPr>
         <w:t xml:space="preserve">2.3 </w:t>
       </w:r>
@@ -10082,7 +10178,7 @@
       </w:pPr>
       <w:r>
         <w:rPr>
-          <w:lang w:val="en"/>
+          <w:lang/>
         </w:rPr>
         <w:tab/>
       </w:r>
@@ -10119,6 +10215,7 @@
           <w:rFonts w:ascii="Times New Roman" w:hAnsi="Times New Roman" w:cs="Times New Roman"/>
           <w:sz w:val="26"/>
           <w:szCs w:val="26"/>
+          <w:lang w:val="vi-VN"/>
         </w:rPr>
         <w:t>Tất cả chức năng trong Sprint 1, Sprint 2 và Sprint 3 đều được kiểm thử</w:t>
       </w:r>
@@ -25602,7 +25699,7 @@
           <w:tab w:val="left" w:pos="1425"/>
         </w:tabs>
         <w:rPr>
-          <w:lang w:val="vi"/>
+          <w:lang/>
         </w:rPr>
       </w:pPr>
     </w:p>
@@ -26094,10 +26191,10 @@
         <w:tblLook w:val="04A0" w:firstRow="1" w:lastRow="0" w:firstColumn="1" w:lastColumn="0" w:noHBand="0" w:noVBand="1"/>
       </w:tblPr>
       <w:tblGrid>
-        <w:gridCol w:w="1960"/>
-        <w:gridCol w:w="2458"/>
-        <w:gridCol w:w="2458"/>
-        <w:gridCol w:w="1906"/>
+        <w:gridCol w:w="1984"/>
+        <w:gridCol w:w="2531"/>
+        <w:gridCol w:w="2531"/>
+        <w:gridCol w:w="1962"/>
       </w:tblGrid>
       <w:tr>
         <w:tc>
@@ -26666,13 +26763,15 @@
                 <w:rFonts w:ascii="Times New Roman" w:hAnsi="Times New Roman" w:cs="Times New Roman"/>
                 <w:sz w:val="26"/>
                 <w:szCs w:val="26"/>
-              </w:rPr>
-            </w:pPr>
-            <w:r>
-              <w:rPr>
-                <w:rFonts w:ascii="Times New Roman" w:hAnsi="Times New Roman" w:cs="Times New Roman"/>
-                <w:sz w:val="26"/>
-                <w:szCs w:val="26"/>
+                <w:lang w:val="vi-VN"/>
+              </w:rPr>
+            </w:pPr>
+            <w:r>
+              <w:rPr>
+                <w:rFonts w:ascii="Times New Roman" w:hAnsi="Times New Roman" w:cs="Times New Roman"/>
+                <w:sz w:val="26"/>
+                <w:szCs w:val="26"/>
+                <w:lang w:val="vi-VN"/>
               </w:rPr>
               <w:t>Xác định và phân tích ứng dụng.</w:t>
             </w:r>
@@ -26690,13 +26789,15 @@
                 <w:rFonts w:ascii="Times New Roman" w:hAnsi="Times New Roman" w:cs="Times New Roman"/>
                 <w:sz w:val="26"/>
                 <w:szCs w:val="26"/>
-              </w:rPr>
-            </w:pPr>
-            <w:r>
-              <w:rPr>
-                <w:rFonts w:ascii="Times New Roman" w:hAnsi="Times New Roman" w:cs="Times New Roman"/>
-                <w:sz w:val="26"/>
-                <w:szCs w:val="26"/>
+                <w:lang w:val="vi-VN"/>
+              </w:rPr>
+            </w:pPr>
+            <w:r>
+              <w:rPr>
+                <w:rFonts w:ascii="Times New Roman" w:hAnsi="Times New Roman" w:cs="Times New Roman"/>
+                <w:sz w:val="26"/>
+                <w:szCs w:val="26"/>
+                <w:lang w:val="vi-VN"/>
               </w:rPr>
               <w:t>Phân chia công việc cho các thành viên</w:t>
             </w:r>
@@ -26714,13 +26815,15 @@
                 <w:rFonts w:ascii="Times New Roman" w:hAnsi="Times New Roman" w:cs="Times New Roman"/>
                 <w:sz w:val="26"/>
                 <w:szCs w:val="26"/>
-              </w:rPr>
-            </w:pPr>
-            <w:r>
-              <w:rPr>
-                <w:rFonts w:ascii="Times New Roman" w:hAnsi="Times New Roman" w:cs="Times New Roman"/>
-                <w:sz w:val="26"/>
-                <w:szCs w:val="26"/>
+                <w:lang w:val="vi-VN"/>
+              </w:rPr>
+            </w:pPr>
+            <w:r>
+              <w:rPr>
+                <w:rFonts w:ascii="Times New Roman" w:hAnsi="Times New Roman" w:cs="Times New Roman"/>
+                <w:sz w:val="26"/>
+                <w:szCs w:val="26"/>
+                <w:lang w:val="vi-VN"/>
               </w:rPr>
               <w:t>Kiểm soát, theo dõi các thành viên trong nhóm</w:t>
             </w:r>
@@ -26738,13 +26841,15 @@
                 <w:rFonts w:ascii="Times New Roman" w:hAnsi="Times New Roman" w:cs="Times New Roman"/>
                 <w:sz w:val="26"/>
                 <w:szCs w:val="26"/>
-              </w:rPr>
-            </w:pPr>
-            <w:r>
-              <w:rPr>
-                <w:rFonts w:ascii="Times New Roman" w:hAnsi="Times New Roman" w:cs="Times New Roman"/>
-                <w:sz w:val="26"/>
-                <w:szCs w:val="26"/>
+                <w:lang w:val="vi-VN"/>
+              </w:rPr>
+            </w:pPr>
+            <w:r>
+              <w:rPr>
+                <w:rFonts w:ascii="Times New Roman" w:hAnsi="Times New Roman" w:cs="Times New Roman"/>
+                <w:sz w:val="26"/>
+                <w:szCs w:val="26"/>
+                <w:lang w:val="vi-VN"/>
               </w:rPr>
               <w:t>Định hướng, hỗ trợ cho các thành viên.</w:t>
             </w:r>
@@ -26762,13 +26867,15 @@
                 <w:rFonts w:ascii="Times New Roman" w:hAnsi="Times New Roman" w:cs="Times New Roman"/>
                 <w:sz w:val="26"/>
                 <w:szCs w:val="26"/>
-              </w:rPr>
-            </w:pPr>
-            <w:r>
-              <w:rPr>
-                <w:rFonts w:ascii="Times New Roman" w:hAnsi="Times New Roman" w:cs="Times New Roman"/>
-                <w:sz w:val="26"/>
-                <w:szCs w:val="26"/>
+                <w:lang w:val="vi-VN"/>
+              </w:rPr>
+            </w:pPr>
+            <w:r>
+              <w:rPr>
+                <w:rFonts w:ascii="Times New Roman" w:hAnsi="Times New Roman" w:cs="Times New Roman"/>
+                <w:sz w:val="26"/>
+                <w:szCs w:val="26"/>
+                <w:lang w:val="vi-VN"/>
               </w:rPr>
               <w:t>Đảm bảo nhiệm vụ hoàn thành đúng thời hạn, phạm vi và chi phí</w:t>
             </w:r>
@@ -26786,13 +26893,15 @@
                 <w:rFonts w:ascii="Times New Roman" w:hAnsi="Times New Roman" w:cs="Times New Roman"/>
                 <w:sz w:val="26"/>
                 <w:szCs w:val="26"/>
-              </w:rPr>
-            </w:pPr>
-            <w:r>
-              <w:rPr>
-                <w:rFonts w:ascii="Times New Roman" w:hAnsi="Times New Roman" w:cs="Times New Roman"/>
-                <w:sz w:val="26"/>
-                <w:szCs w:val="26"/>
+                <w:lang w:val="vi-VN"/>
+              </w:rPr>
+            </w:pPr>
+            <w:r>
+              <w:rPr>
+                <w:rFonts w:ascii="Times New Roman" w:hAnsi="Times New Roman" w:cs="Times New Roman"/>
+                <w:sz w:val="26"/>
+                <w:szCs w:val="26"/>
+                <w:lang w:val="vi-VN"/>
               </w:rPr>
               <w:t>Bảo vệ thành viên trong nhóm và tránh các rắc rối có thể phát sinh</w:t>
             </w:r>
@@ -26888,13 +26997,15 @@
                 <w:rFonts w:ascii="Times New Roman" w:hAnsi="Times New Roman" w:cs="Times New Roman"/>
                 <w:sz w:val="26"/>
                 <w:szCs w:val="26"/>
-              </w:rPr>
-            </w:pPr>
-            <w:r>
-              <w:rPr>
-                <w:rFonts w:ascii="Times New Roman" w:hAnsi="Times New Roman" w:cs="Times New Roman"/>
-                <w:sz w:val="26"/>
-                <w:szCs w:val="26"/>
+                <w:lang w:val="vi-VN"/>
+              </w:rPr>
+            </w:pPr>
+            <w:r>
+              <w:rPr>
+                <w:rFonts w:ascii="Times New Roman" w:hAnsi="Times New Roman" w:cs="Times New Roman"/>
+                <w:sz w:val="26"/>
+                <w:szCs w:val="26"/>
+                <w:lang w:val="vi-VN"/>
               </w:rPr>
               <w:t>Thực hiện kế hoạch kiểm thử</w:t>
             </w:r>
@@ -26913,13 +27024,15 @@
                 <w:rFonts w:ascii="Times New Roman" w:hAnsi="Times New Roman" w:cs="Times New Roman"/>
                 <w:sz w:val="26"/>
                 <w:szCs w:val="26"/>
-              </w:rPr>
-            </w:pPr>
-            <w:r>
-              <w:rPr>
-                <w:rFonts w:ascii="Times New Roman" w:hAnsi="Times New Roman" w:cs="Times New Roman"/>
-                <w:sz w:val="26"/>
-                <w:szCs w:val="26"/>
+                <w:lang w:val="vi-VN"/>
+              </w:rPr>
+            </w:pPr>
+            <w:r>
+              <w:rPr>
+                <w:rFonts w:ascii="Times New Roman" w:hAnsi="Times New Roman" w:cs="Times New Roman"/>
+                <w:sz w:val="26"/>
+                <w:szCs w:val="26"/>
+                <w:lang w:val="vi-VN"/>
               </w:rPr>
               <w:t>Hỗ trợ người dùng chấp nhận thử nghiệm</w:t>
             </w:r>
@@ -26938,13 +27051,15 @@
                 <w:rFonts w:ascii="Times New Roman" w:hAnsi="Times New Roman" w:cs="Times New Roman"/>
                 <w:sz w:val="26"/>
                 <w:szCs w:val="26"/>
-              </w:rPr>
-            </w:pPr>
-            <w:r>
-              <w:rPr>
-                <w:rFonts w:ascii="Times New Roman" w:hAnsi="Times New Roman" w:cs="Times New Roman"/>
-                <w:sz w:val="26"/>
-                <w:szCs w:val="26"/>
+                <w:lang w:val="vi-VN"/>
+              </w:rPr>
+            </w:pPr>
+            <w:r>
+              <w:rPr>
+                <w:rFonts w:ascii="Times New Roman" w:hAnsi="Times New Roman" w:cs="Times New Roman"/>
+                <w:sz w:val="26"/>
+                <w:szCs w:val="26"/>
+                <w:lang w:val="vi-VN"/>
               </w:rPr>
               <w:t>Phát triển các kịch bản thử nghiệm đơn vị</w:t>
             </w:r>
@@ -26963,13 +27078,15 @@
                 <w:rFonts w:ascii="Times New Roman" w:hAnsi="Times New Roman" w:cs="Times New Roman"/>
                 <w:sz w:val="26"/>
                 <w:szCs w:val="26"/>
-              </w:rPr>
-            </w:pPr>
-            <w:r>
-              <w:rPr>
-                <w:rFonts w:ascii="Times New Roman" w:hAnsi="Times New Roman" w:cs="Times New Roman"/>
-                <w:sz w:val="26"/>
-                <w:szCs w:val="26"/>
+                <w:lang w:val="vi-VN"/>
+              </w:rPr>
+            </w:pPr>
+            <w:r>
+              <w:rPr>
+                <w:rFonts w:ascii="Times New Roman" w:hAnsi="Times New Roman" w:cs="Times New Roman"/>
+                <w:sz w:val="26"/>
+                <w:szCs w:val="26"/>
+                <w:lang w:val="vi-VN"/>
               </w:rPr>
               <w:t>Thực hiện bài kiểm tra đơn vị</w:t>
             </w:r>
@@ -27091,13 +27208,15 @@
                 <w:rFonts w:ascii="Times New Roman" w:hAnsi="Times New Roman" w:cs="Times New Roman"/>
                 <w:sz w:val="26"/>
                 <w:szCs w:val="26"/>
-              </w:rPr>
-            </w:pPr>
-            <w:r>
-              <w:rPr>
-                <w:rFonts w:ascii="Times New Roman" w:hAnsi="Times New Roman" w:cs="Times New Roman"/>
-                <w:sz w:val="26"/>
-                <w:szCs w:val="26"/>
+                <w:lang w:val="vi-VN"/>
+              </w:rPr>
+            </w:pPr>
+            <w:r>
+              <w:rPr>
+                <w:rFonts w:ascii="Times New Roman" w:hAnsi="Times New Roman" w:cs="Times New Roman"/>
+                <w:sz w:val="26"/>
+                <w:szCs w:val="26"/>
+                <w:lang w:val="vi-VN"/>
               </w:rPr>
               <w:t>Xác định, sắp xếp thứ tự và thực hiện các trường hợp thử nghiệm</w:t>
             </w:r>
@@ -27115,13 +27234,15 @@
                 <w:rFonts w:ascii="Times New Roman" w:hAnsi="Times New Roman" w:cs="Times New Roman"/>
                 <w:sz w:val="26"/>
                 <w:szCs w:val="26"/>
-              </w:rPr>
-            </w:pPr>
-            <w:r>
-              <w:rPr>
-                <w:rFonts w:ascii="Times New Roman" w:hAnsi="Times New Roman" w:cs="Times New Roman"/>
-                <w:sz w:val="26"/>
-                <w:szCs w:val="26"/>
+                <w:lang w:val="vi-VN"/>
+              </w:rPr>
+            </w:pPr>
+            <w:r>
+              <w:rPr>
+                <w:rFonts w:ascii="Times New Roman" w:hAnsi="Times New Roman" w:cs="Times New Roman"/>
+                <w:sz w:val="26"/>
+                <w:szCs w:val="26"/>
+                <w:lang w:val="vi-VN"/>
               </w:rPr>
               <w:t>Tạo ra kế hoạch kiểm thử</w:t>
             </w:r>
@@ -27139,13 +27260,15 @@
                 <w:rFonts w:ascii="Times New Roman" w:hAnsi="Times New Roman" w:cs="Times New Roman"/>
                 <w:sz w:val="26"/>
                 <w:szCs w:val="26"/>
-              </w:rPr>
-            </w:pPr>
-            <w:r>
-              <w:rPr>
-                <w:rFonts w:ascii="Times New Roman" w:hAnsi="Times New Roman" w:cs="Times New Roman"/>
-                <w:sz w:val="26"/>
-                <w:szCs w:val="26"/>
+                <w:lang w:val="vi-VN"/>
+              </w:rPr>
+            </w:pPr>
+            <w:r>
+              <w:rPr>
+                <w:rFonts w:ascii="Times New Roman" w:hAnsi="Times New Roman" w:cs="Times New Roman"/>
+                <w:sz w:val="26"/>
+                <w:szCs w:val="26"/>
+                <w:lang w:val="vi-VN"/>
               </w:rPr>
               <w:t>Đánh giá hiệu quả của việc kiểm thử</w:t>
             </w:r>
@@ -27163,13 +27286,15 @@
                 <w:rFonts w:ascii="Times New Roman" w:hAnsi="Times New Roman" w:cs="Times New Roman"/>
                 <w:sz w:val="26"/>
                 <w:szCs w:val="26"/>
-              </w:rPr>
-            </w:pPr>
-            <w:r>
-              <w:rPr>
-                <w:rFonts w:ascii="Times New Roman" w:hAnsi="Times New Roman" w:cs="Times New Roman"/>
-                <w:sz w:val="26"/>
-                <w:szCs w:val="26"/>
+                <w:lang w:val="vi-VN"/>
+              </w:rPr>
+            </w:pPr>
+            <w:r>
+              <w:rPr>
+                <w:rFonts w:ascii="Times New Roman" w:hAnsi="Times New Roman" w:cs="Times New Roman"/>
+                <w:sz w:val="26"/>
+                <w:szCs w:val="26"/>
+                <w:lang w:val="vi-VN"/>
               </w:rPr>
               <w:t>Thường xuyên xem lại tiến trình kiểm tra</w:t>
             </w:r>
@@ -27187,13 +27312,15 @@
                 <w:rFonts w:ascii="Times New Roman" w:hAnsi="Times New Roman" w:cs="Times New Roman"/>
                 <w:sz w:val="26"/>
                 <w:szCs w:val="26"/>
-              </w:rPr>
-            </w:pPr>
-            <w:r>
-              <w:rPr>
-                <w:rFonts w:ascii="Times New Roman" w:hAnsi="Times New Roman" w:cs="Times New Roman"/>
-                <w:sz w:val="26"/>
-                <w:szCs w:val="26"/>
+                <w:lang w:val="vi-VN"/>
+              </w:rPr>
+            </w:pPr>
+            <w:r>
+              <w:rPr>
+                <w:rFonts w:ascii="Times New Roman" w:hAnsi="Times New Roman" w:cs="Times New Roman"/>
+                <w:sz w:val="26"/>
+                <w:szCs w:val="26"/>
+                <w:lang w:val="vi-VN"/>
               </w:rPr>
               <w:t>Quản lý các vấn đề / rủi ro liên quan đến đội kiểm thử</w:t>
             </w:r>
@@ -27232,7 +27359,7 @@
       </w:pPr>
     </w:p>
     <w:sectPr>
-      <w:footerReference w:type="default" r:id="rId18"/>
+      <w:footerReference w:type="default" r:id="rId19"/>
       <w:pgSz w:w="11906" w:h="16838" w:code="9"/>
       <w:pgMar w:top="1134" w:right="1134" w:bottom="1134" w:left="1418" w:header="720" w:footer="720" w:gutter="0"/>
       <w:cols w:space="720"/>
@@ -27243,7 +27370,7 @@
 </file>
 
 <file path=word/endnotes.xml><?xml version="1.0" encoding="utf-8"?>
-<w:endnotes xmlns:wpc="http://schemas.microsoft.com/office/word/2010/wordprocessingCanvas" xmlns:cx="http://schemas.microsoft.com/office/drawing/2014/chartex" xmlns:mc="http://schemas.openxmlformats.org/markup-compatibility/2006" xmlns:o="urn:schemas-microsoft-com:office:office" xmlns:r="http://schemas.openxmlformats.org/officeDocument/2006/relationships" xmlns:m="http://schemas.openxmlformats.org/officeDocument/2006/math" xmlns:v="urn:schemas-microsoft-com:vml" xmlns:wp14="http://schemas.microsoft.com/office/word/2010/wordprocessingDrawing" xmlns:wp="http://schemas.openxmlformats.org/drawingml/2006/wordprocessingDrawing" xmlns:w10="urn:schemas-microsoft-com:office:word" xmlns:w="http://schemas.openxmlformats.org/wordprocessingml/2006/main" xmlns:w14="http://schemas.microsoft.com/office/word/2010/wordml" xmlns:w15="http://schemas.microsoft.com/office/word/2012/wordml" xmlns:w16se="http://schemas.microsoft.com/office/word/2015/wordml/symex" xmlns:wpg="http://schemas.microsoft.com/office/word/2010/wordprocessingGroup" xmlns:wpi="http://schemas.microsoft.com/office/word/2010/wordprocessingInk" xmlns:wne="http://schemas.microsoft.com/office/word/2006/wordml" xmlns:wps="http://schemas.microsoft.com/office/word/2010/wordprocessingShape" mc:Ignorable="w14 w15 w16se wp14">
+<w:endnotes xmlns:wpc="http://schemas.microsoft.com/office/word/2010/wordprocessingCanvas" xmlns:mc="http://schemas.openxmlformats.org/markup-compatibility/2006" xmlns:o="urn:schemas-microsoft-com:office:office" xmlns:r="http://schemas.openxmlformats.org/officeDocument/2006/relationships" xmlns:m="http://schemas.openxmlformats.org/officeDocument/2006/math" xmlns:v="urn:schemas-microsoft-com:vml" xmlns:wp14="http://schemas.microsoft.com/office/word/2010/wordprocessingDrawing" xmlns:wp="http://schemas.openxmlformats.org/drawingml/2006/wordprocessingDrawing" xmlns:w10="urn:schemas-microsoft-com:office:word" xmlns:w="http://schemas.openxmlformats.org/wordprocessingml/2006/main" xmlns:w14="http://schemas.microsoft.com/office/word/2010/wordml" xmlns:wpg="http://schemas.microsoft.com/office/word/2010/wordprocessingGroup" xmlns:wpi="http://schemas.microsoft.com/office/word/2010/wordprocessingInk" xmlns:wne="http://schemas.microsoft.com/office/word/2006/wordml" xmlns:wps="http://schemas.microsoft.com/office/word/2010/wordprocessingShape" mc:Ignorable="w14 wp14">
   <w:endnote w:type="separator" w:id="-1">
     <w:p>
       <w:r>
@@ -27262,7 +27389,7 @@
 </file>
 
 <file path=word/footer1.xml><?xml version="1.0" encoding="utf-8"?>
-<w:ftr xmlns:wpc="http://schemas.microsoft.com/office/word/2010/wordprocessingCanvas" xmlns:cx="http://schemas.microsoft.com/office/drawing/2014/chartex" xmlns:mc="http://schemas.openxmlformats.org/markup-compatibility/2006" xmlns:o="urn:schemas-microsoft-com:office:office" xmlns:r="http://schemas.openxmlformats.org/officeDocument/2006/relationships" xmlns:m="http://schemas.openxmlformats.org/officeDocument/2006/math" xmlns:v="urn:schemas-microsoft-com:vml" xmlns:wp14="http://schemas.microsoft.com/office/word/2010/wordprocessingDrawing" xmlns:wp="http://schemas.openxmlformats.org/drawingml/2006/wordprocessingDrawing" xmlns:w10="urn:schemas-microsoft-com:office:word" xmlns:w="http://schemas.openxmlformats.org/wordprocessingml/2006/main" xmlns:w14="http://schemas.microsoft.com/office/word/2010/wordml" xmlns:w15="http://schemas.microsoft.com/office/word/2012/wordml" xmlns:w16se="http://schemas.microsoft.com/office/word/2015/wordml/symex" xmlns:wpg="http://schemas.microsoft.com/office/word/2010/wordprocessingGroup" xmlns:wpi="http://schemas.microsoft.com/office/word/2010/wordprocessingInk" xmlns:wne="http://schemas.microsoft.com/office/word/2006/wordml" xmlns:wps="http://schemas.microsoft.com/office/word/2010/wordprocessingShape" mc:Ignorable="w14 w15 w16se wp14">
+<w:ftr xmlns:wpc="http://schemas.microsoft.com/office/word/2010/wordprocessingCanvas" xmlns:mc="http://schemas.openxmlformats.org/markup-compatibility/2006" xmlns:o="urn:schemas-microsoft-com:office:office" xmlns:r="http://schemas.openxmlformats.org/officeDocument/2006/relationships" xmlns:m="http://schemas.openxmlformats.org/officeDocument/2006/math" xmlns:v="urn:schemas-microsoft-com:vml" xmlns:wp14="http://schemas.microsoft.com/office/word/2010/wordprocessingDrawing" xmlns:wp="http://schemas.openxmlformats.org/drawingml/2006/wordprocessingDrawing" xmlns:w10="urn:schemas-microsoft-com:office:word" xmlns:w="http://schemas.openxmlformats.org/wordprocessingml/2006/main" xmlns:w14="http://schemas.microsoft.com/office/word/2010/wordml" xmlns:wpg="http://schemas.microsoft.com/office/word/2010/wordprocessingGroup" xmlns:wpi="http://schemas.microsoft.com/office/word/2010/wordprocessingInk" xmlns:wne="http://schemas.microsoft.com/office/word/2006/wordml" xmlns:wps="http://schemas.microsoft.com/office/word/2010/wordprocessingShape" mc:Ignorable="w14 wp14">
   <w:p>
     <w:pPr>
       <w:pStyle w:val="Footer"/>
@@ -27278,7 +27405,7 @@
 </file>
 
 <file path=word/footer2.xml><?xml version="1.0" encoding="utf-8"?>
-<w:ftr xmlns:wpc="http://schemas.microsoft.com/office/word/2010/wordprocessingCanvas" xmlns:cx="http://schemas.microsoft.com/office/drawing/2014/chartex" xmlns:mc="http://schemas.openxmlformats.org/markup-compatibility/2006" xmlns:o="urn:schemas-microsoft-com:office:office" xmlns:r="http://schemas.openxmlformats.org/officeDocument/2006/relationships" xmlns:m="http://schemas.openxmlformats.org/officeDocument/2006/math" xmlns:v="urn:schemas-microsoft-com:vml" xmlns:wp14="http://schemas.microsoft.com/office/word/2010/wordprocessingDrawing" xmlns:wp="http://schemas.openxmlformats.org/drawingml/2006/wordprocessingDrawing" xmlns:w10="urn:schemas-microsoft-com:office:word" xmlns:w="http://schemas.openxmlformats.org/wordprocessingml/2006/main" xmlns:w14="http://schemas.microsoft.com/office/word/2010/wordml" xmlns:w15="http://schemas.microsoft.com/office/word/2012/wordml" xmlns:w16se="http://schemas.microsoft.com/office/word/2015/wordml/symex" xmlns:wpg="http://schemas.microsoft.com/office/word/2010/wordprocessingGroup" xmlns:wpi="http://schemas.microsoft.com/office/word/2010/wordprocessingInk" xmlns:wne="http://schemas.microsoft.com/office/word/2006/wordml" xmlns:wps="http://schemas.microsoft.com/office/word/2010/wordprocessingShape" mc:Ignorable="w14 w15 w16se wp14">
+<w:ftr xmlns:wpc="http://schemas.microsoft.com/office/word/2010/wordprocessingCanvas" xmlns:mc="http://schemas.openxmlformats.org/markup-compatibility/2006" xmlns:o="urn:schemas-microsoft-com:office:office" xmlns:r="http://schemas.openxmlformats.org/officeDocument/2006/relationships" xmlns:m="http://schemas.openxmlformats.org/officeDocument/2006/math" xmlns:v="urn:schemas-microsoft-com:vml" xmlns:wp14="http://schemas.microsoft.com/office/word/2010/wordprocessingDrawing" xmlns:wp="http://schemas.openxmlformats.org/drawingml/2006/wordprocessingDrawing" xmlns:w10="urn:schemas-microsoft-com:office:word" xmlns:w="http://schemas.openxmlformats.org/wordprocessingml/2006/main" xmlns:w14="http://schemas.microsoft.com/office/word/2010/wordml" xmlns:wpg="http://schemas.microsoft.com/office/word/2010/wordprocessingGroup" xmlns:wpi="http://schemas.microsoft.com/office/word/2010/wordprocessingInk" xmlns:wne="http://schemas.microsoft.com/office/word/2006/wordml" xmlns:wps="http://schemas.microsoft.com/office/word/2010/wordprocessingShape" mc:Ignorable="w14 wp14">
   <w:p>
     <w:pPr>
       <w:pStyle w:val="Footer"/>
@@ -27365,7 +27492,7 @@
         <w:sz w:val="26"/>
         <w:szCs w:val="26"/>
       </w:rPr>
-      <w:t>15</w:t>
+      <w:t>5</w:t>
     </w:r>
     <w:r>
       <w:rPr>
@@ -27382,7 +27509,7 @@
 </file>
 
 <file path=word/footnotes.xml><?xml version="1.0" encoding="utf-8"?>
-<w:footnotes xmlns:wpc="http://schemas.microsoft.com/office/word/2010/wordprocessingCanvas" xmlns:cx="http://schemas.microsoft.com/office/drawing/2014/chartex" xmlns:mc="http://schemas.openxmlformats.org/markup-compatibility/2006" xmlns:o="urn:schemas-microsoft-com:office:office" xmlns:r="http://schemas.openxmlformats.org/officeDocument/2006/relationships" xmlns:m="http://schemas.openxmlformats.org/officeDocument/2006/math" xmlns:v="urn:schemas-microsoft-com:vml" xmlns:wp14="http://schemas.microsoft.com/office/word/2010/wordprocessingDrawing" xmlns:wp="http://schemas.openxmlformats.org/drawingml/2006/wordprocessingDrawing" xmlns:w10="urn:schemas-microsoft-com:office:word" xmlns:w="http://schemas.openxmlformats.org/wordprocessingml/2006/main" xmlns:w14="http://schemas.microsoft.com/office/word/2010/wordml" xmlns:w15="http://schemas.microsoft.com/office/word/2012/wordml" xmlns:w16se="http://schemas.microsoft.com/office/word/2015/wordml/symex" xmlns:wpg="http://schemas.microsoft.com/office/word/2010/wordprocessingGroup" xmlns:wpi="http://schemas.microsoft.com/office/word/2010/wordprocessingInk" xmlns:wne="http://schemas.microsoft.com/office/word/2006/wordml" xmlns:wps="http://schemas.microsoft.com/office/word/2010/wordprocessingShape" mc:Ignorable="w14 w15 w16se wp14">
+<w:footnotes xmlns:wpc="http://schemas.microsoft.com/office/word/2010/wordprocessingCanvas" xmlns:mc="http://schemas.openxmlformats.org/markup-compatibility/2006" xmlns:o="urn:schemas-microsoft-com:office:office" xmlns:r="http://schemas.openxmlformats.org/officeDocument/2006/relationships" xmlns:m="http://schemas.openxmlformats.org/officeDocument/2006/math" xmlns:v="urn:schemas-microsoft-com:vml" xmlns:wp14="http://schemas.microsoft.com/office/word/2010/wordprocessingDrawing" xmlns:wp="http://schemas.openxmlformats.org/drawingml/2006/wordprocessingDrawing" xmlns:w10="urn:schemas-microsoft-com:office:word" xmlns:w="http://schemas.openxmlformats.org/wordprocessingml/2006/main" xmlns:w14="http://schemas.microsoft.com/office/word/2010/wordml" xmlns:wpg="http://schemas.microsoft.com/office/word/2010/wordprocessingGroup" xmlns:wpi="http://schemas.microsoft.com/office/word/2010/wordprocessingInk" xmlns:wne="http://schemas.microsoft.com/office/word/2006/wordml" xmlns:wps="http://schemas.microsoft.com/office/word/2010/wordprocessingShape" mc:Ignorable="w14 wp14">
   <w:footnote w:type="separator" w:id="-1">
     <w:p>
       <w:r>
@@ -27401,7 +27528,7 @@
 </file>
 
 <file path=word/header1.xml><?xml version="1.0" encoding="utf-8"?>
-<w:hdr xmlns:wpc="http://schemas.microsoft.com/office/word/2010/wordprocessingCanvas" xmlns:cx="http://schemas.microsoft.com/office/drawing/2014/chartex" xmlns:mc="http://schemas.openxmlformats.org/markup-compatibility/2006" xmlns:o="urn:schemas-microsoft-com:office:office" xmlns:r="http://schemas.openxmlformats.org/officeDocument/2006/relationships" xmlns:m="http://schemas.openxmlformats.org/officeDocument/2006/math" xmlns:v="urn:schemas-microsoft-com:vml" xmlns:wp14="http://schemas.microsoft.com/office/word/2010/wordprocessingDrawing" xmlns:wp="http://schemas.openxmlformats.org/drawingml/2006/wordprocessingDrawing" xmlns:w10="urn:schemas-microsoft-com:office:word" xmlns:w="http://schemas.openxmlformats.org/wordprocessingml/2006/main" xmlns:w14="http://schemas.microsoft.com/office/word/2010/wordml" xmlns:w15="http://schemas.microsoft.com/office/word/2012/wordml" xmlns:w16se="http://schemas.microsoft.com/office/word/2015/wordml/symex" xmlns:wpg="http://schemas.microsoft.com/office/word/2010/wordprocessingGroup" xmlns:wpi="http://schemas.microsoft.com/office/word/2010/wordprocessingInk" xmlns:wne="http://schemas.microsoft.com/office/word/2006/wordml" xmlns:wps="http://schemas.microsoft.com/office/word/2010/wordprocessingShape" mc:Ignorable="w14 w15 w16se wp14">
+<w:hdr xmlns:wpc="http://schemas.microsoft.com/office/word/2010/wordprocessingCanvas" xmlns:mc="http://schemas.openxmlformats.org/markup-compatibility/2006" xmlns:o="urn:schemas-microsoft-com:office:office" xmlns:r="http://schemas.openxmlformats.org/officeDocument/2006/relationships" xmlns:m="http://schemas.openxmlformats.org/officeDocument/2006/math" xmlns:v="urn:schemas-microsoft-com:vml" xmlns:wp14="http://schemas.microsoft.com/office/word/2010/wordprocessingDrawing" xmlns:wp="http://schemas.openxmlformats.org/drawingml/2006/wordprocessingDrawing" xmlns:w10="urn:schemas-microsoft-com:office:word" xmlns:w="http://schemas.openxmlformats.org/wordprocessingml/2006/main" xmlns:w14="http://schemas.microsoft.com/office/word/2010/wordml" xmlns:wpg="http://schemas.microsoft.com/office/word/2010/wordprocessingGroup" xmlns:wpi="http://schemas.microsoft.com/office/word/2010/wordprocessingInk" xmlns:wne="http://schemas.microsoft.com/office/word/2006/wordml" xmlns:wps="http://schemas.microsoft.com/office/word/2010/wordprocessingShape" mc:Ignorable="w14 wp14">
   <w:p>
     <w:pPr>
       <w:pStyle w:val="Header"/>
@@ -27455,8 +27582,8 @@
 </file>
 
 <file path=word/numbering.xml><?xml version="1.0" encoding="utf-8"?>
-<w:numbering xmlns:wpc="http://schemas.microsoft.com/office/word/2010/wordprocessingCanvas" xmlns:cx="http://schemas.microsoft.com/office/drawing/2014/chartex" xmlns:mc="http://schemas.openxmlformats.org/markup-compatibility/2006" xmlns:o="urn:schemas-microsoft-com:office:office" xmlns:r="http://schemas.openxmlformats.org/officeDocument/2006/relationships" xmlns:m="http://schemas.openxmlformats.org/officeDocument/2006/math" xmlns:v="urn:schemas-microsoft-com:vml" xmlns:wp14="http://schemas.microsoft.com/office/word/2010/wordprocessingDrawing" xmlns:wp="http://schemas.openxmlformats.org/drawingml/2006/wordprocessingDrawing" xmlns:w10="urn:schemas-microsoft-com:office:word" xmlns:w="http://schemas.openxmlformats.org/wordprocessingml/2006/main" xmlns:w14="http://schemas.microsoft.com/office/word/2010/wordml" xmlns:w15="http://schemas.microsoft.com/office/word/2012/wordml" xmlns:w16se="http://schemas.microsoft.com/office/word/2015/wordml/symex" xmlns:wpg="http://schemas.microsoft.com/office/word/2010/wordprocessingGroup" xmlns:wpi="http://schemas.microsoft.com/office/word/2010/wordprocessingInk" xmlns:wne="http://schemas.microsoft.com/office/word/2006/wordml" xmlns:wps="http://schemas.microsoft.com/office/word/2010/wordprocessingShape" mc:Ignorable="w14 w15 w16se wp14">
-  <w:abstractNum w:abstractNumId="0" w15:restartNumberingAfterBreak="0">
+<w:numbering xmlns:wpc="http://schemas.microsoft.com/office/word/2010/wordprocessingCanvas" xmlns:mc="http://schemas.openxmlformats.org/markup-compatibility/2006" xmlns:o="urn:schemas-microsoft-com:office:office" xmlns:r="http://schemas.openxmlformats.org/officeDocument/2006/relationships" xmlns:m="http://schemas.openxmlformats.org/officeDocument/2006/math" xmlns:v="urn:schemas-microsoft-com:vml" xmlns:wp14="http://schemas.microsoft.com/office/word/2010/wordprocessingDrawing" xmlns:wp="http://schemas.openxmlformats.org/drawingml/2006/wordprocessingDrawing" xmlns:w10="urn:schemas-microsoft-com:office:word" xmlns:w="http://schemas.openxmlformats.org/wordprocessingml/2006/main" xmlns:w14="http://schemas.microsoft.com/office/word/2010/wordml" xmlns:wpg="http://schemas.microsoft.com/office/word/2010/wordprocessingGroup" xmlns:wpi="http://schemas.microsoft.com/office/word/2010/wordprocessingInk" xmlns:wne="http://schemas.microsoft.com/office/word/2006/wordml" xmlns:wps="http://schemas.microsoft.com/office/word/2010/wordprocessingShape" mc:Ignorable="w14 wp14">
+  <w:abstractNum w:abstractNumId="0">
     <w:nsid w:val="05357AE8"/>
     <w:multiLevelType w:val="hybridMultilevel"/>
     <w:tmpl w:val="CE52A092"/>
@@ -27569,7 +27696,7 @@
       </w:rPr>
     </w:lvl>
   </w:abstractNum>
-  <w:abstractNum w:abstractNumId="1" w15:restartNumberingAfterBreak="0">
+  <w:abstractNum w:abstractNumId="1">
     <w:nsid w:val="056176F0"/>
     <w:multiLevelType w:val="hybridMultilevel"/>
     <w:tmpl w:val="635C1704"/>
@@ -27682,7 +27809,7 @@
       </w:rPr>
     </w:lvl>
   </w:abstractNum>
-  <w:abstractNum w:abstractNumId="2" w15:restartNumberingAfterBreak="0">
+  <w:abstractNum w:abstractNumId="2">
     <w:nsid w:val="0A133930"/>
     <w:multiLevelType w:val="hybridMultilevel"/>
     <w:tmpl w:val="3AC4E13A"/>
@@ -27795,7 +27922,7 @@
       </w:rPr>
     </w:lvl>
   </w:abstractNum>
-  <w:abstractNum w:abstractNumId="3" w15:restartNumberingAfterBreak="0">
+  <w:abstractNum w:abstractNumId="3">
     <w:nsid w:val="0EB45298"/>
     <w:multiLevelType w:val="hybridMultilevel"/>
     <w:tmpl w:val="CE9A7C30"/>
@@ -27908,7 +28035,7 @@
       </w:rPr>
     </w:lvl>
   </w:abstractNum>
-  <w:abstractNum w:abstractNumId="4" w15:restartNumberingAfterBreak="0">
+  <w:abstractNum w:abstractNumId="4">
     <w:nsid w:val="10141230"/>
     <w:multiLevelType w:val="hybridMultilevel"/>
     <w:tmpl w:val="E95AB942"/>
@@ -28021,7 +28148,7 @@
       </w:rPr>
     </w:lvl>
   </w:abstractNum>
-  <w:abstractNum w:abstractNumId="5" w15:restartNumberingAfterBreak="0">
+  <w:abstractNum w:abstractNumId="5">
     <w:nsid w:val="15C6022A"/>
     <w:multiLevelType w:val="hybridMultilevel"/>
     <w:tmpl w:val="7424EDC0"/>
@@ -28133,7 +28260,7 @@
       </w:rPr>
     </w:lvl>
   </w:abstractNum>
-  <w:abstractNum w:abstractNumId="6" w15:restartNumberingAfterBreak="0">
+  <w:abstractNum w:abstractNumId="6">
     <w:nsid w:val="22EB37CA"/>
     <w:multiLevelType w:val="hybridMultilevel"/>
     <w:tmpl w:val="DE2C00DA"/>
@@ -28246,7 +28373,7 @@
       </w:rPr>
     </w:lvl>
   </w:abstractNum>
-  <w:abstractNum w:abstractNumId="7" w15:restartNumberingAfterBreak="0">
+  <w:abstractNum w:abstractNumId="7">
     <w:nsid w:val="2C5740AA"/>
     <w:multiLevelType w:val="hybridMultilevel"/>
     <w:tmpl w:val="06B0CAD4"/>
@@ -28358,7 +28485,7 @@
       </w:rPr>
     </w:lvl>
   </w:abstractNum>
-  <w:abstractNum w:abstractNumId="8" w15:restartNumberingAfterBreak="0">
+  <w:abstractNum w:abstractNumId="8">
     <w:nsid w:val="2F714943"/>
     <w:multiLevelType w:val="hybridMultilevel"/>
     <w:tmpl w:val="AD68E766"/>
@@ -28471,7 +28598,7 @@
       </w:rPr>
     </w:lvl>
   </w:abstractNum>
-  <w:abstractNum w:abstractNumId="9" w15:restartNumberingAfterBreak="0">
+  <w:abstractNum w:abstractNumId="9">
     <w:nsid w:val="33226D51"/>
     <w:multiLevelType w:val="hybridMultilevel"/>
     <w:tmpl w:val="08C0FE4C"/>
@@ -28584,7 +28711,7 @@
       </w:rPr>
     </w:lvl>
   </w:abstractNum>
-  <w:abstractNum w:abstractNumId="10" w15:restartNumberingAfterBreak="0">
+  <w:abstractNum w:abstractNumId="10">
     <w:nsid w:val="39CF739B"/>
     <w:multiLevelType w:val="hybridMultilevel"/>
     <w:tmpl w:val="9EB29DDA"/>
@@ -28697,7 +28824,7 @@
       </w:rPr>
     </w:lvl>
   </w:abstractNum>
-  <w:abstractNum w:abstractNumId="11" w15:restartNumberingAfterBreak="0">
+  <w:abstractNum w:abstractNumId="11">
     <w:nsid w:val="3DFF2F95"/>
     <w:multiLevelType w:val="hybridMultilevel"/>
     <w:tmpl w:val="5DC47CEA"/>
@@ -28810,7 +28937,7 @@
       </w:rPr>
     </w:lvl>
   </w:abstractNum>
-  <w:abstractNum w:abstractNumId="12" w15:restartNumberingAfterBreak="0">
+  <w:abstractNum w:abstractNumId="12">
     <w:nsid w:val="4F855575"/>
     <w:multiLevelType w:val="hybridMultilevel"/>
     <w:tmpl w:val="5DC828DE"/>
@@ -28923,7 +29050,7 @@
       </w:rPr>
     </w:lvl>
   </w:abstractNum>
-  <w:abstractNum w:abstractNumId="13" w15:restartNumberingAfterBreak="0">
+  <w:abstractNum w:abstractNumId="13">
     <w:nsid w:val="586737D3"/>
     <w:multiLevelType w:val="hybridMultilevel"/>
     <w:tmpl w:val="D528FACE"/>
@@ -29035,7 +29162,7 @@
       </w:rPr>
     </w:lvl>
   </w:abstractNum>
-  <w:abstractNum w:abstractNumId="14" w15:restartNumberingAfterBreak="0">
+  <w:abstractNum w:abstractNumId="14">
     <w:nsid w:val="59B53262"/>
     <w:multiLevelType w:val="hybridMultilevel"/>
     <w:tmpl w:val="2D20AD50"/>
@@ -29147,7 +29274,7 @@
       </w:rPr>
     </w:lvl>
   </w:abstractNum>
-  <w:abstractNum w:abstractNumId="15" w15:restartNumberingAfterBreak="0">
+  <w:abstractNum w:abstractNumId="15">
     <w:nsid w:val="612752FA"/>
     <w:multiLevelType w:val="multilevel"/>
     <w:tmpl w:val="612752FA"/>
@@ -29241,7 +29368,7 @@
       </w:pPr>
     </w:lvl>
   </w:abstractNum>
-  <w:abstractNum w:abstractNumId="16" w15:restartNumberingAfterBreak="0">
+  <w:abstractNum w:abstractNumId="16">
     <w:nsid w:val="643C1739"/>
     <w:multiLevelType w:val="hybridMultilevel"/>
     <w:tmpl w:val="4B4E6714"/>
@@ -29353,7 +29480,7 @@
       </w:rPr>
     </w:lvl>
   </w:abstractNum>
-  <w:abstractNum w:abstractNumId="17" w15:restartNumberingAfterBreak="0">
+  <w:abstractNum w:abstractNumId="17">
     <w:nsid w:val="6662173B"/>
     <w:multiLevelType w:val="hybridMultilevel"/>
     <w:tmpl w:val="F6A84E5E"/>
@@ -29465,7 +29592,7 @@
       </w:rPr>
     </w:lvl>
   </w:abstractNum>
-  <w:abstractNum w:abstractNumId="18" w15:restartNumberingAfterBreak="0">
+  <w:abstractNum w:abstractNumId="18">
     <w:nsid w:val="6DC31E06"/>
     <w:multiLevelType w:val="multilevel"/>
     <w:tmpl w:val="6DC31E06"/>
@@ -29554,7 +29681,7 @@
       </w:pPr>
     </w:lvl>
   </w:abstractNum>
-  <w:abstractNum w:abstractNumId="19" w15:restartNumberingAfterBreak="0">
+  <w:abstractNum w:abstractNumId="19">
     <w:nsid w:val="6FEB6130"/>
     <w:multiLevelType w:val="hybridMultilevel"/>
     <w:tmpl w:val="97E6E076"/>
@@ -29732,7 +29859,7 @@
 </file>
 
 <file path=word/styles.xml><?xml version="1.0" encoding="utf-8"?>
-<w:styles xmlns:mc="http://schemas.openxmlformats.org/markup-compatibility/2006" xmlns:r="http://schemas.openxmlformats.org/officeDocument/2006/relationships" xmlns:w="http://schemas.openxmlformats.org/wordprocessingml/2006/main" xmlns:w14="http://schemas.microsoft.com/office/word/2010/wordml" xmlns:w15="http://schemas.microsoft.com/office/word/2012/wordml" xmlns:w16se="http://schemas.microsoft.com/office/word/2015/wordml/symex" mc:Ignorable="w14 w15 w16se">
+<w:styles xmlns:mc="http://schemas.openxmlformats.org/markup-compatibility/2006" xmlns:r="http://schemas.openxmlformats.org/officeDocument/2006/relationships" xmlns:w="http://schemas.openxmlformats.org/wordprocessingml/2006/main" xmlns:w14="http://schemas.microsoft.com/office/word/2010/wordml" mc:Ignorable="w14">
   <w:docDefaults>
     <w:rPrDefault>
       <w:rPr>
@@ -29742,375 +29869,149 @@
     </w:rPrDefault>
     <w:pPrDefault/>
   </w:docDefaults>
-  <w:latentStyles w:defLockedState="0" w:defUIPriority="99" w:defSemiHidden="0" w:defUnhideWhenUsed="0" w:defQFormat="0" w:count="371">
-    <w:lsdException w:name="Normal" w:uiPriority="0" w:qFormat="1"/>
-    <w:lsdException w:name="heading 1" w:uiPriority="9" w:qFormat="1"/>
-    <w:lsdException w:name="heading 2" w:uiPriority="9" w:unhideWhenUsed="1" w:qFormat="1"/>
-    <w:lsdException w:name="heading 3" w:uiPriority="9" w:unhideWhenUsed="1" w:qFormat="1"/>
-    <w:lsdException w:name="heading 4" w:uiPriority="9" w:qFormat="1"/>
-    <w:lsdException w:name="heading 5" w:semiHidden="1" w:uiPriority="9" w:unhideWhenUsed="1" w:qFormat="1"/>
-    <w:lsdException w:name="heading 6" w:uiPriority="0" w:qFormat="1"/>
-    <w:lsdException w:name="heading 7" w:semiHidden="1" w:uiPriority="9" w:unhideWhenUsed="1" w:qFormat="1"/>
-    <w:lsdException w:name="heading 8" w:semiHidden="1" w:uiPriority="9" w:unhideWhenUsed="1" w:qFormat="1"/>
-    <w:lsdException w:name="heading 9" w:semiHidden="1" w:uiPriority="9" w:unhideWhenUsed="1" w:qFormat="1"/>
-    <w:lsdException w:name="index 1" w:semiHidden="1" w:unhideWhenUsed="1"/>
-    <w:lsdException w:name="index 2" w:semiHidden="1" w:unhideWhenUsed="1"/>
-    <w:lsdException w:name="index 3" w:semiHidden="1" w:unhideWhenUsed="1"/>
-    <w:lsdException w:name="index 4" w:semiHidden="1" w:unhideWhenUsed="1"/>
-    <w:lsdException w:name="index 5" w:semiHidden="1" w:unhideWhenUsed="1"/>
-    <w:lsdException w:name="index 6" w:semiHidden="1" w:unhideWhenUsed="1"/>
-    <w:lsdException w:name="index 7" w:semiHidden="1" w:unhideWhenUsed="1"/>
-    <w:lsdException w:name="index 8" w:semiHidden="1" w:unhideWhenUsed="1"/>
-    <w:lsdException w:name="index 9" w:semiHidden="1" w:unhideWhenUsed="1"/>
-    <w:lsdException w:name="toc 1" w:uiPriority="39" w:unhideWhenUsed="1" w:qFormat="1"/>
-    <w:lsdException w:name="toc 2" w:uiPriority="39" w:unhideWhenUsed="1" w:qFormat="1"/>
-    <w:lsdException w:name="toc 3" w:uiPriority="39" w:unhideWhenUsed="1" w:qFormat="1"/>
-    <w:lsdException w:name="toc 4" w:semiHidden="1" w:uiPriority="39" w:unhideWhenUsed="1"/>
-    <w:lsdException w:name="toc 5" w:semiHidden="1" w:uiPriority="39" w:unhideWhenUsed="1"/>
-    <w:lsdException w:name="toc 6" w:semiHidden="1" w:uiPriority="39" w:unhideWhenUsed="1"/>
-    <w:lsdException w:name="toc 7" w:semiHidden="1" w:uiPriority="39" w:unhideWhenUsed="1"/>
-    <w:lsdException w:name="toc 8" w:semiHidden="1" w:uiPriority="39" w:unhideWhenUsed="1"/>
-    <w:lsdException w:name="toc 9" w:semiHidden="1" w:uiPriority="39" w:unhideWhenUsed="1"/>
-    <w:lsdException w:name="Normal Indent" w:semiHidden="1" w:unhideWhenUsed="1"/>
-    <w:lsdException w:name="footnote text" w:semiHidden="1" w:unhideWhenUsed="1"/>
-    <w:lsdException w:name="annotation text" w:semiHidden="1" w:unhideWhenUsed="1"/>
-    <w:lsdException w:name="header" w:unhideWhenUsed="1" w:qFormat="1"/>
-    <w:lsdException w:name="footer" w:unhideWhenUsed="1" w:qFormat="1"/>
-    <w:lsdException w:name="index heading" w:semiHidden="1" w:unhideWhenUsed="1"/>
-    <w:lsdException w:name="caption" w:semiHidden="1" w:uiPriority="35" w:unhideWhenUsed="1" w:qFormat="1"/>
-    <w:lsdException w:name="table of figures" w:semiHidden="1" w:unhideWhenUsed="1"/>
-    <w:lsdException w:name="envelope address" w:semiHidden="1" w:unhideWhenUsed="1"/>
-    <w:lsdException w:name="envelope return" w:semiHidden="1" w:unhideWhenUsed="1"/>
-    <w:lsdException w:name="footnote reference" w:semiHidden="1" w:unhideWhenUsed="1"/>
-    <w:lsdException w:name="annotation reference" w:semiHidden="1" w:unhideWhenUsed="1"/>
-    <w:lsdException w:name="line number" w:semiHidden="1" w:unhideWhenUsed="1"/>
-    <w:lsdException w:name="page number" w:semiHidden="1" w:unhideWhenUsed="1"/>
-    <w:lsdException w:name="endnote reference" w:semiHidden="1" w:unhideWhenUsed="1"/>
-    <w:lsdException w:name="endnote text" w:semiHidden="1" w:unhideWhenUsed="1"/>
-    <w:lsdException w:name="table of authorities" w:semiHidden="1" w:unhideWhenUsed="1"/>
-    <w:lsdException w:name="macro" w:semiHidden="1" w:unhideWhenUsed="1"/>
-    <w:lsdException w:name="toa heading" w:semiHidden="1" w:unhideWhenUsed="1"/>
-    <w:lsdException w:name="List" w:semiHidden="1" w:unhideWhenUsed="1"/>
-    <w:lsdException w:name="List Bullet" w:semiHidden="1" w:unhideWhenUsed="1"/>
-    <w:lsdException w:name="List Number" w:semiHidden="1" w:unhideWhenUsed="1"/>
-    <w:lsdException w:name="List 2" w:semiHidden="1" w:unhideWhenUsed="1"/>
-    <w:lsdException w:name="List 3" w:semiHidden="1" w:unhideWhenUsed="1"/>
-    <w:lsdException w:name="List 4" w:semiHidden="1" w:unhideWhenUsed="1"/>
-    <w:lsdException w:name="List 5" w:semiHidden="1" w:unhideWhenUsed="1"/>
-    <w:lsdException w:name="List Bullet 2" w:semiHidden="1" w:unhideWhenUsed="1"/>
-    <w:lsdException w:name="List Bullet 3" w:semiHidden="1" w:unhideWhenUsed="1"/>
-    <w:lsdException w:name="List Bullet 4" w:semiHidden="1" w:unhideWhenUsed="1"/>
-    <w:lsdException w:name="List Bullet 5" w:semiHidden="1" w:unhideWhenUsed="1"/>
-    <w:lsdException w:name="List Number 2" w:semiHidden="1" w:unhideWhenUsed="1"/>
-    <w:lsdException w:name="List Number 3" w:semiHidden="1" w:unhideWhenUsed="1"/>
-    <w:lsdException w:name="List Number 4" w:semiHidden="1" w:unhideWhenUsed="1"/>
-    <w:lsdException w:name="List Number 5" w:semiHidden="1" w:unhideWhenUsed="1"/>
-    <w:lsdException w:name="Title" w:uiPriority="10" w:qFormat="1"/>
-    <w:lsdException w:name="Closing" w:semiHidden="1" w:unhideWhenUsed="1"/>
-    <w:lsdException w:name="Signature" w:semiHidden="1" w:unhideWhenUsed="1"/>
-    <w:lsdException w:name="Default Paragraph Font" w:semiHidden="1" w:uiPriority="1" w:unhideWhenUsed="1" w:qFormat="1"/>
-    <w:lsdException w:name="Body Text" w:semiHidden="1" w:unhideWhenUsed="1"/>
-    <w:lsdException w:name="Body Text Indent" w:semiHidden="1" w:unhideWhenUsed="1"/>
-    <w:lsdException w:name="List Continue" w:semiHidden="1" w:unhideWhenUsed="1"/>
-    <w:lsdException w:name="List Continue 2" w:semiHidden="1" w:unhideWhenUsed="1"/>
-    <w:lsdException w:name="List Continue 3" w:semiHidden="1" w:unhideWhenUsed="1"/>
-    <w:lsdException w:name="List Continue 4" w:semiHidden="1" w:unhideWhenUsed="1"/>
-    <w:lsdException w:name="List Continue 5" w:semiHidden="1" w:unhideWhenUsed="1"/>
-    <w:lsdException w:name="Message Header" w:semiHidden="1" w:unhideWhenUsed="1"/>
-    <w:lsdException w:name="Subtitle" w:uiPriority="11" w:qFormat="1"/>
-    <w:lsdException w:name="Salutation" w:semiHidden="1" w:unhideWhenUsed="1"/>
-    <w:lsdException w:name="Date" w:semiHidden="1" w:unhideWhenUsed="1"/>
-    <w:lsdException w:name="Body Text First Indent" w:semiHidden="1" w:unhideWhenUsed="1"/>
-    <w:lsdException w:name="Body Text First Indent 2" w:semiHidden="1" w:unhideWhenUsed="1"/>
-    <w:lsdException w:name="Note Heading" w:semiHidden="1" w:unhideWhenUsed="1"/>
-    <w:lsdException w:name="Body Text 2" w:semiHidden="1" w:unhideWhenUsed="1"/>
-    <w:lsdException w:name="Body Text 3" w:semiHidden="1" w:unhideWhenUsed="1"/>
-    <w:lsdException w:name="Body Text Indent 2" w:semiHidden="1" w:unhideWhenUsed="1"/>
-    <w:lsdException w:name="Body Text Indent 3" w:semiHidden="1" w:unhideWhenUsed="1"/>
-    <w:lsdException w:name="Block Text" w:semiHidden="1" w:unhideWhenUsed="1"/>
-    <w:lsdException w:name="Hyperlink" w:unhideWhenUsed="1" w:qFormat="1"/>
-    <w:lsdException w:name="FollowedHyperlink" w:semiHidden="1" w:unhideWhenUsed="1"/>
-    <w:lsdException w:name="Strong" w:uiPriority="22" w:qFormat="1"/>
-    <w:lsdException w:name="Emphasis" w:uiPriority="20" w:qFormat="1"/>
-    <w:lsdException w:name="Document Map" w:semiHidden="1" w:unhideWhenUsed="1"/>
-    <w:lsdException w:name="Plain Text" w:semiHidden="1" w:unhideWhenUsed="1"/>
-    <w:lsdException w:name="E-mail Signature" w:semiHidden="1" w:unhideWhenUsed="1"/>
-    <w:lsdException w:name="HTML Top of Form" w:semiHidden="1" w:unhideWhenUsed="1"/>
-    <w:lsdException w:name="HTML Bottom of Form" w:semiHidden="1" w:unhideWhenUsed="1"/>
-    <w:lsdException w:name="Normal (Web)" w:unhideWhenUsed="1" w:qFormat="1"/>
-    <w:lsdException w:name="HTML Acronym" w:semiHidden="1" w:unhideWhenUsed="1"/>
-    <w:lsdException w:name="HTML Address" w:semiHidden="1" w:unhideWhenUsed="1"/>
-    <w:lsdException w:name="HTML Cite" w:semiHidden="1" w:unhideWhenUsed="1"/>
-    <w:lsdException w:name="HTML Code" w:semiHidden="1" w:unhideWhenUsed="1"/>
-    <w:lsdException w:name="HTML Definition" w:semiHidden="1" w:unhideWhenUsed="1"/>
-    <w:lsdException w:name="HTML Keyboard" w:semiHidden="1" w:unhideWhenUsed="1"/>
-    <w:lsdException w:name="HTML Preformatted" w:semiHidden="1" w:unhideWhenUsed="1"/>
-    <w:lsdException w:name="HTML Sample" w:semiHidden="1" w:unhideWhenUsed="1"/>
-    <w:lsdException w:name="HTML Typewriter" w:semiHidden="1" w:unhideWhenUsed="1"/>
-    <w:lsdException w:name="HTML Variable" w:semiHidden="1" w:unhideWhenUsed="1"/>
-    <w:lsdException w:name="Normal Table" w:semiHidden="1" w:unhideWhenUsed="1" w:qFormat="1"/>
-    <w:lsdException w:name="annotation subject" w:semiHidden="1" w:unhideWhenUsed="1"/>
-    <w:lsdException w:name="No List" w:semiHidden="1" w:unhideWhenUsed="1"/>
-    <w:lsdException w:name="Outline List 1" w:semiHidden="1" w:unhideWhenUsed="1"/>
-    <w:lsdException w:name="Outline List 2" w:semiHidden="1" w:unhideWhenUsed="1"/>
-    <w:lsdException w:name="Outline List 3" w:semiHidden="1" w:unhideWhenUsed="1"/>
-    <w:lsdException w:name="Table Simple 1" w:semiHidden="1" w:unhideWhenUsed="1"/>
-    <w:lsdException w:name="Table Simple 2" w:semiHidden="1" w:unhideWhenUsed="1"/>
-    <w:lsdException w:name="Table Simple 3" w:semiHidden="1" w:unhideWhenUsed="1"/>
-    <w:lsdException w:name="Table Classic 1" w:semiHidden="1" w:unhideWhenUsed="1"/>
-    <w:lsdException w:name="Table Classic 2" w:semiHidden="1" w:unhideWhenUsed="1"/>
-    <w:lsdException w:name="Table Classic 3" w:semiHidden="1" w:unhideWhenUsed="1"/>
-    <w:lsdException w:name="Table Classic 4" w:semiHidden="1" w:unhideWhenUsed="1"/>
-    <w:lsdException w:name="Table Colorful 1" w:semiHidden="1" w:unhideWhenUsed="1"/>
-    <w:lsdException w:name="Table Colorful 2" w:semiHidden="1" w:unhideWhenUsed="1"/>
-    <w:lsdException w:name="Table Colorful 3" w:semiHidden="1" w:unhideWhenUsed="1"/>
-    <w:lsdException w:name="Table Columns 1" w:semiHidden="1" w:unhideWhenUsed="1"/>
-    <w:lsdException w:name="Table Columns 2" w:semiHidden="1" w:unhideWhenUsed="1"/>
-    <w:lsdException w:name="Table Columns 3" w:semiHidden="1" w:unhideWhenUsed="1"/>
-    <w:lsdException w:name="Table Columns 4" w:semiHidden="1" w:unhideWhenUsed="1"/>
-    <w:lsdException w:name="Table Columns 5" w:semiHidden="1" w:unhideWhenUsed="1"/>
-    <w:lsdException w:name="Table Grid 1" w:semiHidden="1" w:unhideWhenUsed="1"/>
-    <w:lsdException w:name="Table Grid 2" w:semiHidden="1" w:unhideWhenUsed="1"/>
-    <w:lsdException w:name="Table Grid 3" w:semiHidden="1" w:unhideWhenUsed="1"/>
-    <w:lsdException w:name="Table Grid 4" w:semiHidden="1" w:unhideWhenUsed="1"/>
-    <w:lsdException w:name="Table Grid 5" w:semiHidden="1" w:unhideWhenUsed="1"/>
-    <w:lsdException w:name="Table Grid 6" w:semiHidden="1" w:unhideWhenUsed="1"/>
-    <w:lsdException w:name="Table Grid 7" w:semiHidden="1" w:unhideWhenUsed="1"/>
-    <w:lsdException w:name="Table Grid 8" w:semiHidden="1" w:unhideWhenUsed="1"/>
-    <w:lsdException w:name="Table List 1" w:semiHidden="1" w:unhideWhenUsed="1"/>
-    <w:lsdException w:name="Table List 2" w:semiHidden="1" w:unhideWhenUsed="1"/>
-    <w:lsdException w:name="Table List 3" w:semiHidden="1" w:unhideWhenUsed="1"/>
-    <w:lsdException w:name="Table List 4" w:semiHidden="1" w:unhideWhenUsed="1"/>
-    <w:lsdException w:name="Table List 5" w:semiHidden="1" w:unhideWhenUsed="1"/>
-    <w:lsdException w:name="Table List 6" w:semiHidden="1" w:unhideWhenUsed="1"/>
-    <w:lsdException w:name="Table List 7" w:semiHidden="1" w:unhideWhenUsed="1"/>
-    <w:lsdException w:name="Table List 8" w:semiHidden="1" w:unhideWhenUsed="1"/>
-    <w:lsdException w:name="Table 3D effects 1" w:semiHidden="1" w:unhideWhenUsed="1"/>
-    <w:lsdException w:name="Table 3D effects 2" w:semiHidden="1" w:unhideWhenUsed="1"/>
-    <w:lsdException w:name="Table 3D effects 3" w:semiHidden="1" w:unhideWhenUsed="1"/>
-    <w:lsdException w:name="Table Contemporary" w:semiHidden="1" w:unhideWhenUsed="1"/>
-    <w:lsdException w:name="Table Elegant" w:semiHidden="1" w:unhideWhenUsed="1"/>
-    <w:lsdException w:name="Table Professional" w:semiHidden="1" w:unhideWhenUsed="1"/>
-    <w:lsdException w:name="Table Subtle 1" w:semiHidden="1" w:unhideWhenUsed="1"/>
-    <w:lsdException w:name="Table Subtle 2" w:semiHidden="1" w:unhideWhenUsed="1"/>
-    <w:lsdException w:name="Table Web 1" w:semiHidden="1" w:unhideWhenUsed="1"/>
-    <w:lsdException w:name="Table Web 2" w:semiHidden="1" w:unhideWhenUsed="1"/>
-    <w:lsdException w:name="Table Web 3" w:semiHidden="1" w:unhideWhenUsed="1"/>
-    <w:lsdException w:name="Balloon Text" w:semiHidden="1" w:unhideWhenUsed="1"/>
-    <w:lsdException w:name="Table Grid" w:uiPriority="59" w:qFormat="1"/>
-    <w:lsdException w:name="Table Theme" w:semiHidden="1" w:unhideWhenUsed="1"/>
-    <w:lsdException w:name="Placeholder Text" w:semiHidden="1"/>
-    <w:lsdException w:name="Light Shading" w:uiPriority="60"/>
-    <w:lsdException w:name="Light List" w:uiPriority="61"/>
-    <w:lsdException w:name="Light Grid" w:uiPriority="62"/>
-    <w:lsdException w:name="Medium Shading 1" w:uiPriority="63"/>
-    <w:lsdException w:name="Medium Shading 2" w:uiPriority="64"/>
-    <w:lsdException w:name="Medium List 1" w:uiPriority="65"/>
-    <w:lsdException w:name="Medium List 2" w:uiPriority="66"/>
-    <w:lsdException w:name="Medium Grid 1" w:uiPriority="67"/>
-    <w:lsdException w:name="Medium Grid 2" w:uiPriority="68"/>
-    <w:lsdException w:name="Medium Grid 3" w:uiPriority="69"/>
-    <w:lsdException w:name="Dark List" w:uiPriority="70"/>
-    <w:lsdException w:name="Colorful Shading" w:uiPriority="71"/>
-    <w:lsdException w:name="Colorful List" w:uiPriority="72"/>
-    <w:lsdException w:name="Colorful Grid" w:uiPriority="73"/>
-    <w:lsdException w:name="Light Shading Accent 1" w:uiPriority="60"/>
-    <w:lsdException w:name="Light List Accent 1" w:uiPriority="61"/>
-    <w:lsdException w:name="Light Grid Accent 1" w:uiPriority="62"/>
-    <w:lsdException w:name="Medium Shading 1 Accent 1" w:uiPriority="63"/>
-    <w:lsdException w:name="Medium Shading 2 Accent 1" w:uiPriority="64"/>
-    <w:lsdException w:name="Medium List 1 Accent 1" w:uiPriority="65"/>
-    <w:lsdException w:name="Revision" w:semiHidden="1"/>
-    <w:lsdException w:name="List Paragraph" w:uiPriority="34" w:qFormat="1"/>
-    <w:lsdException w:name="Medium List 2 Accent 1" w:uiPriority="66"/>
-    <w:lsdException w:name="Medium Grid 1 Accent 1" w:uiPriority="67"/>
-    <w:lsdException w:name="Medium Grid 2 Accent 1" w:uiPriority="68"/>
-    <w:lsdException w:name="Medium Grid 3 Accent 1" w:uiPriority="69"/>
-    <w:lsdException w:name="Dark List Accent 1" w:uiPriority="70"/>
-    <w:lsdException w:name="Colorful Shading Accent 1" w:uiPriority="71"/>
-    <w:lsdException w:name="Colorful List Accent 1" w:uiPriority="72"/>
-    <w:lsdException w:name="Colorful Grid Accent 1" w:uiPriority="73"/>
-    <w:lsdException w:name="Light Shading Accent 2" w:uiPriority="60"/>
-    <w:lsdException w:name="Light List Accent 2" w:uiPriority="61"/>
-    <w:lsdException w:name="Light Grid Accent 2" w:uiPriority="62"/>
-    <w:lsdException w:name="Medium Shading 1 Accent 2" w:uiPriority="63"/>
-    <w:lsdException w:name="Medium Shading 2 Accent 2" w:uiPriority="64"/>
-    <w:lsdException w:name="Medium List 1 Accent 2" w:uiPriority="65"/>
-    <w:lsdException w:name="Medium List 2 Accent 2" w:uiPriority="66"/>
-    <w:lsdException w:name="Medium Grid 1 Accent 2" w:uiPriority="67"/>
-    <w:lsdException w:name="Medium Grid 2 Accent 2" w:uiPriority="68"/>
-    <w:lsdException w:name="Medium Grid 3 Accent 2" w:uiPriority="69"/>
-    <w:lsdException w:name="Dark List Accent 2" w:uiPriority="70"/>
-    <w:lsdException w:name="Colorful Shading Accent 2" w:uiPriority="71"/>
-    <w:lsdException w:name="Colorful List Accent 2" w:uiPriority="72"/>
-    <w:lsdException w:name="Colorful Grid Accent 2" w:uiPriority="73"/>
-    <w:lsdException w:name="Light Shading Accent 3" w:uiPriority="60"/>
-    <w:lsdException w:name="Light List Accent 3" w:uiPriority="61"/>
-    <w:lsdException w:name="Light Grid Accent 3" w:uiPriority="62"/>
-    <w:lsdException w:name="Medium Shading 1 Accent 3" w:uiPriority="63"/>
-    <w:lsdException w:name="Medium Shading 2 Accent 3" w:uiPriority="64"/>
-    <w:lsdException w:name="Medium List 1 Accent 3" w:uiPriority="65"/>
-    <w:lsdException w:name="Medium List 2 Accent 3" w:uiPriority="66"/>
-    <w:lsdException w:name="Medium Grid 1 Accent 3" w:uiPriority="67"/>
-    <w:lsdException w:name="Medium Grid 2 Accent 3" w:uiPriority="68"/>
-    <w:lsdException w:name="Medium Grid 3 Accent 3" w:uiPriority="69"/>
-    <w:lsdException w:name="Dark List Accent 3" w:uiPriority="70"/>
-    <w:lsdException w:name="Colorful Shading Accent 3" w:uiPriority="71"/>
-    <w:lsdException w:name="Colorful List Accent 3" w:uiPriority="72"/>
-    <w:lsdException w:name="Colorful Grid Accent 3" w:uiPriority="73"/>
-    <w:lsdException w:name="Light Shading Accent 4" w:uiPriority="60"/>
-    <w:lsdException w:name="Light List Accent 4" w:uiPriority="61"/>
-    <w:lsdException w:name="Light Grid Accent 4" w:uiPriority="62"/>
-    <w:lsdException w:name="Medium Shading 1 Accent 4" w:uiPriority="63"/>
-    <w:lsdException w:name="Medium Shading 2 Accent 4" w:uiPriority="64"/>
-    <w:lsdException w:name="Medium List 1 Accent 4" w:uiPriority="65"/>
-    <w:lsdException w:name="Medium List 2 Accent 4" w:uiPriority="66"/>
-    <w:lsdException w:name="Medium Grid 1 Accent 4" w:uiPriority="67"/>
-    <w:lsdException w:name="Medium Grid 2 Accent 4" w:uiPriority="68"/>
-    <w:lsdException w:name="Medium Grid 3 Accent 4" w:uiPriority="69"/>
-    <w:lsdException w:name="Dark List Accent 4" w:uiPriority="70"/>
-    <w:lsdException w:name="Colorful Shading Accent 4" w:uiPriority="71"/>
-    <w:lsdException w:name="Colorful List Accent 4" w:uiPriority="72"/>
-    <w:lsdException w:name="Colorful Grid Accent 4" w:uiPriority="73"/>
-    <w:lsdException w:name="Light Shading Accent 5" w:uiPriority="60"/>
-    <w:lsdException w:name="Light List Accent 5" w:uiPriority="61"/>
-    <w:lsdException w:name="Light Grid Accent 5" w:uiPriority="62"/>
-    <w:lsdException w:name="Medium Shading 1 Accent 5" w:uiPriority="63"/>
-    <w:lsdException w:name="Medium Shading 2 Accent 5" w:uiPriority="64"/>
-    <w:lsdException w:name="Medium List 1 Accent 5" w:uiPriority="65"/>
-    <w:lsdException w:name="Medium List 2 Accent 5" w:uiPriority="66"/>
-    <w:lsdException w:name="Medium Grid 1 Accent 5" w:uiPriority="67"/>
-    <w:lsdException w:name="Medium Grid 2 Accent 5" w:uiPriority="68"/>
-    <w:lsdException w:name="Medium Grid 3 Accent 5" w:uiPriority="69"/>
-    <w:lsdException w:name="Dark List Accent 5" w:uiPriority="70"/>
-    <w:lsdException w:name="Colorful Shading Accent 5" w:uiPriority="71"/>
-    <w:lsdException w:name="Colorful List Accent 5" w:uiPriority="72"/>
-    <w:lsdException w:name="Colorful Grid Accent 5" w:uiPriority="73"/>
-    <w:lsdException w:name="Light Shading Accent 6" w:uiPriority="60"/>
-    <w:lsdException w:name="Light List Accent 6" w:uiPriority="61"/>
-    <w:lsdException w:name="Light Grid Accent 6" w:uiPriority="62"/>
-    <w:lsdException w:name="Medium Shading 1 Accent 6" w:uiPriority="63"/>
-    <w:lsdException w:name="Medium Shading 2 Accent 6" w:uiPriority="64"/>
-    <w:lsdException w:name="Medium List 1 Accent 6" w:uiPriority="65"/>
-    <w:lsdException w:name="Medium List 2 Accent 6" w:uiPriority="66"/>
-    <w:lsdException w:name="Medium Grid 1 Accent 6" w:uiPriority="67"/>
-    <w:lsdException w:name="Medium Grid 2 Accent 6" w:uiPriority="68"/>
-    <w:lsdException w:name="Medium Grid 3 Accent 6" w:uiPriority="69"/>
-    <w:lsdException w:name="Dark List Accent 6" w:uiPriority="70"/>
-    <w:lsdException w:name="Colorful Shading Accent 6" w:uiPriority="71"/>
-    <w:lsdException w:name="Colorful List Accent 6" w:uiPriority="72"/>
-    <w:lsdException w:name="Colorful Grid Accent 6" w:uiPriority="73"/>
-    <w:lsdException w:name="Subtle Emphasis" w:uiPriority="19" w:qFormat="1"/>
-    <w:lsdException w:name="Intense Emphasis" w:uiPriority="21" w:qFormat="1"/>
-    <w:lsdException w:name="Subtle Reference" w:uiPriority="31" w:qFormat="1"/>
-    <w:lsdException w:name="Intense Reference" w:uiPriority="32" w:qFormat="1"/>
-    <w:lsdException w:name="Book Title" w:uiPriority="33" w:qFormat="1"/>
-    <w:lsdException w:name="Bibliography" w:semiHidden="1" w:uiPriority="37" w:unhideWhenUsed="1"/>
-    <w:lsdException w:name="TOC Heading" w:semiHidden="1" w:uiPriority="39" w:unhideWhenUsed="1" w:qFormat="1"/>
-    <w:lsdException w:name="Plain Table 1" w:uiPriority="41"/>
-    <w:lsdException w:name="Plain Table 2" w:uiPriority="42"/>
-    <w:lsdException w:name="Plain Table 3" w:uiPriority="43"/>
-    <w:lsdException w:name="Plain Table 4" w:uiPriority="44"/>
-    <w:lsdException w:name="Plain Table 5" w:uiPriority="45"/>
-    <w:lsdException w:name="Grid Table Light" w:uiPriority="40"/>
-    <w:lsdException w:name="Grid Table 1 Light" w:uiPriority="46"/>
-    <w:lsdException w:name="Grid Table 2" w:uiPriority="47"/>
-    <w:lsdException w:name="Grid Table 3" w:uiPriority="48"/>
-    <w:lsdException w:name="Grid Table 4" w:uiPriority="49"/>
-    <w:lsdException w:name="Grid Table 5 Dark" w:uiPriority="50"/>
-    <w:lsdException w:name="Grid Table 6 Colorful" w:uiPriority="51"/>
-    <w:lsdException w:name="Grid Table 7 Colorful" w:uiPriority="52"/>
-    <w:lsdException w:name="Grid Table 1 Light Accent 1" w:uiPriority="46"/>
-    <w:lsdException w:name="Grid Table 2 Accent 1" w:uiPriority="47"/>
-    <w:lsdException w:name="Grid Table 3 Accent 1" w:uiPriority="48"/>
-    <w:lsdException w:name="Grid Table 4 Accent 1" w:uiPriority="49"/>
-    <w:lsdException w:name="Grid Table 5 Dark Accent 1" w:uiPriority="50"/>
-    <w:lsdException w:name="Grid Table 6 Colorful Accent 1" w:uiPriority="51"/>
-    <w:lsdException w:name="Grid Table 7 Colorful Accent 1" w:uiPriority="52"/>
-    <w:lsdException w:name="Grid Table 1 Light Accent 2" w:uiPriority="46"/>
-    <w:lsdException w:name="Grid Table 2 Accent 2" w:uiPriority="47"/>
-    <w:lsdException w:name="Grid Table 3 Accent 2" w:uiPriority="48"/>
-    <w:lsdException w:name="Grid Table 4 Accent 2" w:uiPriority="49"/>
-    <w:lsdException w:name="Grid Table 5 Dark Accent 2" w:uiPriority="50"/>
-    <w:lsdException w:name="Grid Table 6 Colorful Accent 2" w:uiPriority="51"/>
-    <w:lsdException w:name="Grid Table 7 Colorful Accent 2" w:uiPriority="52"/>
-    <w:lsdException w:name="Grid Table 1 Light Accent 3" w:uiPriority="46"/>
-    <w:lsdException w:name="Grid Table 2 Accent 3" w:uiPriority="47"/>
-    <w:lsdException w:name="Grid Table 3 Accent 3" w:uiPriority="48"/>
-    <w:lsdException w:name="Grid Table 4 Accent 3" w:uiPriority="49"/>
-    <w:lsdException w:name="Grid Table 5 Dark Accent 3" w:uiPriority="50"/>
-    <w:lsdException w:name="Grid Table 6 Colorful Accent 3" w:uiPriority="51"/>
-    <w:lsdException w:name="Grid Table 7 Colorful Accent 3" w:uiPriority="52"/>
-    <w:lsdException w:name="Grid Table 1 Light Accent 4" w:uiPriority="46"/>
-    <w:lsdException w:name="Grid Table 2 Accent 4" w:uiPriority="47"/>
-    <w:lsdException w:name="Grid Table 3 Accent 4" w:uiPriority="48"/>
-    <w:lsdException w:name="Grid Table 4 Accent 4" w:uiPriority="49"/>
-    <w:lsdException w:name="Grid Table 5 Dark Accent 4" w:uiPriority="50"/>
-    <w:lsdException w:name="Grid Table 6 Colorful Accent 4" w:uiPriority="51"/>
-    <w:lsdException w:name="Grid Table 7 Colorful Accent 4" w:uiPriority="52"/>
-    <w:lsdException w:name="Grid Table 1 Light Accent 5" w:uiPriority="46"/>
-    <w:lsdException w:name="Grid Table 2 Accent 5" w:uiPriority="47"/>
-    <w:lsdException w:name="Grid Table 3 Accent 5" w:uiPriority="48"/>
-    <w:lsdException w:name="Grid Table 4 Accent 5" w:uiPriority="49"/>
-    <w:lsdException w:name="Grid Table 5 Dark Accent 5" w:uiPriority="50"/>
-    <w:lsdException w:name="Grid Table 6 Colorful Accent 5" w:uiPriority="51"/>
-    <w:lsdException w:name="Grid Table 7 Colorful Accent 5" w:uiPriority="52"/>
-    <w:lsdException w:name="Grid Table 1 Light Accent 6" w:uiPriority="46"/>
-    <w:lsdException w:name="Grid Table 2 Accent 6" w:uiPriority="47"/>
-    <w:lsdException w:name="Grid Table 3 Accent 6" w:uiPriority="48"/>
-    <w:lsdException w:name="Grid Table 4 Accent 6" w:uiPriority="49"/>
-    <w:lsdException w:name="Grid Table 5 Dark Accent 6" w:uiPriority="50"/>
-    <w:lsdException w:name="Grid Table 6 Colorful Accent 6" w:uiPriority="51"/>
-    <w:lsdException w:name="Grid Table 7 Colorful Accent 6" w:uiPriority="52"/>
-    <w:lsdException w:name="List Table 1 Light" w:uiPriority="46"/>
-    <w:lsdException w:name="List Table 2" w:uiPriority="47"/>
-    <w:lsdException w:name="List Table 3" w:uiPriority="48"/>
-    <w:lsdException w:name="List Table 4" w:uiPriority="49"/>
-    <w:lsdException w:name="List Table 5 Dark" w:uiPriority="50"/>
-    <w:lsdException w:name="List Table 6 Colorful" w:uiPriority="51"/>
-    <w:lsdException w:name="List Table 7 Colorful" w:uiPriority="52"/>
-    <w:lsdException w:name="List Table 1 Light Accent 1" w:uiPriority="46"/>
-    <w:lsdException w:name="List Table 2 Accent 1" w:uiPriority="47"/>
-    <w:lsdException w:name="List Table 3 Accent 1" w:uiPriority="48"/>
-    <w:lsdException w:name="List Table 4 Accent 1" w:uiPriority="49"/>
-    <w:lsdException w:name="List Table 5 Dark Accent 1" w:uiPriority="50"/>
-    <w:lsdException w:name="List Table 6 Colorful Accent 1" w:uiPriority="51"/>
-    <w:lsdException w:name="List Table 7 Colorful Accent 1" w:uiPriority="52"/>
-    <w:lsdException w:name="List Table 1 Light Accent 2" w:uiPriority="46"/>
-    <w:lsdException w:name="List Table 2 Accent 2" w:uiPriority="47"/>
-    <w:lsdException w:name="List Table 3 Accent 2" w:uiPriority="48"/>
-    <w:lsdException w:name="List Table 4 Accent 2" w:uiPriority="49"/>
-    <w:lsdException w:name="List Table 5 Dark Accent 2" w:uiPriority="50"/>
-    <w:lsdException w:name="List Table 6 Colorful Accent 2" w:uiPriority="51"/>
-    <w:lsdException w:name="List Table 7 Colorful Accent 2" w:uiPriority="52"/>
-    <w:lsdException w:name="List Table 1 Light Accent 3" w:uiPriority="46"/>
-    <w:lsdException w:name="List Table 2 Accent 3" w:uiPriority="47"/>
-    <w:lsdException w:name="List Table 3 Accent 3" w:uiPriority="48"/>
-    <w:lsdException w:name="List Table 4 Accent 3" w:uiPriority="49"/>
-    <w:lsdException w:name="List Table 5 Dark Accent 3" w:uiPriority="50"/>
-    <w:lsdException w:name="List Table 6 Colorful Accent 3" w:uiPriority="51"/>
-    <w:lsdException w:name="List Table 7 Colorful Accent 3" w:uiPriority="52"/>
-    <w:lsdException w:name="List Table 1 Light Accent 4" w:uiPriority="46"/>
-    <w:lsdException w:name="List Table 2 Accent 4" w:uiPriority="47"/>
-    <w:lsdException w:name="List Table 3 Accent 4" w:uiPriority="48"/>
-    <w:lsdException w:name="List Table 4 Accent 4" w:uiPriority="49"/>
-    <w:lsdException w:name="List Table 5 Dark Accent 4" w:uiPriority="50"/>
-    <w:lsdException w:name="List Table 6 Colorful Accent 4" w:uiPriority="51"/>
-    <w:lsdException w:name="List Table 7 Colorful Accent 4" w:uiPriority="52"/>
-    <w:lsdException w:name="List Table 1 Light Accent 5" w:uiPriority="46"/>
-    <w:lsdException w:name="List Table 2 Accent 5" w:uiPriority="47"/>
-    <w:lsdException w:name="List Table 3 Accent 5" w:uiPriority="48"/>
-    <w:lsdException w:name="List Table 4 Accent 5" w:uiPriority="49"/>
-    <w:lsdException w:name="List Table 5 Dark Accent 5" w:uiPriority="50"/>
-    <w:lsdException w:name="List Table 6 Colorful Accent 5" w:uiPriority="51"/>
-    <w:lsdException w:name="List Table 7 Colorful Accent 5" w:uiPriority="52"/>
-    <w:lsdException w:name="List Table 1 Light Accent 6" w:uiPriority="46"/>
-    <w:lsdException w:name="List Table 2 Accent 6" w:uiPriority="47"/>
-    <w:lsdException w:name="List Table 3 Accent 6" w:uiPriority="48"/>
-    <w:lsdException w:name="List Table 4 Accent 6" w:uiPriority="49"/>
-    <w:lsdException w:name="List Table 5 Dark Accent 6" w:uiPriority="50"/>
-    <w:lsdException w:name="List Table 6 Colorful Accent 6" w:uiPriority="51"/>
-    <w:lsdException w:name="List Table 7 Colorful Accent 6" w:uiPriority="52"/>
+  <w:latentStyles w:defLockedState="0" w:defUIPriority="99" w:defSemiHidden="1" w:defUnhideWhenUsed="1" w:defQFormat="0" w:count="267">
+    <w:lsdException w:name="Normal" w:semiHidden="0" w:uiPriority="0" w:unhideWhenUsed="0" w:qFormat="1"/>
+    <w:lsdException w:name="heading 1" w:semiHidden="0" w:uiPriority="9" w:unhideWhenUsed="0" w:qFormat="1"/>
+    <w:lsdException w:name="heading 2" w:semiHidden="0" w:uiPriority="9" w:qFormat="1"/>
+    <w:lsdException w:name="heading 3" w:semiHidden="0" w:uiPriority="9" w:qFormat="1"/>
+    <w:lsdException w:name="heading 4" w:semiHidden="0" w:uiPriority="9" w:unhideWhenUsed="0" w:qFormat="1"/>
+    <w:lsdException w:name="heading 5" w:uiPriority="9" w:qFormat="1"/>
+    <w:lsdException w:name="heading 6" w:semiHidden="0" w:uiPriority="0" w:unhideWhenUsed="0" w:qFormat="1"/>
+    <w:lsdException w:name="heading 7" w:uiPriority="9" w:qFormat="1"/>
+    <w:lsdException w:name="heading 8" w:uiPriority="9" w:qFormat="1"/>
+    <w:lsdException w:name="heading 9" w:uiPriority="9" w:qFormat="1"/>
+    <w:lsdException w:name="toc 1" w:semiHidden="0" w:uiPriority="39" w:qFormat="1"/>
+    <w:lsdException w:name="toc 2" w:semiHidden="0" w:uiPriority="39" w:qFormat="1"/>
+    <w:lsdException w:name="toc 3" w:semiHidden="0" w:uiPriority="39" w:qFormat="1"/>
+    <w:lsdException w:name="toc 4" w:uiPriority="39"/>
+    <w:lsdException w:name="toc 5" w:uiPriority="39"/>
+    <w:lsdException w:name="toc 6" w:uiPriority="39"/>
+    <w:lsdException w:name="toc 7" w:uiPriority="39"/>
+    <w:lsdException w:name="toc 8" w:uiPriority="39"/>
+    <w:lsdException w:name="toc 9" w:uiPriority="39"/>
+    <w:lsdException w:name="header" w:semiHidden="0" w:qFormat="1"/>
+    <w:lsdException w:name="footer" w:semiHidden="0" w:qFormat="1"/>
+    <w:lsdException w:name="caption" w:uiPriority="35" w:qFormat="1"/>
+    <w:lsdException w:name="Title" w:semiHidden="0" w:uiPriority="10" w:unhideWhenUsed="0" w:qFormat="1"/>
+    <w:lsdException w:name="Default Paragraph Font" w:uiPriority="1" w:qFormat="1"/>
+    <w:lsdException w:name="Subtitle" w:semiHidden="0" w:uiPriority="11" w:unhideWhenUsed="0" w:qFormat="1"/>
+    <w:lsdException w:name="Hyperlink" w:semiHidden="0" w:qFormat="1"/>
+    <w:lsdException w:name="Strong" w:semiHidden="0" w:uiPriority="22" w:unhideWhenUsed="0" w:qFormat="1"/>
+    <w:lsdException w:name="Emphasis" w:semiHidden="0" w:uiPriority="20" w:unhideWhenUsed="0" w:qFormat="1"/>
+    <w:lsdException w:name="Normal (Web)" w:semiHidden="0" w:qFormat="1"/>
+    <w:lsdException w:name="Normal Table" w:qFormat="1"/>
+    <w:lsdException w:name="Table Grid" w:semiHidden="0" w:uiPriority="59" w:unhideWhenUsed="0" w:qFormat="1"/>
+    <w:lsdException w:name="Placeholder Text" w:unhideWhenUsed="0"/>
+    <w:lsdException w:name="No Spacing" w:semiHidden="0" w:unhideWhenUsed="0"/>
+    <w:lsdException w:name="Light Shading" w:semiHidden="0" w:uiPriority="60" w:unhideWhenUsed="0"/>
+    <w:lsdException w:name="Light List" w:semiHidden="0" w:uiPriority="61" w:unhideWhenUsed="0"/>
+    <w:lsdException w:name="Light Grid" w:semiHidden="0" w:uiPriority="62" w:unhideWhenUsed="0"/>
+    <w:lsdException w:name="Medium Shading 1" w:semiHidden="0" w:uiPriority="63" w:unhideWhenUsed="0"/>
+    <w:lsdException w:name="Medium Shading 2" w:semiHidden="0" w:uiPriority="64" w:unhideWhenUsed="0"/>
+    <w:lsdException w:name="Medium List 1" w:semiHidden="0" w:uiPriority="65" w:unhideWhenUsed="0"/>
+    <w:lsdException w:name="Medium List 2" w:semiHidden="0" w:uiPriority="66" w:unhideWhenUsed="0"/>
+    <w:lsdException w:name="Medium Grid 1" w:semiHidden="0" w:uiPriority="67" w:unhideWhenUsed="0"/>
+    <w:lsdException w:name="Medium Grid 2" w:semiHidden="0" w:uiPriority="68" w:unhideWhenUsed="0"/>
+    <w:lsdException w:name="Medium Grid 3" w:semiHidden="0" w:uiPriority="69" w:unhideWhenUsed="0"/>
+    <w:lsdException w:name="Dark List" w:semiHidden="0" w:uiPriority="70" w:unhideWhenUsed="0"/>
+    <w:lsdException w:name="Colorful Shading" w:semiHidden="0" w:uiPriority="71" w:unhideWhenUsed="0"/>
+    <w:lsdException w:name="Colorful List" w:semiHidden="0" w:uiPriority="72" w:unhideWhenUsed="0"/>
+    <w:lsdException w:name="Colorful Grid" w:semiHidden="0" w:uiPriority="73" w:unhideWhenUsed="0"/>
+    <w:lsdException w:name="Light Shading Accent 1" w:semiHidden="0" w:uiPriority="60" w:unhideWhenUsed="0"/>
+    <w:lsdException w:name="Light List Accent 1" w:semiHidden="0" w:uiPriority="61" w:unhideWhenUsed="0"/>
+    <w:lsdException w:name="Light Grid Accent 1" w:semiHidden="0" w:uiPriority="62" w:unhideWhenUsed="0"/>
+    <w:lsdException w:name="Medium Shading 1 Accent 1" w:semiHidden="0" w:uiPriority="63" w:unhideWhenUsed="0"/>
+    <w:lsdException w:name="Medium Shading 2 Accent 1" w:semiHidden="0" w:uiPriority="64" w:unhideWhenUsed="0"/>
+    <w:lsdException w:name="Medium List 1 Accent 1" w:semiHidden="0" w:uiPriority="65" w:unhideWhenUsed="0"/>
+    <w:lsdException w:name="Revision" w:unhideWhenUsed="0"/>
+    <w:lsdException w:name="List Paragraph" w:semiHidden="0" w:uiPriority="34" w:unhideWhenUsed="0" w:qFormat="1"/>
+    <w:lsdException w:name="Quote" w:semiHidden="0" w:unhideWhenUsed="0"/>
+    <w:lsdException w:name="Intense Quote" w:semiHidden="0" w:unhideWhenUsed="0"/>
+    <w:lsdException w:name="Medium List 2 Accent 1" w:semiHidden="0" w:uiPriority="66" w:unhideWhenUsed="0"/>
+    <w:lsdException w:name="Medium Grid 1 Accent 1" w:semiHidden="0" w:uiPriority="67" w:unhideWhenUsed="0"/>
+    <w:lsdException w:name="Medium Grid 2 Accent 1" w:semiHidden="0" w:uiPriority="68" w:unhideWhenUsed="0"/>
+    <w:lsdException w:name="Medium Grid 3 Accent 1" w:semiHidden="0" w:uiPriority="69" w:unhideWhenUsed="0"/>
+    <w:lsdException w:name="Dark List Accent 1" w:semiHidden="0" w:uiPriority="70" w:unhideWhenUsed="0"/>
+    <w:lsdException w:name="Colorful Shading Accent 1" w:semiHidden="0" w:uiPriority="71" w:unhideWhenUsed="0"/>
+    <w:lsdException w:name="Colorful List Accent 1" w:semiHidden="0" w:uiPriority="72" w:unhideWhenUsed="0"/>
+    <w:lsdException w:name="Colorful Grid Accent 1" w:semiHidden="0" w:uiPriority="73" w:unhideWhenUsed="0"/>
+    <w:lsdException w:name="Light Shading Accent 2" w:semiHidden="0" w:uiPriority="60" w:unhideWhenUsed="0"/>
+    <w:lsdException w:name="Light List Accent 2" w:semiHidden="0" w:uiPriority="61" w:unhideWhenUsed="0"/>
+    <w:lsdException w:name="Light Grid Accent 2" w:semiHidden="0" w:uiPriority="62" w:unhideWhenUsed="0"/>
+    <w:lsdException w:name="Medium Shading 1 Accent 2" w:semiHidden="0" w:uiPriority="63" w:unhideWhenUsed="0"/>
+    <w:lsdException w:name="Medium Shading 2 Accent 2" w:semiHidden="0" w:uiPriority="64" w:unhideWhenUsed="0"/>
+    <w:lsdException w:name="Medium List 1 Accent 2" w:semiHidden="0" w:uiPriority="65" w:unhideWhenUsed="0"/>
+    <w:lsdException w:name="Medium List 2 Accent 2" w:semiHidden="0" w:uiPriority="66" w:unhideWhenUsed="0"/>
+    <w:lsdException w:name="Medium Grid 1 Accent 2" w:semiHidden="0" w:uiPriority="67" w:unhideWhenUsed="0"/>
+    <w:lsdException w:name="Medium Grid 2 Accent 2" w:semiHidden="0" w:uiPriority="68" w:unhideWhenUsed="0"/>
+    <w:lsdException w:name="Medium Grid 3 Accent 2" w:semiHidden="0" w:uiPriority="69" w:unhideWhenUsed="0"/>
+    <w:lsdException w:name="Dark List Accent 2" w:semiHidden="0" w:uiPriority="70" w:unhideWhenUsed="0"/>
+    <w:lsdException w:name="Colorful Shading Accent 2" w:semiHidden="0" w:uiPriority="71" w:unhideWhenUsed="0"/>
+    <w:lsdException w:name="Colorful List Accent 2" w:semiHidden="0" w:uiPriority="72" w:unhideWhenUsed="0"/>
+    <w:lsdException w:name="Colorful Grid Accent 2" w:semiHidden="0" w:uiPriority="73" w:unhideWhenUsed="0"/>
+    <w:lsdException w:name="Light Shading Accent 3" w:semiHidden="0" w:uiPriority="60" w:unhideWhenUsed="0"/>
+    <w:lsdException w:name="Light List Accent 3" w:semiHidden="0" w:uiPriority="61" w:unhideWhenUsed="0"/>
+    <w:lsdException w:name="Light Grid Accent 3" w:semiHidden="0" w:uiPriority="62" w:unhideWhenUsed="0"/>
+    <w:lsdException w:name="Medium Shading 1 Accent 3" w:semiHidden="0" w:uiPriority="63" w:unhideWhenUsed="0"/>
+    <w:lsdException w:name="Medium Shading 2 Accent 3" w:semiHidden="0" w:uiPriority="64" w:unhideWhenUsed="0"/>
+    <w:lsdException w:name="Medium List 1 Accent 3" w:semiHidden="0" w:uiPriority="65" w:unhideWhenUsed="0"/>
+    <w:lsdException w:name="Medium List 2 Accent 3" w:semiHidden="0" w:uiPriority="66" w:unhideWhenUsed="0"/>
+    <w:lsdException w:name="Medium Grid 1 Accent 3" w:semiHidden="0" w:uiPriority="67" w:unhideWhenUsed="0"/>
+    <w:lsdException w:name="Medium Grid 2 Accent 3" w:semiHidden="0" w:uiPriority="68" w:unhideWhenUsed="0"/>
+    <w:lsdException w:name="Medium Grid 3 Accent 3" w:semiHidden="0" w:uiPriority="69" w:unhideWhenUsed="0"/>
+    <w:lsdException w:name="Dark List Accent 3" w:semiHidden="0" w:uiPriority="70" w:unhideWhenUsed="0"/>
+    <w:lsdException w:name="Colorful Shading Accent 3" w:semiHidden="0" w:uiPriority="71" w:unhideWhenUsed="0"/>
+    <w:lsdException w:name="Colorful List Accent 3" w:semiHidden="0" w:uiPriority="72" w:unhideWhenUsed="0"/>
+    <w:lsdException w:name="Colorful Grid Accent 3" w:semiHidden="0" w:uiPriority="73" w:unhideWhenUsed="0"/>
+    <w:lsdException w:name="Light Shading Accent 4" w:semiHidden="0" w:uiPriority="60" w:unhideWhenUsed="0"/>
+    <w:lsdException w:name="Light List Accent 4" w:semiHidden="0" w:uiPriority="61" w:unhideWhenUsed="0"/>
+    <w:lsdException w:name="Light Grid Accent 4" w:semiHidden="0" w:uiPriority="62" w:unhideWhenUsed="0"/>
+    <w:lsdException w:name="Medium Shading 1 Accent 4" w:semiHidden="0" w:uiPriority="63" w:unhideWhenUsed="0"/>
+    <w:lsdException w:name="Medium Shading 2 Accent 4" w:semiHidden="0" w:uiPriority="64" w:unhideWhenUsed="0"/>
+    <w:lsdException w:name="Medium List 1 Accent 4" w:semiHidden="0" w:uiPriority="65" w:unhideWhenUsed="0"/>
+    <w:lsdException w:name="Medium List 2 Accent 4" w:semiHidden="0" w:uiPriority="66" w:unhideWhenUsed="0"/>
+    <w:lsdException w:name="Medium Grid 1 Accent 4" w:semiHidden="0" w:uiPriority="67" w:unhideWhenUsed="0"/>
+    <w:lsdException w:name="Medium Grid 2 Accent 4" w:semiHidden="0" w:uiPriority="68" w:unhideWhenUsed="0"/>
+    <w:lsdException w:name="Medium Grid 3 Accent 4" w:semiHidden="0" w:uiPriority="69" w:unhideWhenUsed="0"/>
+    <w:lsdException w:name="Dark List Accent 4" w:semiHidden="0" w:uiPriority="70" w:unhideWhenUsed="0"/>
+    <w:lsdException w:name="Colorful Shading Accent 4" w:semiHidden="0" w:uiPriority="71" w:unhideWhenUsed="0"/>
+    <w:lsdException w:name="Colorful List Accent 4" w:semiHidden="0" w:uiPriority="72" w:unhideWhenUsed="0"/>
+    <w:lsdException w:name="Colorful Grid Accent 4" w:semiHidden="0" w:uiPriority="73" w:unhideWhenUsed="0"/>
+    <w:lsdException w:name="Light Shading Accent 5" w:semiHidden="0" w:uiPriority="60" w:unhideWhenUsed="0"/>
+    <w:lsdException w:name="Light List Accent 5" w:semiHidden="0" w:uiPriority="61" w:unhideWhenUsed="0"/>
+    <w:lsdException w:name="Light Grid Accent 5" w:semiHidden="0" w:uiPriority="62" w:unhideWhenUsed="0"/>
+    <w:lsdException w:name="Medium Shading 1 Accent 5" w:semiHidden="0" w:uiPriority="63" w:unhideWhenUsed="0"/>
+    <w:lsdException w:name="Medium Shading 2 Accent 5" w:semiHidden="0" w:uiPriority="64" w:unhideWhenUsed="0"/>
+    <w:lsdException w:name="Medium List 1 Accent 5" w:semiHidden="0" w:uiPriority="65" w:unhideWhenUsed="0"/>
+    <w:lsdException w:name="Medium List 2 Accent 5" w:semiHidden="0" w:uiPriority="66" w:unhideWhenUsed="0"/>
+    <w:lsdException w:name="Medium Grid 1 Accent 5" w:semiHidden="0" w:uiPriority="67" w:unhideWhenUsed="0"/>
+    <w:lsdException w:name="Medium Grid 2 Accent 5" w:semiHidden="0" w:uiPriority="68" w:unhideWhenUsed="0"/>
+    <w:lsdException w:name="Medium Grid 3 Accent 5" w:semiHidden="0" w:uiPriority="69" w:unhideWhenUsed="0"/>
+    <w:lsdException w:name="Dark List Accent 5" w:semiHidden="0" w:uiPriority="70" w:unhideWhenUsed="0"/>
+    <w:lsdException w:name="Colorful Shading Accent 5" w:semiHidden="0" w:uiPriority="71" w:unhideWhenUsed="0"/>
+    <w:lsdException w:name="Colorful List Accent 5" w:semiHidden="0" w:uiPriority="72" w:unhideWhenUsed="0"/>
+    <w:lsdException w:name="Colorful Grid Accent 5" w:semiHidden="0" w:uiPriority="73" w:unhideWhenUsed="0"/>
+    <w:lsdException w:name="Light Shading Accent 6" w:semiHidden="0" w:uiPriority="60" w:unhideWhenUsed="0"/>
+    <w:lsdException w:name="Light List Accent 6" w:semiHidden="0" w:uiPriority="61" w:unhideWhenUsed="0"/>
+    <w:lsdException w:name="Light Grid Accent 6" w:semiHidden="0" w:uiPriority="62" w:unhideWhenUsed="0"/>
+    <w:lsdException w:name="Medium Shading 1 Accent 6" w:semiHidden="0" w:uiPriority="63" w:unhideWhenUsed="0"/>
+    <w:lsdException w:name="Medium Shading 2 Accent 6" w:semiHidden="0" w:uiPriority="64" w:unhideWhenUsed="0"/>
+    <w:lsdException w:name="Medium List 1 Accent 6" w:semiHidden="0" w:uiPriority="65" w:unhideWhenUsed="0"/>
+    <w:lsdException w:name="Medium List 2 Accent 6" w:semiHidden="0" w:uiPriority="66" w:unhideWhenUsed="0"/>
+    <w:lsdException w:name="Medium Grid 1 Accent 6" w:semiHidden="0" w:uiPriority="67" w:unhideWhenUsed="0"/>
+    <w:lsdException w:name="Medium Grid 2 Accent 6" w:semiHidden="0" w:uiPriority="68" w:unhideWhenUsed="0"/>
+    <w:lsdException w:name="Medium Grid 3 Accent 6" w:semiHidden="0" w:uiPriority="69" w:unhideWhenUsed="0"/>
+    <w:lsdException w:name="Dark List Accent 6" w:semiHidden="0" w:uiPriority="70" w:unhideWhenUsed="0"/>
+    <w:lsdException w:name="Colorful Shading Accent 6" w:semiHidden="0" w:uiPriority="71" w:unhideWhenUsed="0"/>
+    <w:lsdException w:name="Colorful List Accent 6" w:semiHidden="0" w:uiPriority="72" w:unhideWhenUsed="0"/>
+    <w:lsdException w:name="Colorful Grid Accent 6" w:semiHidden="0" w:uiPriority="73" w:unhideWhenUsed="0"/>
+    <w:lsdException w:name="Subtle Emphasis" w:semiHidden="0" w:uiPriority="19" w:unhideWhenUsed="0" w:qFormat="1"/>
+    <w:lsdException w:name="Intense Emphasis" w:semiHidden="0" w:uiPriority="21" w:unhideWhenUsed="0" w:qFormat="1"/>
+    <w:lsdException w:name="Subtle Reference" w:semiHidden="0" w:uiPriority="31" w:unhideWhenUsed="0" w:qFormat="1"/>
+    <w:lsdException w:name="Intense Reference" w:semiHidden="0" w:uiPriority="32" w:unhideWhenUsed="0" w:qFormat="1"/>
+    <w:lsdException w:name="Book Title" w:semiHidden="0" w:uiPriority="33" w:unhideWhenUsed="0" w:qFormat="1"/>
+    <w:lsdException w:name="Bibliography" w:uiPriority="37"/>
+    <w:lsdException w:name="TOC Heading" w:uiPriority="39" w:qFormat="1"/>
   </w:latentStyles>
   <w:style w:type="paragraph" w:default="1" w:styleId="Normal">
     <w:name w:val="Normal"/>
@@ -30448,6 +30349,7 @@
       <w:szCs w:val="22"/>
     </w:rPr>
     <w:tblPr>
+      <w:tblInd w:w="0" w:type="dxa"/>
       <w:tblBorders>
         <w:top w:val="single" w:sz="4" w:space="0" w:color="auto"/>
         <w:left w:val="single" w:sz="4" w:space="0" w:color="auto"/>
@@ -30456,6 +30358,12 @@
         <w:insideH w:val="single" w:sz="4" w:space="0" w:color="auto"/>
         <w:insideV w:val="single" w:sz="4" w:space="0" w:color="auto"/>
       </w:tblBorders>
+      <w:tblCellMar>
+        <w:top w:w="0" w:type="dxa"/>
+        <w:left w:w="108" w:type="dxa"/>
+        <w:bottom w:w="0" w:type="dxa"/>
+        <w:right w:w="108" w:type="dxa"/>
+      </w:tblCellMar>
     </w:tblPr>
   </w:style>
   <w:style w:type="paragraph" w:styleId="TOC1">
@@ -30793,6 +30701,7 @@
       <w14:ligatures w14:val="standardContextual"/>
     </w:rPr>
     <w:tblPr>
+      <w:tblInd w:w="0" w:type="dxa"/>
       <w:tblBorders>
         <w:top w:val="single" w:sz="4" w:space="0" w:color="auto"/>
         <w:left w:val="single" w:sz="4" w:space="0" w:color="auto"/>
@@ -30801,7 +30710,934 @@
         <w:insideH w:val="single" w:sz="4" w:space="0" w:color="auto"/>
         <w:insideV w:val="single" w:sz="4" w:space="0" w:color="auto"/>
       </w:tblBorders>
+      <w:tblCellMar>
+        <w:top w:w="0" w:type="dxa"/>
+        <w:left w:w="108" w:type="dxa"/>
+        <w:bottom w:w="0" w:type="dxa"/>
+        <w:right w:w="108" w:type="dxa"/>
+      </w:tblCellMar>
     </w:tblPr>
+  </w:style>
+  <w:style w:type="paragraph" w:styleId="BalloonText">
+    <w:name w:val="Balloon Text"/>
+    <w:basedOn w:val="Normal"/>
+    <w:link w:val="BalloonTextChar"/>
+    <w:uiPriority w:val="99"/>
+    <w:semiHidden/>
+    <w:unhideWhenUsed/>
+    <w:rsid w:val="00FC09A6"/>
+    <w:rPr>
+      <w:rFonts w:ascii="Tahoma" w:hAnsi="Tahoma" w:cs="Tahoma"/>
+      <w:sz w:val="16"/>
+      <w:szCs w:val="16"/>
+    </w:rPr>
+  </w:style>
+  <w:style w:type="character" w:customStyle="1" w:styleId="BalloonTextChar">
+    <w:name w:val="Balloon Text Char"/>
+    <w:basedOn w:val="DefaultParagraphFont"/>
+    <w:link w:val="BalloonText"/>
+    <w:uiPriority w:val="99"/>
+    <w:semiHidden/>
+    <w:rsid w:val="00FC09A6"/>
+    <w:rPr>
+      <w:rFonts w:ascii="Tahoma" w:hAnsi="Tahoma" w:cs="Tahoma"/>
+      <w:kern w:val="2"/>
+      <w:sz w:val="16"/>
+      <w:szCs w:val="16"/>
+      <w14:ligatures w14:val="standardContextual"/>
+    </w:rPr>
+  </w:style>
+</w:styles>
+</file>
+
+<file path=word/stylesWithEffects.xml><?xml version="1.0" encoding="utf-8"?>
+<w:styles xmlns:wpc="http://schemas.microsoft.com/office/word/2010/wordprocessingCanvas" xmlns:mc="http://schemas.openxmlformats.org/markup-compatibility/2006" xmlns:o="urn:schemas-microsoft-com:office:office" xmlns:r="http://schemas.openxmlformats.org/officeDocument/2006/relationships" xmlns:m="http://schemas.openxmlformats.org/officeDocument/2006/math" xmlns:v="urn:schemas-microsoft-com:vml" xmlns:wp14="http://schemas.microsoft.com/office/word/2010/wordprocessingDrawing" xmlns:wp="http://schemas.openxmlformats.org/drawingml/2006/wordprocessingDrawing" xmlns:w10="urn:schemas-microsoft-com:office:word" xmlns:w="http://schemas.openxmlformats.org/wordprocessingml/2006/main" xmlns:w14="http://schemas.microsoft.com/office/word/2010/wordml" xmlns:wpg="http://schemas.microsoft.com/office/word/2010/wordprocessingGroup" xmlns:wpi="http://schemas.microsoft.com/office/word/2010/wordprocessingInk" xmlns:wne="http://schemas.microsoft.com/office/word/2006/wordml" xmlns:wps="http://schemas.microsoft.com/office/word/2010/wordprocessingShape" mc:Ignorable="w14 wp14">
+  <w:docDefaults>
+    <w:rPrDefault>
+      <w:rPr>
+        <w:rFonts w:asciiTheme="minorHAnsi" w:eastAsiaTheme="minorHAnsi" w:hAnsiTheme="minorHAnsi" w:cstheme="minorBidi"/>
+        <w:lang w:val="en-US" w:eastAsia="en-US" w:bidi="ar-SA"/>
+      </w:rPr>
+    </w:rPrDefault>
+    <w:pPrDefault/>
+  </w:docDefaults>
+  <w:latentStyles w:defLockedState="0" w:defUIPriority="99" w:defSemiHidden="1" w:defUnhideWhenUsed="1" w:defQFormat="0" w:count="267">
+    <w:lsdException w:name="Normal" w:semiHidden="0" w:uiPriority="0" w:unhideWhenUsed="0" w:qFormat="1"/>
+    <w:lsdException w:name="heading 1" w:semiHidden="0" w:uiPriority="9" w:unhideWhenUsed="0" w:qFormat="1"/>
+    <w:lsdException w:name="heading 2" w:semiHidden="0" w:uiPriority="9" w:qFormat="1"/>
+    <w:lsdException w:name="heading 3" w:semiHidden="0" w:uiPriority="9" w:qFormat="1"/>
+    <w:lsdException w:name="heading 4" w:semiHidden="0" w:uiPriority="9" w:unhideWhenUsed="0" w:qFormat="1"/>
+    <w:lsdException w:name="heading 5" w:uiPriority="9" w:qFormat="1"/>
+    <w:lsdException w:name="heading 6" w:semiHidden="0" w:uiPriority="0" w:unhideWhenUsed="0" w:qFormat="1"/>
+    <w:lsdException w:name="heading 7" w:uiPriority="9" w:qFormat="1"/>
+    <w:lsdException w:name="heading 8" w:uiPriority="9" w:qFormat="1"/>
+    <w:lsdException w:name="heading 9" w:uiPriority="9" w:qFormat="1"/>
+    <w:lsdException w:name="toc 1" w:semiHidden="0" w:uiPriority="39" w:qFormat="1"/>
+    <w:lsdException w:name="toc 2" w:semiHidden="0" w:uiPriority="39" w:qFormat="1"/>
+    <w:lsdException w:name="toc 3" w:semiHidden="0" w:uiPriority="39" w:qFormat="1"/>
+    <w:lsdException w:name="toc 4" w:uiPriority="39"/>
+    <w:lsdException w:name="toc 5" w:uiPriority="39"/>
+    <w:lsdException w:name="toc 6" w:uiPriority="39"/>
+    <w:lsdException w:name="toc 7" w:uiPriority="39"/>
+    <w:lsdException w:name="toc 8" w:uiPriority="39"/>
+    <w:lsdException w:name="toc 9" w:uiPriority="39"/>
+    <w:lsdException w:name="header" w:semiHidden="0" w:qFormat="1"/>
+    <w:lsdException w:name="footer" w:semiHidden="0" w:qFormat="1"/>
+    <w:lsdException w:name="caption" w:uiPriority="35" w:qFormat="1"/>
+    <w:lsdException w:name="Title" w:semiHidden="0" w:uiPriority="10" w:unhideWhenUsed="0" w:qFormat="1"/>
+    <w:lsdException w:name="Default Paragraph Font" w:uiPriority="1" w:qFormat="1"/>
+    <w:lsdException w:name="Subtitle" w:semiHidden="0" w:uiPriority="11" w:unhideWhenUsed="0" w:qFormat="1"/>
+    <w:lsdException w:name="Hyperlink" w:semiHidden="0" w:qFormat="1"/>
+    <w:lsdException w:name="Strong" w:semiHidden="0" w:uiPriority="22" w:unhideWhenUsed="0" w:qFormat="1"/>
+    <w:lsdException w:name="Emphasis" w:semiHidden="0" w:uiPriority="20" w:unhideWhenUsed="0" w:qFormat="1"/>
+    <w:lsdException w:name="Normal (Web)" w:semiHidden="0" w:qFormat="1"/>
+    <w:lsdException w:name="Normal Table" w:qFormat="1"/>
+    <w:lsdException w:name="Table Grid" w:semiHidden="0" w:uiPriority="59" w:unhideWhenUsed="0" w:qFormat="1"/>
+    <w:lsdException w:name="Placeholder Text" w:unhideWhenUsed="0"/>
+    <w:lsdException w:name="No Spacing" w:semiHidden="0" w:unhideWhenUsed="0"/>
+    <w:lsdException w:name="Light Shading" w:semiHidden="0" w:uiPriority="60" w:unhideWhenUsed="0"/>
+    <w:lsdException w:name="Light List" w:semiHidden="0" w:uiPriority="61" w:unhideWhenUsed="0"/>
+    <w:lsdException w:name="Light Grid" w:semiHidden="0" w:uiPriority="62" w:unhideWhenUsed="0"/>
+    <w:lsdException w:name="Medium Shading 1" w:semiHidden="0" w:uiPriority="63" w:unhideWhenUsed="0"/>
+    <w:lsdException w:name="Medium Shading 2" w:semiHidden="0" w:uiPriority="64" w:unhideWhenUsed="0"/>
+    <w:lsdException w:name="Medium List 1" w:semiHidden="0" w:uiPriority="65" w:unhideWhenUsed="0"/>
+    <w:lsdException w:name="Medium List 2" w:semiHidden="0" w:uiPriority="66" w:unhideWhenUsed="0"/>
+    <w:lsdException w:name="Medium Grid 1" w:semiHidden="0" w:uiPriority="67" w:unhideWhenUsed="0"/>
+    <w:lsdException w:name="Medium Grid 2" w:semiHidden="0" w:uiPriority="68" w:unhideWhenUsed="0"/>
+    <w:lsdException w:name="Medium Grid 3" w:semiHidden="0" w:uiPriority="69" w:unhideWhenUsed="0"/>
+    <w:lsdException w:name="Dark List" w:semiHidden="0" w:uiPriority="70" w:unhideWhenUsed="0"/>
+    <w:lsdException w:name="Colorful Shading" w:semiHidden="0" w:uiPriority="71" w:unhideWhenUsed="0"/>
+    <w:lsdException w:name="Colorful List" w:semiHidden="0" w:uiPriority="72" w:unhideWhenUsed="0"/>
+    <w:lsdException w:name="Colorful Grid" w:semiHidden="0" w:uiPriority="73" w:unhideWhenUsed="0"/>
+    <w:lsdException w:name="Light Shading Accent 1" w:semiHidden="0" w:uiPriority="60" w:unhideWhenUsed="0"/>
+    <w:lsdException w:name="Light List Accent 1" w:semiHidden="0" w:uiPriority="61" w:unhideWhenUsed="0"/>
+    <w:lsdException w:name="Light Grid Accent 1" w:semiHidden="0" w:uiPriority="62" w:unhideWhenUsed="0"/>
+    <w:lsdException w:name="Medium Shading 1 Accent 1" w:semiHidden="0" w:uiPriority="63" w:unhideWhenUsed="0"/>
+    <w:lsdException w:name="Medium Shading 2 Accent 1" w:semiHidden="0" w:uiPriority="64" w:unhideWhenUsed="0"/>
+    <w:lsdException w:name="Medium List 1 Accent 1" w:semiHidden="0" w:uiPriority="65" w:unhideWhenUsed="0"/>
+    <w:lsdException w:name="Revision" w:unhideWhenUsed="0"/>
+    <w:lsdException w:name="List Paragraph" w:semiHidden="0" w:uiPriority="34" w:unhideWhenUsed="0" w:qFormat="1"/>
+    <w:lsdException w:name="Quote" w:semiHidden="0" w:unhideWhenUsed="0"/>
+    <w:lsdException w:name="Intense Quote" w:semiHidden="0" w:unhideWhenUsed="0"/>
+    <w:lsdException w:name="Medium List 2 Accent 1" w:semiHidden="0" w:uiPriority="66" w:unhideWhenUsed="0"/>
+    <w:lsdException w:name="Medium Grid 1 Accent 1" w:semiHidden="0" w:uiPriority="67" w:unhideWhenUsed="0"/>
+    <w:lsdException w:name="Medium Grid 2 Accent 1" w:semiHidden="0" w:uiPriority="68" w:unhideWhenUsed="0"/>
+    <w:lsdException w:name="Medium Grid 3 Accent 1" w:semiHidden="0" w:uiPriority="69" w:unhideWhenUsed="0"/>
+    <w:lsdException w:name="Dark List Accent 1" w:semiHidden="0" w:uiPriority="70" w:unhideWhenUsed="0"/>
+    <w:lsdException w:name="Colorful Shading Accent 1" w:semiHidden="0" w:uiPriority="71" w:unhideWhenUsed="0"/>
+    <w:lsdException w:name="Colorful List Accent 1" w:semiHidden="0" w:uiPriority="72" w:unhideWhenUsed="0"/>
+    <w:lsdException w:name="Colorful Grid Accent 1" w:semiHidden="0" w:uiPriority="73" w:unhideWhenUsed="0"/>
+    <w:lsdException w:name="Light Shading Accent 2" w:semiHidden="0" w:uiPriority="60" w:unhideWhenUsed="0"/>
+    <w:lsdException w:name="Light List Accent 2" w:semiHidden="0" w:uiPriority="61" w:unhideWhenUsed="0"/>
+    <w:lsdException w:name="Light Grid Accent 2" w:semiHidden="0" w:uiPriority="62" w:unhideWhenUsed="0"/>
+    <w:lsdException w:name="Medium Shading 1 Accent 2" w:semiHidden="0" w:uiPriority="63" w:unhideWhenUsed="0"/>
+    <w:lsdException w:name="Medium Shading 2 Accent 2" w:semiHidden="0" w:uiPriority="64" w:unhideWhenUsed="0"/>
+    <w:lsdException w:name="Medium List 1 Accent 2" w:semiHidden="0" w:uiPriority="65" w:unhideWhenUsed="0"/>
+    <w:lsdException w:name="Medium List 2 Accent 2" w:semiHidden="0" w:uiPriority="66" w:unhideWhenUsed="0"/>
+    <w:lsdException w:name="Medium Grid 1 Accent 2" w:semiHidden="0" w:uiPriority="67" w:unhideWhenUsed="0"/>
+    <w:lsdException w:name="Medium Grid 2 Accent 2" w:semiHidden="0" w:uiPriority="68" w:unhideWhenUsed="0"/>
+    <w:lsdException w:name="Medium Grid 3 Accent 2" w:semiHidden="0" w:uiPriority="69" w:unhideWhenUsed="0"/>
+    <w:lsdException w:name="Dark List Accent 2" w:semiHidden="0" w:uiPriority="70" w:unhideWhenUsed="0"/>
+    <w:lsdException w:name="Colorful Shading Accent 2" w:semiHidden="0" w:uiPriority="71" w:unhideWhenUsed="0"/>
+    <w:lsdException w:name="Colorful List Accent 2" w:semiHidden="0" w:uiPriority="72" w:unhideWhenUsed="0"/>
+    <w:lsdException w:name="Colorful Grid Accent 2" w:semiHidden="0" w:uiPriority="73" w:unhideWhenUsed="0"/>
+    <w:lsdException w:name="Light Shading Accent 3" w:semiHidden="0" w:uiPriority="60" w:unhideWhenUsed="0"/>
+    <w:lsdException w:name="Light List Accent 3" w:semiHidden="0" w:uiPriority="61" w:unhideWhenUsed="0"/>
+    <w:lsdException w:name="Light Grid Accent 3" w:semiHidden="0" w:uiPriority="62" w:unhideWhenUsed="0"/>
+    <w:lsdException w:name="Medium Shading 1 Accent 3" w:semiHidden="0" w:uiPriority="63" w:unhideWhenUsed="0"/>
+    <w:lsdException w:name="Medium Shading 2 Accent 3" w:semiHidden="0" w:uiPriority="64" w:unhideWhenUsed="0"/>
+    <w:lsdException w:name="Medium List 1 Accent 3" w:semiHidden="0" w:uiPriority="65" w:unhideWhenUsed="0"/>
+    <w:lsdException w:name="Medium List 2 Accent 3" w:semiHidden="0" w:uiPriority="66" w:unhideWhenUsed="0"/>
+    <w:lsdException w:name="Medium Grid 1 Accent 3" w:semiHidden="0" w:uiPriority="67" w:unhideWhenUsed="0"/>
+    <w:lsdException w:name="Medium Grid 2 Accent 3" w:semiHidden="0" w:uiPriority="68" w:unhideWhenUsed="0"/>
+    <w:lsdException w:name="Medium Grid 3 Accent 3" w:semiHidden="0" w:uiPriority="69" w:unhideWhenUsed="0"/>
+    <w:lsdException w:name="Dark List Accent 3" w:semiHidden="0" w:uiPriority="70" w:unhideWhenUsed="0"/>
+    <w:lsdException w:name="Colorful Shading Accent 3" w:semiHidden="0" w:uiPriority="71" w:unhideWhenUsed="0"/>
+    <w:lsdException w:name="Colorful List Accent 3" w:semiHidden="0" w:uiPriority="72" w:unhideWhenUsed="0"/>
+    <w:lsdException w:name="Colorful Grid Accent 3" w:semiHidden="0" w:uiPriority="73" w:unhideWhenUsed="0"/>
+    <w:lsdException w:name="Light Shading Accent 4" w:semiHidden="0" w:uiPriority="60" w:unhideWhenUsed="0"/>
+    <w:lsdException w:name="Light List Accent 4" w:semiHidden="0" w:uiPriority="61" w:unhideWhenUsed="0"/>
+    <w:lsdException w:name="Light Grid Accent 4" w:semiHidden="0" w:uiPriority="62" w:unhideWhenUsed="0"/>
+    <w:lsdException w:name="Medium Shading 1 Accent 4" w:semiHidden="0" w:uiPriority="63" w:unhideWhenUsed="0"/>
+    <w:lsdException w:name="Medium Shading 2 Accent 4" w:semiHidden="0" w:uiPriority="64" w:unhideWhenUsed="0"/>
+    <w:lsdException w:name="Medium List 1 Accent 4" w:semiHidden="0" w:uiPriority="65" w:unhideWhenUsed="0"/>
+    <w:lsdException w:name="Medium List 2 Accent 4" w:semiHidden="0" w:uiPriority="66" w:unhideWhenUsed="0"/>
+    <w:lsdException w:name="Medium Grid 1 Accent 4" w:semiHidden="0" w:uiPriority="67" w:unhideWhenUsed="0"/>
+    <w:lsdException w:name="Medium Grid 2 Accent 4" w:semiHidden="0" w:uiPriority="68" w:unhideWhenUsed="0"/>
+    <w:lsdException w:name="Medium Grid 3 Accent 4" w:semiHidden="0" w:uiPriority="69" w:unhideWhenUsed="0"/>
+    <w:lsdException w:name="Dark List Accent 4" w:semiHidden="0" w:uiPriority="70" w:unhideWhenUsed="0"/>
+    <w:lsdException w:name="Colorful Shading Accent 4" w:semiHidden="0" w:uiPriority="71" w:unhideWhenUsed="0"/>
+    <w:lsdException w:name="Colorful List Accent 4" w:semiHidden="0" w:uiPriority="72" w:unhideWhenUsed="0"/>
+    <w:lsdException w:name="Colorful Grid Accent 4" w:semiHidden="0" w:uiPriority="73" w:unhideWhenUsed="0"/>
+    <w:lsdException w:name="Light Shading Accent 5" w:semiHidden="0" w:uiPriority="60" w:unhideWhenUsed="0"/>
+    <w:lsdException w:name="Light List Accent 5" w:semiHidden="0" w:uiPriority="61" w:unhideWhenUsed="0"/>
+    <w:lsdException w:name="Light Grid Accent 5" w:semiHidden="0" w:uiPriority="62" w:unhideWhenUsed="0"/>
+    <w:lsdException w:name="Medium Shading 1 Accent 5" w:semiHidden="0" w:uiPriority="63" w:unhideWhenUsed="0"/>
+    <w:lsdException w:name="Medium Shading 2 Accent 5" w:semiHidden="0" w:uiPriority="64" w:unhideWhenUsed="0"/>
+    <w:lsdException w:name="Medium List 1 Accent 5" w:semiHidden="0" w:uiPriority="65" w:unhideWhenUsed="0"/>
+    <w:lsdException w:name="Medium List 2 Accent 5" w:semiHidden="0" w:uiPriority="66" w:unhideWhenUsed="0"/>
+    <w:lsdException w:name="Medium Grid 1 Accent 5" w:semiHidden="0" w:uiPriority="67" w:unhideWhenUsed="0"/>
+    <w:lsdException w:name="Medium Grid 2 Accent 5" w:semiHidden="0" w:uiPriority="68" w:unhideWhenUsed="0"/>
+    <w:lsdException w:name="Medium Grid 3 Accent 5" w:semiHidden="0" w:uiPriority="69" w:unhideWhenUsed="0"/>
+    <w:lsdException w:name="Dark List Accent 5" w:semiHidden="0" w:uiPriority="70" w:unhideWhenUsed="0"/>
+    <w:lsdException w:name="Colorful Shading Accent 5" w:semiHidden="0" w:uiPriority="71" w:unhideWhenUsed="0"/>
+    <w:lsdException w:name="Colorful List Accent 5" w:semiHidden="0" w:uiPriority="72" w:unhideWhenUsed="0"/>
+    <w:lsdException w:name="Colorful Grid Accent 5" w:semiHidden="0" w:uiPriority="73" w:unhideWhenUsed="0"/>
+    <w:lsdException w:name="Light Shading Accent 6" w:semiHidden="0" w:uiPriority="60" w:unhideWhenUsed="0"/>
+    <w:lsdException w:name="Light List Accent 6" w:semiHidden="0" w:uiPriority="61" w:unhideWhenUsed="0"/>
+    <w:lsdException w:name="Light Grid Accent 6" w:semiHidden="0" w:uiPriority="62" w:unhideWhenUsed="0"/>
+    <w:lsdException w:name="Medium Shading 1 Accent 6" w:semiHidden="0" w:uiPriority="63" w:unhideWhenUsed="0"/>
+    <w:lsdException w:name="Medium Shading 2 Accent 6" w:semiHidden="0" w:uiPriority="64" w:unhideWhenUsed="0"/>
+    <w:lsdException w:name="Medium List 1 Accent 6" w:semiHidden="0" w:uiPriority="65" w:unhideWhenUsed="0"/>
+    <w:lsdException w:name="Medium List 2 Accent 6" w:semiHidden="0" w:uiPriority="66" w:unhideWhenUsed="0"/>
+    <w:lsdException w:name="Medium Grid 1 Accent 6" w:semiHidden="0" w:uiPriority="67" w:unhideWhenUsed="0"/>
+    <w:lsdException w:name="Medium Grid 2 Accent 6" w:semiHidden="0" w:uiPriority="68" w:unhideWhenUsed="0"/>
+    <w:lsdException w:name="Medium Grid 3 Accent 6" w:semiHidden="0" w:uiPriority="69" w:unhideWhenUsed="0"/>
+    <w:lsdException w:name="Dark List Accent 6" w:semiHidden="0" w:uiPriority="70" w:unhideWhenUsed="0"/>
+    <w:lsdException w:name="Colorful Shading Accent 6" w:semiHidden="0" w:uiPriority="71" w:unhideWhenUsed="0"/>
+    <w:lsdException w:name="Colorful List Accent 6" w:semiHidden="0" w:uiPriority="72" w:unhideWhenUsed="0"/>
+    <w:lsdException w:name="Colorful Grid Accent 6" w:semiHidden="0" w:uiPriority="73" w:unhideWhenUsed="0"/>
+    <w:lsdException w:name="Subtle Emphasis" w:semiHidden="0" w:uiPriority="19" w:unhideWhenUsed="0" w:qFormat="1"/>
+    <w:lsdException w:name="Intense Emphasis" w:semiHidden="0" w:uiPriority="21" w:unhideWhenUsed="0" w:qFormat="1"/>
+    <w:lsdException w:name="Subtle Reference" w:semiHidden="0" w:uiPriority="31" w:unhideWhenUsed="0" w:qFormat="1"/>
+    <w:lsdException w:name="Intense Reference" w:semiHidden="0" w:uiPriority="32" w:unhideWhenUsed="0" w:qFormat="1"/>
+    <w:lsdException w:name="Book Title" w:semiHidden="0" w:uiPriority="33" w:unhideWhenUsed="0" w:qFormat="1"/>
+    <w:lsdException w:name="Bibliography" w:uiPriority="37"/>
+    <w:lsdException w:name="TOC Heading" w:uiPriority="39" w:qFormat="1"/>
+  </w:latentStyles>
+  <w:style w:type="paragraph" w:default="1" w:styleId="Normal">
+    <w:name w:val="Normal"/>
+    <w:qFormat/>
+    <w:rPr>
+      <w:kern w:val="2"/>
+      <w:sz w:val="24"/>
+      <w:szCs w:val="24"/>
+      <w14:ligatures w14:val="standardContextual"/>
+    </w:rPr>
+  </w:style>
+  <w:style w:type="paragraph" w:styleId="Heading1">
+    <w:name w:val="heading 1"/>
+    <w:basedOn w:val="Normal"/>
+    <w:link w:val="Heading1Char"/>
+    <w:autoRedefine/>
+    <w:uiPriority w:val="9"/>
+    <w:qFormat/>
+    <w:rsid w:val="0006089A"/>
+    <w:pPr>
+      <w:spacing w:before="120" w:after="120" w:line="380" w:lineRule="exact"/>
+      <w:ind w:left="714" w:hanging="357"/>
+      <w:outlineLvl w:val="0"/>
+    </w:pPr>
+    <w:rPr>
+      <w:rFonts w:ascii="Times New Roman" w:eastAsia="Times New Roman" w:hAnsi="Times New Roman" w:cs="Times New Roman"/>
+      <w:b/>
+      <w:bCs/>
+      <w:color w:val="000000" w:themeColor="text1"/>
+      <w:kern w:val="36"/>
+      <w:sz w:val="26"/>
+      <w:szCs w:val="26"/>
+      <w:lang w:val="vi-VN" w:eastAsia="zh-CN"/>
+      <w14:ligatures w14:val="none"/>
+    </w:rPr>
+  </w:style>
+  <w:style w:type="paragraph" w:styleId="Heading2">
+    <w:name w:val="heading 2"/>
+    <w:basedOn w:val="Normal"/>
+    <w:next w:val="Normal"/>
+    <w:link w:val="Heading2Char"/>
+    <w:uiPriority w:val="9"/>
+    <w:unhideWhenUsed/>
+    <w:qFormat/>
+    <w:pPr>
+      <w:keepNext/>
+      <w:tabs>
+        <w:tab w:val="left" w:pos="1440"/>
+      </w:tabs>
+      <w:spacing w:before="120" w:after="120" w:line="380" w:lineRule="exact"/>
+      <w:ind w:left="1440" w:hanging="720"/>
+      <w:outlineLvl w:val="1"/>
+    </w:pPr>
+    <w:rPr>
+      <w:rFonts w:ascii="Times New Roman" w:eastAsiaTheme="majorEastAsia" w:hAnsi="Times New Roman" w:cstheme="majorBidi"/>
+      <w:b/>
+      <w:bCs/>
+      <w:iCs/>
+      <w:kern w:val="0"/>
+      <w:sz w:val="26"/>
+      <w:szCs w:val="26"/>
+      <w14:ligatures w14:val="none"/>
+    </w:rPr>
+  </w:style>
+  <w:style w:type="paragraph" w:styleId="Heading3">
+    <w:name w:val="heading 3"/>
+    <w:basedOn w:val="Normal"/>
+    <w:next w:val="Normal"/>
+    <w:link w:val="Heading3Char"/>
+    <w:uiPriority w:val="9"/>
+    <w:unhideWhenUsed/>
+    <w:qFormat/>
+    <w:pPr>
+      <w:keepNext/>
+      <w:tabs>
+        <w:tab w:val="left" w:pos="2160"/>
+      </w:tabs>
+      <w:spacing w:before="240" w:after="60"/>
+      <w:ind w:left="2160" w:hanging="720"/>
+      <w:outlineLvl w:val="2"/>
+    </w:pPr>
+    <w:rPr>
+      <w:rFonts w:ascii="Times New Roman" w:eastAsiaTheme="majorEastAsia" w:hAnsi="Times New Roman" w:cstheme="majorBidi"/>
+      <w:b/>
+      <w:bCs/>
+      <w:kern w:val="0"/>
+      <w:sz w:val="26"/>
+      <w:szCs w:val="26"/>
+      <w14:ligatures w14:val="none"/>
+    </w:rPr>
+  </w:style>
+  <w:style w:type="paragraph" w:styleId="Heading4">
+    <w:name w:val="heading 4"/>
+    <w:basedOn w:val="Normal"/>
+    <w:link w:val="Heading4Char"/>
+    <w:uiPriority w:val="9"/>
+    <w:qFormat/>
+    <w:pPr>
+      <w:spacing w:before="100" w:beforeAutospacing="1" w:after="100" w:afterAutospacing="1"/>
+      <w:outlineLvl w:val="3"/>
+    </w:pPr>
+    <w:rPr>
+      <w:rFonts w:ascii="Times New Roman" w:eastAsia="Times New Roman" w:hAnsi="Times New Roman" w:cs="Times New Roman"/>
+      <w:b/>
+      <w:bCs/>
+      <w:kern w:val="0"/>
+      <w:sz w:val="26"/>
+      <w14:ligatures w14:val="none"/>
+    </w:rPr>
+  </w:style>
+  <w:style w:type="paragraph" w:styleId="Heading5">
+    <w:name w:val="heading 5"/>
+    <w:basedOn w:val="Normal"/>
+    <w:next w:val="Normal"/>
+    <w:link w:val="Heading5Char"/>
+    <w:uiPriority w:val="9"/>
+    <w:semiHidden/>
+    <w:unhideWhenUsed/>
+    <w:qFormat/>
+    <w:pPr>
+      <w:tabs>
+        <w:tab w:val="left" w:pos="3600"/>
+      </w:tabs>
+      <w:spacing w:before="240" w:after="60"/>
+      <w:ind w:left="3600" w:hanging="720"/>
+      <w:outlineLvl w:val="4"/>
+    </w:pPr>
+    <w:rPr>
+      <w:rFonts w:eastAsiaTheme="minorEastAsia"/>
+      <w:b/>
+      <w:bCs/>
+      <w:i/>
+      <w:iCs/>
+      <w:kern w:val="0"/>
+      <w:sz w:val="26"/>
+      <w:szCs w:val="26"/>
+      <w14:ligatures w14:val="none"/>
+    </w:rPr>
+  </w:style>
+  <w:style w:type="paragraph" w:styleId="Heading6">
+    <w:name w:val="heading 6"/>
+    <w:basedOn w:val="Normal"/>
+    <w:next w:val="Normal"/>
+    <w:link w:val="Heading6Char"/>
+    <w:qFormat/>
+    <w:pPr>
+      <w:tabs>
+        <w:tab w:val="left" w:pos="4320"/>
+      </w:tabs>
+      <w:spacing w:before="240" w:after="60"/>
+      <w:ind w:left="4320" w:hanging="720"/>
+      <w:outlineLvl w:val="5"/>
+    </w:pPr>
+    <w:rPr>
+      <w:rFonts w:ascii="Times New Roman" w:eastAsia="Times New Roman" w:hAnsi="Times New Roman" w:cs="Times New Roman"/>
+      <w:b/>
+      <w:bCs/>
+      <w:kern w:val="0"/>
+      <w:sz w:val="22"/>
+      <w:szCs w:val="22"/>
+      <w14:ligatures w14:val="none"/>
+    </w:rPr>
+  </w:style>
+  <w:style w:type="paragraph" w:styleId="Heading7">
+    <w:name w:val="heading 7"/>
+    <w:basedOn w:val="Normal"/>
+    <w:next w:val="Normal"/>
+    <w:link w:val="Heading7Char"/>
+    <w:uiPriority w:val="9"/>
+    <w:semiHidden/>
+    <w:unhideWhenUsed/>
+    <w:qFormat/>
+    <w:pPr>
+      <w:tabs>
+        <w:tab w:val="left" w:pos="5040"/>
+      </w:tabs>
+      <w:spacing w:before="240" w:after="60"/>
+      <w:ind w:left="5040" w:hanging="720"/>
+      <w:outlineLvl w:val="6"/>
+    </w:pPr>
+    <w:rPr>
+      <w:rFonts w:eastAsiaTheme="minorEastAsia"/>
+      <w:kern w:val="0"/>
+      <w14:ligatures w14:val="none"/>
+    </w:rPr>
+  </w:style>
+  <w:style w:type="paragraph" w:styleId="Heading8">
+    <w:name w:val="heading 8"/>
+    <w:basedOn w:val="Normal"/>
+    <w:next w:val="Normal"/>
+    <w:link w:val="Heading8Char"/>
+    <w:uiPriority w:val="9"/>
+    <w:semiHidden/>
+    <w:unhideWhenUsed/>
+    <w:qFormat/>
+    <w:pPr>
+      <w:tabs>
+        <w:tab w:val="left" w:pos="5760"/>
+      </w:tabs>
+      <w:spacing w:before="240" w:after="60"/>
+      <w:ind w:left="5760" w:hanging="720"/>
+      <w:outlineLvl w:val="7"/>
+    </w:pPr>
+    <w:rPr>
+      <w:rFonts w:eastAsiaTheme="minorEastAsia"/>
+      <w:i/>
+      <w:iCs/>
+      <w:kern w:val="0"/>
+      <w14:ligatures w14:val="none"/>
+    </w:rPr>
+  </w:style>
+  <w:style w:type="paragraph" w:styleId="Heading9">
+    <w:name w:val="heading 9"/>
+    <w:basedOn w:val="Normal"/>
+    <w:next w:val="Normal"/>
+    <w:link w:val="Heading9Char"/>
+    <w:uiPriority w:val="9"/>
+    <w:semiHidden/>
+    <w:unhideWhenUsed/>
+    <w:qFormat/>
+    <w:pPr>
+      <w:tabs>
+        <w:tab w:val="left" w:pos="6480"/>
+      </w:tabs>
+      <w:spacing w:before="240" w:after="60"/>
+      <w:ind w:left="6480" w:hanging="720"/>
+      <w:outlineLvl w:val="8"/>
+    </w:pPr>
+    <w:rPr>
+      <w:rFonts w:asciiTheme="majorHAnsi" w:eastAsiaTheme="majorEastAsia" w:hAnsiTheme="majorHAnsi" w:cstheme="majorBidi"/>
+      <w:kern w:val="0"/>
+      <w:sz w:val="22"/>
+      <w:szCs w:val="22"/>
+      <w14:ligatures w14:val="none"/>
+    </w:rPr>
+  </w:style>
+  <w:style w:type="character" w:default="1" w:styleId="DefaultParagraphFont">
+    <w:name w:val="Default Paragraph Font"/>
+    <w:uiPriority w:val="1"/>
+    <w:semiHidden/>
+    <w:unhideWhenUsed/>
+  </w:style>
+  <w:style w:type="table" w:default="1" w:styleId="TableNormal">
+    <w:name w:val="Normal Table"/>
+    <w:uiPriority w:val="99"/>
+    <w:semiHidden/>
+    <w:unhideWhenUsed/>
+    <w:tblPr>
+      <w:tblInd w:w="0" w:type="dxa"/>
+      <w:tblCellMar>
+        <w:top w:w="0" w:type="dxa"/>
+        <w:left w:w="108" w:type="dxa"/>
+        <w:bottom w:w="0" w:type="dxa"/>
+        <w:right w:w="108" w:type="dxa"/>
+      </w:tblCellMar>
+    </w:tblPr>
+  </w:style>
+  <w:style w:type="numbering" w:default="1" w:styleId="NoList">
+    <w:name w:val="No List"/>
+    <w:uiPriority w:val="99"/>
+    <w:semiHidden/>
+    <w:unhideWhenUsed/>
+  </w:style>
+  <w:style w:type="paragraph" w:styleId="Footer">
+    <w:name w:val="footer"/>
+    <w:basedOn w:val="Normal"/>
+    <w:link w:val="FooterChar"/>
+    <w:uiPriority w:val="99"/>
+    <w:unhideWhenUsed/>
+    <w:qFormat/>
+    <w:pPr>
+      <w:tabs>
+        <w:tab w:val="center" w:pos="4680"/>
+        <w:tab w:val="right" w:pos="9360"/>
+      </w:tabs>
+    </w:pPr>
+  </w:style>
+  <w:style w:type="paragraph" w:styleId="Header">
+    <w:name w:val="header"/>
+    <w:basedOn w:val="Normal"/>
+    <w:link w:val="HeaderChar"/>
+    <w:uiPriority w:val="99"/>
+    <w:unhideWhenUsed/>
+    <w:qFormat/>
+    <w:pPr>
+      <w:tabs>
+        <w:tab w:val="center" w:pos="4680"/>
+        <w:tab w:val="right" w:pos="9360"/>
+      </w:tabs>
+    </w:pPr>
+  </w:style>
+  <w:style w:type="character" w:styleId="Hyperlink">
+    <w:name w:val="Hyperlink"/>
+    <w:basedOn w:val="DefaultParagraphFont"/>
+    <w:uiPriority w:val="99"/>
+    <w:unhideWhenUsed/>
+    <w:qFormat/>
+    <w:rPr>
+      <w:color w:val="0563C1" w:themeColor="hyperlink"/>
+      <w:u w:val="single"/>
+    </w:rPr>
+  </w:style>
+  <w:style w:type="paragraph" w:styleId="NormalWeb">
+    <w:name w:val="Normal (Web)"/>
+    <w:basedOn w:val="Normal"/>
+    <w:uiPriority w:val="99"/>
+    <w:unhideWhenUsed/>
+    <w:qFormat/>
+    <w:pPr>
+      <w:spacing w:before="100" w:beforeAutospacing="1" w:after="100" w:afterAutospacing="1"/>
+    </w:pPr>
+    <w:rPr>
+      <w:rFonts w:ascii="Times New Roman" w:eastAsia="Times New Roman" w:hAnsi="Times New Roman" w:cs="Times New Roman"/>
+      <w:kern w:val="0"/>
+      <w14:ligatures w14:val="none"/>
+    </w:rPr>
+  </w:style>
+  <w:style w:type="character" w:styleId="Strong">
+    <w:name w:val="Strong"/>
+    <w:basedOn w:val="DefaultParagraphFont"/>
+    <w:uiPriority w:val="22"/>
+    <w:qFormat/>
+    <w:rPr>
+      <w:b/>
+      <w:bCs/>
+    </w:rPr>
+  </w:style>
+  <w:style w:type="table" w:styleId="TableGrid">
+    <w:name w:val="Table Grid"/>
+    <w:basedOn w:val="TableNormal"/>
+    <w:uiPriority w:val="59"/>
+    <w:qFormat/>
+    <w:rPr>
+      <w:sz w:val="22"/>
+      <w:szCs w:val="22"/>
+    </w:rPr>
+    <w:tblPr>
+      <w:tblInd w:w="0" w:type="dxa"/>
+      <w:tblBorders>
+        <w:top w:val="single" w:sz="4" w:space="0" w:color="auto"/>
+        <w:left w:val="single" w:sz="4" w:space="0" w:color="auto"/>
+        <w:bottom w:val="single" w:sz="4" w:space="0" w:color="auto"/>
+        <w:right w:val="single" w:sz="4" w:space="0" w:color="auto"/>
+        <w:insideH w:val="single" w:sz="4" w:space="0" w:color="auto"/>
+        <w:insideV w:val="single" w:sz="4" w:space="0" w:color="auto"/>
+      </w:tblBorders>
+      <w:tblCellMar>
+        <w:top w:w="0" w:type="dxa"/>
+        <w:left w:w="108" w:type="dxa"/>
+        <w:bottom w:w="0" w:type="dxa"/>
+        <w:right w:w="108" w:type="dxa"/>
+      </w:tblCellMar>
+    </w:tblPr>
+  </w:style>
+  <w:style w:type="paragraph" w:styleId="TOC1">
+    <w:name w:val="toc 1"/>
+    <w:basedOn w:val="Normal"/>
+    <w:next w:val="Normal"/>
+    <w:autoRedefine/>
+    <w:uiPriority w:val="39"/>
+    <w:unhideWhenUsed/>
+    <w:qFormat/>
+    <w:pPr>
+      <w:spacing w:after="100"/>
+    </w:pPr>
+  </w:style>
+  <w:style w:type="paragraph" w:styleId="TOC2">
+    <w:name w:val="toc 2"/>
+    <w:basedOn w:val="Normal"/>
+    <w:next w:val="Normal"/>
+    <w:autoRedefine/>
+    <w:uiPriority w:val="39"/>
+    <w:unhideWhenUsed/>
+    <w:qFormat/>
+    <w:pPr>
+      <w:spacing w:after="100"/>
+      <w:ind w:left="240"/>
+    </w:pPr>
+  </w:style>
+  <w:style w:type="paragraph" w:styleId="TOC3">
+    <w:name w:val="toc 3"/>
+    <w:basedOn w:val="Normal"/>
+    <w:next w:val="Normal"/>
+    <w:autoRedefine/>
+    <w:uiPriority w:val="39"/>
+    <w:unhideWhenUsed/>
+    <w:qFormat/>
+    <w:pPr>
+      <w:spacing w:after="100"/>
+      <w:ind w:left="480"/>
+    </w:pPr>
+  </w:style>
+  <w:style w:type="character" w:customStyle="1" w:styleId="Heading1Char">
+    <w:name w:val="Heading 1 Char"/>
+    <w:basedOn w:val="DefaultParagraphFont"/>
+    <w:link w:val="Heading1"/>
+    <w:uiPriority w:val="9"/>
+    <w:qFormat/>
+    <w:rsid w:val="0006089A"/>
+    <w:rPr>
+      <w:rFonts w:ascii="Times New Roman" w:eastAsia="Times New Roman" w:hAnsi="Times New Roman" w:cs="Times New Roman"/>
+      <w:b/>
+      <w:bCs/>
+      <w:color w:val="000000" w:themeColor="text1"/>
+      <w:kern w:val="36"/>
+      <w:sz w:val="26"/>
+      <w:szCs w:val="26"/>
+      <w:lang w:val="vi-VN" w:eastAsia="zh-CN"/>
+    </w:rPr>
+  </w:style>
+  <w:style w:type="character" w:customStyle="1" w:styleId="InternetLink">
+    <w:name w:val="Internet Link"/>
+    <w:basedOn w:val="DefaultParagraphFont"/>
+    <w:uiPriority w:val="99"/>
+    <w:unhideWhenUsed/>
+    <w:qFormat/>
+    <w:rPr>
+      <w:color w:val="0563C1" w:themeColor="hyperlink"/>
+      <w:u w:val="single"/>
+    </w:rPr>
+  </w:style>
+  <w:style w:type="paragraph" w:styleId="ListParagraph">
+    <w:name w:val="List Paragraph"/>
+    <w:basedOn w:val="Normal"/>
+    <w:link w:val="ListParagraphChar"/>
+    <w:uiPriority w:val="34"/>
+    <w:qFormat/>
+    <w:pPr>
+      <w:spacing w:after="160" w:line="259" w:lineRule="auto"/>
+      <w:ind w:left="720"/>
+      <w:contextualSpacing/>
+    </w:pPr>
+    <w:rPr>
+      <w:kern w:val="0"/>
+      <w:sz w:val="22"/>
+      <w:szCs w:val="22"/>
+      <w14:ligatures w14:val="none"/>
+    </w:rPr>
+  </w:style>
+  <w:style w:type="character" w:customStyle="1" w:styleId="Heading4Char">
+    <w:name w:val="Heading 4 Char"/>
+    <w:basedOn w:val="DefaultParagraphFont"/>
+    <w:link w:val="Heading4"/>
+    <w:uiPriority w:val="9"/>
+    <w:qFormat/>
+    <w:rPr>
+      <w:rFonts w:ascii="Times New Roman" w:eastAsia="Times New Roman" w:hAnsi="Times New Roman" w:cs="Times New Roman"/>
+      <w:b/>
+      <w:bCs/>
+      <w:kern w:val="0"/>
+      <w:sz w:val="26"/>
+      <w14:ligatures w14:val="none"/>
+    </w:rPr>
+  </w:style>
+  <w:style w:type="character" w:customStyle="1" w:styleId="Heading2Char">
+    <w:name w:val="Heading 2 Char"/>
+    <w:basedOn w:val="DefaultParagraphFont"/>
+    <w:link w:val="Heading2"/>
+    <w:uiPriority w:val="9"/>
+    <w:qFormat/>
+    <w:rPr>
+      <w:rFonts w:ascii="Times New Roman" w:eastAsiaTheme="majorEastAsia" w:hAnsi="Times New Roman" w:cstheme="majorBidi"/>
+      <w:b/>
+      <w:bCs/>
+      <w:iCs/>
+      <w:kern w:val="0"/>
+      <w:sz w:val="26"/>
+      <w:szCs w:val="26"/>
+      <w14:ligatures w14:val="none"/>
+    </w:rPr>
+  </w:style>
+  <w:style w:type="character" w:customStyle="1" w:styleId="Heading3Char">
+    <w:name w:val="Heading 3 Char"/>
+    <w:basedOn w:val="DefaultParagraphFont"/>
+    <w:link w:val="Heading3"/>
+    <w:uiPriority w:val="9"/>
+    <w:qFormat/>
+    <w:rPr>
+      <w:rFonts w:ascii="Times New Roman" w:eastAsiaTheme="majorEastAsia" w:hAnsi="Times New Roman" w:cstheme="majorBidi"/>
+      <w:b/>
+      <w:bCs/>
+      <w:kern w:val="0"/>
+      <w:sz w:val="26"/>
+      <w:szCs w:val="26"/>
+      <w14:ligatures w14:val="none"/>
+    </w:rPr>
+  </w:style>
+  <w:style w:type="character" w:customStyle="1" w:styleId="Heading5Char">
+    <w:name w:val="Heading 5 Char"/>
+    <w:basedOn w:val="DefaultParagraphFont"/>
+    <w:link w:val="Heading5"/>
+    <w:uiPriority w:val="9"/>
+    <w:semiHidden/>
+    <w:qFormat/>
+    <w:rPr>
+      <w:rFonts w:eastAsiaTheme="minorEastAsia"/>
+      <w:b/>
+      <w:bCs/>
+      <w:i/>
+      <w:iCs/>
+      <w:kern w:val="0"/>
+      <w:sz w:val="26"/>
+      <w:szCs w:val="26"/>
+      <w:lang w:val="en-US"/>
+      <w14:ligatures w14:val="none"/>
+    </w:rPr>
+  </w:style>
+  <w:style w:type="character" w:customStyle="1" w:styleId="Heading6Char">
+    <w:name w:val="Heading 6 Char"/>
+    <w:basedOn w:val="DefaultParagraphFont"/>
+    <w:link w:val="Heading6"/>
+    <w:qFormat/>
+    <w:rPr>
+      <w:rFonts w:ascii="Times New Roman" w:eastAsia="Times New Roman" w:hAnsi="Times New Roman" w:cs="Times New Roman"/>
+      <w:b/>
+      <w:bCs/>
+      <w:kern w:val="0"/>
+      <w:sz w:val="22"/>
+      <w:szCs w:val="22"/>
+      <w:lang w:val="en-US"/>
+      <w14:ligatures w14:val="none"/>
+    </w:rPr>
+  </w:style>
+  <w:style w:type="character" w:customStyle="1" w:styleId="Heading7Char">
+    <w:name w:val="Heading 7 Char"/>
+    <w:basedOn w:val="DefaultParagraphFont"/>
+    <w:link w:val="Heading7"/>
+    <w:uiPriority w:val="9"/>
+    <w:semiHidden/>
+    <w:qFormat/>
+    <w:rPr>
+      <w:rFonts w:eastAsiaTheme="minorEastAsia"/>
+      <w:kern w:val="0"/>
+      <w:lang w:val="en-US"/>
+      <w14:ligatures w14:val="none"/>
+    </w:rPr>
+  </w:style>
+  <w:style w:type="character" w:customStyle="1" w:styleId="Heading8Char">
+    <w:name w:val="Heading 8 Char"/>
+    <w:basedOn w:val="DefaultParagraphFont"/>
+    <w:link w:val="Heading8"/>
+    <w:uiPriority w:val="9"/>
+    <w:semiHidden/>
+    <w:qFormat/>
+    <w:rPr>
+      <w:rFonts w:eastAsiaTheme="minorEastAsia"/>
+      <w:i/>
+      <w:iCs/>
+      <w:kern w:val="0"/>
+      <w:lang w:val="en-US"/>
+      <w14:ligatures w14:val="none"/>
+    </w:rPr>
+  </w:style>
+  <w:style w:type="character" w:customStyle="1" w:styleId="Heading9Char">
+    <w:name w:val="Heading 9 Char"/>
+    <w:basedOn w:val="DefaultParagraphFont"/>
+    <w:link w:val="Heading9"/>
+    <w:uiPriority w:val="9"/>
+    <w:semiHidden/>
+    <w:qFormat/>
+    <w:rPr>
+      <w:rFonts w:asciiTheme="majorHAnsi" w:eastAsiaTheme="majorEastAsia" w:hAnsiTheme="majorHAnsi" w:cstheme="majorBidi"/>
+      <w:kern w:val="0"/>
+      <w:sz w:val="22"/>
+      <w:szCs w:val="22"/>
+      <w:lang w:val="en-US"/>
+      <w14:ligatures w14:val="none"/>
+    </w:rPr>
+  </w:style>
+  <w:style w:type="character" w:customStyle="1" w:styleId="Bullets">
+    <w:name w:val="Bullets"/>
+    <w:qFormat/>
+    <w:rPr>
+      <w:rFonts w:ascii="OpenSymbol" w:eastAsia="OpenSymbol" w:hAnsi="OpenSymbol" w:cs="OpenSymbol"/>
+    </w:rPr>
+  </w:style>
+  <w:style w:type="character" w:customStyle="1" w:styleId="ListParagraphChar">
+    <w:name w:val="List Paragraph Char"/>
+    <w:link w:val="ListParagraph"/>
+    <w:uiPriority w:val="34"/>
+    <w:qFormat/>
+    <w:locked/>
+    <w:rPr>
+      <w:kern w:val="0"/>
+      <w:sz w:val="22"/>
+      <w:szCs w:val="22"/>
+      <w:lang w:val="en-US"/>
+      <w14:ligatures w14:val="none"/>
+    </w:rPr>
+  </w:style>
+  <w:style w:type="paragraph" w:customStyle="1" w:styleId="Style1">
+    <w:name w:val="Style1"/>
+    <w:basedOn w:val="Heading1"/>
+    <w:qFormat/>
+    <w:pPr>
+      <w:keepNext/>
+      <w:tabs>
+        <w:tab w:val="left" w:pos="720"/>
+      </w:tabs>
+      <w:spacing w:before="0" w:after="0" w:line="360" w:lineRule="auto"/>
+      <w:ind w:left="720" w:hanging="720"/>
+      <w:jc w:val="both"/>
+    </w:pPr>
+    <w:rPr>
+      <w:rFonts w:asciiTheme="majorHAnsi" w:eastAsiaTheme="majorEastAsia" w:hAnsiTheme="majorHAnsi" w:cstheme="majorHAnsi"/>
+      <w:color w:val="auto"/>
+      <w:kern w:val="32"/>
+      <w:lang w:val="en-US" w:eastAsia="en-US"/>
+    </w:rPr>
+  </w:style>
+  <w:style w:type="paragraph" w:customStyle="1" w:styleId="Style2">
+    <w:name w:val="Style2"/>
+    <w:basedOn w:val="Normal"/>
+    <w:qFormat/>
+    <w:pPr>
+      <w:numPr>
+        <w:ilvl w:val="1"/>
+        <w:numId w:val="1"/>
+      </w:numPr>
+      <w:spacing w:line="360" w:lineRule="auto"/>
+      <w:ind w:left="850" w:hanging="493"/>
+      <w:jc w:val="both"/>
+      <w:textAlignment w:val="baseline"/>
+      <w:outlineLvl w:val="1"/>
+    </w:pPr>
+    <w:rPr>
+      <w:rFonts w:asciiTheme="majorHAnsi" w:eastAsia="Droid Sans Fallback" w:hAnsiTheme="majorHAnsi" w:cstheme="majorHAnsi"/>
+      <w:b/>
+      <w:bCs/>
+      <w:color w:val="00000A"/>
+      <w:kern w:val="0"/>
+      <w:sz w:val="26"/>
+      <w:szCs w:val="26"/>
+      <w:lang w:eastAsia="zh-CN" w:bidi="hi-IN"/>
+      <w14:ligatures w14:val="none"/>
+    </w:rPr>
+  </w:style>
+  <w:style w:type="paragraph" w:customStyle="1" w:styleId="TOCHeading1">
+    <w:name w:val="TOC Heading1"/>
+    <w:basedOn w:val="Heading1"/>
+    <w:next w:val="Normal"/>
+    <w:uiPriority w:val="39"/>
+    <w:unhideWhenUsed/>
+    <w:qFormat/>
+    <w:pPr>
+      <w:keepNext/>
+      <w:keepLines/>
+      <w:spacing w:before="240" w:after="0" w:line="259" w:lineRule="auto"/>
+      <w:ind w:left="0"/>
+      <w:outlineLvl w:val="9"/>
+    </w:pPr>
+    <w:rPr>
+      <w:rFonts w:asciiTheme="majorHAnsi" w:eastAsiaTheme="majorEastAsia" w:hAnsiTheme="majorHAnsi" w:cstheme="majorBidi"/>
+      <w:b w:val="0"/>
+      <w:bCs w:val="0"/>
+      <w:color w:val="2F5496" w:themeColor="accent1" w:themeShade="BF"/>
+      <w:kern w:val="0"/>
+      <w:sz w:val="32"/>
+      <w:lang w:val="en-US" w:eastAsia="en-US"/>
+    </w:rPr>
+  </w:style>
+  <w:style w:type="character" w:customStyle="1" w:styleId="HeaderChar">
+    <w:name w:val="Header Char"/>
+    <w:basedOn w:val="DefaultParagraphFont"/>
+    <w:link w:val="Header"/>
+    <w:uiPriority w:val="99"/>
+    <w:qFormat/>
+  </w:style>
+  <w:style w:type="character" w:customStyle="1" w:styleId="FooterChar">
+    <w:name w:val="Footer Char"/>
+    <w:basedOn w:val="DefaultParagraphFont"/>
+    <w:link w:val="Footer"/>
+    <w:uiPriority w:val="99"/>
+    <w:qFormat/>
+  </w:style>
+  <w:style w:type="table" w:customStyle="1" w:styleId="TableGrid1">
+    <w:name w:val="Table Grid1"/>
+    <w:basedOn w:val="TableNormal"/>
+    <w:next w:val="TableGrid"/>
+    <w:uiPriority w:val="39"/>
+    <w:rsid w:val="0006089A"/>
+    <w:rPr>
+      <w:kern w:val="2"/>
+      <w:sz w:val="22"/>
+      <w:szCs w:val="22"/>
+      <w:lang w:val="vi-VN"/>
+      <w14:ligatures w14:val="standardContextual"/>
+    </w:rPr>
+    <w:tblPr>
+      <w:tblInd w:w="0" w:type="dxa"/>
+      <w:tblBorders>
+        <w:top w:val="single" w:sz="4" w:space="0" w:color="auto"/>
+        <w:left w:val="single" w:sz="4" w:space="0" w:color="auto"/>
+        <w:bottom w:val="single" w:sz="4" w:space="0" w:color="auto"/>
+        <w:right w:val="single" w:sz="4" w:space="0" w:color="auto"/>
+        <w:insideH w:val="single" w:sz="4" w:space="0" w:color="auto"/>
+        <w:insideV w:val="single" w:sz="4" w:space="0" w:color="auto"/>
+      </w:tblBorders>
+      <w:tblCellMar>
+        <w:top w:w="0" w:type="dxa"/>
+        <w:left w:w="108" w:type="dxa"/>
+        <w:bottom w:w="0" w:type="dxa"/>
+        <w:right w:w="108" w:type="dxa"/>
+      </w:tblCellMar>
+    </w:tblPr>
+  </w:style>
+  <w:style w:type="paragraph" w:styleId="BalloonText">
+    <w:name w:val="Balloon Text"/>
+    <w:basedOn w:val="Normal"/>
+    <w:link w:val="BalloonTextChar"/>
+    <w:uiPriority w:val="99"/>
+    <w:semiHidden/>
+    <w:unhideWhenUsed/>
+    <w:rsid w:val="00FC09A6"/>
+    <w:rPr>
+      <w:rFonts w:ascii="Tahoma" w:hAnsi="Tahoma" w:cs="Tahoma"/>
+      <w:sz w:val="16"/>
+      <w:szCs w:val="16"/>
+    </w:rPr>
+  </w:style>
+  <w:style w:type="character" w:customStyle="1" w:styleId="BalloonTextChar">
+    <w:name w:val="Balloon Text Char"/>
+    <w:basedOn w:val="DefaultParagraphFont"/>
+    <w:link w:val="BalloonText"/>
+    <w:uiPriority w:val="99"/>
+    <w:semiHidden/>
+    <w:rsid w:val="00FC09A6"/>
+    <w:rPr>
+      <w:rFonts w:ascii="Tahoma" w:hAnsi="Tahoma" w:cs="Tahoma"/>
+      <w:kern w:val="2"/>
+      <w:sz w:val="16"/>
+      <w:szCs w:val="16"/>
+      <w14:ligatures w14:val="standardContextual"/>
+    </w:rPr>
   </w:style>
 </w:styles>
 </file>
@@ -31067,7 +31903,7 @@
 </file>
 
 <file path=customXml/itemProps1.xml><?xml version="1.0" encoding="utf-8"?>
-<ds:datastoreItem xmlns:ds="http://schemas.openxmlformats.org/officeDocument/2006/customXml" ds:itemID="{B92B687F-3212-4D94-B906-CE18A524C426}">
+<ds:datastoreItem xmlns:ds="http://schemas.openxmlformats.org/officeDocument/2006/customXml" ds:itemID="{233BA2F3-33A8-4E34-89BB-5FCB854F356A}">
   <ds:schemaRefs>
     <ds:schemaRef ds:uri="http://schemas.openxmlformats.org/officeDocument/2006/bibliography"/>
   </ds:schemaRefs>
